--- a/07_Final_deliveries/Report/Report - Trade Hunter.docx
+++ b/07_Final_deliveries/Report/Report - Trade Hunter.docx
@@ -74,7 +74,7 @@
         <mc:AlternateContent>
           <mc:Choice Requires="wpg">
             <w:drawing>
-              <wp:anchor distT="0" distB="0" distL="114300" distR="114300" simplePos="0" relativeHeight="251659264" behindDoc="0" locked="0" layoutInCell="1" allowOverlap="1" wp14:anchorId="1E2ABBB2" wp14:editId="4521281B">
+              <wp:anchor distT="0" distB="0" distL="114300" distR="114300" simplePos="0" relativeHeight="251659264" behindDoc="0" locked="0" layoutInCell="1" allowOverlap="1" wp14:anchorId="1E2ABBB2" wp14:editId="2E40F4B9">
                 <wp:simplePos x="0" y="0"/>
                 <wp:positionH relativeFrom="column">
                   <wp:posOffset>-1714500</wp:posOffset>
@@ -931,7 +931,7 @@
         </w:rPr>
         <w:fldChar w:fldCharType="separate"/>
       </w:r>
-      <w:hyperlink w:anchor="_Toc156760723" w:history="1">
+      <w:hyperlink w:anchor="_Toc156844175" w:history="1">
         <w:r>
           <w:rPr>
             <w:rStyle w:val="Hipervnculo"/>
@@ -958,7 +958,7 @@
             <w:noProof/>
             <w:webHidden/>
           </w:rPr>
-          <w:instrText xml:space="preserve"> PAGEREF _Toc156760723 \h </w:instrText>
+          <w:instrText xml:space="preserve"> PAGEREF _Toc156844175 \h </w:instrText>
         </w:r>
         <w:r>
           <w:rPr>
@@ -1005,7 +1005,7 @@
           <w14:ligatures w14:val="standardContextual"/>
         </w:rPr>
       </w:pPr>
-      <w:hyperlink w:anchor="_Toc156760724" w:history="1">
+      <w:hyperlink w:anchor="_Toc156844176" w:history="1">
         <w:r>
           <w:rPr>
             <w:rStyle w:val="Hipervnculo"/>
@@ -1032,7 +1032,7 @@
             <w:noProof/>
             <w:webHidden/>
           </w:rPr>
-          <w:instrText xml:space="preserve"> PAGEREF _Toc156760724 \h </w:instrText>
+          <w:instrText xml:space="preserve"> PAGEREF _Toc156844176 \h </w:instrText>
         </w:r>
         <w:r>
           <w:rPr>
@@ -1080,7 +1080,7 @@
           <w14:ligatures w14:val="standardContextual"/>
         </w:rPr>
       </w:pPr>
-      <w:hyperlink w:anchor="_Toc156760725" w:history="1">
+      <w:hyperlink w:anchor="_Toc156844177" w:history="1">
         <w:r>
           <w:rPr>
             <w:rStyle w:val="Hipervnculo"/>
@@ -1126,7 +1126,7 @@
             <w:noProof/>
             <w:webHidden/>
           </w:rPr>
-          <w:instrText xml:space="preserve"> PAGEREF _Toc156760725 \h </w:instrText>
+          <w:instrText xml:space="preserve"> PAGEREF _Toc156844177 \h </w:instrText>
         </w:r>
         <w:r>
           <w:rPr>
@@ -1174,7 +1174,7 @@
           <w14:ligatures w14:val="standardContextual"/>
         </w:rPr>
       </w:pPr>
-      <w:hyperlink w:anchor="_Toc156760726" w:history="1">
+      <w:hyperlink w:anchor="_Toc156844178" w:history="1">
         <w:r>
           <w:rPr>
             <w:rStyle w:val="Hipervnculo"/>
@@ -1220,7 +1220,7 @@
             <w:noProof/>
             <w:webHidden/>
           </w:rPr>
-          <w:instrText xml:space="preserve"> PAGEREF _Toc156760726 \h </w:instrText>
+          <w:instrText xml:space="preserve"> PAGEREF _Toc156844178 \h </w:instrText>
         </w:r>
         <w:r>
           <w:rPr>
@@ -1268,7 +1268,7 @@
           <w14:ligatures w14:val="standardContextual"/>
         </w:rPr>
       </w:pPr>
-      <w:hyperlink w:anchor="_Toc156760727" w:history="1">
+      <w:hyperlink w:anchor="_Toc156844179" w:history="1">
         <w:r>
           <w:rPr>
             <w:rStyle w:val="Hipervnculo"/>
@@ -1314,7 +1314,7 @@
             <w:noProof/>
             <w:webHidden/>
           </w:rPr>
-          <w:instrText xml:space="preserve"> PAGEREF _Toc156760727 \h </w:instrText>
+          <w:instrText xml:space="preserve"> PAGEREF _Toc156844179 \h </w:instrText>
         </w:r>
         <w:r>
           <w:rPr>
@@ -1360,7 +1360,7 @@
           <w14:ligatures w14:val="standardContextual"/>
         </w:rPr>
       </w:pPr>
-      <w:hyperlink w:anchor="_Toc156760728" w:history="1">
+      <w:hyperlink w:anchor="_Toc156844180" w:history="1">
         <w:r>
           <w:rPr>
             <w:rStyle w:val="Hipervnculo"/>
@@ -1404,7 +1404,7 @@
             <w:noProof/>
             <w:webHidden/>
           </w:rPr>
-          <w:instrText xml:space="preserve"> PAGEREF _Toc156760728 \h </w:instrText>
+          <w:instrText xml:space="preserve"> PAGEREF _Toc156844180 \h </w:instrText>
         </w:r>
         <w:r>
           <w:rPr>
@@ -1450,7 +1450,7 @@
           <w14:ligatures w14:val="standardContextual"/>
         </w:rPr>
       </w:pPr>
-      <w:hyperlink w:anchor="_Toc156760729" w:history="1">
+      <w:hyperlink w:anchor="_Toc156844181" w:history="1">
         <w:r>
           <w:rPr>
             <w:rStyle w:val="Hipervnculo"/>
@@ -1494,7 +1494,7 @@
             <w:noProof/>
             <w:webHidden/>
           </w:rPr>
-          <w:instrText xml:space="preserve"> PAGEREF _Toc156760729 \h </w:instrText>
+          <w:instrText xml:space="preserve"> PAGEREF _Toc156844181 \h </w:instrText>
         </w:r>
         <w:r>
           <w:rPr>
@@ -1540,7 +1540,7 @@
           <w14:ligatures w14:val="standardContextual"/>
         </w:rPr>
       </w:pPr>
-      <w:hyperlink w:anchor="_Toc156760730" w:history="1">
+      <w:hyperlink w:anchor="_Toc156844182" w:history="1">
         <w:r>
           <w:rPr>
             <w:rStyle w:val="Hipervnculo"/>
@@ -1584,7 +1584,7 @@
             <w:noProof/>
             <w:webHidden/>
           </w:rPr>
-          <w:instrText xml:space="preserve"> PAGEREF _Toc156760730 \h </w:instrText>
+          <w:instrText xml:space="preserve"> PAGEREF _Toc156844182 \h </w:instrText>
         </w:r>
         <w:r>
           <w:rPr>
@@ -1630,7 +1630,7 @@
           <w14:ligatures w14:val="standardContextual"/>
         </w:rPr>
       </w:pPr>
-      <w:hyperlink w:anchor="_Toc156760731" w:history="1">
+      <w:hyperlink w:anchor="_Toc156844183" w:history="1">
         <w:r>
           <w:rPr>
             <w:rStyle w:val="Hipervnculo"/>
@@ -1674,7 +1674,7 @@
             <w:noProof/>
             <w:webHidden/>
           </w:rPr>
-          <w:instrText xml:space="preserve"> PAGEREF _Toc156760731 \h </w:instrText>
+          <w:instrText xml:space="preserve"> PAGEREF _Toc156844183 \h </w:instrText>
         </w:r>
         <w:r>
           <w:rPr>
@@ -1720,7 +1720,7 @@
           <w14:ligatures w14:val="standardContextual"/>
         </w:rPr>
       </w:pPr>
-      <w:hyperlink w:anchor="_Toc156760732" w:history="1">
+      <w:hyperlink w:anchor="_Toc156844184" w:history="1">
         <w:r>
           <w:rPr>
             <w:rStyle w:val="Hipervnculo"/>
@@ -1764,7 +1764,7 @@
             <w:noProof/>
             <w:webHidden/>
           </w:rPr>
-          <w:instrText xml:space="preserve"> PAGEREF _Toc156760732 \h </w:instrText>
+          <w:instrText xml:space="preserve"> PAGEREF _Toc156844184 \h </w:instrText>
         </w:r>
         <w:r>
           <w:rPr>
@@ -1810,7 +1810,7 @@
           <w14:ligatures w14:val="standardContextual"/>
         </w:rPr>
       </w:pPr>
-      <w:hyperlink w:anchor="_Toc156760733" w:history="1">
+      <w:hyperlink w:anchor="_Toc156844185" w:history="1">
         <w:r>
           <w:rPr>
             <w:rStyle w:val="Hipervnculo"/>
@@ -1854,7 +1854,7 @@
             <w:noProof/>
             <w:webHidden/>
           </w:rPr>
-          <w:instrText xml:space="preserve"> PAGEREF _Toc156760733 \h </w:instrText>
+          <w:instrText xml:space="preserve"> PAGEREF _Toc156844185 \h </w:instrText>
         </w:r>
         <w:r>
           <w:rPr>
@@ -1900,7 +1900,7 @@
           <w14:ligatures w14:val="standardContextual"/>
         </w:rPr>
       </w:pPr>
-      <w:hyperlink w:anchor="_Toc156760734" w:history="1">
+      <w:hyperlink w:anchor="_Toc156844186" w:history="1">
         <w:r>
           <w:rPr>
             <w:rStyle w:val="Hipervnculo"/>
@@ -1944,7 +1944,7 @@
             <w:noProof/>
             <w:webHidden/>
           </w:rPr>
-          <w:instrText xml:space="preserve"> PAGEREF _Toc156760734 \h </w:instrText>
+          <w:instrText xml:space="preserve"> PAGEREF _Toc156844186 \h </w:instrText>
         </w:r>
         <w:r>
           <w:rPr>
@@ -1990,7 +1990,7 @@
           <w14:ligatures w14:val="standardContextual"/>
         </w:rPr>
       </w:pPr>
-      <w:hyperlink w:anchor="_Toc156760735" w:history="1">
+      <w:hyperlink w:anchor="_Toc156844187" w:history="1">
         <w:r>
           <w:rPr>
             <w:rStyle w:val="Hipervnculo"/>
@@ -2034,7 +2034,7 @@
             <w:noProof/>
             <w:webHidden/>
           </w:rPr>
-          <w:instrText xml:space="preserve"> PAGEREF _Toc156760735 \h </w:instrText>
+          <w:instrText xml:space="preserve"> PAGEREF _Toc156844187 \h </w:instrText>
         </w:r>
         <w:r>
           <w:rPr>
@@ -2080,7 +2080,7 @@
           <w14:ligatures w14:val="standardContextual"/>
         </w:rPr>
       </w:pPr>
-      <w:hyperlink w:anchor="_Toc156760736" w:history="1">
+      <w:hyperlink w:anchor="_Toc156844188" w:history="1">
         <w:r>
           <w:rPr>
             <w:rStyle w:val="Hipervnculo"/>
@@ -2124,7 +2124,7 @@
             <w:noProof/>
             <w:webHidden/>
           </w:rPr>
-          <w:instrText xml:space="preserve"> PAGEREF _Toc156760736 \h </w:instrText>
+          <w:instrText xml:space="preserve"> PAGEREF _Toc156844188 \h </w:instrText>
         </w:r>
         <w:r>
           <w:rPr>
@@ -2170,7 +2170,7 @@
           <w14:ligatures w14:val="standardContextual"/>
         </w:rPr>
       </w:pPr>
-      <w:hyperlink w:anchor="_Toc156760737" w:history="1">
+      <w:hyperlink w:anchor="_Toc156844189" w:history="1">
         <w:r>
           <w:rPr>
             <w:rStyle w:val="Hipervnculo"/>
@@ -2214,7 +2214,7 @@
             <w:noProof/>
             <w:webHidden/>
           </w:rPr>
-          <w:instrText xml:space="preserve"> PAGEREF _Toc156760737 \h </w:instrText>
+          <w:instrText xml:space="preserve"> PAGEREF _Toc156844189 \h </w:instrText>
         </w:r>
         <w:r>
           <w:rPr>
@@ -2260,7 +2260,7 @@
           <w14:ligatures w14:val="standardContextual"/>
         </w:rPr>
       </w:pPr>
-      <w:hyperlink w:anchor="_Toc156760738" w:history="1">
+      <w:hyperlink w:anchor="_Toc156844190" w:history="1">
         <w:r>
           <w:rPr>
             <w:rStyle w:val="Hipervnculo"/>
@@ -2304,7 +2304,7 @@
             <w:noProof/>
             <w:webHidden/>
           </w:rPr>
-          <w:instrText xml:space="preserve"> PAGEREF _Toc156760738 \h </w:instrText>
+          <w:instrText xml:space="preserve"> PAGEREF _Toc156844190 \h </w:instrText>
         </w:r>
         <w:r>
           <w:rPr>
@@ -2350,7 +2350,7 @@
           <w14:ligatures w14:val="standardContextual"/>
         </w:rPr>
       </w:pPr>
-      <w:hyperlink w:anchor="_Toc156760739" w:history="1">
+      <w:hyperlink w:anchor="_Toc156844191" w:history="1">
         <w:r>
           <w:rPr>
             <w:rStyle w:val="Hipervnculo"/>
@@ -2394,7 +2394,7 @@
             <w:noProof/>
             <w:webHidden/>
           </w:rPr>
-          <w:instrText xml:space="preserve"> PAGEREF _Toc156760739 \h </w:instrText>
+          <w:instrText xml:space="preserve"> PAGEREF _Toc156844191 \h </w:instrText>
         </w:r>
         <w:r>
           <w:rPr>
@@ -2440,7 +2440,7 @@
           <w14:ligatures w14:val="standardContextual"/>
         </w:rPr>
       </w:pPr>
-      <w:hyperlink w:anchor="_Toc156760740" w:history="1">
+      <w:hyperlink w:anchor="_Toc156844192" w:history="1">
         <w:r>
           <w:rPr>
             <w:rStyle w:val="Hipervnculo"/>
@@ -2484,7 +2484,7 @@
             <w:noProof/>
             <w:webHidden/>
           </w:rPr>
-          <w:instrText xml:space="preserve"> PAGEREF _Toc156760740 \h </w:instrText>
+          <w:instrText xml:space="preserve"> PAGEREF _Toc156844192 \h </w:instrText>
         </w:r>
         <w:r>
           <w:rPr>
@@ -2530,7 +2530,7 @@
           <w14:ligatures w14:val="standardContextual"/>
         </w:rPr>
       </w:pPr>
-      <w:hyperlink w:anchor="_Toc156760741" w:history="1">
+      <w:hyperlink w:anchor="_Toc156844193" w:history="1">
         <w:r>
           <w:rPr>
             <w:rStyle w:val="Hipervnculo"/>
@@ -2574,7 +2574,7 @@
             <w:noProof/>
             <w:webHidden/>
           </w:rPr>
-          <w:instrText xml:space="preserve"> PAGEREF _Toc156760741 \h </w:instrText>
+          <w:instrText xml:space="preserve"> PAGEREF _Toc156844193 \h </w:instrText>
         </w:r>
         <w:r>
           <w:rPr>
@@ -2620,7 +2620,7 @@
           <w14:ligatures w14:val="standardContextual"/>
         </w:rPr>
       </w:pPr>
-      <w:hyperlink w:anchor="_Toc156760742" w:history="1">
+      <w:hyperlink w:anchor="_Toc156844194" w:history="1">
         <w:r>
           <w:rPr>
             <w:rStyle w:val="Hipervnculo"/>
@@ -2664,7 +2664,7 @@
             <w:noProof/>
             <w:webHidden/>
           </w:rPr>
-          <w:instrText xml:space="preserve"> PAGEREF _Toc156760742 \h </w:instrText>
+          <w:instrText xml:space="preserve"> PAGEREF _Toc156844194 \h </w:instrText>
         </w:r>
         <w:r>
           <w:rPr>
@@ -2710,7 +2710,7 @@
           <w14:ligatures w14:val="standardContextual"/>
         </w:rPr>
       </w:pPr>
-      <w:hyperlink w:anchor="_Toc156760743" w:history="1">
+      <w:hyperlink w:anchor="_Toc156844195" w:history="1">
         <w:r>
           <w:rPr>
             <w:rStyle w:val="Hipervnculo"/>
@@ -2754,7 +2754,7 @@
             <w:noProof/>
             <w:webHidden/>
           </w:rPr>
-          <w:instrText xml:space="preserve"> PAGEREF _Toc156760743 \h </w:instrText>
+          <w:instrText xml:space="preserve"> PAGEREF _Toc156844195 \h </w:instrText>
         </w:r>
         <w:r>
           <w:rPr>
@@ -2800,7 +2800,7 @@
           <w14:ligatures w14:val="standardContextual"/>
         </w:rPr>
       </w:pPr>
-      <w:hyperlink w:anchor="_Toc156760744" w:history="1">
+      <w:hyperlink w:anchor="_Toc156844196" w:history="1">
         <w:r>
           <w:rPr>
             <w:rStyle w:val="Hipervnculo"/>
@@ -2844,7 +2844,7 @@
             <w:noProof/>
             <w:webHidden/>
           </w:rPr>
-          <w:instrText xml:space="preserve"> PAGEREF _Toc156760744 \h </w:instrText>
+          <w:instrText xml:space="preserve"> PAGEREF _Toc156844196 \h </w:instrText>
         </w:r>
         <w:r>
           <w:rPr>
@@ -2890,7 +2890,7 @@
           <w14:ligatures w14:val="standardContextual"/>
         </w:rPr>
       </w:pPr>
-      <w:hyperlink w:anchor="_Toc156760745" w:history="1">
+      <w:hyperlink w:anchor="_Toc156844197" w:history="1">
         <w:r>
           <w:rPr>
             <w:rStyle w:val="Hipervnculo"/>
@@ -2934,7 +2934,7 @@
             <w:noProof/>
             <w:webHidden/>
           </w:rPr>
-          <w:instrText xml:space="preserve"> PAGEREF _Toc156760745 \h </w:instrText>
+          <w:instrText xml:space="preserve"> PAGEREF _Toc156844197 \h </w:instrText>
         </w:r>
         <w:r>
           <w:rPr>
@@ -2980,7 +2980,7 @@
           <w14:ligatures w14:val="standardContextual"/>
         </w:rPr>
       </w:pPr>
-      <w:hyperlink w:anchor="_Toc156760746" w:history="1">
+      <w:hyperlink w:anchor="_Toc156844198" w:history="1">
         <w:r>
           <w:rPr>
             <w:rStyle w:val="Hipervnculo"/>
@@ -3024,7 +3024,7 @@
             <w:noProof/>
             <w:webHidden/>
           </w:rPr>
-          <w:instrText xml:space="preserve"> PAGEREF _Toc156760746 \h </w:instrText>
+          <w:instrText xml:space="preserve"> PAGEREF _Toc156844198 \h </w:instrText>
         </w:r>
         <w:r>
           <w:rPr>
@@ -3070,7 +3070,7 @@
           <w14:ligatures w14:val="standardContextual"/>
         </w:rPr>
       </w:pPr>
-      <w:hyperlink w:anchor="_Toc156760747" w:history="1">
+      <w:hyperlink w:anchor="_Toc156844199" w:history="1">
         <w:r>
           <w:rPr>
             <w:rStyle w:val="Hipervnculo"/>
@@ -3114,7 +3114,7 @@
             <w:noProof/>
             <w:webHidden/>
           </w:rPr>
-          <w:instrText xml:space="preserve"> PAGEREF _Toc156760747 \h </w:instrText>
+          <w:instrText xml:space="preserve"> PAGEREF _Toc156844199 \h </w:instrText>
         </w:r>
         <w:r>
           <w:rPr>
@@ -3162,7 +3162,7 @@
           <w14:ligatures w14:val="standardContextual"/>
         </w:rPr>
       </w:pPr>
-      <w:hyperlink w:anchor="_Toc156760748" w:history="1">
+      <w:hyperlink w:anchor="_Toc156844200" w:history="1">
         <w:r>
           <w:rPr>
             <w:rStyle w:val="Hipervnculo"/>
@@ -3208,7 +3208,7 @@
             <w:noProof/>
             <w:webHidden/>
           </w:rPr>
-          <w:instrText xml:space="preserve"> PAGEREF _Toc156760748 \h </w:instrText>
+          <w:instrText xml:space="preserve"> PAGEREF _Toc156844200 \h </w:instrText>
         </w:r>
         <w:r>
           <w:rPr>
@@ -3254,7 +3254,7 @@
           <w14:ligatures w14:val="standardContextual"/>
         </w:rPr>
       </w:pPr>
-      <w:hyperlink w:anchor="_Toc156760749" w:history="1">
+      <w:hyperlink w:anchor="_Toc156844201" w:history="1">
         <w:r>
           <w:rPr>
             <w:rStyle w:val="Hipervnculo"/>
@@ -3298,7 +3298,7 @@
             <w:noProof/>
             <w:webHidden/>
           </w:rPr>
-          <w:instrText xml:space="preserve"> PAGEREF _Toc156760749 \h </w:instrText>
+          <w:instrText xml:space="preserve"> PAGEREF _Toc156844201 \h </w:instrText>
         </w:r>
         <w:r>
           <w:rPr>
@@ -3344,7 +3344,7 @@
           <w14:ligatures w14:val="standardContextual"/>
         </w:rPr>
       </w:pPr>
-      <w:hyperlink w:anchor="_Toc156760750" w:history="1">
+      <w:hyperlink w:anchor="_Toc156844202" w:history="1">
         <w:r>
           <w:rPr>
             <w:rStyle w:val="Hipervnculo"/>
@@ -3388,7 +3388,7 @@
             <w:noProof/>
             <w:webHidden/>
           </w:rPr>
-          <w:instrText xml:space="preserve"> PAGEREF _Toc156760750 \h </w:instrText>
+          <w:instrText xml:space="preserve"> PAGEREF _Toc156844202 \h </w:instrText>
         </w:r>
         <w:r>
           <w:rPr>
@@ -3408,7 +3408,7 @@
             <w:noProof/>
             <w:webHidden/>
           </w:rPr>
-          <w:t>19</w:t>
+          <w:t>20</w:t>
         </w:r>
         <w:r>
           <w:rPr>
@@ -3434,7 +3434,7 @@
           <w14:ligatures w14:val="standardContextual"/>
         </w:rPr>
       </w:pPr>
-      <w:hyperlink w:anchor="_Toc156760751" w:history="1">
+      <w:hyperlink w:anchor="_Toc156844203" w:history="1">
         <w:r>
           <w:rPr>
             <w:rStyle w:val="Hipervnculo"/>
@@ -3478,7 +3478,7 @@
             <w:noProof/>
             <w:webHidden/>
           </w:rPr>
-          <w:instrText xml:space="preserve"> PAGEREF _Toc156760751 \h </w:instrText>
+          <w:instrText xml:space="preserve"> PAGEREF _Toc156844203 \h </w:instrText>
         </w:r>
         <w:r>
           <w:rPr>
@@ -3524,7 +3524,7 @@
           <w14:ligatures w14:val="standardContextual"/>
         </w:rPr>
       </w:pPr>
-      <w:hyperlink w:anchor="_Toc156760752" w:history="1">
+      <w:hyperlink w:anchor="_Toc156844204" w:history="1">
         <w:r>
           <w:rPr>
             <w:rStyle w:val="Hipervnculo"/>
@@ -3568,7 +3568,7 @@
             <w:noProof/>
             <w:webHidden/>
           </w:rPr>
-          <w:instrText xml:space="preserve"> PAGEREF _Toc156760752 \h </w:instrText>
+          <w:instrText xml:space="preserve"> PAGEREF _Toc156844204 \h </w:instrText>
         </w:r>
         <w:r>
           <w:rPr>
@@ -3616,7 +3616,7 @@
           <w14:ligatures w14:val="standardContextual"/>
         </w:rPr>
       </w:pPr>
-      <w:hyperlink w:anchor="_Toc156760753" w:history="1">
+      <w:hyperlink w:anchor="_Toc156844205" w:history="1">
         <w:r>
           <w:rPr>
             <w:rStyle w:val="Hipervnculo"/>
@@ -3662,7 +3662,7 @@
             <w:noProof/>
             <w:webHidden/>
           </w:rPr>
-          <w:instrText xml:space="preserve"> PAGEREF _Toc156760753 \h </w:instrText>
+          <w:instrText xml:space="preserve"> PAGEREF _Toc156844205 \h </w:instrText>
         </w:r>
         <w:r>
           <w:rPr>
@@ -3682,7 +3682,7 @@
             <w:noProof/>
             <w:webHidden/>
           </w:rPr>
-          <w:t>22</w:t>
+          <w:t>23</w:t>
         </w:r>
         <w:r>
           <w:rPr>
@@ -3708,7 +3708,7 @@
           <w14:ligatures w14:val="standardContextual"/>
         </w:rPr>
       </w:pPr>
-      <w:hyperlink w:anchor="_Toc156760754" w:history="1">
+      <w:hyperlink w:anchor="_Toc156844206" w:history="1">
         <w:r>
           <w:rPr>
             <w:rStyle w:val="Hipervnculo"/>
@@ -3752,7 +3752,7 @@
             <w:noProof/>
             <w:webHidden/>
           </w:rPr>
-          <w:instrText xml:space="preserve"> PAGEREF _Toc156760754 \h </w:instrText>
+          <w:instrText xml:space="preserve"> PAGEREF _Toc156844206 \h </w:instrText>
         </w:r>
         <w:r>
           <w:rPr>
@@ -3772,7 +3772,7 @@
             <w:noProof/>
             <w:webHidden/>
           </w:rPr>
-          <w:t>22</w:t>
+          <w:t>23</w:t>
         </w:r>
         <w:r>
           <w:rPr>
@@ -3798,7 +3798,7 @@
           <w14:ligatures w14:val="standardContextual"/>
         </w:rPr>
       </w:pPr>
-      <w:hyperlink w:anchor="_Toc156760755" w:history="1">
+      <w:hyperlink w:anchor="_Toc156844207" w:history="1">
         <w:r>
           <w:rPr>
             <w:rStyle w:val="Hipervnculo"/>
@@ -3842,7 +3842,7 @@
             <w:noProof/>
             <w:webHidden/>
           </w:rPr>
-          <w:instrText xml:space="preserve"> PAGEREF _Toc156760755 \h </w:instrText>
+          <w:instrText xml:space="preserve"> PAGEREF _Toc156844207 \h </w:instrText>
         </w:r>
         <w:r>
           <w:rPr>
@@ -3862,7 +3862,7 @@
             <w:noProof/>
             <w:webHidden/>
           </w:rPr>
-          <w:t>22</w:t>
+          <w:t>23</w:t>
         </w:r>
         <w:r>
           <w:rPr>
@@ -3890,7 +3890,7 @@
           <w14:ligatures w14:val="standardContextual"/>
         </w:rPr>
       </w:pPr>
-      <w:hyperlink w:anchor="_Toc156760756" w:history="1">
+      <w:hyperlink w:anchor="_Toc156844208" w:history="1">
         <w:r>
           <w:rPr>
             <w:rStyle w:val="Hipervnculo"/>
@@ -3936,7 +3936,7 @@
             <w:noProof/>
             <w:webHidden/>
           </w:rPr>
-          <w:instrText xml:space="preserve"> PAGEREF _Toc156760756 \h </w:instrText>
+          <w:instrText xml:space="preserve"> PAGEREF _Toc156844208 \h </w:instrText>
         </w:r>
         <w:r>
           <w:rPr>
@@ -3956,7 +3956,7 @@
             <w:noProof/>
             <w:webHidden/>
           </w:rPr>
-          <w:t>23</w:t>
+          <w:t>24</w:t>
         </w:r>
         <w:r>
           <w:rPr>
@@ -3984,7 +3984,7 @@
           <w14:ligatures w14:val="standardContextual"/>
         </w:rPr>
       </w:pPr>
-      <w:hyperlink w:anchor="_Toc156760757" w:history="1">
+      <w:hyperlink w:anchor="_Toc156844209" w:history="1">
         <w:r>
           <w:rPr>
             <w:rStyle w:val="Hipervnculo"/>
@@ -4030,7 +4030,7 @@
             <w:noProof/>
             <w:webHidden/>
           </w:rPr>
-          <w:instrText xml:space="preserve"> PAGEREF _Toc156760757 \h </w:instrText>
+          <w:instrText xml:space="preserve"> PAGEREF _Toc156844209 \h </w:instrText>
         </w:r>
         <w:r>
           <w:rPr>
@@ -4050,7 +4050,7 @@
             <w:noProof/>
             <w:webHidden/>
           </w:rPr>
-          <w:t>24</w:t>
+          <w:t>25</w:t>
         </w:r>
         <w:r>
           <w:rPr>
@@ -4095,7 +4095,7 @@
           <w:numId w:val="0"/>
         </w:numPr>
       </w:pPr>
-      <w:bookmarkStart w:id="2" w:name="_Toc156760723"/>
+      <w:bookmarkStart w:id="2" w:name="_Toc156844175"/>
       <w:r>
         <w:lastRenderedPageBreak/>
         <w:t>Figure index</w:t>
@@ -4122,7 +4122,7 @@
       <w:r>
         <w:fldChar w:fldCharType="separate"/>
       </w:r>
-      <w:hyperlink w:anchor="_Toc156760794" w:history="1">
+      <w:hyperlink w:anchor="_Toc156844210" w:history="1">
         <w:r>
           <w:rPr>
             <w:rStyle w:val="Hipervnculo"/>
@@ -4157,7 +4157,7 @@
             <w:noProof/>
             <w:webHidden/>
           </w:rPr>
-          <w:instrText xml:space="preserve"> PAGEREF _Toc156760794 \h </w:instrText>
+          <w:instrText xml:space="preserve"> PAGEREF _Toc156844210 \h </w:instrText>
         </w:r>
         <w:r>
           <w:rPr>
@@ -4199,7 +4199,7 @@
           <w14:ligatures w14:val="standardContextual"/>
         </w:rPr>
       </w:pPr>
-      <w:hyperlink w:anchor="_Toc156760795" w:history="1">
+      <w:hyperlink w:anchor="_Toc156844211" w:history="1">
         <w:r>
           <w:rPr>
             <w:rStyle w:val="Hipervnculo"/>
@@ -4234,7 +4234,7 @@
             <w:noProof/>
             <w:webHidden/>
           </w:rPr>
-          <w:instrText xml:space="preserve"> PAGEREF _Toc156760795 \h </w:instrText>
+          <w:instrText xml:space="preserve"> PAGEREF _Toc156844211 \h </w:instrText>
         </w:r>
         <w:r>
           <w:rPr>
@@ -4276,7 +4276,7 @@
           <w14:ligatures w14:val="standardContextual"/>
         </w:rPr>
       </w:pPr>
-      <w:hyperlink w:anchor="_Toc156760796" w:history="1">
+      <w:hyperlink w:anchor="_Toc156844212" w:history="1">
         <w:r>
           <w:rPr>
             <w:rStyle w:val="Hipervnculo"/>
@@ -4311,7 +4311,7 @@
             <w:noProof/>
             <w:webHidden/>
           </w:rPr>
-          <w:instrText xml:space="preserve"> PAGEREF _Toc156760796 \h </w:instrText>
+          <w:instrText xml:space="preserve"> PAGEREF _Toc156844212 \h </w:instrText>
         </w:r>
         <w:r>
           <w:rPr>
@@ -4353,7 +4353,7 @@
           <w14:ligatures w14:val="standardContextual"/>
         </w:rPr>
       </w:pPr>
-      <w:hyperlink w:anchor="_Toc156760797" w:history="1">
+      <w:hyperlink w:anchor="_Toc156844213" w:history="1">
         <w:r>
           <w:rPr>
             <w:rStyle w:val="Hipervnculo"/>
@@ -4388,7 +4388,7 @@
             <w:noProof/>
             <w:webHidden/>
           </w:rPr>
-          <w:instrText xml:space="preserve"> PAGEREF _Toc156760797 \h </w:instrText>
+          <w:instrText xml:space="preserve"> PAGEREF _Toc156844213 \h </w:instrText>
         </w:r>
         <w:r>
           <w:rPr>
@@ -4430,7 +4430,7 @@
           <w14:ligatures w14:val="standardContextual"/>
         </w:rPr>
       </w:pPr>
-      <w:hyperlink w:anchor="_Toc156760798" w:history="1">
+      <w:hyperlink w:anchor="_Toc156844214" w:history="1">
         <w:r>
           <w:rPr>
             <w:rStyle w:val="Hipervnculo"/>
@@ -4465,7 +4465,7 @@
             <w:noProof/>
             <w:webHidden/>
           </w:rPr>
-          <w:instrText xml:space="preserve"> PAGEREF _Toc156760798 \h </w:instrText>
+          <w:instrText xml:space="preserve"> PAGEREF _Toc156844214 \h </w:instrText>
         </w:r>
         <w:r>
           <w:rPr>
@@ -4507,7 +4507,7 @@
           <w14:ligatures w14:val="standardContextual"/>
         </w:rPr>
       </w:pPr>
-      <w:hyperlink w:anchor="_Toc156760799" w:history="1">
+      <w:hyperlink w:anchor="_Toc156844215" w:history="1">
         <w:r>
           <w:rPr>
             <w:rStyle w:val="Hipervnculo"/>
@@ -4542,7 +4542,7 @@
             <w:noProof/>
             <w:webHidden/>
           </w:rPr>
-          <w:instrText xml:space="preserve"> PAGEREF _Toc156760799 \h </w:instrText>
+          <w:instrText xml:space="preserve"> PAGEREF _Toc156844215 \h </w:instrText>
         </w:r>
         <w:r>
           <w:rPr>
@@ -4584,7 +4584,7 @@
           <w14:ligatures w14:val="standardContextual"/>
         </w:rPr>
       </w:pPr>
-      <w:hyperlink w:anchor="_Toc156760800" w:history="1">
+      <w:hyperlink w:anchor="_Toc156844216" w:history="1">
         <w:r>
           <w:rPr>
             <w:rStyle w:val="Hipervnculo"/>
@@ -4619,7 +4619,7 @@
             <w:noProof/>
             <w:webHidden/>
           </w:rPr>
-          <w:instrText xml:space="preserve"> PAGEREF _Toc156760800 \h </w:instrText>
+          <w:instrText xml:space="preserve"> PAGEREF _Toc156844216 \h </w:instrText>
         </w:r>
         <w:r>
           <w:rPr>
@@ -4661,7 +4661,7 @@
           <w14:ligatures w14:val="standardContextual"/>
         </w:rPr>
       </w:pPr>
-      <w:hyperlink w:anchor="_Toc156760801" w:history="1">
+      <w:hyperlink w:anchor="_Toc156844217" w:history="1">
         <w:r>
           <w:rPr>
             <w:rStyle w:val="Hipervnculo"/>
@@ -4696,7 +4696,7 @@
             <w:noProof/>
             <w:webHidden/>
           </w:rPr>
-          <w:instrText xml:space="preserve"> PAGEREF _Toc156760801 \h </w:instrText>
+          <w:instrText xml:space="preserve"> PAGEREF _Toc156844217 \h </w:instrText>
         </w:r>
         <w:r>
           <w:rPr>
@@ -4738,7 +4738,7 @@
           <w14:ligatures w14:val="standardContextual"/>
         </w:rPr>
       </w:pPr>
-      <w:hyperlink w:anchor="_Toc156760802" w:history="1">
+      <w:hyperlink w:anchor="_Toc156844218" w:history="1">
         <w:r>
           <w:rPr>
             <w:rStyle w:val="Hipervnculo"/>
@@ -4773,7 +4773,7 @@
             <w:noProof/>
             <w:webHidden/>
           </w:rPr>
-          <w:instrText xml:space="preserve"> PAGEREF _Toc156760802 \h </w:instrText>
+          <w:instrText xml:space="preserve"> PAGEREF _Toc156844218 \h </w:instrText>
         </w:r>
         <w:r>
           <w:rPr>
@@ -4794,6 +4794,160 @@
             <w:webHidden/>
           </w:rPr>
           <w:t>17</w:t>
+        </w:r>
+        <w:r>
+          <w:rPr>
+            <w:noProof/>
+            <w:webHidden/>
+          </w:rPr>
+          <w:fldChar w:fldCharType="end"/>
+        </w:r>
+      </w:hyperlink>
+    </w:p>
+    <w:p>
+      <w:pPr>
+        <w:pStyle w:val="Tabladeilustraciones"/>
+        <w:rPr>
+          <w:rFonts w:asciiTheme="minorHAnsi" w:eastAsiaTheme="minorEastAsia" w:hAnsiTheme="minorHAnsi"/>
+          <w:noProof/>
+          <w:kern w:val="2"/>
+          <w:lang w:val="eu-ES" w:eastAsia="eu-ES"/>
+          <w14:ligatures w14:val="standardContextual"/>
+        </w:rPr>
+      </w:pPr>
+      <w:hyperlink w:anchor="_Toc156844219" w:history="1">
+        <w:r>
+          <w:rPr>
+            <w:rStyle w:val="Hipervnculo"/>
+            <w:noProof/>
+          </w:rPr>
+          <w:t>4</w:t>
+        </w:r>
+        <w:r>
+          <w:rPr>
+            <w:rStyle w:val="Hipervnculo"/>
+            <w:noProof/>
+          </w:rPr>
+          <w:noBreakHyphen/>
+          <w:t>1. Figure: Project's final Gantt chart</w:t>
+        </w:r>
+        <w:r>
+          <w:rPr>
+            <w:noProof/>
+            <w:webHidden/>
+          </w:rPr>
+          <w:tab/>
+        </w:r>
+        <w:r>
+          <w:rPr>
+            <w:noProof/>
+            <w:webHidden/>
+          </w:rPr>
+          <w:fldChar w:fldCharType="begin"/>
+        </w:r>
+        <w:r>
+          <w:rPr>
+            <w:noProof/>
+            <w:webHidden/>
+          </w:rPr>
+          <w:instrText xml:space="preserve"> PAGEREF _Toc156844219 \h </w:instrText>
+        </w:r>
+        <w:r>
+          <w:rPr>
+            <w:noProof/>
+            <w:webHidden/>
+          </w:rPr>
+        </w:r>
+        <w:r>
+          <w:rPr>
+            <w:noProof/>
+            <w:webHidden/>
+          </w:rPr>
+          <w:fldChar w:fldCharType="separate"/>
+        </w:r>
+        <w:r>
+          <w:rPr>
+            <w:noProof/>
+            <w:webHidden/>
+          </w:rPr>
+          <w:t>20</w:t>
+        </w:r>
+        <w:r>
+          <w:rPr>
+            <w:noProof/>
+            <w:webHidden/>
+          </w:rPr>
+          <w:fldChar w:fldCharType="end"/>
+        </w:r>
+      </w:hyperlink>
+    </w:p>
+    <w:p>
+      <w:pPr>
+        <w:pStyle w:val="Tabladeilustraciones"/>
+        <w:rPr>
+          <w:rFonts w:asciiTheme="minorHAnsi" w:eastAsiaTheme="minorEastAsia" w:hAnsiTheme="minorHAnsi"/>
+          <w:noProof/>
+          <w:kern w:val="2"/>
+          <w:lang w:val="eu-ES" w:eastAsia="eu-ES"/>
+          <w14:ligatures w14:val="standardContextual"/>
+        </w:rPr>
+      </w:pPr>
+      <w:hyperlink w:anchor="_Toc156844220" w:history="1">
+        <w:r>
+          <w:rPr>
+            <w:rStyle w:val="Hipervnculo"/>
+            <w:noProof/>
+          </w:rPr>
+          <w:t>4</w:t>
+        </w:r>
+        <w:r>
+          <w:rPr>
+            <w:rStyle w:val="Hipervnculo"/>
+            <w:noProof/>
+          </w:rPr>
+          <w:noBreakHyphen/>
+          <w:t>2. Figure: SDG alignment evaluation summary</w:t>
+        </w:r>
+        <w:r>
+          <w:rPr>
+            <w:noProof/>
+            <w:webHidden/>
+          </w:rPr>
+          <w:tab/>
+        </w:r>
+        <w:r>
+          <w:rPr>
+            <w:noProof/>
+            <w:webHidden/>
+          </w:rPr>
+          <w:fldChar w:fldCharType="begin"/>
+        </w:r>
+        <w:r>
+          <w:rPr>
+            <w:noProof/>
+            <w:webHidden/>
+          </w:rPr>
+          <w:instrText xml:space="preserve"> PAGEREF _Toc156844220 \h </w:instrText>
+        </w:r>
+        <w:r>
+          <w:rPr>
+            <w:noProof/>
+            <w:webHidden/>
+          </w:rPr>
+        </w:r>
+        <w:r>
+          <w:rPr>
+            <w:noProof/>
+            <w:webHidden/>
+          </w:rPr>
+          <w:fldChar w:fldCharType="separate"/>
+        </w:r>
+        <w:r>
+          <w:rPr>
+            <w:noProof/>
+            <w:webHidden/>
+          </w:rPr>
+          <w:t>22</w:t>
         </w:r>
         <w:r>
           <w:rPr>
@@ -4827,7 +4981,7 @@
           <w:numId w:val="0"/>
         </w:numPr>
       </w:pPr>
-      <w:bookmarkStart w:id="3" w:name="_Toc156760724"/>
+      <w:bookmarkStart w:id="3" w:name="_Toc156844176"/>
       <w:r>
         <w:lastRenderedPageBreak/>
         <w:t>Table index</w:t>
@@ -4863,7 +5017,7 @@
         </w:rPr>
         <w:fldChar w:fldCharType="separate"/>
       </w:r>
-      <w:hyperlink w:anchor="_Toc156760803" w:history="1">
+      <w:hyperlink w:anchor="_Toc156844221" w:history="1">
         <w:r>
           <w:rPr>
             <w:rStyle w:val="Hipervnculo"/>
@@ -4898,7 +5052,7 @@
             <w:noProof/>
             <w:webHidden/>
           </w:rPr>
-          <w:instrText xml:space="preserve"> PAGEREF _Toc156760803 \h </w:instrText>
+          <w:instrText xml:space="preserve"> PAGEREF _Toc156844221 \h </w:instrText>
         </w:r>
         <w:r>
           <w:rPr>
@@ -4918,7 +5072,7 @@
             <w:noProof/>
             <w:webHidden/>
           </w:rPr>
-          <w:t>20</w:t>
+          <w:t>21</w:t>
         </w:r>
         <w:r>
           <w:rPr>
@@ -4965,7 +5119,7 @@
       <w:pPr>
         <w:pStyle w:val="Ttulo1"/>
       </w:pPr>
-      <w:bookmarkStart w:id="4" w:name="_Toc156760725"/>
+      <w:bookmarkStart w:id="4" w:name="_Toc156844177"/>
       <w:r>
         <w:lastRenderedPageBreak/>
         <w:t>Introduction</w:t>
@@ -5478,7 +5632,7 @@
         <w:pStyle w:val="Ttulo1"/>
       </w:pPr>
       <w:bookmarkStart w:id="5" w:name="_Toc86850233"/>
-      <w:bookmarkStart w:id="6" w:name="_Toc156760726"/>
+      <w:bookmarkStart w:id="6" w:name="_Toc156844178"/>
       <w:r>
         <w:lastRenderedPageBreak/>
         <w:t>Planification</w:t>
@@ -5516,13 +5670,7 @@
         <w:t>1</w:t>
       </w:r>
       <w:r>
-        <w:t>. Annex: Project's in</w:t>
-      </w:r>
-      <w:r>
-        <w:t>i</w:t>
-      </w:r>
-      <w:r>
-        <w:t>tial planning</w:t>
+        <w:t>. Annex: Project's initial planning</w:t>
       </w:r>
       <w:r>
         <w:fldChar w:fldCharType="end"/>
@@ -5602,7 +5750,7 @@
         </w:rPr>
         <w:lastRenderedPageBreak/>
         <w:drawing>
-          <wp:inline distT="0" distB="0" distL="0" distR="0" wp14:anchorId="0CA512F2" wp14:editId="1F98D49C">
+          <wp:inline distT="0" distB="0" distL="0" distR="0" wp14:anchorId="0CA512F2" wp14:editId="16F41E74">
             <wp:extent cx="5731510" cy="2495550"/>
             <wp:effectExtent l="0" t="0" r="2540" b="0"/>
             <wp:docPr id="1259540523" name="Imagen 1" descr="Escala de tiempo&#10;&#10;Descripción generada automáticamente"/>
@@ -5676,7 +5824,7 @@
       <w:r>
         <w:fldChar w:fldCharType="separate"/>
       </w:r>
-      <w:bookmarkStart w:id="8" w:name="_Toc156760794"/>
+      <w:bookmarkStart w:id="8" w:name="_Toc156844210"/>
       <w:r>
         <w:rPr>
           <w:noProof/>
@@ -5717,7 +5865,7 @@
       <w:pPr>
         <w:pStyle w:val="Ttulo1"/>
       </w:pPr>
-      <w:bookmarkStart w:id="9" w:name="_Toc156760727"/>
+      <w:bookmarkStart w:id="9" w:name="_Toc156844179"/>
       <w:bookmarkEnd w:id="5"/>
       <w:r>
         <w:lastRenderedPageBreak/>
@@ -5740,7 +5888,7 @@
       <w:pPr>
         <w:pStyle w:val="Ttulo2"/>
       </w:pPr>
-      <w:bookmarkStart w:id="10" w:name="_Toc156760728"/>
+      <w:bookmarkStart w:id="10" w:name="_Toc156844180"/>
       <w:r>
         <w:t>Description of the whole product</w:t>
       </w:r>
@@ -5770,7 +5918,7 @@
       <w:pPr>
         <w:pStyle w:val="Ttulo3"/>
       </w:pPr>
-      <w:bookmarkStart w:id="11" w:name="_Toc156760729"/>
+      <w:bookmarkStart w:id="11" w:name="_Toc156844181"/>
       <w:r>
         <w:t>Structure of the product</w:t>
       </w:r>
@@ -5814,25 +5962,13 @@
         <w:fldChar w:fldCharType="end"/>
       </w:r>
       <w:r>
-        <w:t xml:space="preserve">), application users connect to the client and interact with the web page to ask for a forecast or to look at information about different stock market movements. The website connects to the web server where all the controllers are located. This is the </w:t>
-      </w:r>
-      <w:r>
-        <w:t>centre</w:t>
-      </w:r>
-      <w:r>
-        <w:t xml:space="preserve"> of the product, as from there it connects with the other different services to be able to do what the customer has asked for. When the client asks to make the market forecast, the notification will go from the web server to the node network and from there it will ask the python server for the prediction of the next days. To calculate this prediction</w:t>
+        <w:t>), application users connect to the client and interact with the web page to ask for a forecast or to look at information about different stock market movements. The website connects to the web server where all the controllers are located. This is the centre of the product, as from there it connects with the other different services to be able to do what the customer has asked for. When the client asks to make the market forecast, the notification will go from the web server to the node network and from there it will ask the python server for the prediction of the next days. To calculate this prediction</w:t>
       </w:r>
       <w:r>
         <w:t>,</w:t>
       </w:r>
       <w:r>
-        <w:t xml:space="preserve"> it has to take into account the data stored in the </w:t>
-      </w:r>
-      <w:r>
-        <w:t>InfluxDB</w:t>
-      </w:r>
-      <w:r>
-        <w:t xml:space="preserve"> database, which is updated every day by the method scraping, which will be explained later in the report.</w:t>
+        <w:t xml:space="preserve"> it has to take into account the data stored in the InfluxDB database, which is updated every day by the method scraping, which will be explained later in the report.</w:t>
       </w:r>
     </w:p>
     <w:p>
@@ -5915,7 +6051,7 @@
       <w:r>
         <w:fldChar w:fldCharType="separate"/>
       </w:r>
-      <w:bookmarkStart w:id="13" w:name="_Toc156760795"/>
+      <w:bookmarkStart w:id="13" w:name="_Toc156844211"/>
       <w:r>
         <w:rPr>
           <w:noProof/>
@@ -5955,26 +6091,14 @@
     <w:p>
       <w:r>
         <w:lastRenderedPageBreak/>
-        <w:t xml:space="preserve">In addition to this, the Node-Red is also able to communicate with the user via Gmail. That is done when a new account is created, sending an email verifying the correct creation of the web, as well as when the user forgets its password and wants to change it, conducting him to a page where it can update the password. Finally, there is Jenkins, which makes the execution of the </w:t>
-      </w:r>
-      <w:r>
-        <w:t>SonarQube</w:t>
-      </w:r>
-      <w:r>
-        <w:t xml:space="preserve"> command in an automatic way, in order to ensure that the project code is written in a proper way and that there is </w:t>
-      </w:r>
-      <w:r>
-        <w:t>not</w:t>
-      </w:r>
-      <w:r>
-        <w:t xml:space="preserve"> any error. This is executed every time a push is done to the git repository during the whole development process.</w:t>
+        <w:t>In addition to this, the Node-Red is also able to communicate with the user via Gmail. That is done when a new account is created, sending an email verifying the correct creation of the web, as well as when the user forgets its password and wants to change it, conducting him to a page where it can update the password. Finally, there is Jenkins, which makes the execution of the SonarQube command in an automatic way, in order to ensure that the project code is written in a proper way and that there is not any error. This is executed every time a push is done to the git repository during the whole development process.</w:t>
       </w:r>
     </w:p>
     <w:p>
       <w:pPr>
         <w:pStyle w:val="Ttulo3"/>
       </w:pPr>
-      <w:bookmarkStart w:id="14" w:name="_Toc156760730"/>
+      <w:bookmarkStart w:id="14" w:name="_Toc156844182"/>
       <w:r>
         <w:t>R</w:t>
       </w:r>
@@ -5991,10 +6115,7 @@
         <w:t>Once the system’s whole architecture has been explained, it will be defined the way each part of the application communicates with the rest.</w:t>
       </w:r>
       <w:r>
-        <w:t xml:space="preserve"> </w:t>
-      </w:r>
-      <w:r>
-        <w:t>Regarding the artificial intelligence server, a dataset has been made in InfluxDB with external and internal factors, in addition to the latest stock market movements. This was then used to make the model. First, all the data was pre-processed, which was used to clean unnecessary data that affected other data or did not contribute anything to the model. After that, several models have been applied to see the different results given by each one of them, and, based on the results given, the one that has given the best result was chosen. That means that the one that has been closest to get the prediction right is the one that was chosen. After that, to send the prediction to the web when the user asks for it, it is given by the model in the AI server, which sends the prediction for the two following days to Node-Red to visualise it in the web page.</w:t>
+        <w:t xml:space="preserve"> Regarding the artificial intelligence server, a dataset has been made in InfluxDB with external and internal factors, in addition to the latest stock market movements. This was then used to make the model. First, all the data was pre-processed, which was used to clean unnecessary data that affected other data or did not contribute anything to the model. After that, several models have been applied to see the different results given by each one of them, and, based on the results given, the one that has given the best result was chosen. That means that the one that has been closest to get the prediction right is the one that was chosen. After that, to send the prediction to the web when the user asks for it, it is given by the model in the AI server, which sends the prediction for the two following days to Node-Red to visualise it in the web page.</w:t>
       </w:r>
     </w:p>
     <w:p>
@@ -6009,20 +6130,14 @@
     </w:p>
     <w:p>
       <w:r>
-        <w:t xml:space="preserve">Finally, during the whole development of the product, the team have been testing all the code </w:t>
-      </w:r>
-      <w:r>
-        <w:t>programmed</w:t>
-      </w:r>
-      <w:r>
-        <w:t>, in order to obtain a high percentage of tested coverage, both in the python serve and model part and the web program part. SonarQube has also been used to indicate the mentioned coverage, because the more coverage the code has, the more protected and secure it will be the program. Along with this tool for code’s static analysis, Jenkins tool has been used, the one that automates repetitive and continuous tasks such as building, testing, executing SonarQube and uploading executable files to the Google Cloud server. Jenkins uses the git repository to execute all the automatization every time a push is done to the repository, so that all that commands don’t need to be executed manually.</w:t>
+        <w:t>Finally, during the whole development of the product, the team have been testing all the code programmed, in order to obtain a high percentage of tested coverage, both in the python serve and model part and the web program part. SonarQube has also been used to indicate the mentioned coverage, because the more coverage the code has, the more protected and secure it will be the program. Along with this tool for code’s static analysis, Jenkins tool has been used, the one that automates repetitive and continuous tasks such as building, testing, executing SonarQube and uploading executable files to the Google Cloud server. Jenkins uses the git repository to execute all the automatization every time a push is done to the repository, so that all that commands don’t need to be executed manually.</w:t>
       </w:r>
     </w:p>
     <w:p>
       <w:pPr>
         <w:pStyle w:val="Ttulo2"/>
       </w:pPr>
-      <w:bookmarkStart w:id="15" w:name="_Toc156760731"/>
+      <w:bookmarkStart w:id="15" w:name="_Toc156844183"/>
       <w:r>
         <w:lastRenderedPageBreak/>
         <w:t>Artificial intelligence</w:t>
@@ -6034,14 +6149,22 @@
         <w:ind w:firstLine="709"/>
       </w:pPr>
       <w:r>
-        <w:t>Once that the whole product itself and the relationship between different parts have been explained, it will start the technical explanation of each one of them, starting with the artificial intelligence part. In this section, first of all, the planification of the AI model will de defined, explaining which factors have been considered for it. After that, it will be explained how the model have been developed, explaining all the process to develop it. Finally, the results obtained will be presented, in order to see how all this process contributed to the objective of creating realistic predictions.</w:t>
+        <w:t xml:space="preserve">Once that the whole product itself and the relationship between different parts have been explained, it will start the technical explanation of each one of them, starting with the artificial intelligence part. In this section, first of all, the planification of the AI model will </w:t>
+      </w:r>
+      <w:proofErr w:type="spellStart"/>
+      <w:r>
+        <w:t>de</w:t>
+      </w:r>
+      <w:proofErr w:type="spellEnd"/>
+      <w:r>
+        <w:t xml:space="preserve"> defined, explaining which factors have been considered for it. After that, it will be explained how the model have been developed, explaining all the process to develop it. Finally, the results obtained will be presented, in order to see how all this process contributed to the objective of creating realistic predictions.</w:t>
       </w:r>
     </w:p>
     <w:p>
       <w:pPr>
         <w:pStyle w:val="Ttulo3"/>
       </w:pPr>
-      <w:bookmarkStart w:id="16" w:name="_Toc156760732"/>
+      <w:bookmarkStart w:id="16" w:name="_Toc156844184"/>
       <w:r>
         <w:t>Planification</w:t>
       </w:r>
@@ -6113,7 +6236,7 @@
       <w:pPr>
         <w:pStyle w:val="Ttulo3"/>
       </w:pPr>
-      <w:bookmarkStart w:id="17" w:name="_Toc156760733"/>
+      <w:bookmarkStart w:id="17" w:name="_Toc156844185"/>
       <w:r>
         <w:t>Model’s development</w:t>
       </w:r>
@@ -6150,7 +6273,7 @@
       <w:pPr>
         <w:pStyle w:val="Ttulo3"/>
       </w:pPr>
-      <w:bookmarkStart w:id="18" w:name="_Toc156760734"/>
+      <w:bookmarkStart w:id="18" w:name="_Toc156844186"/>
       <w:r>
         <w:t>Results</w:t>
       </w:r>
@@ -6174,7 +6297,7 @@
       <w:pPr>
         <w:pStyle w:val="Ttulo2"/>
       </w:pPr>
-      <w:bookmarkStart w:id="19" w:name="_Toc156760735"/>
+      <w:bookmarkStart w:id="19" w:name="_Toc156844187"/>
       <w:r>
         <w:t>Web program</w:t>
       </w:r>
@@ -6205,7 +6328,7 @@
       <w:pPr>
         <w:pStyle w:val="Ttulo3"/>
       </w:pPr>
-      <w:bookmarkStart w:id="20" w:name="_Toc156760736"/>
+      <w:bookmarkStart w:id="20" w:name="_Toc156844188"/>
       <w:r>
         <w:t>Server functioning</w:t>
       </w:r>
@@ -6228,7 +6351,7 @@
       <w:pPr>
         <w:pStyle w:val="Ttulo3"/>
       </w:pPr>
-      <w:bookmarkStart w:id="21" w:name="_Toc156760737"/>
+      <w:bookmarkStart w:id="21" w:name="_Toc156844189"/>
       <w:r>
         <w:t>Functionalities</w:t>
       </w:r>
@@ -6284,7 +6407,7 @@
       <w:pPr>
         <w:pStyle w:val="Ttulo3"/>
       </w:pPr>
-      <w:bookmarkStart w:id="22" w:name="_Toc156760738"/>
+      <w:bookmarkStart w:id="22" w:name="_Toc156844190"/>
       <w:r>
         <w:t>Systems’ connection</w:t>
       </w:r>
@@ -6355,7 +6478,7 @@
           <w:bdr w:val="none" w:sz="0" w:space="0" w:color="auto" w:frame="1"/>
         </w:rPr>
         <w:drawing>
-          <wp:inline distT="0" distB="0" distL="0" distR="0" wp14:anchorId="21316F49" wp14:editId="2BB74197">
+          <wp:inline distT="0" distB="0" distL="0" distR="0" wp14:anchorId="21316F49" wp14:editId="7174552A">
             <wp:extent cx="5704417" cy="889000"/>
             <wp:effectExtent l="0" t="0" r="0" b="6350"/>
             <wp:docPr id="342436630" name="Imagen 2" descr="Interfaz de usuario gráfica, Aplicación&#10;&#10;Descripción generada automáticamente"/>
@@ -6422,7 +6545,7 @@
       <w:r>
         <w:fldChar w:fldCharType="separate"/>
       </w:r>
-      <w:bookmarkStart w:id="24" w:name="_Toc156760796"/>
+      <w:bookmarkStart w:id="24" w:name="_Toc156844212"/>
       <w:r>
         <w:rPr>
           <w:noProof/>
@@ -6463,7 +6586,7 @@
       <w:pPr>
         <w:pStyle w:val="Ttulo3"/>
       </w:pPr>
-      <w:bookmarkStart w:id="25" w:name="_Toc156760739"/>
+      <w:bookmarkStart w:id="25" w:name="_Toc156844191"/>
       <w:r>
         <w:t>Structure of the web page</w:t>
       </w:r>
@@ -6625,7 +6748,7 @@
       <w:r>
         <w:fldChar w:fldCharType="separate"/>
       </w:r>
-      <w:bookmarkStart w:id="27" w:name="_Toc156760797"/>
+      <w:bookmarkStart w:id="27" w:name="_Toc156844213"/>
       <w:r>
         <w:rPr>
           <w:noProof/>
@@ -6725,7 +6848,7 @@
           <w:bdr w:val="none" w:sz="0" w:space="0" w:color="auto" w:frame="1"/>
         </w:rPr>
         <w:drawing>
-          <wp:inline distT="0" distB="0" distL="0" distR="0" wp14:anchorId="006574C9" wp14:editId="467D3550">
+          <wp:inline distT="0" distB="0" distL="0" distR="0" wp14:anchorId="006574C9" wp14:editId="5EF82A1C">
             <wp:extent cx="5731510" cy="2859405"/>
             <wp:effectExtent l="0" t="0" r="2540" b="0"/>
             <wp:docPr id="964188130" name="Imagen 8" descr="Gráfico&#10;&#10;Descripción generada automáticamente"/>
@@ -6789,7 +6912,7 @@
       <w:r>
         <w:fldChar w:fldCharType="separate"/>
       </w:r>
-      <w:bookmarkStart w:id="29" w:name="_Toc156760798"/>
+      <w:bookmarkStart w:id="29" w:name="_Toc156844214"/>
       <w:r>
         <w:rPr>
           <w:noProof/>
@@ -6830,7 +6953,7 @@
       <w:pPr>
         <w:pStyle w:val="Ttulo2"/>
       </w:pPr>
-      <w:bookmarkStart w:id="30" w:name="_Toc156760740"/>
+      <w:bookmarkStart w:id="30" w:name="_Toc156844192"/>
       <w:r>
         <w:t>Thread simulation</w:t>
       </w:r>
@@ -6860,7 +6983,7 @@
       <w:pPr>
         <w:pStyle w:val="Ttulo3"/>
       </w:pPr>
-      <w:bookmarkStart w:id="31" w:name="_Toc156760741"/>
+      <w:bookmarkStart w:id="31" w:name="_Toc156844193"/>
       <w:r>
         <w:t>Design</w:t>
       </w:r>
@@ -6939,7 +7062,7 @@
       <w:pPr>
         <w:pStyle w:val="Ttulo3"/>
       </w:pPr>
-      <w:bookmarkStart w:id="32" w:name="_Toc156760742"/>
+      <w:bookmarkStart w:id="32" w:name="_Toc156844194"/>
       <w:r>
         <w:t>Synchroni</w:t>
       </w:r>
@@ -7105,7 +7228,7 @@
       <w:r>
         <w:fldChar w:fldCharType="separate"/>
       </w:r>
-      <w:bookmarkStart w:id="34" w:name="_Toc156760799"/>
+      <w:bookmarkStart w:id="34" w:name="_Toc156844215"/>
       <w:r>
         <w:rPr>
           <w:noProof/>
@@ -7174,13 +7297,7 @@
         <w:t xml:space="preserve"> </w:t>
       </w:r>
       <w:r>
-        <w:t>In the image below the functioning of th</w:t>
-      </w:r>
-      <w:r>
-        <w:t>e</w:t>
-      </w:r>
-      <w:r>
-        <w:t xml:space="preserve"> barrier can be seen (</w:t>
+        <w:t>In the image below the functioning of the barrier can be seen (</w:t>
       </w:r>
       <w:r>
         <w:fldChar w:fldCharType="begin"/>
@@ -7296,7 +7413,7 @@
       <w:r>
         <w:fldChar w:fldCharType="separate"/>
       </w:r>
-      <w:bookmarkStart w:id="36" w:name="_Toc156760800"/>
+      <w:bookmarkStart w:id="36" w:name="_Toc156844216"/>
       <w:r>
         <w:rPr>
           <w:noProof/>
@@ -7337,7 +7454,7 @@
       <w:pPr>
         <w:pStyle w:val="Ttulo3"/>
       </w:pPr>
-      <w:bookmarkStart w:id="37" w:name="_Toc156760743"/>
+      <w:bookmarkStart w:id="37" w:name="_Toc156844195"/>
       <w:r>
         <w:t>Synchroni</w:t>
       </w:r>
@@ -7447,7 +7564,7 @@
       <w:pPr>
         <w:pStyle w:val="Ttulo2"/>
       </w:pPr>
-      <w:bookmarkStart w:id="38" w:name="_Toc156760744"/>
+      <w:bookmarkStart w:id="38" w:name="_Toc156844196"/>
       <w:r>
         <w:t>Program’s validation and automation</w:t>
       </w:r>
@@ -7465,7 +7582,7 @@
       <w:pPr>
         <w:pStyle w:val="Ttulo3"/>
       </w:pPr>
-      <w:bookmarkStart w:id="39" w:name="_Toc156760745"/>
+      <w:bookmarkStart w:id="39" w:name="_Toc156844197"/>
       <w:r>
         <w:t>T</w:t>
       </w:r>
@@ -7496,7 +7613,7 @@
       <w:pPr>
         <w:pStyle w:val="Ttulo3"/>
       </w:pPr>
-      <w:bookmarkStart w:id="40" w:name="_Toc156760746"/>
+      <w:bookmarkStart w:id="40" w:name="_Toc156844198"/>
       <w:r>
         <w:t>S</w:t>
       </w:r>
@@ -7528,7 +7645,7 @@
       <w:pPr>
         <w:pStyle w:val="Ttulo3"/>
       </w:pPr>
-      <w:bookmarkStart w:id="41" w:name="_Toc156760747"/>
+      <w:bookmarkStart w:id="41" w:name="_Toc156844199"/>
       <w:r>
         <w:t>A</w:t>
       </w:r>
@@ -7659,7 +7776,7 @@
       <w:r>
         <w:fldChar w:fldCharType="separate"/>
       </w:r>
-      <w:bookmarkStart w:id="43" w:name="_Toc156760801"/>
+      <w:bookmarkStart w:id="43" w:name="_Toc156844217"/>
       <w:r>
         <w:rPr>
           <w:noProof/>
@@ -7758,7 +7875,7 @@
           <w:bdr w:val="none" w:sz="0" w:space="0" w:color="auto" w:frame="1"/>
         </w:rPr>
         <w:drawing>
-          <wp:inline distT="0" distB="0" distL="0" distR="0" wp14:anchorId="56C762D8" wp14:editId="04FFA55B">
+          <wp:inline distT="0" distB="0" distL="0" distR="0" wp14:anchorId="56C762D8" wp14:editId="117F62A6">
             <wp:extent cx="5706743" cy="2425700"/>
             <wp:effectExtent l="0" t="0" r="8890" b="0"/>
             <wp:docPr id="2006212033" name="Imagen 1" descr="Gráfico, Gráfico de líneas&#10;&#10;Descripción generada automáticamente"/>
@@ -7825,7 +7942,7 @@
       <w:r>
         <w:fldChar w:fldCharType="separate"/>
       </w:r>
-      <w:bookmarkStart w:id="45" w:name="_Toc156760802"/>
+      <w:bookmarkStart w:id="45" w:name="_Toc156844218"/>
       <w:r>
         <w:rPr>
           <w:noProof/>
@@ -7884,7 +8001,7 @@
       <w:pPr>
         <w:pStyle w:val="Ttulo1"/>
       </w:pPr>
-      <w:bookmarkStart w:id="46" w:name="_Toc156760748"/>
+      <w:bookmarkStart w:id="46" w:name="_Toc156844200"/>
       <w:r>
         <w:lastRenderedPageBreak/>
         <w:t>Conclusions</w:t>
@@ -7930,7 +8047,7 @@
       <w:pPr>
         <w:pStyle w:val="Ttulo2"/>
       </w:pPr>
-      <w:bookmarkStart w:id="47" w:name="_Toc156760749"/>
+      <w:bookmarkStart w:id="47" w:name="_Toc156844201"/>
       <w:r>
         <w:t>Planification’s conclusions</w:t>
       </w:r>
@@ -7983,85 +8100,231 @@
     </w:p>
     <w:p>
       <w:r>
-        <w:t>In the planning that was done at the beginning, the works that lay the foundations of the project, it was agreed to be done at the beginning of the project in order to have a clear basis for the rest of the projects. Comparing it with the current Gantt, that fact has been fully respected, and those activities have been done to the letter as it can be seen in the current Gantt. However, from then on, as the project progressed, several activities had to be postponed and extended due to problems or unforeseen events during the duration of the project, but in the end most of the activities planned at the beginning of the project were successfully done. The only activity that has not even been started, due to lack of time, is the forum recommendation system that was planned in the initial Gantt for the last days of the project. The rest of the activities planned have been carried out, even if some of them have been out of date.</w:t>
-      </w:r>
-    </w:p>
-    <w:p>
-      <w:pPr>
+        <w:t>In the planning that was done at the beginning, the works that lay the foundations of the project, it was agreed to be done at the beginning of the project in order to have a clear basis for the rest of the projects. Comparing it with the current Gantt</w:t>
+      </w:r>
+      <w:r>
+        <w:t>, which can be seen in the image below (</w:t>
+      </w:r>
+      <w:r>
+        <w:fldChar w:fldCharType="begin"/>
+      </w:r>
+      <w:r>
+        <w:instrText xml:space="preserve"> REF _Ref156843462 \h </w:instrText>
+      </w:r>
+      <w:r>
+        <w:fldChar w:fldCharType="separate"/>
+      </w:r>
+      <w:r>
+        <w:rPr>
+          <w:noProof/>
+        </w:rPr>
+        <w:t>4</w:t>
+      </w:r>
+      <w:r>
+        <w:noBreakHyphen/>
+      </w:r>
+      <w:r>
+        <w:rPr>
+          <w:noProof/>
+        </w:rPr>
+        <w:t>1</w:t>
+      </w:r>
+      <w:r>
+        <w:t>. Figure: Project's final Gantt chart</w:t>
+      </w:r>
+      <w:r>
+        <w:fldChar w:fldCharType="end"/>
+      </w:r>
+      <w:r>
+        <w:t>)</w:t>
+      </w:r>
+      <w:r>
+        <w:t>, that fact has been fully respected, and those activities have been done to the letter as it can be seen in the current Gantt. However, from then on, as the project progressed, several activities had to be postponed and extended due to problems or unforeseen events during the duration of the project, but in the end most of the activities planned at the beginning of the project were successfully done. The only activity that has not even been started, due to lack of time, is the forum recommendation system that was planned in the initial Gantt for the last days of the project. The rest of the activities planned have been carried out, even if some of them have been out of date.</w:t>
+      </w:r>
+    </w:p>
+    <w:p>
+      <w:pPr>
+        <w:keepNext/>
         <w:jc w:val="center"/>
       </w:pPr>
+      <w:r>
+        <w:rPr>
+          <w:rFonts w:cs="Arial"/>
+          <w:noProof/>
+          <w:color w:val="000000"/>
+          <w:bdr w:val="none" w:sz="0" w:space="0" w:color="auto" w:frame="1"/>
+        </w:rPr>
+        <w:lastRenderedPageBreak/>
+        <w:drawing>
+          <wp:inline distT="0" distB="0" distL="0" distR="0" wp14:anchorId="02EB0A68" wp14:editId="088368A4">
+            <wp:extent cx="5731510" cy="2697480"/>
+            <wp:effectExtent l="0" t="0" r="2540" b="7620"/>
+            <wp:docPr id="1260576549" name="Imagen 1" descr="Escala de tiempo&#10;&#10;Descripción generada automáticamente"/>
+            <wp:cNvGraphicFramePr>
+              <a:graphicFrameLocks xmlns:a="http://schemas.openxmlformats.org/drawingml/2006/main" noChangeAspect="1"/>
+            </wp:cNvGraphicFramePr>
+            <a:graphic xmlns:a="http://schemas.openxmlformats.org/drawingml/2006/main">
+              <a:graphicData uri="http://schemas.openxmlformats.org/drawingml/2006/picture">
+                <pic:pic xmlns:pic="http://schemas.openxmlformats.org/drawingml/2006/picture">
+                  <pic:nvPicPr>
+                    <pic:cNvPr id="1260576549" name="Imagen 1" descr="Escala de tiempo&#10;&#10;Descripción generada automáticamente"/>
+                    <pic:cNvPicPr>
+                      <a:picLocks noChangeAspect="1" noChangeArrowheads="1"/>
+                    </pic:cNvPicPr>
+                  </pic:nvPicPr>
+                  <pic:blipFill>
+                    <a:blip r:embed="rId48" cstate="print">
+                      <a:extLst>
+                        <a:ext uri="{28A0092B-C50C-407E-A947-70E740481C1C}">
+                          <a14:useLocalDpi xmlns:a14="http://schemas.microsoft.com/office/drawing/2010/main" val="0"/>
+                        </a:ext>
+                      </a:extLst>
+                    </a:blip>
+                    <a:srcRect/>
+                    <a:stretch>
+                      <a:fillRect/>
+                    </a:stretch>
+                  </pic:blipFill>
+                  <pic:spPr bwMode="auto">
+                    <a:xfrm>
+                      <a:off x="0" y="0"/>
+                      <a:ext cx="5731510" cy="2697480"/>
+                    </a:xfrm>
+                    <a:prstGeom prst="rect">
+                      <a:avLst/>
+                    </a:prstGeom>
+                    <a:noFill/>
+                    <a:ln>
+                      <a:noFill/>
+                    </a:ln>
+                  </pic:spPr>
+                </pic:pic>
+              </a:graphicData>
+            </a:graphic>
+          </wp:inline>
+        </w:drawing>
+      </w:r>
+    </w:p>
+    <w:bookmarkStart w:id="48" w:name="_Ref156843462"/>
+    <w:p>
+      <w:pPr>
+        <w:pStyle w:val="Descripcin"/>
+        <w:jc w:val="center"/>
+      </w:pPr>
+      <w:r>
+        <w:fldChar w:fldCharType="begin"/>
+      </w:r>
+      <w:r>
+        <w:instrText xml:space="preserve"> STYLEREF 1 \s </w:instrText>
+      </w:r>
+      <w:r>
+        <w:fldChar w:fldCharType="separate"/>
+      </w:r>
+      <w:bookmarkStart w:id="49" w:name="_Toc156844219"/>
+      <w:r>
+        <w:rPr>
+          <w:noProof/>
+        </w:rPr>
+        <w:t>4</w:t>
+      </w:r>
+      <w:r>
+        <w:fldChar w:fldCharType="end"/>
+      </w:r>
+      <w:r>
+        <w:noBreakHyphen/>
+      </w:r>
+      <w:r>
+        <w:fldChar w:fldCharType="begin"/>
+      </w:r>
+      <w:r>
+        <w:instrText xml:space="preserve"> SEQ Figure \* ARABIC \s 1 </w:instrText>
+      </w:r>
+      <w:r>
+        <w:fldChar w:fldCharType="separate"/>
+      </w:r>
+      <w:r>
+        <w:rPr>
+          <w:noProof/>
+        </w:rPr>
+        <w:t>1</w:t>
+      </w:r>
+      <w:r>
+        <w:fldChar w:fldCharType="end"/>
+      </w:r>
+      <w:r>
+        <w:t>. Figure: Project's final Gantt chart</w:t>
+      </w:r>
+      <w:bookmarkEnd w:id="48"/>
+      <w:bookmarkEnd w:id="49"/>
     </w:p>
     <w:p>
       <w:pPr>
         <w:pStyle w:val="Ttulo2"/>
       </w:pPr>
-      <w:bookmarkStart w:id="48" w:name="_Toc156760750"/>
+      <w:bookmarkStart w:id="50" w:name="_Toc156844202"/>
       <w:r>
         <w:t>Problem’s solving</w:t>
       </w:r>
-      <w:bookmarkEnd w:id="48"/>
+      <w:bookmarkEnd w:id="50"/>
     </w:p>
     <w:p>
       <w:pPr>
         <w:ind w:firstLine="709"/>
       </w:pPr>
       <w:r>
-        <w:t xml:space="preserve">Once the project’s planification conclusions have been taken, it will be explained whether the problem that was raised at the beginning of this report has been solved or not. At </w:t>
-      </w:r>
+        <w:t>Once the project’s planification conclusions have been taken, it will be explained whether the problem that was raised at the beginning of this report has been solved or not. At the beginning of this report, it was stated that 98% of people who invest in the stock market lose money and that, in general, a big amount of the public has little knowledge about the stock market. In addition, it was stated that the main problem with the stock market is that there are too many external factors that affect the stock market and that the human being, being a rational being and not a machine, is not able to analyse them all in real time, as by the time they have been analysed the</w:t>
+      </w:r>
+      <w:r>
+        <w:t>y</w:t>
+      </w:r>
+      <w:r>
+        <w:t xml:space="preserve"> have been changed again.</w:t>
+      </w:r>
+    </w:p>
+    <w:p>
+      <w:r>
+        <w:t>After the completion of the project, it is believed that the first problem has been partially solved, because even if it is impossible that nobody loses money on the stock market, mainly because it is not possible, it has contributed the users to make better investments. Regarding the second problem, it has been concluded that it has been solved. By using the product that has been created, people have the possibility to learn how the stock market works and how external factors that may often seem insignificant can change the course of the stock market’s value. Finally, a satisfactory solution has been found to the problem of humans and their inability to analyse thousands of pieces of data, as a machine learning model has been created that is capable of analysing and responding to tens of thousands of pieces of data. In addition, by using the previously explained scraping method, the database is updated every day, so that the new predictions have the updated data.</w:t>
+      </w:r>
+    </w:p>
+    <w:p>
+      <w:pPr>
+        <w:pStyle w:val="Ttulo2"/>
+      </w:pPr>
+      <w:bookmarkStart w:id="51" w:name="_Toc156844203"/>
+      <w:r>
+        <w:t>Objectives achievements</w:t>
+      </w:r>
+      <w:bookmarkEnd w:id="51"/>
+    </w:p>
+    <w:p>
+      <w:pPr>
+        <w:ind w:firstLine="709"/>
+      </w:pPr>
+      <w:r>
+        <w:t>Once the main objective has been justified, an assessment of the achievement of the various objectives contained in the project will be carried out. Although many of the objectives initially defined in the project have been achieved, there are others that have not been achieved in the prototype and have remained in the form of future lines.</w:t>
+      </w:r>
+      <w:r>
+        <w:t xml:space="preserve"> Those objectives were the i</w:t>
+      </w:r>
+      <w:r>
+        <w:t>ndicator of the project's success or failure</w:t>
+      </w:r>
+      <w:r>
+        <w:t>. T</w:t>
+      </w:r>
+      <w:r>
+        <w:t>h</w:t>
+      </w:r>
+      <w:r>
+        <w:t>o</w:t>
+      </w:r>
+      <w:r>
+        <w:t>se objectives were as follows: to develop a robust AI model to make stock market predictions, to minimise investment risks through a comprehensive risk assessment, to help users understand the stock market, to create a forum for users, and to develop a user recommendation system.</w:t>
+      </w:r>
+    </w:p>
+    <w:p>
       <w:r>
         <w:lastRenderedPageBreak/>
-        <w:t>the beginning of this report, it was stated that 98% of people who invest in the stock market lose money and that, in general, a big amount of the public has little knowledge about the stock market. In addition, it was stated that the main problem with the stock market is that there are too many external factors that affect the stock market and that the human being, being a rational being and not a machine, is not able to analyse them all in real time, as by the time they have been analysed the</w:t>
-      </w:r>
-      <w:r>
-        <w:t>y</w:t>
-      </w:r>
-      <w:r>
-        <w:t xml:space="preserve"> have been changed again.</w:t>
-      </w:r>
-    </w:p>
-    <w:p>
-      <w:r>
-        <w:t>After the completion of the project, it is believed that the first problem has been partially solved, because even if it is impossible that nobody loses money on the stock market, mainly because it is not possible, it has contributed the users to make better investments. Regarding the second problem, it has been concluded that it has been solved. By using the product that has been created, people have the possibility to learn how the stock market works and how external factors that may often seem insignificant can change the course of the stock market’s value. Finally, a satisfactory solution has been found to the problem of humans and their inability to analyse thousands of pieces of data, as a machine learning model has been created that is capable of analysing and responding to tens of thousands of pieces of data. In addition, by using the previously explained scraping method, the database is updated every day, so that the new predictions have the updated data.</w:t>
-      </w:r>
-    </w:p>
-    <w:p>
-      <w:pPr>
-        <w:pStyle w:val="Ttulo2"/>
-      </w:pPr>
-      <w:bookmarkStart w:id="49" w:name="_Toc156760751"/>
-      <w:r>
-        <w:t>Objectives achievements</w:t>
-      </w:r>
-      <w:bookmarkEnd w:id="49"/>
-    </w:p>
-    <w:p>
-      <w:pPr>
-        <w:ind w:firstLine="709"/>
-      </w:pPr>
-      <w:r>
-        <w:t>Once the main objective has been justified, an assessment of the achievement of the various objectives contained in the project will be carried out. Although many of the objectives initially defined in the project have been achieved, there are others that have not been achieved in the prototype and have remained in the form of future lines.</w:t>
-      </w:r>
-      <w:r>
-        <w:t xml:space="preserve"> Those objectives were the i</w:t>
-      </w:r>
-      <w:r>
-        <w:t>ndicator of the project's success or failure</w:t>
-      </w:r>
-      <w:r>
-        <w:t>. T</w:t>
-      </w:r>
-      <w:r>
-        <w:t>h</w:t>
-      </w:r>
-      <w:r>
-        <w:t>o</w:t>
-      </w:r>
-      <w:r>
-        <w:t>se objectives were as follows: to develop a robust AI model to make stock market predictions, to minimise investment risks through a comprehensive risk assessment, to help users understand the stock market, to create a forum for users, and to develop a user recommendation system.</w:t>
-      </w:r>
-    </w:p>
-    <w:p>
-      <w:r>
         <w:t>Among the objectives that have been achieved are to help users understand the stock market, as a search section has been created where the user can see the chronology of the different external factors and the changes</w:t>
       </w:r>
       <w:r>
@@ -8112,7 +8375,7 @@
         <w:t>).</w:t>
       </w:r>
     </w:p>
-    <w:bookmarkStart w:id="50" w:name="_Ref156753432"/>
+    <w:bookmarkStart w:id="52" w:name="_Ref156753432"/>
     <w:p>
       <w:pPr>
         <w:pStyle w:val="Descripcin"/>
@@ -8128,7 +8391,7 @@
       <w:r>
         <w:fldChar w:fldCharType="separate"/>
       </w:r>
-      <w:bookmarkStart w:id="51" w:name="_Toc156760803"/>
+      <w:bookmarkStart w:id="53" w:name="_Toc156844221"/>
       <w:r>
         <w:rPr>
           <w:noProof/>
@@ -8162,8 +8425,8 @@
       <w:r>
         <w:t>. Table: Objectives achieved and in process of achieving</w:t>
       </w:r>
-      <w:bookmarkEnd w:id="50"/>
-      <w:bookmarkEnd w:id="51"/>
+      <w:bookmarkEnd w:id="52"/>
+      <w:bookmarkEnd w:id="53"/>
     </w:p>
     <w:tbl>
       <w:tblPr>
@@ -8272,7 +8535,6 @@
                 <w:rFonts w:cs="Arial"/>
                 <w:color w:val="000000"/>
               </w:rPr>
-              <w:lastRenderedPageBreak/>
               <w:t>Develop a robust AI model for stock market predictions</w:t>
             </w:r>
           </w:p>
@@ -8490,33 +8752,178 @@
       <w:pPr>
         <w:pStyle w:val="Ttulo2"/>
       </w:pPr>
-      <w:bookmarkStart w:id="52" w:name="_Toc156760752"/>
+      <w:bookmarkStart w:id="54" w:name="_Toc156844204"/>
       <w:r>
         <w:t>SDG</w:t>
       </w:r>
       <w:r>
         <w:t xml:space="preserve"> impact evaluation</w:t>
       </w:r>
-      <w:bookmarkEnd w:id="52"/>
+      <w:bookmarkEnd w:id="54"/>
     </w:p>
     <w:p>
       <w:pPr>
         <w:ind w:firstLine="709"/>
       </w:pPr>
       <w:r>
-        <w:t>On September 25, 2015, world leaders set themselves 17 global goals to eradicate poverty, protect the planet, and ensure prosperity within a new 2030 agenda for sustainable development. Each objective has specific objectives to be achieved over the next 15 years. Therefore, in order to achieve these objectives, this project aims to achieve a number of these objectives in order to promote many of the achievements that are intended to be eradicated or promoted and to contribute to the overall objective set for 2030. This project has therefore sought to influence as many of these objectives as possible ().</w:t>
+        <w:t>On September 25, 2015, world leaders set themselves 17 global goals to eradicate poverty, protect the planet, and ensure prosperity within a new 2030 agenda for sustainable development. Each objective has specific objectives to be achieved over the next 15 years. Therefore, in order to achieve these objectives, this project aims to achieve a number of these objectives in order to promote many of the achievements that are intended to be eradicated or promoted and to contribute to the overall objective set for 2030. This project has therefore sought to influence as many of these objectives as possible.</w:t>
       </w:r>
     </w:p>
     <w:p>
       <w:r>
         <w:t>To end the section on conclusions, a reminder will be made of the Sustainable Development Goals that were said to be met at the beginning of the project and it will be seen whether they were met or not. At the beginning of the project development, it was said that the finished project could meet the following goals: Quality Education, Decent Work and Economic Growth and Industry, Innovation, and Infrastructure. At the conclusion of the project, it is believed that the 3 sustainable development objectives that were proposed have been met.</w:t>
       </w:r>
+      <w:r>
+        <w:t xml:space="preserve"> In the image below it can be seen those goals in which the project has been directly positive, as well as the ones in which it has been indirectly positive (</w:t>
+      </w:r>
+      <w:r>
+        <w:fldChar w:fldCharType="begin"/>
+      </w:r>
+      <w:r>
+        <w:instrText xml:space="preserve"> REF _Ref156843940 \h </w:instrText>
+      </w:r>
+      <w:r>
+        <w:fldChar w:fldCharType="separate"/>
+      </w:r>
+      <w:r>
+        <w:rPr>
+          <w:noProof/>
+        </w:rPr>
+        <w:t>4</w:t>
+      </w:r>
+      <w:r>
+        <w:noBreakHyphen/>
+      </w:r>
+      <w:r>
+        <w:rPr>
+          <w:noProof/>
+        </w:rPr>
+        <w:t>2</w:t>
+      </w:r>
+      <w:r>
+        <w:t xml:space="preserve">. Figure: </w:t>
+      </w:r>
+      <w:r>
+        <w:t>SDG alignment evaluation summary</w:t>
+      </w:r>
+      <w:r>
+        <w:fldChar w:fldCharType="end"/>
+      </w:r>
+      <w:r>
+        <w:t>).</w:t>
+      </w:r>
+    </w:p>
+    <w:p>
+      <w:pPr>
+        <w:keepNext/>
+        <w:jc w:val="center"/>
+      </w:pPr>
+      <w:r>
+        <w:lastRenderedPageBreak/>
+        <w:drawing>
+          <wp:inline distT="0" distB="0" distL="0" distR="0" wp14:anchorId="049A8659" wp14:editId="084B193F">
+            <wp:extent cx="5731510" cy="1981200"/>
+            <wp:effectExtent l="0" t="0" r="2540" b="0"/>
+            <wp:docPr id="621605160" name="Imagen 1" descr="Tabla&#10;&#10;Descripción generada automáticamente"/>
+            <wp:cNvGraphicFramePr>
+              <a:graphicFrameLocks xmlns:a="http://schemas.openxmlformats.org/drawingml/2006/main" noChangeAspect="1"/>
+            </wp:cNvGraphicFramePr>
+            <a:graphic xmlns:a="http://schemas.openxmlformats.org/drawingml/2006/main">
+              <a:graphicData uri="http://schemas.openxmlformats.org/drawingml/2006/picture">
+                <pic:pic xmlns:pic="http://schemas.openxmlformats.org/drawingml/2006/picture">
+                  <pic:nvPicPr>
+                    <pic:cNvPr id="621605160" name="Imagen 1" descr="Tabla&#10;&#10;Descripción generada automáticamente"/>
+                    <pic:cNvPicPr/>
+                  </pic:nvPicPr>
+                  <pic:blipFill rotWithShape="1">
+                    <a:blip r:embed="rId49"/>
+                    <a:srcRect t="8619" b="7352"/>
+                    <a:stretch/>
+                  </pic:blipFill>
+                  <pic:spPr bwMode="auto">
+                    <a:xfrm>
+                      <a:off x="0" y="0"/>
+                      <a:ext cx="5731510" cy="1981200"/>
+                    </a:xfrm>
+                    <a:prstGeom prst="rect">
+                      <a:avLst/>
+                    </a:prstGeom>
+                    <a:ln>
+                      <a:noFill/>
+                    </a:ln>
+                    <a:extLst>
+                      <a:ext uri="{53640926-AAD7-44D8-BBD7-CCE9431645EC}">
+                        <a14:shadowObscured xmlns:a14="http://schemas.microsoft.com/office/drawing/2010/main"/>
+                      </a:ext>
+                    </a:extLst>
+                  </pic:spPr>
+                </pic:pic>
+              </a:graphicData>
+            </a:graphic>
+          </wp:inline>
+        </w:drawing>
+      </w:r>
+    </w:p>
+    <w:bookmarkStart w:id="55" w:name="_Ref156843940"/>
+    <w:p>
+      <w:pPr>
+        <w:pStyle w:val="Descripcin"/>
+        <w:jc w:val="center"/>
+      </w:pPr>
+      <w:r>
+        <w:fldChar w:fldCharType="begin"/>
+      </w:r>
+      <w:r>
+        <w:instrText xml:space="preserve"> STYLEREF 1 \s </w:instrText>
+      </w:r>
+      <w:r>
+        <w:fldChar w:fldCharType="separate"/>
+      </w:r>
+      <w:bookmarkStart w:id="56" w:name="_Toc156844220"/>
+      <w:r>
+        <w:rPr>
+          <w:noProof/>
+        </w:rPr>
+        <w:t>4</w:t>
+      </w:r>
+      <w:r>
+        <w:fldChar w:fldCharType="end"/>
+      </w:r>
+      <w:r>
+        <w:noBreakHyphen/>
+      </w:r>
+      <w:r>
+        <w:fldChar w:fldCharType="begin"/>
+      </w:r>
+      <w:r>
+        <w:instrText xml:space="preserve"> SEQ Figure \* ARABIC \s 1 </w:instrText>
+      </w:r>
+      <w:r>
+        <w:fldChar w:fldCharType="separate"/>
+      </w:r>
+      <w:r>
+        <w:rPr>
+          <w:noProof/>
+        </w:rPr>
+        <w:t>2</w:t>
+      </w:r>
+      <w:r>
+        <w:fldChar w:fldCharType="end"/>
+      </w:r>
+      <w:r>
+        <w:t xml:space="preserve">. Figure: </w:t>
+      </w:r>
+      <w:r>
+        <w:t>SDG alignment evaluation summary</w:t>
+      </w:r>
+      <w:bookmarkEnd w:id="55"/>
+      <w:bookmarkEnd w:id="56"/>
     </w:p>
     <w:p>
       <w:pPr>
         <w:sectPr>
-          <w:headerReference w:type="first" r:id="rId48"/>
-          <w:footerReference w:type="first" r:id="rId49"/>
+          <w:headerReference w:type="first" r:id="rId50"/>
+          <w:footerReference w:type="first" r:id="rId51"/>
           <w:pgSz w:w="11906" w:h="16838"/>
           <w:pgMar w:top="1440" w:right="1440" w:bottom="1440" w:left="1440" w:header="720" w:footer="720" w:gutter="0"/>
           <w:cols w:space="720"/>
@@ -8527,17 +8934,44 @@
       <w:r>
         <w:t>In the Quality Education objective, it is believed that it has been fulfilled because on the web page that has been created there is a whole section that simply serves to explain how external factors influence the stock market and how each of them influences it. In the same way, a financially well-educated society is always positive for the state and the economy of a country, as more entrepreneurs and companies can emerge, which is why the objective of Decent Work and Economic Growth is fulfilled. Finally, the objective of Industry, Innovation and Infrastructure is fulfilled because different cutting-edge technologies have been used to make this project, such as the use of machine learning or web technology, which is why it has contributed to innovation and technological development.</w:t>
       </w:r>
+      <w:r>
+        <w:t xml:space="preserve"> The more detailed alignment with these objectives can be found in </w:t>
+      </w:r>
+      <w:r>
+        <w:fldChar w:fldCharType="begin"/>
+      </w:r>
+      <w:r>
+        <w:instrText xml:space="preserve"> REF _Ref156843762 \h </w:instrText>
+      </w:r>
+      <w:r>
+        <w:fldChar w:fldCharType="separate"/>
+      </w:r>
+      <w:r>
+        <w:rPr>
+          <w:noProof/>
+        </w:rPr>
+        <w:t>3</w:t>
+      </w:r>
+      <w:r>
+        <w:t>. Annex: SDG alignment evaluation</w:t>
+      </w:r>
+      <w:r>
+        <w:fldChar w:fldCharType="end"/>
+      </w:r>
+      <w:r>
+        <w:t>.</w:t>
+      </w:r>
     </w:p>
     <w:p>
       <w:pPr>
         <w:pStyle w:val="Ttulo1"/>
       </w:pPr>
-      <w:bookmarkStart w:id="53" w:name="_Toc156760753"/>
+      <w:bookmarkStart w:id="57" w:name="_Toc156844205"/>
       <w:r>
         <w:lastRenderedPageBreak/>
         <w:t>Future lines</w:t>
       </w:r>
-      <w:bookmarkEnd w:id="53"/>
+      <w:bookmarkEnd w:id="57"/>
     </w:p>
     <w:p>
       <w:pPr>
@@ -8569,11 +9003,11 @@
       <w:pPr>
         <w:pStyle w:val="Ttulo2"/>
       </w:pPr>
-      <w:bookmarkStart w:id="54" w:name="_Toc156760754"/>
+      <w:bookmarkStart w:id="58" w:name="_Toc156844206"/>
       <w:r>
         <w:t>Improvements</w:t>
       </w:r>
-      <w:bookmarkEnd w:id="54"/>
+      <w:bookmarkEnd w:id="58"/>
     </w:p>
     <w:p>
       <w:pPr>
@@ -8587,17 +9021,17 @@
       <w:pPr>
         <w:pStyle w:val="Ttulo2"/>
       </w:pPr>
-      <w:bookmarkStart w:id="55" w:name="_Toc156760755"/>
+      <w:bookmarkStart w:id="59" w:name="_Toc156844207"/>
       <w:r>
         <w:t>Supplements</w:t>
       </w:r>
-      <w:bookmarkEnd w:id="55"/>
+      <w:bookmarkEnd w:id="59"/>
     </w:p>
     <w:p>
       <w:pPr>
         <w:ind w:firstLine="709"/>
         <w:sectPr>
-          <w:footerReference w:type="first" r:id="rId50"/>
+          <w:footerReference w:type="first" r:id="rId52"/>
           <w:pgSz w:w="11906" w:h="16838"/>
           <w:pgMar w:top="1440" w:right="1440" w:bottom="1440" w:left="1440" w:header="720" w:footer="720" w:gutter="0"/>
           <w:cols w:space="720"/>
@@ -8618,7 +9052,7 @@
         <w:t>.</w:t>
       </w:r>
     </w:p>
-    <w:bookmarkStart w:id="56" w:name="_Toc156760756" w:displacedByCustomXml="next"/>
+    <w:bookmarkStart w:id="60" w:name="_Toc156844208" w:displacedByCustomXml="next"/>
     <w:sdt>
       <w:sdtPr>
         <w:rPr>
@@ -8650,7 +9084,7 @@
           <w:r>
             <w:t>phy</w:t>
           </w:r>
-          <w:bookmarkEnd w:id="56"/>
+          <w:bookmarkEnd w:id="60"/>
         </w:p>
         <w:sdt>
           <w:sdtPr>
@@ -9069,7 +9503,7 @@
           <w:tab w:val="left" w:pos="5920"/>
         </w:tabs>
         <w:sectPr>
-          <w:footerReference w:type="first" r:id="rId51"/>
+          <w:footerReference w:type="first" r:id="rId53"/>
           <w:pgSz w:w="11906" w:h="16838"/>
           <w:pgMar w:top="1440" w:right="1440" w:bottom="1440" w:left="1440" w:header="720" w:footer="720" w:gutter="0"/>
           <w:cols w:space="720"/>
@@ -9085,16 +9519,16 @@
       <w:pPr>
         <w:pStyle w:val="Ttulo1"/>
       </w:pPr>
-      <w:bookmarkStart w:id="57" w:name="_Hlk137405933"/>
-      <w:bookmarkStart w:id="58" w:name="_Toc156760757"/>
+      <w:bookmarkStart w:id="61" w:name="_Hlk137405933"/>
+      <w:bookmarkStart w:id="62" w:name="_Toc156844209"/>
       <w:r>
         <w:lastRenderedPageBreak/>
         <w:t>Annexes</w:t>
       </w:r>
-      <w:bookmarkEnd w:id="58"/>
-    </w:p>
-    <w:bookmarkStart w:id="59" w:name="_Ref156758215"/>
-    <w:bookmarkEnd w:id="57"/>
+      <w:bookmarkEnd w:id="62"/>
+    </w:p>
+    <w:bookmarkStart w:id="63" w:name="_Ref156758215"/>
+    <w:bookmarkEnd w:id="61"/>
     <w:p>
       <w:pPr>
         <w:pStyle w:val="Descripcin"/>
@@ -9121,7 +9555,7 @@
       <w:r>
         <w:t>. Annex: Project's initial planning</w:t>
       </w:r>
-      <w:bookmarkEnd w:id="59"/>
+      <w:bookmarkEnd w:id="63"/>
     </w:p>
     <w:p>
       <w:pPr>
@@ -9148,10 +9582,10 @@
             <v:path o:extrusionok="f" gradientshapeok="t" o:connecttype="rect"/>
             <o:lock v:ext="edit" aspectratio="t"/>
           </v:shapetype>
-          <v:shape id="_x0000_i1049" type="#_x0000_t75" style="width:453pt;height:453pt" o:ole="">
-            <v:imagedata r:id="rId52" o:title=""/>
+          <v:shape id="_x0000_i1028" type="#_x0000_t75" style="width:453pt;height:453pt" o:ole="">
+            <v:imagedata r:id="rId54" o:title=""/>
           </v:shape>
-          <o:OLEObject Type="Link" ProgID="Word.Document.12" ShapeID="_x0000_i1049" DrawAspect="Content" r:id="rId53" UpdateMode="Always">
+          <o:OLEObject Type="Link" ProgID="Word.Document.12" ShapeID="_x0000_i1028" DrawAspect="Content" r:id="rId55" UpdateMode="Always">
             <o:LinkType>EnhancedMetaFile</o:LinkType>
             <o:LockedField>false</o:LockedField>
             <o:FieldCodes>\f 0</o:FieldCodes>
@@ -9164,7 +9598,7 @@
         <w:pStyle w:val="Descripcin"/>
         <w:keepNext/>
         <w:sectPr>
-          <w:footerReference w:type="default" r:id="rId54"/>
+          <w:footerReference w:type="default" r:id="rId56"/>
           <w:pgSz w:w="11906" w:h="16838"/>
           <w:pgMar w:top="1440" w:right="1440" w:bottom="1440" w:left="1440" w:header="720" w:footer="720" w:gutter="0"/>
           <w:cols w:space="720"/>
@@ -9173,7 +9607,7 @@
         </w:sectPr>
       </w:pPr>
     </w:p>
-    <w:bookmarkStart w:id="60" w:name="_Ref156759144"/>
+    <w:bookmarkStart w:id="64" w:name="_Ref156759144"/>
     <w:p>
       <w:pPr>
         <w:pStyle w:val="Descripcin"/>
@@ -9201,7 +9635,7 @@
       <w:r>
         <w:t>. Annex: Meetings' minutes</w:t>
       </w:r>
-      <w:bookmarkEnd w:id="60"/>
+      <w:bookmarkEnd w:id="64"/>
     </w:p>
     <w:p>
       <w:pPr>
@@ -9209,10 +9643,10 @@
       </w:pPr>
       <w:r>
         <w:object w:dxaOrig="14182" w:dyaOrig="14172" w14:anchorId="2036ACE1">
-          <v:shape id="_x0000_i1040" type="#_x0000_t75" style="width:457.5pt;height:458pt" o:ole="">
-            <v:imagedata r:id="rId55" o:title=""/>
+          <v:shape id="_x0000_i1104" type="#_x0000_t75" style="width:457.5pt;height:458pt" o:ole="">
+            <v:imagedata r:id="rId57" o:title=""/>
           </v:shape>
-          <o:OLEObject Type="Link" ProgID="Word.Document.12" ShapeID="_x0000_i1040" DrawAspect="Content" r:id="rId56" UpdateMode="Always">
+          <o:OLEObject Type="Link" ProgID="Word.Document.12" ShapeID="_x0000_i1104" DrawAspect="Content" r:id="rId58" UpdateMode="Always">
             <o:LinkType>EnhancedMetaFile</o:LinkType>
             <o:LockedField>false</o:LockedField>
             <o:FieldCodes>\f 0</o:FieldCodes>
@@ -9231,10 +9665,52 @@
         </w:sectPr>
       </w:pPr>
     </w:p>
-    <w:p>
-      <w:pPr>
+    <w:bookmarkStart w:id="65" w:name="_Ref156843762"/>
+    <w:p>
+      <w:pPr>
+        <w:pStyle w:val="Descripcin"/>
         <w:keepNext/>
       </w:pPr>
+      <w:r>
+        <w:lastRenderedPageBreak/>
+        <w:fldChar w:fldCharType="begin"/>
+      </w:r>
+      <w:r>
+        <w:instrText xml:space="preserve"> SEQ Annex \* ARABIC </w:instrText>
+      </w:r>
+      <w:r>
+        <w:fldChar w:fldCharType="separate"/>
+      </w:r>
+      <w:r>
+        <w:rPr>
+          <w:noProof/>
+        </w:rPr>
+        <w:t>3</w:t>
+      </w:r>
+      <w:r>
+        <w:fldChar w:fldCharType="end"/>
+      </w:r>
+      <w:r>
+        <w:t>. Annex: SDG alignment evaluation</w:t>
+      </w:r>
+      <w:bookmarkEnd w:id="65"/>
+    </w:p>
+    <w:p>
+      <w:pPr>
+        <w:keepNext/>
+      </w:pPr>
+      <w:r>
+        <w:object w:dxaOrig="5950" w:dyaOrig="8420" w14:anchorId="35508467">
+          <v:shape id="_x0000_i1033" type="#_x0000_t75" style="width:446.5pt;height:632pt" o:ole="">
+            <v:imagedata r:id="rId59" o:title=""/>
+          </v:shape>
+          <o:OLEObject Type="Link" ProgID="Acrobat.Document.DC" ShapeID="_x0000_i1033" DrawAspect="Content" r:id="rId60" UpdateMode="Always">
+            <o:LinkType>EnhancedMetaFile</o:LinkType>
+            <o:LockedField>false</o:LockedField>
+            <o:FieldCodes>\f 0</o:FieldCodes>
+          </o:OLEObject>
+        </w:object>
+      </w:r>
     </w:p>
     <w:sectPr>
       <w:pgSz w:w="11906" w:h="16838"/>
@@ -9761,21 +10237,11 @@
         <w:pPr>
           <w:pStyle w:val="Sinespaciado"/>
         </w:pPr>
-        <w:r>
-          <w:fldChar w:fldCharType="begin"/>
-        </w:r>
-        <w:r>
-          <w:instrText xml:space="preserve"> STYLEREF  Título  \* MERGEFORMAT </w:instrText>
-        </w:r>
-        <w:r>
-          <w:fldChar w:fldCharType="separate"/>
-        </w:r>
-        <w:r>
-          <w:t>Trade Hunter</w:t>
-        </w:r>
-        <w:r>
-          <w:fldChar w:fldCharType="end"/>
-        </w:r>
+        <w:fldSimple w:instr=" STYLEREF  Título  \* MERGEFORMAT ">
+          <w:r>
+            <w:t>Trade Hunter</w:t>
+          </w:r>
+        </w:fldSimple>
       </w:p>
     </w:sdtContent>
   </w:sdt>
@@ -11001,7 +11467,7 @@
         <w:szCs w:val="18"/>
         <w:lang w:val="es-ES" w:eastAsia="es-ES"/>
       </w:rPr>
-      <w:t>2</w:t>
+      <w:t>3</w:t>
     </w:r>
     <w:r>
       <w:rPr>
@@ -11056,7 +11522,7 @@
         <w:szCs w:val="18"/>
         <w:lang w:val="es-ES" w:eastAsia="es-ES"/>
       </w:rPr>
-      <w:t>Planification</w:t>
+      <w:t>Development</w:t>
     </w:r>
     <w:r>
       <w:rPr>

--- a/07_Final_deliveries/Report/Report - Trade Hunter.docx
+++ b/07_Final_deliveries/Report/Report - Trade Hunter.docx
@@ -74,7 +74,7 @@
         <mc:AlternateContent>
           <mc:Choice Requires="wpg">
             <w:drawing>
-              <wp:anchor distT="0" distB="0" distL="114300" distR="114300" simplePos="0" relativeHeight="251659264" behindDoc="0" locked="0" layoutInCell="1" allowOverlap="1" wp14:anchorId="1E2ABBB2" wp14:editId="2E40F4B9">
+              <wp:anchor distT="0" distB="0" distL="114300" distR="114300" simplePos="0" relativeHeight="251659264" behindDoc="0" locked="0" layoutInCell="1" allowOverlap="1" wp14:anchorId="1E2ABBB2" wp14:editId="1FC50EC4">
                 <wp:simplePos x="0" y="0"/>
                 <wp:positionH relativeFrom="column">
                   <wp:posOffset>-1714500</wp:posOffset>
@@ -5631,13 +5631,13 @@
       <w:pPr>
         <w:pStyle w:val="Ttulo1"/>
       </w:pPr>
-      <w:bookmarkStart w:id="5" w:name="_Toc86850233"/>
-      <w:bookmarkStart w:id="6" w:name="_Toc156844178"/>
+      <w:bookmarkStart w:id="5" w:name="_Toc156844178"/>
+      <w:bookmarkStart w:id="6" w:name="_Toc86850233"/>
       <w:r>
         <w:lastRenderedPageBreak/>
         <w:t>Planification</w:t>
       </w:r>
-      <w:bookmarkEnd w:id="6"/>
+      <w:bookmarkEnd w:id="5"/>
     </w:p>
     <w:p>
       <w:pPr>
@@ -5750,7 +5750,7 @@
         </w:rPr>
         <w:lastRenderedPageBreak/>
         <w:drawing>
-          <wp:inline distT="0" distB="0" distL="0" distR="0" wp14:anchorId="0CA512F2" wp14:editId="16F41E74">
+          <wp:inline distT="0" distB="0" distL="0" distR="0" wp14:anchorId="0CA512F2" wp14:editId="09FBE677">
             <wp:extent cx="5731510" cy="2495550"/>
             <wp:effectExtent l="0" t="0" r="2540" b="0"/>
             <wp:docPr id="1259540523" name="Imagen 1" descr="Escala de tiempo&#10;&#10;Descripción generada automáticamente"/>
@@ -5824,37 +5824,37 @@
       <w:r>
         <w:fldChar w:fldCharType="separate"/>
       </w:r>
+      <w:r>
+        <w:rPr>
+          <w:noProof/>
+        </w:rPr>
+        <w:t>2</w:t>
+      </w:r>
+      <w:r>
+        <w:fldChar w:fldCharType="end"/>
+      </w:r>
+      <w:r>
+        <w:noBreakHyphen/>
+      </w:r>
+      <w:r>
+        <w:fldChar w:fldCharType="begin"/>
+      </w:r>
+      <w:r>
+        <w:instrText xml:space="preserve"> SEQ Figure \* ARABIC \s 1 </w:instrText>
+      </w:r>
+      <w:r>
+        <w:fldChar w:fldCharType="separate"/>
+      </w:r>
+      <w:r>
+        <w:rPr>
+          <w:noProof/>
+        </w:rPr>
+        <w:t>1</w:t>
+      </w:r>
+      <w:r>
+        <w:fldChar w:fldCharType="end"/>
+      </w:r>
       <w:bookmarkStart w:id="8" w:name="_Toc156844210"/>
-      <w:r>
-        <w:rPr>
-          <w:noProof/>
-        </w:rPr>
-        <w:t>2</w:t>
-      </w:r>
-      <w:r>
-        <w:fldChar w:fldCharType="end"/>
-      </w:r>
-      <w:r>
-        <w:noBreakHyphen/>
-      </w:r>
-      <w:r>
-        <w:fldChar w:fldCharType="begin"/>
-      </w:r>
-      <w:r>
-        <w:instrText xml:space="preserve"> SEQ Figure \* ARABIC \s 1 </w:instrText>
-      </w:r>
-      <w:r>
-        <w:fldChar w:fldCharType="separate"/>
-      </w:r>
-      <w:r>
-        <w:rPr>
-          <w:noProof/>
-        </w:rPr>
-        <w:t>1</w:t>
-      </w:r>
-      <w:r>
-        <w:fldChar w:fldCharType="end"/>
-      </w:r>
       <w:r>
         <w:t>. Figure: Initial planning's Gantt chart</w:t>
       </w:r>
@@ -5866,7 +5866,7 @@
         <w:pStyle w:val="Ttulo1"/>
       </w:pPr>
       <w:bookmarkStart w:id="9" w:name="_Toc156844179"/>
-      <w:bookmarkEnd w:id="5"/>
+      <w:bookmarkEnd w:id="6"/>
       <w:r>
         <w:lastRenderedPageBreak/>
         <w:t>Development</w:t>
@@ -6051,37 +6051,37 @@
       <w:r>
         <w:fldChar w:fldCharType="separate"/>
       </w:r>
+      <w:r>
+        <w:rPr>
+          <w:noProof/>
+        </w:rPr>
+        <w:t>3</w:t>
+      </w:r>
+      <w:r>
+        <w:fldChar w:fldCharType="end"/>
+      </w:r>
+      <w:r>
+        <w:noBreakHyphen/>
+      </w:r>
+      <w:r>
+        <w:fldChar w:fldCharType="begin"/>
+      </w:r>
+      <w:r>
+        <w:instrText xml:space="preserve"> SEQ Figure \* ARABIC \s 1 </w:instrText>
+      </w:r>
+      <w:r>
+        <w:fldChar w:fldCharType="separate"/>
+      </w:r>
+      <w:r>
+        <w:rPr>
+          <w:noProof/>
+        </w:rPr>
+        <w:t>1</w:t>
+      </w:r>
+      <w:r>
+        <w:fldChar w:fldCharType="end"/>
+      </w:r>
       <w:bookmarkStart w:id="13" w:name="_Toc156844211"/>
-      <w:r>
-        <w:rPr>
-          <w:noProof/>
-        </w:rPr>
-        <w:t>3</w:t>
-      </w:r>
-      <w:r>
-        <w:fldChar w:fldCharType="end"/>
-      </w:r>
-      <w:r>
-        <w:noBreakHyphen/>
-      </w:r>
-      <w:r>
-        <w:fldChar w:fldCharType="begin"/>
-      </w:r>
-      <w:r>
-        <w:instrText xml:space="preserve"> SEQ Figure \* ARABIC \s 1 </w:instrText>
-      </w:r>
-      <w:r>
-        <w:fldChar w:fldCharType="separate"/>
-      </w:r>
-      <w:r>
-        <w:rPr>
-          <w:noProof/>
-        </w:rPr>
-        <w:t>1</w:t>
-      </w:r>
-      <w:r>
-        <w:fldChar w:fldCharType="end"/>
-      </w:r>
       <w:r>
         <w:t>. Figure: System's architecture</w:t>
       </w:r>
@@ -6149,15 +6149,7 @@
         <w:ind w:firstLine="709"/>
       </w:pPr>
       <w:r>
-        <w:t xml:space="preserve">Once that the whole product itself and the relationship between different parts have been explained, it will start the technical explanation of each one of them, starting with the artificial intelligence part. In this section, first of all, the planification of the AI model will </w:t>
-      </w:r>
-      <w:proofErr w:type="spellStart"/>
-      <w:r>
-        <w:t>de</w:t>
-      </w:r>
-      <w:proofErr w:type="spellEnd"/>
-      <w:r>
-        <w:t xml:space="preserve"> defined, explaining which factors have been considered for it. After that, it will be explained how the model have been developed, explaining all the process to develop it. Finally, the results obtained will be presented, in order to see how all this process contributed to the objective of creating realistic predictions.</w:t>
+        <w:t>Once that the whole product itself and the relationship between different parts have been explained, it will start the technical explanation of each one of them, starting with the artificial intelligence part. In this section, first of all, the planification of the AI model will de defined, explaining which factors have been considered for it. After that, it will be explained how the model have been developed, explaining all the process to develop it. Finally, the results obtained will be presented, in order to see how all this process contributed to the objective of creating realistic predictions.</w:t>
       </w:r>
     </w:p>
     <w:p>
@@ -6182,11 +6174,9 @@
       <w:r>
         <w:t xml:space="preserve">If the stock market were only based on mathematical trends, using only these 5 internal factors, it would be possible to achieve a model that was almost perfect, but the stock market does not only understand mathematics and trends, </w:t>
       </w:r>
-      <w:proofErr w:type="gramStart"/>
       <w:r>
         <w:t>it</w:t>
       </w:r>
-      <w:proofErr w:type="gramEnd"/>
       <w:r>
         <w:t xml:space="preserve"> is also influenced by several external factors, which are often more influential than the internal ones. The Spanish stock market will always be influenced by other stock markets, especially by the American stock market in New York, the Dow Jones stock exchange. One of the clearest examples of this is when in 2008, the American company Lehman Brothers went bankrupt, which caused the other world economies to enter into a severe recession, which later ended in the 2008 Crisis</w:t>
       </w:r>
@@ -6289,144 +6279,254 @@
     </w:p>
     <w:p>
       <w:r>
-        <w:t>Once the prediction is done, the result will be looked at and compared with the real results to know how good the result is. In this type of project, it is somehow difficult to predict what is going to happen in the market, but the important thing is to obtain a result more or less similar to what it is in reality. To do this, the real data will be plotted against the data that has been obtained and see how much difference there is between them. In this case it is</w:t>
-      </w:r>
-    </w:p>
-    <w:p/>
+        <w:t xml:space="preserve">Once the prediction is done, the result will be looked at and compared with the real results to know how good the result is. In this type of project, it is somehow difficult to predict what is going to happen in the market, but the important thing is to obtain a result more or less similar to what it is in reality. To do this, the real data will be plotted against the data that has been obtained and see how much difference there is between them. </w:t>
+      </w:r>
+      <w:r>
+        <w:t>In the image below it can be seen all the data that the prediction is based on and the prediction that it is done based on that data (</w:t>
+      </w:r>
+      <w:r>
+        <w:fldChar w:fldCharType="begin"/>
+      </w:r>
+      <w:r>
+        <w:instrText xml:space="preserve"> REF _Ref156898130 \h </w:instrText>
+      </w:r>
+      <w:r>
+        <w:fldChar w:fldCharType="separate"/>
+      </w:r>
+      <w:r>
+        <w:rPr>
+          <w:noProof/>
+        </w:rPr>
+        <w:t>3</w:t>
+      </w:r>
+      <w:r>
+        <w:noBreakHyphen/>
+      </w:r>
+      <w:r>
+        <w:rPr>
+          <w:noProof/>
+        </w:rPr>
+        <w:t>2</w:t>
+      </w:r>
+      <w:r>
+        <w:t>. Figure: Data's and prediction's values graph</w:t>
+      </w:r>
+      <w:r>
+        <w:fldChar w:fldCharType="end"/>
+      </w:r>
+      <w:r>
+        <w:t>).</w:t>
+      </w:r>
+    </w:p>
+    <w:p>
+      <w:pPr>
+        <w:keepNext/>
+        <w:jc w:val="center"/>
+      </w:pPr>
+      <w:r>
+        <w:rPr>
+          <w:rFonts w:cs="Arial"/>
+          <w:color w:val="000000"/>
+          <w:bdr w:val="none" w:sz="0" w:space="0" w:color="auto" w:frame="1"/>
+        </w:rPr>
+        <w:lastRenderedPageBreak/>
+        <w:drawing>
+          <wp:inline distT="0" distB="0" distL="0" distR="0" wp14:anchorId="64A6E2BF" wp14:editId="5F1784BB">
+            <wp:extent cx="5731510" cy="2945130"/>
+            <wp:effectExtent l="0" t="0" r="2540" b="7620"/>
+            <wp:docPr id="1738530750" name="Imagen 1" descr="Gráfico&#10;&#10;Descripción generada automáticamente"/>
+            <wp:cNvGraphicFramePr>
+              <a:graphicFrameLocks xmlns:a="http://schemas.openxmlformats.org/drawingml/2006/main" noChangeAspect="1"/>
+            </wp:cNvGraphicFramePr>
+            <a:graphic xmlns:a="http://schemas.openxmlformats.org/drawingml/2006/main">
+              <a:graphicData uri="http://schemas.openxmlformats.org/drawingml/2006/picture">
+                <pic:pic xmlns:pic="http://schemas.openxmlformats.org/drawingml/2006/picture">
+                  <pic:nvPicPr>
+                    <pic:cNvPr id="1738530750" name="Imagen 1" descr="Gráfico&#10;&#10;Descripción generada automáticamente"/>
+                    <pic:cNvPicPr/>
+                  </pic:nvPicPr>
+                  <pic:blipFill>
+                    <a:blip r:embed="rId41"/>
+                    <a:stretch>
+                      <a:fillRect/>
+                    </a:stretch>
+                  </pic:blipFill>
+                  <pic:spPr>
+                    <a:xfrm>
+                      <a:off x="0" y="0"/>
+                      <a:ext cx="5731510" cy="2945130"/>
+                    </a:xfrm>
+                    <a:prstGeom prst="rect">
+                      <a:avLst/>
+                    </a:prstGeom>
+                  </pic:spPr>
+                </pic:pic>
+              </a:graphicData>
+            </a:graphic>
+          </wp:inline>
+        </w:drawing>
+      </w:r>
+    </w:p>
+    <w:bookmarkStart w:id="19" w:name="_Ref156898130"/>
+    <w:p>
+      <w:pPr>
+        <w:pStyle w:val="Descripcin"/>
+        <w:jc w:val="center"/>
+      </w:pPr>
+      <w:r>
+        <w:fldChar w:fldCharType="begin"/>
+      </w:r>
+      <w:r>
+        <w:instrText xml:space="preserve"> STYLEREF 1 \s </w:instrText>
+      </w:r>
+      <w:r>
+        <w:fldChar w:fldCharType="separate"/>
+      </w:r>
+      <w:r>
+        <w:rPr>
+          <w:noProof/>
+        </w:rPr>
+        <w:t>3</w:t>
+      </w:r>
+      <w:r>
+        <w:fldChar w:fldCharType="end"/>
+      </w:r>
+      <w:r>
+        <w:noBreakHyphen/>
+      </w:r>
+      <w:r>
+        <w:fldChar w:fldCharType="begin"/>
+      </w:r>
+      <w:r>
+        <w:instrText xml:space="preserve"> SEQ Figure \* ARABIC \s 1 </w:instrText>
+      </w:r>
+      <w:r>
+        <w:fldChar w:fldCharType="separate"/>
+      </w:r>
+      <w:r>
+        <w:rPr>
+          <w:noProof/>
+        </w:rPr>
+        <w:t>2</w:t>
+      </w:r>
+      <w:r>
+        <w:fldChar w:fldCharType="end"/>
+      </w:r>
+      <w:r>
+        <w:t>. Figure: Data's and prediction's values graph</w:t>
+      </w:r>
+      <w:bookmarkEnd w:id="19"/>
+    </w:p>
     <w:p>
       <w:pPr>
         <w:pStyle w:val="Ttulo2"/>
       </w:pPr>
-      <w:bookmarkStart w:id="19" w:name="_Toc156844187"/>
+      <w:bookmarkStart w:id="20" w:name="_Toc156844187"/>
       <w:r>
         <w:t>Web program</w:t>
       </w:r>
-      <w:bookmarkEnd w:id="19"/>
+      <w:bookmarkEnd w:id="20"/>
     </w:p>
     <w:p>
       <w:pPr>
         <w:ind w:firstLine="709"/>
       </w:pPr>
       <w:r>
-        <w:t xml:space="preserve">After explaining the artificial intelligence model and the results obtained, it will be explained the web program that is responsible for showing the results in the web page. In this section, firstly, it will be explained how the REST server works and the functionality that this </w:t>
+        <w:t xml:space="preserve">After explaining the artificial intelligence model and the results obtained, it will be explained the web program that is responsible for showing the results in the web page. In this section, firstly, it will be explained how the REST server works and the functionality that this one fulfils. Then, how the connection between systems </w:t>
+      </w:r>
+      <w:r>
+        <w:t xml:space="preserve">using Node-Red </w:t>
+      </w:r>
+      <w:r>
+        <w:t>is done will be defined</w:t>
+      </w:r>
+      <w:r>
+        <w:t xml:space="preserve"> and, lastly, it will be presented the different pages that the web page is composed of, explaining the different functionalities that are available in each one of them.</w:t>
+      </w:r>
+    </w:p>
+    <w:p>
+      <w:pPr>
+        <w:pStyle w:val="Ttulo3"/>
+      </w:pPr>
+      <w:bookmarkStart w:id="21" w:name="_Toc156844188"/>
+      <w:r>
+        <w:t>Server functioning</w:t>
+      </w:r>
+      <w:bookmarkEnd w:id="21"/>
+    </w:p>
+    <w:p>
+      <w:pPr>
+        <w:ind w:firstLine="709"/>
+      </w:pPr>
+      <w:r>
+        <w:t>To create the internal logic, the backend of the website, two different web servers have been used: a Java REST server, and another Python server for the artificial intelligence part and everything related to massive and real-time data. This section of the document will explain the Java REST server. This web service has been used mainly for user requests related to the MySQL database. In that database, the user's personal data, such as the user’s information or the messages that different users of the platform have sent, have been stored. The created web server works as follows: when a user makes a request related to his personal information to the web page, that request goes directly to a REST controller. That controller will do the necessary business logic to satisfy the user's requests and send a response to the user. This web server is located in a Cloud server, which, through a DNS, has joined with an internet domain, so that all requests made to that domain go directly to the server.</w:t>
+      </w:r>
+    </w:p>
+    <w:p>
+      <w:r>
+        <w:t xml:space="preserve">To make all the main structure of the web server, JPA has been used. JPA is an API, which provides a mechanism for managing persistence and object-relational mapping. It is used to map the objects in the JAVA classes and then to create the tables in the MySQL database (it can be any type of database, as long as it is a relational database) with the correct relationships between the entities. To do this mapping, it is necessary to define in the Java classes, the types of relationships that the classes have between them. This definition is done using the @ManyToMany, @ManyToOne and @OneToMany tags. By using these tags, it can be specified which is the parent and which is the child, as well as define the relationships correctly. In addition, the JPA API brings with it an internal facility for making requests to the </w:t>
       </w:r>
       <w:r>
         <w:lastRenderedPageBreak/>
-        <w:t xml:space="preserve">one fulfils. Then, how the connection between systems </w:t>
-      </w:r>
-      <w:r>
-        <w:t xml:space="preserve">using Node-Red </w:t>
-      </w:r>
-      <w:r>
-        <w:t>is done will be defined</w:t>
-      </w:r>
-      <w:r>
-        <w:t xml:space="preserve"> and, lastly, it will be presented the different pages that the web page is composed of, explaining the different functionalities that are available in each one of them.</w:t>
+        <w:t>database. Using a JPA repository, CRUD functions can be made from the database without having to do anything more than create a repository for each entity (Java classes).</w:t>
       </w:r>
     </w:p>
     <w:p>
       <w:pPr>
         <w:pStyle w:val="Ttulo3"/>
       </w:pPr>
-      <w:bookmarkStart w:id="20" w:name="_Toc156844188"/>
-      <w:r>
-        <w:t>Server functioning</w:t>
-      </w:r>
-      <w:bookmarkEnd w:id="20"/>
+      <w:bookmarkStart w:id="22" w:name="_Toc156844189"/>
+      <w:r>
+        <w:t>Functionalities</w:t>
+      </w:r>
+      <w:bookmarkEnd w:id="22"/>
     </w:p>
     <w:p>
       <w:pPr>
         <w:ind w:firstLine="709"/>
       </w:pPr>
       <w:r>
-        <w:t>To create the internal logic, the backend of the website, two different web servers have been used: a Java REST server, and another Python server for the artificial intelligence part and everything related to massive and real-time data. This section of the document will explain the Java REST server. This web service has been used mainly for user requests related to the MySQL database. In that database, the user's personal data, such as the user’s information or the messages that different users of the platform have sent, have been stored. The created web server works as follows: when a user makes a request related to his personal information to the web page, that request goes directly to a REST controller. That controller will do the necessary business logic to satisfy the user's requests and send a response to the user. This web server is located in a Cloud server, which, through a DNS, has joined with an internet domain, so that all requests made to that domain go directly to the server.</w:t>
-      </w:r>
-    </w:p>
-    <w:p>
-      <w:r>
-        <w:t>To make all the main structure of the web server, JPA has been used. JPA is an API, which provides a mechanism for managing persistence and object-relational mapping. It is used to map the objects in the JAVA classes and then to create the tables in the MySQL database (it can be any type of database, as long as it is a relational database) with the correct relationships between the entities. To do this mapping, it is necessary to define in the Java classes, the types of relationships that the classes have between them. This definition is done using the @ManyToMany, @ManyToOne and @OneToMany tags. By using these tags, it can be specified which is the parent and which is the child, as well as define the relationships correctly. In addition, the JPA API brings with it an internal facility for making requests to the database. Using a JPA repository, CRUD functions can be made from the database without having to do anything more than create a repository for each entity (Java classes).</w:t>
+        <w:t>After explaining the server's functions, the functionalities of this server will be explained. CRUD methods, an acronym that stands for Create, Read, Update and Delete, are fundamental operations in database management systems and applications. The "Create" function (POST function) is used to add new records, such as users or messages. On the other hand, the "Read" method (GET function) is used to retrieve stored information for viewing or analysis. The "Update" operation (PUT function) is used to modify existing data, such as updating the address of a client. Finally, the "Delete" method (DELETE function) is used to delete specific records, removing associated information, such as the removal of a product from inventory. These methods are essential for effective data management, providing the tools necessary to manipulate information in a comprehensive and consistent manner.</w:t>
+      </w:r>
+    </w:p>
+    <w:p>
+      <w:r>
+        <w:t>Each controller has been programmed to be able to receive and send data in XML and JSON. These are commonly used data interchange formats in programming. When a controller receives a request, if that request is accompanied by data, it must be in the form of XML or JSON. Once the controller does all the business logic that the user has asked it to do (CRUD functions), it will return the information in the format that the user has requested in the request. In the Java classes that have to be mapped to XML or JSON, a schema has been made for each of them, so that the Java-XML or Java-JSON mapping is done correctly. In JSON and XML, a schema is a set of rules that defines the structure and type of data in a document. It serves to validate and standardise the representation of information, facilitating communication between systems. In XML, XML Schema is used, while JSON Schema is used in JSON.</w:t>
+      </w:r>
+    </w:p>
+    <w:p>
+      <w:r>
+        <w:t>In the web server, different controllers have been made that use different CRUD methods and return different types of information. One of the clearest examples of the use of the GET method is the "getMessages" function. This function receives the ID of a forum as a request variable and returns all messages from that forum. In the "register" function, the POST method is used to create a new user. The PUT method is used in the "editUser" function to update the user information and finally the DELETE method is used in the "deleteUser" function to delete the user.</w:t>
       </w:r>
     </w:p>
     <w:p>
       <w:pPr>
         <w:pStyle w:val="Ttulo3"/>
       </w:pPr>
-      <w:bookmarkStart w:id="21" w:name="_Toc156844189"/>
-      <w:r>
-        <w:t>Functionalities</w:t>
-      </w:r>
-      <w:bookmarkEnd w:id="21"/>
+      <w:bookmarkStart w:id="23" w:name="_Toc156844190"/>
+      <w:r>
+        <w:t>Systems’ connection</w:t>
+      </w:r>
+      <w:r>
+        <w:t>s</w:t>
+      </w:r>
+      <w:bookmarkEnd w:id="23"/>
     </w:p>
     <w:p>
       <w:pPr>
         <w:ind w:firstLine="709"/>
       </w:pPr>
       <w:r>
-        <w:t>After explaining the server's functions, the functionalities of this server will be explained. CRUD methods, an acronym that stands for Create, Read, Update and Delete, are fundamental operations in database management systems and applications. The "Create" function (POST function) is used to add new records, such as users or messages. On the other hand, the "Read" method (GET function) is used to retrieve stored information for viewing or analysis. The "Update" operation (PUT function) is used to modify existing data, such as updating the address of a client. Finally, the "Delete" method (DELETE function) is used to delete specific records, removing associated information, such as the removal of a product from inventory. These methods are essential for effective data management, providing the tools necessary to manipulate information in a comprehensive and consistent manner.</w:t>
-      </w:r>
-    </w:p>
-    <w:p>
-      <w:r>
-        <w:t xml:space="preserve">Each controller has been programmed to be able to receive and send data in XML and JSON. These are commonly used data interchange formats in programming. When a controller receives a request, if that request is accompanied by data, it must be in the form of XML or JSON. Once the controller does all the business logic that the user has asked it to do (CRUD functions), it will return the information in the format that the user has requested in the request. In the Java classes that have to be mapped to XML or JSON, a schema has been made for each of them, so that the Java-XML or Java-JSON mapping is done correctly. In JSON and XML, a schema is a set of rules that defines the structure and type of data in a document. It serves to validate and standardise the representation of information, facilitating </w:t>
+        <w:t>In this project, as mentioned earlier, the Node-RED application has been used. Node-RED is a visual programming platform that facilitates the integration and automation of data flows between different devices and services through the use of interconnected nodes. Effectively, it has been used to connect different services and make an interactive website out of it. HTTP nodes have been used to connect Node-RED with REST and AI server drivers, which are based on calling a function that manipulates the database (MySQL with Java and InfluxDB with Python) and returns values, objects, or lists to show an interactive and attractive interface to the user.</w:t>
+      </w:r>
+    </w:p>
+    <w:p>
+      <w:r>
+        <w:t xml:space="preserve">JSON and XML formats have been mainly used to send and receive data with Node-RED, as it is capable of handling these types of formats. To send them, HTTP nodes have been used to make connections with the other services. This data sending has been done mostly to store and receive data in the InfluxDB or MySQL databases. The data sent contains all the information that the other system needs to perform, which makes it possible to have several </w:t>
       </w:r>
       <w:r>
         <w:lastRenderedPageBreak/>
-        <w:t>communication between systems. In XML, XML Schema is used, while JSON Schema is used in JSON.</w:t>
-      </w:r>
-    </w:p>
-    <w:p>
-      <w:r>
-        <w:t>In the web server, different controllers have been made that use different CRUD methods and return different types of information. One of the clearest examples of the use of the GET method is the "</w:t>
-      </w:r>
-      <w:proofErr w:type="spellStart"/>
-      <w:r>
-        <w:t>getMessages</w:t>
-      </w:r>
-      <w:proofErr w:type="spellEnd"/>
-      <w:r>
-        <w:t>" function. This function receives the ID of a forum as a request variable and returns all messages from that forum. In the "register" function, the POST method is used to create a new user. The PUT method is used in the "</w:t>
-      </w:r>
-      <w:proofErr w:type="spellStart"/>
-      <w:r>
-        <w:t>editUser</w:t>
-      </w:r>
-      <w:proofErr w:type="spellEnd"/>
-      <w:r>
-        <w:t>" function to update the user information and finally the DELETE method is used in the "</w:t>
-      </w:r>
-      <w:proofErr w:type="spellStart"/>
-      <w:r>
-        <w:t>deleteUser</w:t>
-      </w:r>
-      <w:proofErr w:type="spellEnd"/>
-      <w:r>
-        <w:t>" function to delete the user.</w:t>
-      </w:r>
-    </w:p>
-    <w:p>
-      <w:pPr>
-        <w:pStyle w:val="Ttulo3"/>
-      </w:pPr>
-      <w:bookmarkStart w:id="22" w:name="_Toc156844190"/>
-      <w:r>
-        <w:t>Systems’ connection</w:t>
-      </w:r>
-      <w:r>
-        <w:t>s</w:t>
-      </w:r>
-      <w:bookmarkEnd w:id="22"/>
-    </w:p>
-    <w:p>
-      <w:pPr>
-        <w:ind w:firstLine="709"/>
-      </w:pPr>
-      <w:r>
-        <w:t>In this project, as mentioned earlier, the Node-RED application has been used. Node-RED is a visual programming platform that facilitates the integration and automation of data flows between different devices and services through the use of interconnected nodes. Effectively, it has been used to connect different services and make an interactive website out of it. HTTP nodes have been used to connect Node-RED with REST and AI server drivers, which are based on calling a function that manipulates the database (MySQL with Java and InfluxDB with Python) and returns values, objects, or lists to show an interactive and attractive interface to the user.</w:t>
-      </w:r>
-    </w:p>
-    <w:p>
-      <w:r>
-        <w:t>JSON and XML formats have been mainly used to send and receive data with Node-RED, as it is capable of handling these types of formats. To send them, HTTP nodes have been used to make connections with the other services. This data sending has been done mostly to store and receive data in the InfluxDB or MySQL databases. The data sent contains all the information that the other system needs to perform, which makes it possible to have several basic functionalities such as a register of users, data, messages, among many others.</w:t>
+        <w:t>basic functionalities such as a register of users, data, messages, among many others.</w:t>
       </w:r>
       <w:r>
         <w:t xml:space="preserve"> All the flow described can be seen in the image below (</w:t>
@@ -6478,7 +6578,7 @@
           <w:bdr w:val="none" w:sz="0" w:space="0" w:color="auto" w:frame="1"/>
         </w:rPr>
         <w:drawing>
-          <wp:inline distT="0" distB="0" distL="0" distR="0" wp14:anchorId="21316F49" wp14:editId="7174552A">
+          <wp:inline distT="0" distB="0" distL="0" distR="0" wp14:anchorId="21316F49" wp14:editId="16E929F9">
             <wp:extent cx="5704417" cy="889000"/>
             <wp:effectExtent l="0" t="0" r="0" b="6350"/>
             <wp:docPr id="342436630" name="Imagen 2" descr="Interfaz de usuario gráfica, Aplicación&#10;&#10;Descripción generada automáticamente"/>
@@ -6495,7 +6595,7 @@
                     </pic:cNvPicPr>
                   </pic:nvPicPr>
                   <pic:blipFill rotWithShape="1">
-                    <a:blip r:embed="rId41" cstate="print">
+                    <a:blip r:embed="rId42" cstate="print">
                       <a:extLst>
                         <a:ext uri="{28A0092B-C50C-407E-A947-70E740481C1C}">
                           <a14:useLocalDpi xmlns:a14="http://schemas.microsoft.com/office/drawing/2010/main" val="0"/>
@@ -6530,7 +6630,7 @@
         </w:drawing>
       </w:r>
     </w:p>
-    <w:bookmarkStart w:id="23" w:name="_Ref156753321"/>
+    <w:bookmarkStart w:id="24" w:name="_Ref156753321"/>
     <w:p>
       <w:pPr>
         <w:pStyle w:val="Descripcin"/>
@@ -6545,7 +6645,6 @@
       <w:r>
         <w:fldChar w:fldCharType="separate"/>
       </w:r>
-      <w:bookmarkStart w:id="24" w:name="_Toc156844212"/>
       <w:r>
         <w:rPr>
           <w:noProof/>
@@ -6571,60 +6670,39 @@
         <w:rPr>
           <w:noProof/>
         </w:rPr>
-        <w:t>2</w:t>
+        <w:t>3</w:t>
       </w:r>
       <w:r>
         <w:fldChar w:fldCharType="end"/>
       </w:r>
+      <w:bookmarkStart w:id="25" w:name="_Toc156844212"/>
       <w:r>
         <w:t>. Figure: System's connection's flow chart</w:t>
       </w:r>
-      <w:bookmarkEnd w:id="23"/>
       <w:bookmarkEnd w:id="24"/>
+      <w:bookmarkEnd w:id="25"/>
     </w:p>
     <w:p>
       <w:pPr>
         <w:pStyle w:val="Ttulo3"/>
       </w:pPr>
-      <w:bookmarkStart w:id="25" w:name="_Toc156844191"/>
+      <w:bookmarkStart w:id="26" w:name="_Toc156844191"/>
       <w:r>
         <w:t>Structure of the web page</w:t>
       </w:r>
-      <w:bookmarkEnd w:id="25"/>
+      <w:bookmarkEnd w:id="26"/>
     </w:p>
     <w:p>
       <w:pPr>
         <w:ind w:firstLine="709"/>
       </w:pPr>
       <w:r>
-        <w:t>Once the connection between the systems has been explained, it will be explained which is the structure of the web page and the pages twitch the web is composed of. As it has been said before, the Node-RED Dashboard has been used in this project to implement an intuitive and interactive graphical interface. Before mentioning the pages that are in Trade Hunter, it is necessary to note that the change of screens is done by specifying the name of the next page in the variable “</w:t>
-      </w:r>
-      <w:proofErr w:type="spellStart"/>
-      <w:proofErr w:type="gramStart"/>
-      <w:r>
-        <w:t>msg.payload</w:t>
-      </w:r>
-      <w:proofErr w:type="spellEnd"/>
-      <w:proofErr w:type="gramEnd"/>
-      <w:r>
-        <w:t>”, which is the most used in Node-RED, and a node called “</w:t>
-      </w:r>
-      <w:proofErr w:type="spellStart"/>
-      <w:r>
-        <w:t>ui_control</w:t>
-      </w:r>
-      <w:proofErr w:type="spellEnd"/>
-      <w:r>
-        <w:t>” manages it, changing the current one with the screen with the specified name. The application consists of several pages to offer the user various functions and services.</w:t>
-      </w:r>
-    </w:p>
-    <w:p>
-      <w:r>
-        <w:t xml:space="preserve">The first screen is the welcome screen. In this screen, the user will see a welcome message with the Trade Hunter logo and a button to start. If this button is clicked, the current page will be the register page. Here, new users will be able to register in Trade Hunter. Once the </w:t>
-      </w:r>
-      <w:r>
-        <w:lastRenderedPageBreak/>
-        <w:t>account is created, the new user will receive a welcome email, and will be able to log in via the login page. Here, there will be a simple form to insert the username and password. In addition, if the user has forgotten the password, he will have a button that will take him to a page to insert his email and will receive a message to recover his account by changing the password.</w:t>
+        <w:t>Once the connection between the systems has been explained, it will be explained which is the structure of the web page and the pages twitch the web is composed of. As it has been said before, the Node-RED Dashboard has been used in this project to implement an intuitive and interactive graphical interface. Before mentioning the pages that are in Trade Hunter, it is necessary to note that the change of screens is done by specifying the name of the next page in the variable “msg.payload”, which is the most used in Node-RED, and a node called “ui_control” manages it, changing the current one with the screen with the specified name. The application consists of several pages to offer the user various functions and services.</w:t>
+      </w:r>
+    </w:p>
+    <w:p>
+      <w:r>
+        <w:t>The first screen is the welcome screen. In this screen, the user will see a welcome message with the Trade Hunter logo and a button to start. If this button is clicked, the current page will be the register page. Here, new users will be able to register in Trade Hunter. Once the account is created, the new user will receive a welcome email, and will be able to log in via the login page. Here, there will be a simple form to insert the username and password. In addition, if the user has forgotten the password, he will have a button that will take him to a page to insert his email and will receive a message to recover his account by changing the password.</w:t>
       </w:r>
     </w:p>
     <w:p>
@@ -6683,6 +6761,7 @@
           <w:color w:val="000000"/>
           <w:bdr w:val="none" w:sz="0" w:space="0" w:color="auto" w:frame="1"/>
         </w:rPr>
+        <w:lastRenderedPageBreak/>
         <w:drawing>
           <wp:inline distT="0" distB="0" distL="0" distR="0" wp14:anchorId="33FAD9EE" wp14:editId="0B1A8804">
             <wp:extent cx="5731510" cy="2859405"/>
@@ -6696,170 +6775,6 @@
                 <pic:pic xmlns:pic="http://schemas.openxmlformats.org/drawingml/2006/picture">
                   <pic:nvPicPr>
                     <pic:cNvPr id="2054419971" name="Imagen 6" descr="Interfaz de usuario gráfica, Aplicación&#10;&#10;Descripción generada automáticamente"/>
-                    <pic:cNvPicPr>
-                      <a:picLocks noChangeAspect="1" noChangeArrowheads="1"/>
-                    </pic:cNvPicPr>
-                  </pic:nvPicPr>
-                  <pic:blipFill>
-                    <a:blip r:embed="rId42" cstate="print">
-                      <a:extLst>
-                        <a:ext uri="{28A0092B-C50C-407E-A947-70E740481C1C}">
-                          <a14:useLocalDpi xmlns:a14="http://schemas.microsoft.com/office/drawing/2010/main" val="0"/>
-                        </a:ext>
-                      </a:extLst>
-                    </a:blip>
-                    <a:srcRect/>
-                    <a:stretch>
-                      <a:fillRect/>
-                    </a:stretch>
-                  </pic:blipFill>
-                  <pic:spPr bwMode="auto">
-                    <a:xfrm>
-                      <a:off x="0" y="0"/>
-                      <a:ext cx="5731510" cy="2859405"/>
-                    </a:xfrm>
-                    <a:prstGeom prst="rect">
-                      <a:avLst/>
-                    </a:prstGeom>
-                    <a:noFill/>
-                    <a:ln>
-                      <a:noFill/>
-                    </a:ln>
-                  </pic:spPr>
-                </pic:pic>
-              </a:graphicData>
-            </a:graphic>
-          </wp:inline>
-        </w:drawing>
-      </w:r>
-    </w:p>
-    <w:bookmarkStart w:id="26" w:name="_Ref156759369"/>
-    <w:p>
-      <w:pPr>
-        <w:pStyle w:val="Descripcin"/>
-        <w:jc w:val="center"/>
-      </w:pPr>
-      <w:r>
-        <w:fldChar w:fldCharType="begin"/>
-      </w:r>
-      <w:r>
-        <w:instrText xml:space="preserve"> STYLEREF 1 \s </w:instrText>
-      </w:r>
-      <w:r>
-        <w:fldChar w:fldCharType="separate"/>
-      </w:r>
-      <w:bookmarkStart w:id="27" w:name="_Toc156844213"/>
-      <w:r>
-        <w:rPr>
-          <w:noProof/>
-        </w:rPr>
-        <w:t>3</w:t>
-      </w:r>
-      <w:r>
-        <w:fldChar w:fldCharType="end"/>
-      </w:r>
-      <w:r>
-        <w:noBreakHyphen/>
-      </w:r>
-      <w:r>
-        <w:fldChar w:fldCharType="begin"/>
-      </w:r>
-      <w:r>
-        <w:instrText xml:space="preserve"> SEQ Figure \* ARABIC \s 1 </w:instrText>
-      </w:r>
-      <w:r>
-        <w:fldChar w:fldCharType="separate"/>
-      </w:r>
-      <w:r>
-        <w:rPr>
-          <w:noProof/>
-        </w:rPr>
-        <w:t>3</w:t>
-      </w:r>
-      <w:r>
-        <w:fldChar w:fldCharType="end"/>
-      </w:r>
-      <w:r>
-        <w:t>. Figure: Logged home page of the web</w:t>
-      </w:r>
-      <w:bookmarkEnd w:id="26"/>
-      <w:bookmarkEnd w:id="27"/>
-    </w:p>
-    <w:p>
-      <w:r>
-        <w:t>As one of the objectives of Trade Hunter is to provide knowledge about the stock market to the users, a page in which data searches can be performed has been created. Here, the user will be able to search data values in a range of time. A table and a graph with the internal values of IBEX of this range will be shown. Furthermore, some of the external values that affect the index will be displayed with the corresponding graph and explanation so that the user can understand and know how and why each variable affects the index. Another way for the user to learn about the stock market is by chatting, asking questions, or seeking advice from other people, and for that the forum page has been created. On this page, the user will be able to chat in real time with other users from Trade Hunter.</w:t>
-      </w:r>
-    </w:p>
-    <w:p>
-      <w:r>
-        <w:t xml:space="preserve">Lastly, to understand the working of Trade Hunter, a simulation page has been created, where the user will be able to see how the prediction is made using simulated data, in order to see how well the prediction responds to the changing data. In this page, the user can run a simulation where external factors values change in real time and, as a result of these changes, the stock market index prediction graph will be changing as time goes by. The user will be able to stop the simulation and restart the graphs to initial value in order to start another </w:t>
-      </w:r>
-      <w:r>
-        <w:lastRenderedPageBreak/>
-        <w:t>simulation.</w:t>
-      </w:r>
-      <w:r>
-        <w:t xml:space="preserve"> In the image below the aspect of this page can be seen (</w:t>
-      </w:r>
-      <w:r>
-        <w:fldChar w:fldCharType="begin"/>
-      </w:r>
-      <w:r>
-        <w:instrText xml:space="preserve"> REF _Ref156760674 \h </w:instrText>
-      </w:r>
-      <w:r>
-        <w:fldChar w:fldCharType="separate"/>
-      </w:r>
-      <w:r>
-        <w:rPr>
-          <w:noProof/>
-        </w:rPr>
-        <w:t>3</w:t>
-      </w:r>
-      <w:r>
-        <w:noBreakHyphen/>
-      </w:r>
-      <w:r>
-        <w:rPr>
-          <w:noProof/>
-        </w:rPr>
-        <w:t>4</w:t>
-      </w:r>
-      <w:r>
-        <w:t>. Figure: Stock market simulation page</w:t>
-      </w:r>
-      <w:r>
-        <w:fldChar w:fldCharType="end"/>
-      </w:r>
-      <w:r>
-        <w:t>).</w:t>
-      </w:r>
-    </w:p>
-    <w:p>
-      <w:pPr>
-        <w:keepNext/>
-        <w:jc w:val="center"/>
-      </w:pPr>
-      <w:r>
-        <w:rPr>
-          <w:rFonts w:cs="Arial"/>
-          <w:noProof/>
-          <w:color w:val="000000"/>
-          <w:bdr w:val="none" w:sz="0" w:space="0" w:color="auto" w:frame="1"/>
-        </w:rPr>
-        <w:drawing>
-          <wp:inline distT="0" distB="0" distL="0" distR="0" wp14:anchorId="006574C9" wp14:editId="5EF82A1C">
-            <wp:extent cx="5731510" cy="2859405"/>
-            <wp:effectExtent l="0" t="0" r="2540" b="0"/>
-            <wp:docPr id="964188130" name="Imagen 8" descr="Gráfico&#10;&#10;Descripción generada automáticamente"/>
-            <wp:cNvGraphicFramePr>
-              <a:graphicFrameLocks xmlns:a="http://schemas.openxmlformats.org/drawingml/2006/main" noChangeAspect="1"/>
-            </wp:cNvGraphicFramePr>
-            <a:graphic xmlns:a="http://schemas.openxmlformats.org/drawingml/2006/main">
-              <a:graphicData uri="http://schemas.openxmlformats.org/drawingml/2006/picture">
-                <pic:pic xmlns:pic="http://schemas.openxmlformats.org/drawingml/2006/picture">
-                  <pic:nvPicPr>
-                    <pic:cNvPr id="964188130" name="Imagen 8" descr="Gráfico&#10;&#10;Descripción generada automáticamente"/>
                     <pic:cNvPicPr>
                       <a:picLocks noChangeAspect="1" noChangeArrowheads="1"/>
                     </pic:cNvPicPr>
@@ -6897,7 +6812,7 @@
         </w:drawing>
       </w:r>
     </w:p>
-    <w:bookmarkStart w:id="28" w:name="_Ref156760674"/>
+    <w:bookmarkStart w:id="27" w:name="_Ref156759369"/>
     <w:p>
       <w:pPr>
         <w:pStyle w:val="Descripcin"/>
@@ -6912,7 +6827,6 @@
       <w:r>
         <w:fldChar w:fldCharType="separate"/>
       </w:r>
-      <w:bookmarkStart w:id="29" w:name="_Toc156844214"/>
       <w:r>
         <w:rPr>
           <w:noProof/>
@@ -6943,21 +6857,183 @@
       <w:r>
         <w:fldChar w:fldCharType="end"/>
       </w:r>
+      <w:bookmarkStart w:id="28" w:name="_Toc156844213"/>
+      <w:r>
+        <w:t>. Figure: Logged home page of the web</w:t>
+      </w:r>
+      <w:bookmarkEnd w:id="27"/>
+      <w:bookmarkEnd w:id="28"/>
+    </w:p>
+    <w:p>
+      <w:r>
+        <w:t>As one of the objectives of Trade Hunter is to provide knowledge about the stock market to the users, a page in which data searches can be performed has been created. Here, the user will be able to search data values in a range of time. A table and a graph with the internal values of IBEX of this range will be shown. Furthermore, some of the external values that affect the index will be displayed with the corresponding graph and explanation so that the user can understand and know how and why each variable affects the index. Another way for the user to learn about the stock market is by chatting, asking questions, or seeking advice from other people, and for that the forum page has been created. On this page, the user will be able to chat in real time with other users from Trade Hunter.</w:t>
+      </w:r>
+    </w:p>
+    <w:p>
+      <w:r>
+        <w:t>Lastly, to understand the working of Trade Hunter, a simulation page has been created, where the user will be able to see how the prediction is made using simulated data, in order to see how well the prediction responds to the changing data. In this page, the user can run a simulation where external factors values change in real time and, as a result of these changes, the stock market index prediction graph will be changing as time goes by. The user will be able to stop the simulation and restart the graphs to initial value in order to start another simulation.</w:t>
+      </w:r>
+      <w:r>
+        <w:t xml:space="preserve"> In the image below the aspect of this page can be seen (</w:t>
+      </w:r>
+      <w:r>
+        <w:fldChar w:fldCharType="begin"/>
+      </w:r>
+      <w:r>
+        <w:instrText xml:space="preserve"> REF _Ref156760674 \h </w:instrText>
+      </w:r>
+      <w:r>
+        <w:fldChar w:fldCharType="separate"/>
+      </w:r>
+      <w:r>
+        <w:rPr>
+          <w:noProof/>
+        </w:rPr>
+        <w:t>3</w:t>
+      </w:r>
+      <w:r>
+        <w:noBreakHyphen/>
+      </w:r>
+      <w:r>
+        <w:rPr>
+          <w:noProof/>
+        </w:rPr>
+        <w:t>4</w:t>
+      </w:r>
       <w:r>
         <w:t>. Figure: Stock market simulation page</w:t>
       </w:r>
-      <w:bookmarkEnd w:id="28"/>
+      <w:r>
+        <w:fldChar w:fldCharType="end"/>
+      </w:r>
+      <w:r>
+        <w:t>).</w:t>
+      </w:r>
+    </w:p>
+    <w:p>
+      <w:pPr>
+        <w:keepNext/>
+        <w:jc w:val="center"/>
+      </w:pPr>
+      <w:r>
+        <w:rPr>
+          <w:rFonts w:cs="Arial"/>
+          <w:noProof/>
+          <w:color w:val="000000"/>
+          <w:bdr w:val="none" w:sz="0" w:space="0" w:color="auto" w:frame="1"/>
+        </w:rPr>
+        <w:lastRenderedPageBreak/>
+        <w:drawing>
+          <wp:inline distT="0" distB="0" distL="0" distR="0" wp14:anchorId="006574C9" wp14:editId="4B79B387">
+            <wp:extent cx="5731510" cy="2859405"/>
+            <wp:effectExtent l="0" t="0" r="2540" b="0"/>
+            <wp:docPr id="964188130" name="Imagen 8" descr="Gráfico&#10;&#10;Descripción generada automáticamente"/>
+            <wp:cNvGraphicFramePr>
+              <a:graphicFrameLocks xmlns:a="http://schemas.openxmlformats.org/drawingml/2006/main" noChangeAspect="1"/>
+            </wp:cNvGraphicFramePr>
+            <a:graphic xmlns:a="http://schemas.openxmlformats.org/drawingml/2006/main">
+              <a:graphicData uri="http://schemas.openxmlformats.org/drawingml/2006/picture">
+                <pic:pic xmlns:pic="http://schemas.openxmlformats.org/drawingml/2006/picture">
+                  <pic:nvPicPr>
+                    <pic:cNvPr id="964188130" name="Imagen 8" descr="Gráfico&#10;&#10;Descripción generada automáticamente"/>
+                    <pic:cNvPicPr>
+                      <a:picLocks noChangeAspect="1" noChangeArrowheads="1"/>
+                    </pic:cNvPicPr>
+                  </pic:nvPicPr>
+                  <pic:blipFill>
+                    <a:blip r:embed="rId44" cstate="print">
+                      <a:extLst>
+                        <a:ext uri="{28A0092B-C50C-407E-A947-70E740481C1C}">
+                          <a14:useLocalDpi xmlns:a14="http://schemas.microsoft.com/office/drawing/2010/main" val="0"/>
+                        </a:ext>
+                      </a:extLst>
+                    </a:blip>
+                    <a:srcRect/>
+                    <a:stretch>
+                      <a:fillRect/>
+                    </a:stretch>
+                  </pic:blipFill>
+                  <pic:spPr bwMode="auto">
+                    <a:xfrm>
+                      <a:off x="0" y="0"/>
+                      <a:ext cx="5731510" cy="2859405"/>
+                    </a:xfrm>
+                    <a:prstGeom prst="rect">
+                      <a:avLst/>
+                    </a:prstGeom>
+                    <a:noFill/>
+                    <a:ln>
+                      <a:noFill/>
+                    </a:ln>
+                  </pic:spPr>
+                </pic:pic>
+              </a:graphicData>
+            </a:graphic>
+          </wp:inline>
+        </w:drawing>
+      </w:r>
+    </w:p>
+    <w:bookmarkStart w:id="29" w:name="_Ref156760674"/>
+    <w:p>
+      <w:pPr>
+        <w:pStyle w:val="Descripcin"/>
+        <w:jc w:val="center"/>
+      </w:pPr>
+      <w:r>
+        <w:fldChar w:fldCharType="begin"/>
+      </w:r>
+      <w:r>
+        <w:instrText xml:space="preserve"> STYLEREF 1 \s </w:instrText>
+      </w:r>
+      <w:r>
+        <w:fldChar w:fldCharType="separate"/>
+      </w:r>
+      <w:r>
+        <w:rPr>
+          <w:noProof/>
+        </w:rPr>
+        <w:t>3</w:t>
+      </w:r>
+      <w:r>
+        <w:fldChar w:fldCharType="end"/>
+      </w:r>
+      <w:r>
+        <w:noBreakHyphen/>
+      </w:r>
+      <w:r>
+        <w:fldChar w:fldCharType="begin"/>
+      </w:r>
+      <w:r>
+        <w:instrText xml:space="preserve"> SEQ Figure \* ARABIC \s 1 </w:instrText>
+      </w:r>
+      <w:r>
+        <w:fldChar w:fldCharType="separate"/>
+      </w:r>
+      <w:r>
+        <w:rPr>
+          <w:noProof/>
+        </w:rPr>
+        <w:t>5</w:t>
+      </w:r>
+      <w:r>
+        <w:fldChar w:fldCharType="end"/>
+      </w:r>
+      <w:bookmarkStart w:id="30" w:name="_Toc156844214"/>
+      <w:r>
+        <w:t>. Figure: Stock market simulation page</w:t>
+      </w:r>
       <w:bookmarkEnd w:id="29"/>
+      <w:bookmarkEnd w:id="30"/>
     </w:p>
     <w:p>
       <w:pPr>
         <w:pStyle w:val="Ttulo2"/>
       </w:pPr>
-      <w:bookmarkStart w:id="30" w:name="_Toc156844192"/>
+      <w:bookmarkStart w:id="31" w:name="_Toc156844192"/>
       <w:r>
         <w:t>Thread simulation</w:t>
       </w:r>
-      <w:bookmarkEnd w:id="30"/>
+      <w:bookmarkEnd w:id="31"/>
     </w:p>
     <w:p>
       <w:pPr>
@@ -6983,11 +7059,11 @@
       <w:pPr>
         <w:pStyle w:val="Ttulo3"/>
       </w:pPr>
-      <w:bookmarkStart w:id="31" w:name="_Toc156844193"/>
+      <w:bookmarkStart w:id="32" w:name="_Toc156844193"/>
       <w:r>
         <w:t>Design</w:t>
       </w:r>
-      <w:bookmarkEnd w:id="31"/>
+      <w:bookmarkEnd w:id="32"/>
     </w:p>
     <w:p>
       <w:pPr>
@@ -7005,64 +7081,32 @@
     </w:p>
     <w:p>
       <w:r>
-        <w:t xml:space="preserve">To make a prediction, different threads are created in the multithreading system. Each thread simulates over time the value of a factor by which a prediction is made. First of all, an individual thread called the Dow Jones is produced in the system, as its name suggests, which encompasses the values of the American Dow Jones stock market over time. Other threads that arise are threads that simulate social, political, and economic factors. As far as social factors are concerned, they are threads that simulate both birth and death rates and per capita debt. The political factors simulated by threads are the active population, the employment, and the unemployment rates. The threads that simulate economic factors are CPI (Consumer Price Index), euro value, </w:t>
-      </w:r>
-      <w:proofErr w:type="spellStart"/>
-      <w:r>
-        <w:t>euribor</w:t>
-      </w:r>
-      <w:proofErr w:type="spellEnd"/>
-      <w:r>
-        <w:t xml:space="preserve"> rate, </w:t>
-      </w:r>
-      <w:proofErr w:type="gramStart"/>
-      <w:r>
-        <w:t>debt</w:t>
-      </w:r>
-      <w:proofErr w:type="gramEnd"/>
-      <w:r>
-        <w:t xml:space="preserve"> and GDP (Gross Domestic Product). Besides this, there </w:t>
-      </w:r>
+        <w:t>To make a prediction, different threads are created in the multithreading system. Each thread simulates over time the value of a factor by which a prediction is made. First of all, an individual thread called the Dow Jones is produced in the system, as its name suggests, which encompasses the values of the American Dow Jones stock market over time. Other threads that arise are threads that simulate social, political, and economic factors. As far as social factors are concerned, they are threads that simulate both birth and death rates and per capita debt. The political factors simulated by threads are the active population, the employment, and the unemployment rates. The threads that simulate economic factors are CPI (Consumer Price Index), euro value, euribor rate, debt and GDP (Gross Domestic Product). Besides this, there is also in the simulation a thread called “Prediction”, which is responsible for reading the given values and making a prediction based on them.</w:t>
+      </w:r>
+    </w:p>
+    <w:p>
       <w:r>
         <w:lastRenderedPageBreak/>
-        <w:t>is also in the simulation a thread called “Prediction”, which is responsible for reading the given values and making a prediction based on them.</w:t>
-      </w:r>
-    </w:p>
-    <w:p>
-      <w:r>
         <w:t>Another significant thread that</w:t>
       </w:r>
       <w:r>
         <w:t>’</w:t>
       </w:r>
       <w:r>
-        <w:t>s part of this multithreading design is the “</w:t>
-      </w:r>
-      <w:proofErr w:type="spellStart"/>
-      <w:r>
-        <w:t>ValueSender</w:t>
-      </w:r>
-      <w:proofErr w:type="spellEnd"/>
+        <w:t>s part of this multithreading design is the “ValueSender</w:t>
+      </w:r>
       <w:r>
         <w:t>”</w:t>
       </w:r>
       <w:r>
-        <w:t xml:space="preserve"> thread. Throughout the simulation, a number of messages are sent to this thread, which manages these messages using the message passing technique. In the context of programming execution threads, message passing is a communication technique between threads, exchanging messages. When there are multiple threads running in parallel in a program, it is necessary to communicate with each other to coordinate tasks, share data, or synchronise execution. Every time a thread sends a message, the “</w:t>
-      </w:r>
-      <w:proofErr w:type="spellStart"/>
-      <w:r>
-        <w:t>ValueSender</w:t>
-      </w:r>
-      <w:proofErr w:type="spellEnd"/>
-      <w:r>
-        <w:t>” thread places these messages in a waiting row. After a while, from time to time it picks up these messages and then sends them to the Node-RED tool to draw the graph with these values.</w:t>
+        <w:t xml:space="preserve"> thread. Throughout the simulation, a number of messages are sent to this thread, which manages these messages using the message passing technique. In the context of programming execution threads, message passing is a communication technique between threads, exchanging messages. When there are multiple threads running in parallel in a program, it is necessary to communicate with each other to coordinate tasks, share data, or synchronise execution. Every time a thread sends a message, the “ValueSender” thread places these messages in a waiting row. After a while, from time to time it picks up these messages and then sends them to the Node-RED tool to draw the graph with these values.</w:t>
       </w:r>
     </w:p>
     <w:p>
       <w:pPr>
         <w:pStyle w:val="Ttulo3"/>
       </w:pPr>
-      <w:bookmarkStart w:id="32" w:name="_Toc156844194"/>
+      <w:bookmarkStart w:id="33" w:name="_Toc156844194"/>
       <w:r>
         <w:t>Synchroni</w:t>
       </w:r>
@@ -7075,7 +7119,7 @@
       <w:r>
         <w:t>techniques</w:t>
       </w:r>
-      <w:bookmarkEnd w:id="32"/>
+      <w:bookmarkEnd w:id="33"/>
     </w:p>
     <w:p>
       <w:pPr>
@@ -7092,23 +7136,7 @@
     </w:p>
     <w:p>
       <w:r>
-        <w:t xml:space="preserve">To understand better the functioning of this technique, an example will be provided. When the program starts if an economic factor gives a value, this thread stops at a semaphore waiting for a casualty to make a prediction, which can be 3 economical, 2 economic and 1 social or 1 economic and 2 socials. After one of two cases happen, the prediction thread is awoken and makes a prediction based on the values given, and this thread awakes those threads and waits for them to add those values to the message to send. After the name of the thread and its value being added to a waiting list of what needs to be printed on Node-Red, the prediction thread is again awakened to add its own value to the list. Finally, the prediction thread sends the list to the </w:t>
-      </w:r>
-      <w:proofErr w:type="spellStart"/>
-      <w:r>
-        <w:t>ValueSender</w:t>
-      </w:r>
-      <w:proofErr w:type="spellEnd"/>
-      <w:r>
-        <w:t xml:space="preserve"> mentioned at the beginning, and all the threads that were waiting can continue working as before, while </w:t>
-      </w:r>
-      <w:proofErr w:type="spellStart"/>
-      <w:r>
-        <w:t>ValueSender</w:t>
-      </w:r>
-      <w:proofErr w:type="spellEnd"/>
-      <w:r>
-        <w:t xml:space="preserve"> sends the message to Node-Red to print the changes.</w:t>
+        <w:t>To understand better the functioning of this technique, an example will be provided. When the program starts if an economic factor gives a value, this thread stops at a semaphore waiting for a casualty to make a prediction, which can be 3 economical, 2 economic and 1 social or 1 economic and 2 socials. After one of two cases happen, the prediction thread is awoken and makes a prediction based on the values given, and this thread awakes those threads and waits for them to add those values to the message to send. After the name of the thread and its value being added to a waiting list of what needs to be printed on Node-Red, the prediction thread is again awakened to add its own value to the list. Finally, the prediction thread sends the list to the ValueSender mentioned at the beginning, and all the threads that were waiting can continue working as before, while ValueSender sends the message to Node-Red to print the changes.</w:t>
       </w:r>
       <w:r>
         <w:t xml:space="preserve"> In the image below the synchronisation between the threads can be seen (</w:t>
@@ -7178,7 +7206,7 @@
                     </pic:cNvPicPr>
                   </pic:nvPicPr>
                   <pic:blipFill rotWithShape="1">
-                    <a:blip r:embed="rId44" cstate="print">
+                    <a:blip r:embed="rId45" cstate="print">
                       <a:extLst>
                         <a:ext uri="{28A0092B-C50C-407E-A947-70E740481C1C}">
                           <a14:useLocalDpi xmlns:a14="http://schemas.microsoft.com/office/drawing/2010/main" val="0"/>
@@ -7213,7 +7241,7 @@
         </w:drawing>
       </w:r>
     </w:p>
-    <w:bookmarkStart w:id="33" w:name="_Ref156753701"/>
+    <w:bookmarkStart w:id="34" w:name="_Ref156753701"/>
     <w:p>
       <w:pPr>
         <w:pStyle w:val="Descripcin"/>
@@ -7228,7 +7256,6 @@
       <w:r>
         <w:fldChar w:fldCharType="separate"/>
       </w:r>
-      <w:bookmarkStart w:id="34" w:name="_Toc156844215"/>
       <w:r>
         <w:rPr>
           <w:noProof/>
@@ -7254,16 +7281,17 @@
         <w:rPr>
           <w:noProof/>
         </w:rPr>
-        <w:t>5</w:t>
+        <w:t>6</w:t>
       </w:r>
       <w:r>
         <w:fldChar w:fldCharType="end"/>
       </w:r>
+      <w:bookmarkStart w:id="35" w:name="_Toc156844215"/>
       <w:r>
         <w:t>. Figure: Multithreading design's flow chart</w:t>
       </w:r>
-      <w:bookmarkEnd w:id="33"/>
       <w:bookmarkEnd w:id="34"/>
+      <w:bookmarkEnd w:id="35"/>
     </w:p>
     <w:p>
       <w:r>
@@ -7363,7 +7391,7 @@
                     </pic:cNvPicPr>
                   </pic:nvPicPr>
                   <pic:blipFill rotWithShape="1">
-                    <a:blip r:embed="rId45" cstate="print">
+                    <a:blip r:embed="rId46" cstate="print">
                       <a:extLst>
                         <a:ext uri="{28A0092B-C50C-407E-A947-70E740481C1C}">
                           <a14:useLocalDpi xmlns:a14="http://schemas.microsoft.com/office/drawing/2010/main" val="0"/>
@@ -7398,7 +7426,7 @@
         </w:drawing>
       </w:r>
     </w:p>
-    <w:bookmarkStart w:id="35" w:name="_Ref156753836"/>
+    <w:bookmarkStart w:id="36" w:name="_Ref156753836"/>
     <w:p>
       <w:pPr>
         <w:pStyle w:val="Descripcin"/>
@@ -7413,7 +7441,6 @@
       <w:r>
         <w:fldChar w:fldCharType="separate"/>
       </w:r>
-      <w:bookmarkStart w:id="36" w:name="_Toc156844216"/>
       <w:r>
         <w:rPr>
           <w:noProof/>
@@ -7439,22 +7466,23 @@
         <w:rPr>
           <w:noProof/>
         </w:rPr>
-        <w:t>6</w:t>
+        <w:t>7</w:t>
       </w:r>
       <w:r>
         <w:fldChar w:fldCharType="end"/>
       </w:r>
+      <w:bookmarkStart w:id="37" w:name="_Toc156844216"/>
       <w:r>
         <w:t>. Figure: Reusable Barrier technique's process</w:t>
       </w:r>
-      <w:bookmarkEnd w:id="35"/>
       <w:bookmarkEnd w:id="36"/>
+      <w:bookmarkEnd w:id="37"/>
     </w:p>
     <w:p>
       <w:pPr>
         <w:pStyle w:val="Ttulo3"/>
       </w:pPr>
-      <w:bookmarkStart w:id="37" w:name="_Toc156844195"/>
+      <w:bookmarkStart w:id="38" w:name="_Toc156844195"/>
       <w:r>
         <w:t>Synchroni</w:t>
       </w:r>
@@ -7470,22 +7498,14 @@
       <w:r>
         <w:t>s</w:t>
       </w:r>
-      <w:bookmarkEnd w:id="37"/>
+      <w:bookmarkEnd w:id="38"/>
     </w:p>
     <w:p>
       <w:pPr>
         <w:ind w:firstLine="709"/>
       </w:pPr>
       <w:r>
-        <w:t xml:space="preserve">Once the simulation design has been explained, it will be explained some synchronisation problems that were in the development of this multithreading design. The first problem of synchronisation occurred in establishing all the leading roles in the prediction thread. When a prediction can be made, this thread must have preference. To this end, a function called </w:t>
-      </w:r>
-      <w:proofErr w:type="spellStart"/>
-      <w:r>
-        <w:t>getMutex</w:t>
-      </w:r>
-      <w:proofErr w:type="spellEnd"/>
-      <w:r>
-        <w:t xml:space="preserve"> has been developed to manage the mutex semaphore. The purpose of a mutex is to ensure that a single thread can simultaneously access the protected resource, </w:t>
+        <w:t xml:space="preserve">Once the simulation design has been explained, it will be explained some synchronisation problems that were in the development of this multithreading design. The first problem of synchronisation occurred in establishing all the leading roles in the prediction thread. When a prediction can be made, this thread must have preference. To this end, a function called getMutex has been developed to manage the mutex semaphore. The purpose of a mutex is to ensure that a single thread can simultaneously access the protected resource, </w:t>
       </w:r>
       <w:r>
         <w:lastRenderedPageBreak/>
@@ -7499,11 +7519,9 @@
       <w:r>
         <w:t>“</w:t>
       </w:r>
-      <w:proofErr w:type="spellStart"/>
       <w:r>
         <w:t>SocialToPaint</w:t>
       </w:r>
-      <w:proofErr w:type="spellEnd"/>
       <w:r>
         <w:t>”</w:t>
       </w:r>
@@ -7513,11 +7531,9 @@
       <w:r>
         <w:t>“</w:t>
       </w:r>
-      <w:proofErr w:type="spellStart"/>
       <w:r>
         <w:t>PoliticalToPaint</w:t>
       </w:r>
-      <w:proofErr w:type="spellEnd"/>
       <w:r>
         <w:t>”</w:t>
       </w:r>
@@ -7528,47 +7544,23 @@
         <w:t>drawing,</w:t>
       </w:r>
       <w:r>
-        <w:t xml:space="preserve"> and this is not stored in the </w:t>
-      </w:r>
-      <w:proofErr w:type="spellStart"/>
-      <w:r>
-        <w:t>nSocial</w:t>
-      </w:r>
-      <w:proofErr w:type="spellEnd"/>
-      <w:r>
-        <w:t xml:space="preserve"> and </w:t>
-      </w:r>
-      <w:proofErr w:type="spellStart"/>
-      <w:r>
-        <w:t>nPolitical</w:t>
-      </w:r>
-      <w:proofErr w:type="spellEnd"/>
-      <w:r>
-        <w:t xml:space="preserve"> variables of the system, thus overcoming the synchronisation problems that this caused.</w:t>
-      </w:r>
-    </w:p>
-    <w:p>
-      <w:r>
-        <w:t xml:space="preserve">To put an end to these problems, without interrupting the process of drawing the graph to Node-Red, there was a need throughout the project to find a way to send the data to it without stopping all the program. To this end, the several times mentioned </w:t>
-      </w:r>
-      <w:proofErr w:type="spellStart"/>
-      <w:r>
-        <w:t>ValueSender</w:t>
-      </w:r>
-      <w:proofErr w:type="spellEnd"/>
-      <w:r>
-        <w:t xml:space="preserve"> thread has been created. As it was said, using the message passing technique, it passes the messages to a waiting line and picks up these novices and passes them to Node-Red. This is executed in parallel, so that the multithreading program continues working, unless it reaches the limit of 3 simultaneous threads in the list, where the program would have to wait until one of those messages have been sent.</w:t>
+        <w:t xml:space="preserve"> and this is not stored in the nSocial and nPolitical variables of the system, thus overcoming the synchronisation problems that this caused.</w:t>
+      </w:r>
+    </w:p>
+    <w:p>
+      <w:r>
+        <w:t>To put an end to these problems, without interrupting the process of drawing the graph to Node-Red, there was a need throughout the project to find a way to send the data to it without stopping all the program. To this end, the several times mentioned ValueSender thread has been created. As it was said, using the message passing technique, it passes the messages to a waiting line and picks up these novices and passes them to Node-Red. This is executed in parallel, so that the multithreading program continues working, unless it reaches the limit of 3 simultaneous threads in the list, where the program would have to wait until one of those messages have been sent.</w:t>
       </w:r>
     </w:p>
     <w:p>
       <w:pPr>
         <w:pStyle w:val="Ttulo2"/>
       </w:pPr>
-      <w:bookmarkStart w:id="38" w:name="_Toc156844196"/>
+      <w:bookmarkStart w:id="39" w:name="_Toc156844196"/>
       <w:r>
         <w:t>Program’s validation and automation</w:t>
       </w:r>
-      <w:bookmarkEnd w:id="38"/>
+      <w:bookmarkEnd w:id="39"/>
     </w:p>
     <w:p>
       <w:pPr>
@@ -7582,14 +7574,14 @@
       <w:pPr>
         <w:pStyle w:val="Ttulo3"/>
       </w:pPr>
-      <w:bookmarkStart w:id="39" w:name="_Toc156844197"/>
+      <w:bookmarkStart w:id="40" w:name="_Toc156844197"/>
       <w:r>
         <w:t>T</w:t>
       </w:r>
       <w:r>
         <w:t>esting</w:t>
       </w:r>
-      <w:bookmarkEnd w:id="39"/>
+      <w:bookmarkEnd w:id="40"/>
     </w:p>
     <w:p>
       <w:pPr>
@@ -7613,14 +7605,14 @@
       <w:pPr>
         <w:pStyle w:val="Ttulo3"/>
       </w:pPr>
-      <w:bookmarkStart w:id="40" w:name="_Toc156844198"/>
+      <w:bookmarkStart w:id="41" w:name="_Toc156844198"/>
       <w:r>
         <w:t>S</w:t>
       </w:r>
       <w:r>
         <w:t>tatic analysis</w:t>
       </w:r>
-      <w:bookmarkEnd w:id="40"/>
+      <w:bookmarkEnd w:id="41"/>
     </w:p>
     <w:p>
       <w:pPr>
@@ -7645,14 +7637,14 @@
       <w:pPr>
         <w:pStyle w:val="Ttulo3"/>
       </w:pPr>
-      <w:bookmarkStart w:id="41" w:name="_Toc156844199"/>
+      <w:bookmarkStart w:id="42" w:name="_Toc156844199"/>
       <w:r>
         <w:t>A</w:t>
       </w:r>
       <w:r>
         <w:t>utomation</w:t>
       </w:r>
-      <w:bookmarkEnd w:id="41"/>
+      <w:bookmarkEnd w:id="42"/>
     </w:p>
     <w:p>
       <w:pPr>
@@ -7729,7 +7721,7 @@
                     </pic:cNvPicPr>
                   </pic:nvPicPr>
                   <pic:blipFill>
-                    <a:blip r:embed="rId46" cstate="print">
+                    <a:blip r:embed="rId47" cstate="print">
                       <a:extLst>
                         <a:ext uri="{28A0092B-C50C-407E-A947-70E740481C1C}">
                           <a14:useLocalDpi xmlns:a14="http://schemas.microsoft.com/office/drawing/2010/main" val="0"/>
@@ -7761,7 +7753,7 @@
         </w:drawing>
       </w:r>
     </w:p>
-    <w:bookmarkStart w:id="42" w:name="_Ref156753363"/>
+    <w:bookmarkStart w:id="43" w:name="_Ref156753363"/>
     <w:p>
       <w:pPr>
         <w:pStyle w:val="Descripcin"/>
@@ -7776,7 +7768,6 @@
       <w:r>
         <w:fldChar w:fldCharType="separate"/>
       </w:r>
-      <w:bookmarkStart w:id="43" w:name="_Toc156844217"/>
       <w:r>
         <w:rPr>
           <w:noProof/>
@@ -7802,16 +7793,17 @@
         <w:rPr>
           <w:noProof/>
         </w:rPr>
-        <w:t>7</w:t>
+        <w:t>8</w:t>
       </w:r>
       <w:r>
         <w:fldChar w:fldCharType="end"/>
       </w:r>
+      <w:bookmarkStart w:id="44" w:name="_Toc156844217"/>
       <w:r>
         <w:t>. Figure: Jenkins automation's flow chart</w:t>
       </w:r>
-      <w:bookmarkEnd w:id="42"/>
       <w:bookmarkEnd w:id="43"/>
+      <w:bookmarkEnd w:id="44"/>
     </w:p>
     <w:p>
       <w:r>
@@ -7875,7 +7867,7 @@
           <w:bdr w:val="none" w:sz="0" w:space="0" w:color="auto" w:frame="1"/>
         </w:rPr>
         <w:drawing>
-          <wp:inline distT="0" distB="0" distL="0" distR="0" wp14:anchorId="56C762D8" wp14:editId="117F62A6">
+          <wp:inline distT="0" distB="0" distL="0" distR="0" wp14:anchorId="56C762D8" wp14:editId="7F71CAB0">
             <wp:extent cx="5706743" cy="2425700"/>
             <wp:effectExtent l="0" t="0" r="8890" b="0"/>
             <wp:docPr id="2006212033" name="Imagen 1" descr="Gráfico, Gráfico de líneas&#10;&#10;Descripción generada automáticamente"/>
@@ -7892,7 +7884,7 @@
                     </pic:cNvPicPr>
                   </pic:nvPicPr>
                   <pic:blipFill rotWithShape="1">
-                    <a:blip r:embed="rId47" cstate="print">
+                    <a:blip r:embed="rId48" cstate="print">
                       <a:extLst>
                         <a:ext uri="{28A0092B-C50C-407E-A947-70E740481C1C}">
                           <a14:useLocalDpi xmlns:a14="http://schemas.microsoft.com/office/drawing/2010/main" val="0"/>
@@ -7927,7 +7919,7 @@
         </w:drawing>
       </w:r>
     </w:p>
-    <w:bookmarkStart w:id="44" w:name="_Ref156753379"/>
+    <w:bookmarkStart w:id="45" w:name="_Ref156753379"/>
     <w:p>
       <w:pPr>
         <w:pStyle w:val="Descripcin"/>
@@ -7942,7 +7934,6 @@
       <w:r>
         <w:fldChar w:fldCharType="separate"/>
       </w:r>
-      <w:bookmarkStart w:id="45" w:name="_Toc156844218"/>
       <w:r>
         <w:rPr>
           <w:noProof/>
@@ -7968,16 +7959,17 @@
         <w:rPr>
           <w:noProof/>
         </w:rPr>
-        <w:t>8</w:t>
+        <w:t>9</w:t>
       </w:r>
       <w:r>
         <w:fldChar w:fldCharType="end"/>
       </w:r>
+      <w:bookmarkStart w:id="46" w:name="_Toc156844218"/>
       <w:r>
         <w:t>. Figure: Git branches strategy</w:t>
       </w:r>
-      <w:bookmarkEnd w:id="44"/>
       <w:bookmarkEnd w:id="45"/>
+      <w:bookmarkEnd w:id="46"/>
     </w:p>
     <w:p>
       <w:pPr>
@@ -8001,12 +7993,12 @@
       <w:pPr>
         <w:pStyle w:val="Ttulo1"/>
       </w:pPr>
-      <w:bookmarkStart w:id="46" w:name="_Toc156844200"/>
+      <w:bookmarkStart w:id="47" w:name="_Toc156844200"/>
       <w:r>
         <w:lastRenderedPageBreak/>
         <w:t>Conclusions</w:t>
       </w:r>
-      <w:bookmarkEnd w:id="46"/>
+      <w:bookmarkEnd w:id="47"/>
     </w:p>
     <w:p>
       <w:pPr>
@@ -8047,11 +8039,11 @@
       <w:pPr>
         <w:pStyle w:val="Ttulo2"/>
       </w:pPr>
-      <w:bookmarkStart w:id="47" w:name="_Toc156844201"/>
+      <w:bookmarkStart w:id="48" w:name="_Toc156844201"/>
       <w:r>
         <w:t>Planification’s conclusions</w:t>
       </w:r>
-      <w:bookmarkEnd w:id="47"/>
+      <w:bookmarkEnd w:id="48"/>
     </w:p>
     <w:p>
       <w:pPr>
@@ -8156,7 +8148,7 @@
         </w:rPr>
         <w:lastRenderedPageBreak/>
         <w:drawing>
-          <wp:inline distT="0" distB="0" distL="0" distR="0" wp14:anchorId="02EB0A68" wp14:editId="088368A4">
+          <wp:inline distT="0" distB="0" distL="0" distR="0" wp14:anchorId="02EB0A68" wp14:editId="4609C25A">
             <wp:extent cx="5731510" cy="2697480"/>
             <wp:effectExtent l="0" t="0" r="2540" b="7620"/>
             <wp:docPr id="1260576549" name="Imagen 1" descr="Escala de tiempo&#10;&#10;Descripción generada automáticamente"/>
@@ -8173,7 +8165,7 @@
                     </pic:cNvPicPr>
                   </pic:nvPicPr>
                   <pic:blipFill>
-                    <a:blip r:embed="rId48" cstate="print">
+                    <a:blip r:embed="rId49" cstate="print">
                       <a:extLst>
                         <a:ext uri="{28A0092B-C50C-407E-A947-70E740481C1C}">
                           <a14:useLocalDpi xmlns:a14="http://schemas.microsoft.com/office/drawing/2010/main" val="0"/>
@@ -8205,7 +8197,7 @@
         </w:drawing>
       </w:r>
     </w:p>
-    <w:bookmarkStart w:id="48" w:name="_Ref156843462"/>
+    <w:bookmarkStart w:id="49" w:name="_Ref156843462"/>
     <w:p>
       <w:pPr>
         <w:pStyle w:val="Descripcin"/>
@@ -8220,7 +8212,6 @@
       <w:r>
         <w:fldChar w:fldCharType="separate"/>
       </w:r>
-      <w:bookmarkStart w:id="49" w:name="_Toc156844219"/>
       <w:r>
         <w:rPr>
           <w:noProof/>
@@ -8251,21 +8242,22 @@
       <w:r>
         <w:fldChar w:fldCharType="end"/>
       </w:r>
+      <w:bookmarkStart w:id="50" w:name="_Toc156844219"/>
       <w:r>
         <w:t>. Figure: Project's final Gantt chart</w:t>
       </w:r>
-      <w:bookmarkEnd w:id="48"/>
       <w:bookmarkEnd w:id="49"/>
+      <w:bookmarkEnd w:id="50"/>
     </w:p>
     <w:p>
       <w:pPr>
         <w:pStyle w:val="Ttulo2"/>
       </w:pPr>
-      <w:bookmarkStart w:id="50" w:name="_Toc156844202"/>
+      <w:bookmarkStart w:id="51" w:name="_Toc156844202"/>
       <w:r>
         <w:t>Problem’s solving</w:t>
       </w:r>
-      <w:bookmarkEnd w:id="50"/>
+      <w:bookmarkEnd w:id="51"/>
     </w:p>
     <w:p>
       <w:pPr>
@@ -8290,11 +8282,11 @@
       <w:pPr>
         <w:pStyle w:val="Ttulo2"/>
       </w:pPr>
-      <w:bookmarkStart w:id="51" w:name="_Toc156844203"/>
+      <w:bookmarkStart w:id="52" w:name="_Toc156844203"/>
       <w:r>
         <w:t>Objectives achievements</w:t>
       </w:r>
-      <w:bookmarkEnd w:id="51"/>
+      <w:bookmarkEnd w:id="52"/>
     </w:p>
     <w:p>
       <w:pPr>
@@ -8375,7 +8367,7 @@
         <w:t>).</w:t>
       </w:r>
     </w:p>
-    <w:bookmarkStart w:id="52" w:name="_Ref156753432"/>
+    <w:bookmarkStart w:id="53" w:name="_Ref156753432"/>
     <w:p>
       <w:pPr>
         <w:pStyle w:val="Descripcin"/>
@@ -8391,7 +8383,7 @@
       <w:r>
         <w:fldChar w:fldCharType="separate"/>
       </w:r>
-      <w:bookmarkStart w:id="53" w:name="_Toc156844221"/>
+      <w:bookmarkStart w:id="54" w:name="_Toc156844221"/>
       <w:r>
         <w:rPr>
           <w:noProof/>
@@ -8425,8 +8417,8 @@
       <w:r>
         <w:t>. Table: Objectives achieved and in process of achieving</w:t>
       </w:r>
-      <w:bookmarkEnd w:id="52"/>
       <w:bookmarkEnd w:id="53"/>
+      <w:bookmarkEnd w:id="54"/>
     </w:p>
     <w:tbl>
       <w:tblPr>
@@ -8752,14 +8744,14 @@
       <w:pPr>
         <w:pStyle w:val="Ttulo2"/>
       </w:pPr>
-      <w:bookmarkStart w:id="54" w:name="_Toc156844204"/>
+      <w:bookmarkStart w:id="55" w:name="_Toc156844204"/>
       <w:r>
         <w:t>SDG</w:t>
       </w:r>
       <w:r>
         <w:t xml:space="preserve"> impact evaluation</w:t>
       </w:r>
-      <w:bookmarkEnd w:id="54"/>
+      <w:bookmarkEnd w:id="55"/>
     </w:p>
     <w:p>
       <w:pPr>
@@ -8819,6 +8811,9 @@
         <w:jc w:val="center"/>
       </w:pPr>
       <w:r>
+        <w:rPr>
+          <w:noProof/>
+        </w:rPr>
         <w:lastRenderedPageBreak/>
         <w:drawing>
           <wp:inline distT="0" distB="0" distL="0" distR="0" wp14:anchorId="049A8659" wp14:editId="084B193F">
@@ -8836,7 +8831,7 @@
                     <pic:cNvPicPr/>
                   </pic:nvPicPr>
                   <pic:blipFill rotWithShape="1">
-                    <a:blip r:embed="rId49"/>
+                    <a:blip r:embed="rId50"/>
                     <a:srcRect t="8619" b="7352"/>
                     <a:stretch/>
                   </pic:blipFill>
@@ -8864,7 +8859,7 @@
         </w:drawing>
       </w:r>
     </w:p>
-    <w:bookmarkStart w:id="55" w:name="_Ref156843940"/>
+    <w:bookmarkStart w:id="56" w:name="_Ref156843940"/>
     <w:p>
       <w:pPr>
         <w:pStyle w:val="Descripcin"/>
@@ -8879,7 +8874,6 @@
       <w:r>
         <w:fldChar w:fldCharType="separate"/>
       </w:r>
-      <w:bookmarkStart w:id="56" w:name="_Toc156844220"/>
       <w:r>
         <w:rPr>
           <w:noProof/>
@@ -8910,127 +8904,20 @@
       <w:r>
         <w:fldChar w:fldCharType="end"/>
       </w:r>
+      <w:bookmarkStart w:id="57" w:name="_Toc156844220"/>
       <w:r>
         <w:t xml:space="preserve">. Figure: </w:t>
       </w:r>
       <w:r>
         <w:t>SDG alignment evaluation summary</w:t>
       </w:r>
-      <w:bookmarkEnd w:id="55"/>
       <w:bookmarkEnd w:id="56"/>
+      <w:bookmarkEnd w:id="57"/>
     </w:p>
     <w:p>
       <w:pPr>
         <w:sectPr>
-          <w:headerReference w:type="first" r:id="rId50"/>
-          <w:footerReference w:type="first" r:id="rId51"/>
-          <w:pgSz w:w="11906" w:h="16838"/>
-          <w:pgMar w:top="1440" w:right="1440" w:bottom="1440" w:left="1440" w:header="720" w:footer="720" w:gutter="0"/>
-          <w:cols w:space="720"/>
-          <w:titlePg/>
-          <w:docGrid w:linePitch="360"/>
-        </w:sectPr>
-      </w:pPr>
-      <w:r>
-        <w:t>In the Quality Education objective, it is believed that it has been fulfilled because on the web page that has been created there is a whole section that simply serves to explain how external factors influence the stock market and how each of them influences it. In the same way, a financially well-educated society is always positive for the state and the economy of a country, as more entrepreneurs and companies can emerge, which is why the objective of Decent Work and Economic Growth is fulfilled. Finally, the objective of Industry, Innovation and Infrastructure is fulfilled because different cutting-edge technologies have been used to make this project, such as the use of machine learning or web technology, which is why it has contributed to innovation and technological development.</w:t>
-      </w:r>
-      <w:r>
-        <w:t xml:space="preserve"> The more detailed alignment with these objectives can be found in </w:t>
-      </w:r>
-      <w:r>
-        <w:fldChar w:fldCharType="begin"/>
-      </w:r>
-      <w:r>
-        <w:instrText xml:space="preserve"> REF _Ref156843762 \h </w:instrText>
-      </w:r>
-      <w:r>
-        <w:fldChar w:fldCharType="separate"/>
-      </w:r>
-      <w:r>
-        <w:rPr>
-          <w:noProof/>
-        </w:rPr>
-        <w:t>3</w:t>
-      </w:r>
-      <w:r>
-        <w:t>. Annex: SDG alignment evaluation</w:t>
-      </w:r>
-      <w:r>
-        <w:fldChar w:fldCharType="end"/>
-      </w:r>
-      <w:r>
-        <w:t>.</w:t>
-      </w:r>
-    </w:p>
-    <w:p>
-      <w:pPr>
-        <w:pStyle w:val="Ttulo1"/>
-      </w:pPr>
-      <w:bookmarkStart w:id="57" w:name="_Toc156844205"/>
-      <w:r>
-        <w:lastRenderedPageBreak/>
-        <w:t>Future lines</w:t>
-      </w:r>
-      <w:bookmarkEnd w:id="57"/>
-    </w:p>
-    <w:p>
-      <w:pPr>
-        <w:ind w:firstLine="709"/>
-      </w:pPr>
-      <w:r>
-        <w:t xml:space="preserve">With regard to the future lines of the project, it should be noted that the product obtained is still only a prototype. A number of functionalities and features that the product must have </w:t>
-      </w:r>
-      <w:r>
-        <w:t>haven’t been</w:t>
-      </w:r>
-      <w:r>
-        <w:t xml:space="preserve"> yet implemented, but these will be added to the final product. This part will describe the improvements and </w:t>
-      </w:r>
-      <w:r>
-        <w:t>supplements</w:t>
-      </w:r>
-      <w:r>
-        <w:t xml:space="preserve"> that would be applied to the </w:t>
-      </w:r>
-      <w:r>
-        <w:t xml:space="preserve">final </w:t>
-      </w:r>
-      <w:r>
-        <w:t>product in the future.</w:t>
-      </w:r>
-    </w:p>
-    <w:p>
-      <w:pPr>
-        <w:pStyle w:val="Ttulo2"/>
-      </w:pPr>
-      <w:bookmarkStart w:id="58" w:name="_Toc156844206"/>
-      <w:r>
-        <w:t>Improvements</w:t>
-      </w:r>
-      <w:bookmarkEnd w:id="58"/>
-    </w:p>
-    <w:p>
-      <w:pPr>
-        <w:ind w:firstLine="709"/>
-      </w:pPr>
-      <w:r>
-        <w:t>The product is a prototype and is still under development. There are things that are not yet included in this initial version. However, it is planned that the final product will incorporate all the features that will be explained below. With these features the product will be more complete, and users will be able to enjoy it more. One of the new things that will be implemented will be to make the web more secure than it is, that is to say, protecting in a better way the web from suffering attacks from other people or even the theft of information. In addition, the web will be designed with a server and not with Node-Red tool, using it only for connections between servers instead of doing the whole frontend there. Finally, as for the prediction made by the model, it could be improved by adding more external factors and thus apply almost all the factors that affect the stock market price, resulting in a better prediction.</w:t>
-      </w:r>
-    </w:p>
-    <w:p>
-      <w:pPr>
-        <w:pStyle w:val="Ttulo2"/>
-      </w:pPr>
-      <w:bookmarkStart w:id="59" w:name="_Toc156844207"/>
-      <w:r>
-        <w:t>Supplements</w:t>
-      </w:r>
-      <w:bookmarkEnd w:id="59"/>
-    </w:p>
-    <w:p>
-      <w:pPr>
-        <w:ind w:firstLine="709"/>
-        <w:sectPr>
+          <w:headerReference w:type="first" r:id="rId51"/>
           <w:footerReference w:type="first" r:id="rId52"/>
           <w:pgSz w:w="11906" w:h="16838"/>
           <w:pgMar w:top="1440" w:right="1440" w:bottom="1440" w:left="1440" w:header="720" w:footer="720" w:gutter="0"/>
@@ -9040,6 +8927,114 @@
         </w:sectPr>
       </w:pPr>
       <w:r>
+        <w:t>In the Quality Education objective, it is believed that it has been fulfilled because on the web page that has been created there is a whole section that simply serves to explain how external factors influence the stock market and how each of them influences it. In the same way, a financially well-educated society is always positive for the state and the economy of a country, as more entrepreneurs and companies can emerge, which is why the objective of Decent Work and Economic Growth is fulfilled. Finally, the objective of Industry, Innovation and Infrastructure is fulfilled because different cutting-edge technologies have been used to make this project, such as the use of machine learning or web technology, which is why it has contributed to innovation and technological development.</w:t>
+      </w:r>
+      <w:r>
+        <w:t xml:space="preserve"> The more detailed alignment with these objectives can be found in </w:t>
+      </w:r>
+      <w:r>
+        <w:fldChar w:fldCharType="begin"/>
+      </w:r>
+      <w:r>
+        <w:instrText xml:space="preserve"> REF _Ref156843762 \h </w:instrText>
+      </w:r>
+      <w:r>
+        <w:fldChar w:fldCharType="separate"/>
+      </w:r>
+      <w:r>
+        <w:rPr>
+          <w:noProof/>
+        </w:rPr>
+        <w:t>3</w:t>
+      </w:r>
+      <w:r>
+        <w:t>. Annex: SDG alignment evaluation</w:t>
+      </w:r>
+      <w:r>
+        <w:fldChar w:fldCharType="end"/>
+      </w:r>
+      <w:r>
+        <w:t>.</w:t>
+      </w:r>
+    </w:p>
+    <w:p>
+      <w:pPr>
+        <w:pStyle w:val="Ttulo1"/>
+      </w:pPr>
+      <w:bookmarkStart w:id="58" w:name="_Toc156844205"/>
+      <w:r>
+        <w:lastRenderedPageBreak/>
+        <w:t>Future lines</w:t>
+      </w:r>
+      <w:bookmarkEnd w:id="58"/>
+    </w:p>
+    <w:p>
+      <w:pPr>
+        <w:ind w:firstLine="709"/>
+      </w:pPr>
+      <w:r>
+        <w:t xml:space="preserve">With regard to the future lines of the project, it should be noted that the product obtained is still only a prototype. A number of functionalities and features that the product must have </w:t>
+      </w:r>
+      <w:r>
+        <w:t>haven’t been</w:t>
+      </w:r>
+      <w:r>
+        <w:t xml:space="preserve"> yet implemented, but these will be added to the final product. This part will describe the improvements and </w:t>
+      </w:r>
+      <w:r>
+        <w:t>supplements</w:t>
+      </w:r>
+      <w:r>
+        <w:t xml:space="preserve"> that would be applied to the </w:t>
+      </w:r>
+      <w:r>
+        <w:t xml:space="preserve">final </w:t>
+      </w:r>
+      <w:r>
+        <w:t>product in the future.</w:t>
+      </w:r>
+    </w:p>
+    <w:p>
+      <w:pPr>
+        <w:pStyle w:val="Ttulo2"/>
+      </w:pPr>
+      <w:bookmarkStart w:id="59" w:name="_Toc156844206"/>
+      <w:r>
+        <w:t>Improvements</w:t>
+      </w:r>
+      <w:bookmarkEnd w:id="59"/>
+    </w:p>
+    <w:p>
+      <w:pPr>
+        <w:ind w:firstLine="709"/>
+      </w:pPr>
+      <w:r>
+        <w:t>The product is a prototype and is still under development. There are things that are not yet included in this initial version. However, it is planned that the final product will incorporate all the features that will be explained below. With these features the product will be more complete, and users will be able to enjoy it more. One of the new things that will be implemented will be to make the web more secure than it is, that is to say, protecting in a better way the web from suffering attacks from other people or even the theft of information. In addition, the web will be designed with a server and not with Node-Red tool, using it only for connections between servers instead of doing the whole frontend there. Finally, as for the prediction made by the model, it could be improved by adding more external factors and thus apply almost all the factors that affect the stock market price, resulting in a better prediction.</w:t>
+      </w:r>
+    </w:p>
+    <w:p>
+      <w:pPr>
+        <w:pStyle w:val="Ttulo2"/>
+      </w:pPr>
+      <w:bookmarkStart w:id="60" w:name="_Toc156844207"/>
+      <w:r>
+        <w:t>Supplements</w:t>
+      </w:r>
+      <w:bookmarkEnd w:id="60"/>
+    </w:p>
+    <w:p>
+      <w:pPr>
+        <w:ind w:firstLine="709"/>
+        <w:sectPr>
+          <w:footerReference w:type="first" r:id="rId53"/>
+          <w:pgSz w:w="11906" w:h="16838"/>
+          <w:pgMar w:top="1440" w:right="1440" w:bottom="1440" w:left="1440" w:header="720" w:footer="720" w:gutter="0"/>
+          <w:cols w:space="720"/>
+          <w:titlePg/>
+          <w:docGrid w:linePitch="360"/>
+        </w:sectPr>
+      </w:pPr>
+      <w:r>
         <w:t xml:space="preserve">To enhance the app in the future, the integration of key features that will improve the user’s experience is planned. First, the possibility of allowing users to invest directly in the stock market via the app will be explored, providing a one-stop solution for managing their investments. In addition, it is expected to extend the prediction functionalities, offering forecasts at longer intervals, such as one week or one month, to provide a more comprehensive and longer-term view of market trends. In line with user interaction, a forum recommendation system is planned. This functionality will allow users to discover and participate in relevant market discussions, facilitating an exchange of knowledge and opinions that will complement the existing simulation and forum. Together, these additions will strengthen the application as a complete tool for understanding, </w:t>
       </w:r>
       <w:r>
@@ -9052,7 +9047,7 @@
         <w:t>.</w:t>
       </w:r>
     </w:p>
-    <w:bookmarkStart w:id="60" w:name="_Toc156844208" w:displacedByCustomXml="next"/>
+    <w:bookmarkStart w:id="61" w:name="_Toc156844208" w:displacedByCustomXml="next"/>
     <w:sdt>
       <w:sdtPr>
         <w:rPr>
@@ -9084,7 +9079,7 @@
           <w:r>
             <w:t>phy</w:t>
           </w:r>
-          <w:bookmarkEnd w:id="60"/>
+          <w:bookmarkEnd w:id="61"/>
         </w:p>
         <w:sdt>
           <w:sdtPr>
@@ -9503,7 +9498,7 @@
           <w:tab w:val="left" w:pos="5920"/>
         </w:tabs>
         <w:sectPr>
-          <w:footerReference w:type="first" r:id="rId53"/>
+          <w:footerReference w:type="first" r:id="rId54"/>
           <w:pgSz w:w="11906" w:h="16838"/>
           <w:pgMar w:top="1440" w:right="1440" w:bottom="1440" w:left="1440" w:header="720" w:footer="720" w:gutter="0"/>
           <w:cols w:space="720"/>
@@ -9519,16 +9514,16 @@
       <w:pPr>
         <w:pStyle w:val="Ttulo1"/>
       </w:pPr>
-      <w:bookmarkStart w:id="61" w:name="_Hlk137405933"/>
       <w:bookmarkStart w:id="62" w:name="_Toc156844209"/>
+      <w:bookmarkStart w:id="63" w:name="_Hlk137405933"/>
       <w:r>
         <w:lastRenderedPageBreak/>
         <w:t>Annexes</w:t>
       </w:r>
       <w:bookmarkEnd w:id="62"/>
     </w:p>
-    <w:bookmarkStart w:id="63" w:name="_Ref156758215"/>
-    <w:bookmarkEnd w:id="61"/>
+    <w:bookmarkStart w:id="64" w:name="_Ref156758215"/>
+    <w:bookmarkEnd w:id="63"/>
     <w:p>
       <w:pPr>
         <w:pStyle w:val="Descripcin"/>
@@ -9555,7 +9550,7 @@
       <w:r>
         <w:t>. Annex: Project's initial planning</w:t>
       </w:r>
-      <w:bookmarkEnd w:id="63"/>
+      <w:bookmarkEnd w:id="64"/>
     </w:p>
     <w:p>
       <w:pPr>
@@ -9582,10 +9577,10 @@
             <v:path o:extrusionok="f" gradientshapeok="t" o:connecttype="rect"/>
             <o:lock v:ext="edit" aspectratio="t"/>
           </v:shapetype>
-          <v:shape id="_x0000_i1028" type="#_x0000_t75" style="width:453pt;height:453pt" o:ole="">
-            <v:imagedata r:id="rId54" o:title=""/>
+          <v:shape id="_x0000_i1043" type="#_x0000_t75" style="width:453pt;height:453pt" o:ole="">
+            <v:imagedata r:id="rId55" o:title=""/>
           </v:shape>
-          <o:OLEObject Type="Link" ProgID="Word.Document.12" ShapeID="_x0000_i1028" DrawAspect="Content" r:id="rId55" UpdateMode="Always">
+          <o:OLEObject Type="Link" ProgID="Word.Document.12" ShapeID="_x0000_i1043" DrawAspect="Content" r:id="rId56" UpdateMode="Always">
             <o:LinkType>EnhancedMetaFile</o:LinkType>
             <o:LockedField>false</o:LockedField>
             <o:FieldCodes>\f 0</o:FieldCodes>
@@ -9598,7 +9593,7 @@
         <w:pStyle w:val="Descripcin"/>
         <w:keepNext/>
         <w:sectPr>
-          <w:footerReference w:type="default" r:id="rId56"/>
+          <w:footerReference w:type="default" r:id="rId57"/>
           <w:pgSz w:w="11906" w:h="16838"/>
           <w:pgMar w:top="1440" w:right="1440" w:bottom="1440" w:left="1440" w:header="720" w:footer="720" w:gutter="0"/>
           <w:cols w:space="720"/>
@@ -9607,7 +9602,7 @@
         </w:sectPr>
       </w:pPr>
     </w:p>
-    <w:bookmarkStart w:id="64" w:name="_Ref156759144"/>
+    <w:bookmarkStart w:id="65" w:name="_Ref156759144"/>
     <w:p>
       <w:pPr>
         <w:pStyle w:val="Descripcin"/>
@@ -9635,7 +9630,7 @@
       <w:r>
         <w:t>. Annex: Meetings' minutes</w:t>
       </w:r>
-      <w:bookmarkEnd w:id="64"/>
+      <w:bookmarkEnd w:id="65"/>
     </w:p>
     <w:p>
       <w:pPr>
@@ -9643,10 +9638,10 @@
       </w:pPr>
       <w:r>
         <w:object w:dxaOrig="14182" w:dyaOrig="14172" w14:anchorId="2036ACE1">
-          <v:shape id="_x0000_i1104" type="#_x0000_t75" style="width:457.5pt;height:458pt" o:ole="">
-            <v:imagedata r:id="rId57" o:title=""/>
+          <v:shape id="_x0000_i1033" type="#_x0000_t75" style="width:457.5pt;height:458pt" o:ole="">
+            <v:imagedata r:id="rId58" o:title=""/>
           </v:shape>
-          <o:OLEObject Type="Link" ProgID="Word.Document.12" ShapeID="_x0000_i1104" DrawAspect="Content" r:id="rId58" UpdateMode="Always">
+          <o:OLEObject Type="Link" ProgID="Word.Document.12" ShapeID="_x0000_i1033" DrawAspect="Content" r:id="rId59" UpdateMode="Always">
             <o:LinkType>EnhancedMetaFile</o:LinkType>
             <o:LockedField>false</o:LockedField>
             <o:FieldCodes>\f 0</o:FieldCodes>
@@ -9665,7 +9660,7 @@
         </w:sectPr>
       </w:pPr>
     </w:p>
-    <w:bookmarkStart w:id="65" w:name="_Ref156843762"/>
+    <w:bookmarkStart w:id="66" w:name="_Ref156843762"/>
     <w:p>
       <w:pPr>
         <w:pStyle w:val="Descripcin"/>
@@ -9693,7 +9688,7 @@
       <w:r>
         <w:t>. Annex: SDG alignment evaluation</w:t>
       </w:r>
-      <w:bookmarkEnd w:id="65"/>
+      <w:bookmarkEnd w:id="66"/>
     </w:p>
     <w:p>
       <w:pPr>
@@ -9701,10 +9696,10 @@
       </w:pPr>
       <w:r>
         <w:object w:dxaOrig="5950" w:dyaOrig="8420" w14:anchorId="35508467">
-          <v:shape id="_x0000_i1033" type="#_x0000_t75" style="width:446.5pt;height:632pt" o:ole="">
-            <v:imagedata r:id="rId59" o:title=""/>
+          <v:shape id="_x0000_i1027" type="#_x0000_t75" style="width:446.5pt;height:632pt" o:ole="">
+            <v:imagedata r:id="rId60" o:title=""/>
           </v:shape>
-          <o:OLEObject Type="Link" ProgID="Acrobat.Document.DC" ShapeID="_x0000_i1033" DrawAspect="Content" r:id="rId60" UpdateMode="Always">
+          <o:OLEObject Type="Link" ProgID="Acrobat.Document.DC" ShapeID="_x0000_i1027" DrawAspect="Content" r:id="rId61" UpdateMode="Always">
             <o:LinkType>EnhancedMetaFile</o:LinkType>
             <o:LockedField>false</o:LockedField>
             <o:FieldCodes>\f 0</o:FieldCodes>
@@ -11467,7 +11462,7 @@
         <w:szCs w:val="18"/>
         <w:lang w:val="es-ES" w:eastAsia="es-ES"/>
       </w:rPr>
-      <w:t>3</w:t>
+      <w:t>7</w:t>
     </w:r>
     <w:r>
       <w:rPr>
@@ -11522,7 +11517,7 @@
         <w:szCs w:val="18"/>
         <w:lang w:val="es-ES" w:eastAsia="es-ES"/>
       </w:rPr>
-      <w:t>Development</w:t>
+      <w:t>Annexes</w:t>
     </w:r>
     <w:r>
       <w:rPr>
@@ -11781,7 +11776,7 @@
         <w:szCs w:val="18"/>
         <w:lang w:val="es-ES" w:eastAsia="es-ES"/>
       </w:rPr>
-      <w:t>3</w:t>
+      <w:t>7</w:t>
     </w:r>
     <w:r>
       <w:rPr>
@@ -11836,7 +11831,7 @@
         <w:szCs w:val="18"/>
         <w:lang w:val="es-ES" w:eastAsia="es-ES"/>
       </w:rPr>
-      <w:t>Development</w:t>
+      <w:t>Annexes</w:t>
     </w:r>
     <w:r>
       <w:rPr>

--- a/07_Final_deliveries/Report/Report - Trade Hunter.docx
+++ b/07_Final_deliveries/Report/Report - Trade Hunter.docx
@@ -74,7 +74,7 @@
         <mc:AlternateContent>
           <mc:Choice Requires="wpg">
             <w:drawing>
-              <wp:anchor distT="0" distB="0" distL="114300" distR="114300" simplePos="0" relativeHeight="251659264" behindDoc="0" locked="0" layoutInCell="1" allowOverlap="1" wp14:anchorId="1E2ABBB2" wp14:editId="1FC50EC4">
+              <wp:anchor distT="0" distB="0" distL="114300" distR="114300" simplePos="0" relativeHeight="251659264" behindDoc="0" locked="0" layoutInCell="1" allowOverlap="1" wp14:anchorId="1E2ABBB2" wp14:editId="3979BFC2">
                 <wp:simplePos x="0" y="0"/>
                 <wp:positionH relativeFrom="column">
                   <wp:posOffset>-1714500</wp:posOffset>
@@ -5750,7 +5750,7 @@
         </w:rPr>
         <w:lastRenderedPageBreak/>
         <w:drawing>
-          <wp:inline distT="0" distB="0" distL="0" distR="0" wp14:anchorId="0CA512F2" wp14:editId="09FBE677">
+          <wp:inline distT="0" distB="0" distL="0" distR="0" wp14:anchorId="0CA512F2" wp14:editId="260F7149">
             <wp:extent cx="5731510" cy="2495550"/>
             <wp:effectExtent l="0" t="0" r="2540" b="0"/>
             <wp:docPr id="1259540523" name="Imagen 1" descr="Escala de tiempo&#10;&#10;Descripción generada automáticamente"/>
@@ -6326,6 +6326,7 @@
       <w:r>
         <w:rPr>
           <w:rFonts w:cs="Arial"/>
+          <w:noProof/>
           <w:color w:val="000000"/>
           <w:bdr w:val="none" w:sz="0" w:space="0" w:color="auto" w:frame="1"/>
         </w:rPr>
@@ -6578,7 +6579,7 @@
           <w:bdr w:val="none" w:sz="0" w:space="0" w:color="auto" w:frame="1"/>
         </w:rPr>
         <w:drawing>
-          <wp:inline distT="0" distB="0" distL="0" distR="0" wp14:anchorId="21316F49" wp14:editId="16E929F9">
+          <wp:inline distT="0" distB="0" distL="0" distR="0" wp14:anchorId="21316F49" wp14:editId="0BAA79CD">
             <wp:extent cx="5704417" cy="889000"/>
             <wp:effectExtent l="0" t="0" r="0" b="6350"/>
             <wp:docPr id="342436630" name="Imagen 2" descr="Interfaz de usuario gráfica, Aplicación&#10;&#10;Descripción generada automáticamente"/>
@@ -6924,7 +6925,7 @@
         </w:rPr>
         <w:lastRenderedPageBreak/>
         <w:drawing>
-          <wp:inline distT="0" distB="0" distL="0" distR="0" wp14:anchorId="006574C9" wp14:editId="4B79B387">
+          <wp:inline distT="0" distB="0" distL="0" distR="0" wp14:anchorId="006574C9" wp14:editId="49D857BB">
             <wp:extent cx="5731510" cy="2859405"/>
             <wp:effectExtent l="0" t="0" r="2540" b="0"/>
             <wp:docPr id="964188130" name="Imagen 8" descr="Gráfico&#10;&#10;Descripción generada automáticamente"/>
@@ -7867,7 +7868,7 @@
           <w:bdr w:val="none" w:sz="0" w:space="0" w:color="auto" w:frame="1"/>
         </w:rPr>
         <w:drawing>
-          <wp:inline distT="0" distB="0" distL="0" distR="0" wp14:anchorId="56C762D8" wp14:editId="7F71CAB0">
+          <wp:inline distT="0" distB="0" distL="0" distR="0" wp14:anchorId="56C762D8" wp14:editId="358BA8D2">
             <wp:extent cx="5706743" cy="2425700"/>
             <wp:effectExtent l="0" t="0" r="8890" b="0"/>
             <wp:docPr id="2006212033" name="Imagen 1" descr="Gráfico, Gráfico de líneas&#10;&#10;Descripción generada automáticamente"/>
@@ -8148,7 +8149,7 @@
         </w:rPr>
         <w:lastRenderedPageBreak/>
         <w:drawing>
-          <wp:inline distT="0" distB="0" distL="0" distR="0" wp14:anchorId="02EB0A68" wp14:editId="4609C25A">
+          <wp:inline distT="0" distB="0" distL="0" distR="0" wp14:anchorId="02EB0A68" wp14:editId="33433D19">
             <wp:extent cx="5731510" cy="2697480"/>
             <wp:effectExtent l="0" t="0" r="2540" b="7620"/>
             <wp:docPr id="1260576549" name="Imagen 1" descr="Escala de tiempo&#10;&#10;Descripción generada automáticamente"/>
@@ -9577,15 +9578,62 @@
             <v:path o:extrusionok="f" gradientshapeok="t" o:connecttype="rect"/>
             <o:lock v:ext="edit" aspectratio="t"/>
           </v:shapetype>
-          <v:shape id="_x0000_i1043" type="#_x0000_t75" style="width:453pt;height:453pt" o:ole="">
+          <v:shape id="_x0000_i1025" type="#_x0000_t75" style="width:453pt;height:453pt" o:ole="">
             <v:imagedata r:id="rId55" o:title=""/>
           </v:shape>
-          <o:OLEObject Type="Link" ProgID="Word.Document.12" ShapeID="_x0000_i1043" DrawAspect="Content" r:id="rId56" UpdateMode="Always">
+          <o:OLEObject Type="Link" ProgID="Word.Document.12" ShapeID="_x0000_i1025" DrawAspect="Content" r:id="rId56" UpdateMode="Always">
             <o:LinkType>EnhancedMetaFile</o:LinkType>
             <o:LockedField>false</o:LockedField>
             <o:FieldCodes>\f 0</o:FieldCodes>
           </o:OLEObject>
         </w:object>
+      </w:r>
+    </w:p>
+    <w:p>
+      <w:pPr>
+        <w:pStyle w:val="Descripcin"/>
+      </w:pPr>
+      <w:r>
+        <w:fldChar w:fldCharType="begin"/>
+      </w:r>
+      <w:r>
+        <w:instrText xml:space="preserve"> STYLEREF 1 \s </w:instrText>
+      </w:r>
+      <w:r>
+        <w:fldChar w:fldCharType="separate"/>
+      </w:r>
+      <w:r>
+        <w:rPr>
+          <w:noProof/>
+        </w:rPr>
+        <w:t>7</w:t>
+      </w:r>
+      <w:r>
+        <w:fldChar w:fldCharType="end"/>
+      </w:r>
+      <w:r>
+        <w:t>-</w:t>
+      </w:r>
+      <w:r>
+        <w:fldChar w:fldCharType="begin"/>
+      </w:r>
+      <w:r>
+        <w:instrText xml:space="preserve"> SEQ Irudia \* ARABIC \s 1 </w:instrText>
+      </w:r>
+      <w:r>
+        <w:fldChar w:fldCharType="separate"/>
+      </w:r>
+      <w:r>
+        <w:rPr>
+          <w:noProof/>
+        </w:rPr>
+        <w:t>1</w:t>
+      </w:r>
+      <w:r>
+        <w:fldChar w:fldCharType="end"/>
+      </w:r>
+      <w:r>
+        <w:t>. Irudia</w:t>
       </w:r>
     </w:p>
     <w:p>
@@ -9638,15 +9686,62 @@
       </w:pPr>
       <w:r>
         <w:object w:dxaOrig="14182" w:dyaOrig="14172" w14:anchorId="2036ACE1">
-          <v:shape id="_x0000_i1033" type="#_x0000_t75" style="width:457.5pt;height:458pt" o:ole="">
+          <v:shape id="_x0000_i1030" type="#_x0000_t75" style="width:457.5pt;height:458pt" o:ole="">
             <v:imagedata r:id="rId58" o:title=""/>
           </v:shape>
-          <o:OLEObject Type="Link" ProgID="Word.Document.12" ShapeID="_x0000_i1033" DrawAspect="Content" r:id="rId59" UpdateMode="Always">
+          <o:OLEObject Type="Link" ProgID="Word.Document.12" ShapeID="_x0000_i1030" DrawAspect="Content" r:id="rId59" UpdateMode="Always">
             <o:LinkType>EnhancedMetaFile</o:LinkType>
             <o:LockedField>false</o:LockedField>
             <o:FieldCodes>\f 0</o:FieldCodes>
           </o:OLEObject>
         </w:object>
+      </w:r>
+    </w:p>
+    <w:p>
+      <w:pPr>
+        <w:pStyle w:val="Descripcin"/>
+      </w:pPr>
+      <w:r>
+        <w:fldChar w:fldCharType="begin"/>
+      </w:r>
+      <w:r>
+        <w:instrText xml:space="preserve"> STYLEREF 1 \s </w:instrText>
+      </w:r>
+      <w:r>
+        <w:fldChar w:fldCharType="separate"/>
+      </w:r>
+      <w:r>
+        <w:rPr>
+          <w:noProof/>
+        </w:rPr>
+        <w:t>7</w:t>
+      </w:r>
+      <w:r>
+        <w:fldChar w:fldCharType="end"/>
+      </w:r>
+      <w:r>
+        <w:t>-</w:t>
+      </w:r>
+      <w:r>
+        <w:fldChar w:fldCharType="begin"/>
+      </w:r>
+      <w:r>
+        <w:instrText xml:space="preserve"> SEQ Irudia \* ARABIC \s 1 </w:instrText>
+      </w:r>
+      <w:r>
+        <w:fldChar w:fldCharType="separate"/>
+      </w:r>
+      <w:r>
+        <w:rPr>
+          <w:noProof/>
+        </w:rPr>
+        <w:t>2</w:t>
+      </w:r>
+      <w:r>
+        <w:fldChar w:fldCharType="end"/>
+      </w:r>
+      <w:r>
+        <w:t>. Irudia</w:t>
       </w:r>
     </w:p>
     <w:p>
@@ -11462,7 +11557,7 @@
         <w:szCs w:val="18"/>
         <w:lang w:val="es-ES" w:eastAsia="es-ES"/>
       </w:rPr>
-      <w:t>7</w:t>
+      <w:t>3</w:t>
     </w:r>
     <w:r>
       <w:rPr>
@@ -11517,7 +11612,7 @@
         <w:szCs w:val="18"/>
         <w:lang w:val="es-ES" w:eastAsia="es-ES"/>
       </w:rPr>
-      <w:t>Annexes</w:t>
+      <w:t>Development</w:t>
     </w:r>
     <w:r>
       <w:rPr>

--- a/07_Final_deliveries/Report/Report - Trade Hunter.docx
+++ b/07_Final_deliveries/Report/Report - Trade Hunter.docx
@@ -74,7 +74,7 @@
         <mc:AlternateContent>
           <mc:Choice Requires="wpg">
             <w:drawing>
-              <wp:anchor distT="0" distB="0" distL="114300" distR="114300" simplePos="0" relativeHeight="251659264" behindDoc="0" locked="0" layoutInCell="1" allowOverlap="1" wp14:anchorId="1E2ABBB2" wp14:editId="3979BFC2">
+              <wp:anchor distT="0" distB="0" distL="114300" distR="114300" simplePos="0" relativeHeight="251659264" behindDoc="0" locked="0" layoutInCell="1" allowOverlap="1" wp14:anchorId="1E2ABBB2" wp14:editId="5BBC9087">
                 <wp:simplePos x="0" y="0"/>
                 <wp:positionH relativeFrom="column">
                   <wp:posOffset>-1714500</wp:posOffset>
@@ -931,7 +931,7 @@
         </w:rPr>
         <w:fldChar w:fldCharType="separate"/>
       </w:r>
-      <w:hyperlink w:anchor="_Toc156844175" w:history="1">
+      <w:hyperlink w:anchor="_Toc156982996" w:history="1">
         <w:r>
           <w:rPr>
             <w:rStyle w:val="Hipervnculo"/>
@@ -958,7 +958,7 @@
             <w:noProof/>
             <w:webHidden/>
           </w:rPr>
-          <w:instrText xml:space="preserve"> PAGEREF _Toc156844175 \h </w:instrText>
+          <w:instrText xml:space="preserve"> PAGEREF _Toc156982996 \h </w:instrText>
         </w:r>
         <w:r>
           <w:rPr>
@@ -1005,7 +1005,7 @@
           <w14:ligatures w14:val="standardContextual"/>
         </w:rPr>
       </w:pPr>
-      <w:hyperlink w:anchor="_Toc156844176" w:history="1">
+      <w:hyperlink w:anchor="_Toc156982997" w:history="1">
         <w:r>
           <w:rPr>
             <w:rStyle w:val="Hipervnculo"/>
@@ -1032,7 +1032,7 @@
             <w:noProof/>
             <w:webHidden/>
           </w:rPr>
-          <w:instrText xml:space="preserve"> PAGEREF _Toc156844176 \h </w:instrText>
+          <w:instrText xml:space="preserve"> PAGEREF _Toc156982997 \h </w:instrText>
         </w:r>
         <w:r>
           <w:rPr>
@@ -1080,7 +1080,7 @@
           <w14:ligatures w14:val="standardContextual"/>
         </w:rPr>
       </w:pPr>
-      <w:hyperlink w:anchor="_Toc156844177" w:history="1">
+      <w:hyperlink w:anchor="_Toc156982998" w:history="1">
         <w:r>
           <w:rPr>
             <w:rStyle w:val="Hipervnculo"/>
@@ -1126,7 +1126,7 @@
             <w:noProof/>
             <w:webHidden/>
           </w:rPr>
-          <w:instrText xml:space="preserve"> PAGEREF _Toc156844177 \h </w:instrText>
+          <w:instrText xml:space="preserve"> PAGEREF _Toc156982998 \h </w:instrText>
         </w:r>
         <w:r>
           <w:rPr>
@@ -1174,7 +1174,7 @@
           <w14:ligatures w14:val="standardContextual"/>
         </w:rPr>
       </w:pPr>
-      <w:hyperlink w:anchor="_Toc156844178" w:history="1">
+      <w:hyperlink w:anchor="_Toc156982999" w:history="1">
         <w:r>
           <w:rPr>
             <w:rStyle w:val="Hipervnculo"/>
@@ -1220,7 +1220,7 @@
             <w:noProof/>
             <w:webHidden/>
           </w:rPr>
-          <w:instrText xml:space="preserve"> PAGEREF _Toc156844178 \h </w:instrText>
+          <w:instrText xml:space="preserve"> PAGEREF _Toc156982999 \h </w:instrText>
         </w:r>
         <w:r>
           <w:rPr>
@@ -1268,7 +1268,7 @@
           <w14:ligatures w14:val="standardContextual"/>
         </w:rPr>
       </w:pPr>
-      <w:hyperlink w:anchor="_Toc156844179" w:history="1">
+      <w:hyperlink w:anchor="_Toc156983000" w:history="1">
         <w:r>
           <w:rPr>
             <w:rStyle w:val="Hipervnculo"/>
@@ -1314,7 +1314,7 @@
             <w:noProof/>
             <w:webHidden/>
           </w:rPr>
-          <w:instrText xml:space="preserve"> PAGEREF _Toc156844179 \h </w:instrText>
+          <w:instrText xml:space="preserve"> PAGEREF _Toc156983000 \h </w:instrText>
         </w:r>
         <w:r>
           <w:rPr>
@@ -1360,7 +1360,7 @@
           <w14:ligatures w14:val="standardContextual"/>
         </w:rPr>
       </w:pPr>
-      <w:hyperlink w:anchor="_Toc156844180" w:history="1">
+      <w:hyperlink w:anchor="_Toc156983001" w:history="1">
         <w:r>
           <w:rPr>
             <w:rStyle w:val="Hipervnculo"/>
@@ -1404,7 +1404,7 @@
             <w:noProof/>
             <w:webHidden/>
           </w:rPr>
-          <w:instrText xml:space="preserve"> PAGEREF _Toc156844180 \h </w:instrText>
+          <w:instrText xml:space="preserve"> PAGEREF _Toc156983001 \h </w:instrText>
         </w:r>
         <w:r>
           <w:rPr>
@@ -1450,7 +1450,7 @@
           <w14:ligatures w14:val="standardContextual"/>
         </w:rPr>
       </w:pPr>
-      <w:hyperlink w:anchor="_Toc156844181" w:history="1">
+      <w:hyperlink w:anchor="_Toc156983002" w:history="1">
         <w:r>
           <w:rPr>
             <w:rStyle w:val="Hipervnculo"/>
@@ -1494,7 +1494,7 @@
             <w:noProof/>
             <w:webHidden/>
           </w:rPr>
-          <w:instrText xml:space="preserve"> PAGEREF _Toc156844181 \h </w:instrText>
+          <w:instrText xml:space="preserve"> PAGEREF _Toc156983002 \h </w:instrText>
         </w:r>
         <w:r>
           <w:rPr>
@@ -1540,7 +1540,7 @@
           <w14:ligatures w14:val="standardContextual"/>
         </w:rPr>
       </w:pPr>
-      <w:hyperlink w:anchor="_Toc156844182" w:history="1">
+      <w:hyperlink w:anchor="_Toc156983003" w:history="1">
         <w:r>
           <w:rPr>
             <w:rStyle w:val="Hipervnculo"/>
@@ -1584,7 +1584,7 @@
             <w:noProof/>
             <w:webHidden/>
           </w:rPr>
-          <w:instrText xml:space="preserve"> PAGEREF _Toc156844182 \h </w:instrText>
+          <w:instrText xml:space="preserve"> PAGEREF _Toc156983003 \h </w:instrText>
         </w:r>
         <w:r>
           <w:rPr>
@@ -1630,7 +1630,7 @@
           <w14:ligatures w14:val="standardContextual"/>
         </w:rPr>
       </w:pPr>
-      <w:hyperlink w:anchor="_Toc156844183" w:history="1">
+      <w:hyperlink w:anchor="_Toc156983004" w:history="1">
         <w:r>
           <w:rPr>
             <w:rStyle w:val="Hipervnculo"/>
@@ -1674,7 +1674,7 @@
             <w:noProof/>
             <w:webHidden/>
           </w:rPr>
-          <w:instrText xml:space="preserve"> PAGEREF _Toc156844183 \h </w:instrText>
+          <w:instrText xml:space="preserve"> PAGEREF _Toc156983004 \h </w:instrText>
         </w:r>
         <w:r>
           <w:rPr>
@@ -1720,7 +1720,7 @@
           <w14:ligatures w14:val="standardContextual"/>
         </w:rPr>
       </w:pPr>
-      <w:hyperlink w:anchor="_Toc156844184" w:history="1">
+      <w:hyperlink w:anchor="_Toc156983005" w:history="1">
         <w:r>
           <w:rPr>
             <w:rStyle w:val="Hipervnculo"/>
@@ -1764,7 +1764,7 @@
             <w:noProof/>
             <w:webHidden/>
           </w:rPr>
-          <w:instrText xml:space="preserve"> PAGEREF _Toc156844184 \h </w:instrText>
+          <w:instrText xml:space="preserve"> PAGEREF _Toc156983005 \h </w:instrText>
         </w:r>
         <w:r>
           <w:rPr>
@@ -1810,7 +1810,7 @@
           <w14:ligatures w14:val="standardContextual"/>
         </w:rPr>
       </w:pPr>
-      <w:hyperlink w:anchor="_Toc156844185" w:history="1">
+      <w:hyperlink w:anchor="_Toc156983006" w:history="1">
         <w:r>
           <w:rPr>
             <w:rStyle w:val="Hipervnculo"/>
@@ -1854,7 +1854,7 @@
             <w:noProof/>
             <w:webHidden/>
           </w:rPr>
-          <w:instrText xml:space="preserve"> PAGEREF _Toc156844185 \h </w:instrText>
+          <w:instrText xml:space="preserve"> PAGEREF _Toc156983006 \h </w:instrText>
         </w:r>
         <w:r>
           <w:rPr>
@@ -1900,7 +1900,7 @@
           <w14:ligatures w14:val="standardContextual"/>
         </w:rPr>
       </w:pPr>
-      <w:hyperlink w:anchor="_Toc156844186" w:history="1">
+      <w:hyperlink w:anchor="_Toc156983007" w:history="1">
         <w:r>
           <w:rPr>
             <w:rStyle w:val="Hipervnculo"/>
@@ -1944,7 +1944,7 @@
             <w:noProof/>
             <w:webHidden/>
           </w:rPr>
-          <w:instrText xml:space="preserve"> PAGEREF _Toc156844186 \h </w:instrText>
+          <w:instrText xml:space="preserve"> PAGEREF _Toc156983007 \h </w:instrText>
         </w:r>
         <w:r>
           <w:rPr>
@@ -1990,7 +1990,7 @@
           <w14:ligatures w14:val="standardContextual"/>
         </w:rPr>
       </w:pPr>
-      <w:hyperlink w:anchor="_Toc156844187" w:history="1">
+      <w:hyperlink w:anchor="_Toc156983008" w:history="1">
         <w:r>
           <w:rPr>
             <w:rStyle w:val="Hipervnculo"/>
@@ -2034,7 +2034,7 @@
             <w:noProof/>
             <w:webHidden/>
           </w:rPr>
-          <w:instrText xml:space="preserve"> PAGEREF _Toc156844187 \h </w:instrText>
+          <w:instrText xml:space="preserve"> PAGEREF _Toc156983008 \h </w:instrText>
         </w:r>
         <w:r>
           <w:rPr>
@@ -2054,7 +2054,7 @@
             <w:noProof/>
             <w:webHidden/>
           </w:rPr>
-          <w:t>8</w:t>
+          <w:t>9</w:t>
         </w:r>
         <w:r>
           <w:rPr>
@@ -2080,7 +2080,7 @@
           <w14:ligatures w14:val="standardContextual"/>
         </w:rPr>
       </w:pPr>
-      <w:hyperlink w:anchor="_Toc156844188" w:history="1">
+      <w:hyperlink w:anchor="_Toc156983009" w:history="1">
         <w:r>
           <w:rPr>
             <w:rStyle w:val="Hipervnculo"/>
@@ -2124,7 +2124,7 @@
             <w:noProof/>
             <w:webHidden/>
           </w:rPr>
-          <w:instrText xml:space="preserve"> PAGEREF _Toc156844188 \h </w:instrText>
+          <w:instrText xml:space="preserve"> PAGEREF _Toc156983009 \h </w:instrText>
         </w:r>
         <w:r>
           <w:rPr>
@@ -2170,7 +2170,7 @@
           <w14:ligatures w14:val="standardContextual"/>
         </w:rPr>
       </w:pPr>
-      <w:hyperlink w:anchor="_Toc156844189" w:history="1">
+      <w:hyperlink w:anchor="_Toc156983010" w:history="1">
         <w:r>
           <w:rPr>
             <w:rStyle w:val="Hipervnculo"/>
@@ -2214,7 +2214,7 @@
             <w:noProof/>
             <w:webHidden/>
           </w:rPr>
-          <w:instrText xml:space="preserve"> PAGEREF _Toc156844189 \h </w:instrText>
+          <w:instrText xml:space="preserve"> PAGEREF _Toc156983010 \h </w:instrText>
         </w:r>
         <w:r>
           <w:rPr>
@@ -2234,7 +2234,7 @@
             <w:noProof/>
             <w:webHidden/>
           </w:rPr>
-          <w:t>9</w:t>
+          <w:t>10</w:t>
         </w:r>
         <w:r>
           <w:rPr>
@@ -2260,7 +2260,7 @@
           <w14:ligatures w14:val="standardContextual"/>
         </w:rPr>
       </w:pPr>
-      <w:hyperlink w:anchor="_Toc156844190" w:history="1">
+      <w:hyperlink w:anchor="_Toc156983011" w:history="1">
         <w:r>
           <w:rPr>
             <w:rStyle w:val="Hipervnculo"/>
@@ -2304,7 +2304,7 @@
             <w:noProof/>
             <w:webHidden/>
           </w:rPr>
-          <w:instrText xml:space="preserve"> PAGEREF _Toc156844190 \h </w:instrText>
+          <w:instrText xml:space="preserve"> PAGEREF _Toc156983011 \h </w:instrText>
         </w:r>
         <w:r>
           <w:rPr>
@@ -2350,7 +2350,7 @@
           <w14:ligatures w14:val="standardContextual"/>
         </w:rPr>
       </w:pPr>
-      <w:hyperlink w:anchor="_Toc156844191" w:history="1">
+      <w:hyperlink w:anchor="_Toc156983012" w:history="1">
         <w:r>
           <w:rPr>
             <w:rStyle w:val="Hipervnculo"/>
@@ -2394,7 +2394,7 @@
             <w:noProof/>
             <w:webHidden/>
           </w:rPr>
-          <w:instrText xml:space="preserve"> PAGEREF _Toc156844191 \h </w:instrText>
+          <w:instrText xml:space="preserve"> PAGEREF _Toc156983012 \h </w:instrText>
         </w:r>
         <w:r>
           <w:rPr>
@@ -2414,7 +2414,7 @@
             <w:noProof/>
             <w:webHidden/>
           </w:rPr>
-          <w:t>10</w:t>
+          <w:t>11</w:t>
         </w:r>
         <w:r>
           <w:rPr>
@@ -2440,7 +2440,7 @@
           <w14:ligatures w14:val="standardContextual"/>
         </w:rPr>
       </w:pPr>
-      <w:hyperlink w:anchor="_Toc156844192" w:history="1">
+      <w:hyperlink w:anchor="_Toc156983013" w:history="1">
         <w:r>
           <w:rPr>
             <w:rStyle w:val="Hipervnculo"/>
@@ -2484,7 +2484,7 @@
             <w:noProof/>
             <w:webHidden/>
           </w:rPr>
-          <w:instrText xml:space="preserve"> PAGEREF _Toc156844192 \h </w:instrText>
+          <w:instrText xml:space="preserve"> PAGEREF _Toc156983013 \h </w:instrText>
         </w:r>
         <w:r>
           <w:rPr>
@@ -2504,7 +2504,7 @@
             <w:noProof/>
             <w:webHidden/>
           </w:rPr>
-          <w:t>12</w:t>
+          <w:t>13</w:t>
         </w:r>
         <w:r>
           <w:rPr>
@@ -2530,7 +2530,7 @@
           <w14:ligatures w14:val="standardContextual"/>
         </w:rPr>
       </w:pPr>
-      <w:hyperlink w:anchor="_Toc156844193" w:history="1">
+      <w:hyperlink w:anchor="_Toc156983014" w:history="1">
         <w:r>
           <w:rPr>
             <w:rStyle w:val="Hipervnculo"/>
@@ -2574,7 +2574,7 @@
             <w:noProof/>
             <w:webHidden/>
           </w:rPr>
-          <w:instrText xml:space="preserve"> PAGEREF _Toc156844193 \h </w:instrText>
+          <w:instrText xml:space="preserve"> PAGEREF _Toc156983014 \h </w:instrText>
         </w:r>
         <w:r>
           <w:rPr>
@@ -2594,7 +2594,7 @@
             <w:noProof/>
             <w:webHidden/>
           </w:rPr>
-          <w:t>12</w:t>
+          <w:t>13</w:t>
         </w:r>
         <w:r>
           <w:rPr>
@@ -2620,7 +2620,7 @@
           <w14:ligatures w14:val="standardContextual"/>
         </w:rPr>
       </w:pPr>
-      <w:hyperlink w:anchor="_Toc156844194" w:history="1">
+      <w:hyperlink w:anchor="_Toc156983015" w:history="1">
         <w:r>
           <w:rPr>
             <w:rStyle w:val="Hipervnculo"/>
@@ -2664,7 +2664,7 @@
             <w:noProof/>
             <w:webHidden/>
           </w:rPr>
-          <w:instrText xml:space="preserve"> PAGEREF _Toc156844194 \h </w:instrText>
+          <w:instrText xml:space="preserve"> PAGEREF _Toc156983015 \h </w:instrText>
         </w:r>
         <w:r>
           <w:rPr>
@@ -2710,7 +2710,7 @@
           <w14:ligatures w14:val="standardContextual"/>
         </w:rPr>
       </w:pPr>
-      <w:hyperlink w:anchor="_Toc156844195" w:history="1">
+      <w:hyperlink w:anchor="_Toc156983016" w:history="1">
         <w:r>
           <w:rPr>
             <w:rStyle w:val="Hipervnculo"/>
@@ -2754,7 +2754,7 @@
             <w:noProof/>
             <w:webHidden/>
           </w:rPr>
-          <w:instrText xml:space="preserve"> PAGEREF _Toc156844195 \h </w:instrText>
+          <w:instrText xml:space="preserve"> PAGEREF _Toc156983016 \h </w:instrText>
         </w:r>
         <w:r>
           <w:rPr>
@@ -2774,7 +2774,7 @@
             <w:noProof/>
             <w:webHidden/>
           </w:rPr>
-          <w:t>14</w:t>
+          <w:t>15</w:t>
         </w:r>
         <w:r>
           <w:rPr>
@@ -2800,7 +2800,7 @@
           <w14:ligatures w14:val="standardContextual"/>
         </w:rPr>
       </w:pPr>
-      <w:hyperlink w:anchor="_Toc156844196" w:history="1">
+      <w:hyperlink w:anchor="_Toc156983017" w:history="1">
         <w:r>
           <w:rPr>
             <w:rStyle w:val="Hipervnculo"/>
@@ -2844,7 +2844,7 @@
             <w:noProof/>
             <w:webHidden/>
           </w:rPr>
-          <w:instrText xml:space="preserve"> PAGEREF _Toc156844196 \h </w:instrText>
+          <w:instrText xml:space="preserve"> PAGEREF _Toc156983017 \h </w:instrText>
         </w:r>
         <w:r>
           <w:rPr>
@@ -2864,7 +2864,7 @@
             <w:noProof/>
             <w:webHidden/>
           </w:rPr>
-          <w:t>15</w:t>
+          <w:t>16</w:t>
         </w:r>
         <w:r>
           <w:rPr>
@@ -2890,7 +2890,7 @@
           <w14:ligatures w14:val="standardContextual"/>
         </w:rPr>
       </w:pPr>
-      <w:hyperlink w:anchor="_Toc156844197" w:history="1">
+      <w:hyperlink w:anchor="_Toc156983018" w:history="1">
         <w:r>
           <w:rPr>
             <w:rStyle w:val="Hipervnculo"/>
@@ -2934,7 +2934,7 @@
             <w:noProof/>
             <w:webHidden/>
           </w:rPr>
-          <w:instrText xml:space="preserve"> PAGEREF _Toc156844197 \h </w:instrText>
+          <w:instrText xml:space="preserve"> PAGEREF _Toc156983018 \h </w:instrText>
         </w:r>
         <w:r>
           <w:rPr>
@@ -2954,7 +2954,7 @@
             <w:noProof/>
             <w:webHidden/>
           </w:rPr>
-          <w:t>15</w:t>
+          <w:t>16</w:t>
         </w:r>
         <w:r>
           <w:rPr>
@@ -2980,7 +2980,7 @@
           <w14:ligatures w14:val="standardContextual"/>
         </w:rPr>
       </w:pPr>
-      <w:hyperlink w:anchor="_Toc156844198" w:history="1">
+      <w:hyperlink w:anchor="_Toc156983019" w:history="1">
         <w:r>
           <w:rPr>
             <w:rStyle w:val="Hipervnculo"/>
@@ -3024,7 +3024,7 @@
             <w:noProof/>
             <w:webHidden/>
           </w:rPr>
-          <w:instrText xml:space="preserve"> PAGEREF _Toc156844198 \h </w:instrText>
+          <w:instrText xml:space="preserve"> PAGEREF _Toc156983019 \h </w:instrText>
         </w:r>
         <w:r>
           <w:rPr>
@@ -3070,7 +3070,7 @@
           <w14:ligatures w14:val="standardContextual"/>
         </w:rPr>
       </w:pPr>
-      <w:hyperlink w:anchor="_Toc156844199" w:history="1">
+      <w:hyperlink w:anchor="_Toc156983020" w:history="1">
         <w:r>
           <w:rPr>
             <w:rStyle w:val="Hipervnculo"/>
@@ -3114,7 +3114,7 @@
             <w:noProof/>
             <w:webHidden/>
           </w:rPr>
-          <w:instrText xml:space="preserve"> PAGEREF _Toc156844199 \h </w:instrText>
+          <w:instrText xml:space="preserve"> PAGEREF _Toc156983020 \h </w:instrText>
         </w:r>
         <w:r>
           <w:rPr>
@@ -3134,7 +3134,7 @@
             <w:noProof/>
             <w:webHidden/>
           </w:rPr>
-          <w:t>16</w:t>
+          <w:t>17</w:t>
         </w:r>
         <w:r>
           <w:rPr>
@@ -3162,7 +3162,7 @@
           <w14:ligatures w14:val="standardContextual"/>
         </w:rPr>
       </w:pPr>
-      <w:hyperlink w:anchor="_Toc156844200" w:history="1">
+      <w:hyperlink w:anchor="_Toc156983021" w:history="1">
         <w:r>
           <w:rPr>
             <w:rStyle w:val="Hipervnculo"/>
@@ -3208,7 +3208,7 @@
             <w:noProof/>
             <w:webHidden/>
           </w:rPr>
-          <w:instrText xml:space="preserve"> PAGEREF _Toc156844200 \h </w:instrText>
+          <w:instrText xml:space="preserve"> PAGEREF _Toc156983021 \h </w:instrText>
         </w:r>
         <w:r>
           <w:rPr>
@@ -3254,7 +3254,7 @@
           <w14:ligatures w14:val="standardContextual"/>
         </w:rPr>
       </w:pPr>
-      <w:hyperlink w:anchor="_Toc156844201" w:history="1">
+      <w:hyperlink w:anchor="_Toc156983022" w:history="1">
         <w:r>
           <w:rPr>
             <w:rStyle w:val="Hipervnculo"/>
@@ -3298,7 +3298,7 @@
             <w:noProof/>
             <w:webHidden/>
           </w:rPr>
-          <w:instrText xml:space="preserve"> PAGEREF _Toc156844201 \h </w:instrText>
+          <w:instrText xml:space="preserve"> PAGEREF _Toc156983022 \h </w:instrText>
         </w:r>
         <w:r>
           <w:rPr>
@@ -3344,7 +3344,7 @@
           <w14:ligatures w14:val="standardContextual"/>
         </w:rPr>
       </w:pPr>
-      <w:hyperlink w:anchor="_Toc156844202" w:history="1">
+      <w:hyperlink w:anchor="_Toc156983023" w:history="1">
         <w:r>
           <w:rPr>
             <w:rStyle w:val="Hipervnculo"/>
@@ -3388,7 +3388,7 @@
             <w:noProof/>
             <w:webHidden/>
           </w:rPr>
-          <w:instrText xml:space="preserve"> PAGEREF _Toc156844202 \h </w:instrText>
+          <w:instrText xml:space="preserve"> PAGEREF _Toc156983023 \h </w:instrText>
         </w:r>
         <w:r>
           <w:rPr>
@@ -3434,7 +3434,7 @@
           <w14:ligatures w14:val="standardContextual"/>
         </w:rPr>
       </w:pPr>
-      <w:hyperlink w:anchor="_Toc156844203" w:history="1">
+      <w:hyperlink w:anchor="_Toc156983024" w:history="1">
         <w:r>
           <w:rPr>
             <w:rStyle w:val="Hipervnculo"/>
@@ -3478,7 +3478,7 @@
             <w:noProof/>
             <w:webHidden/>
           </w:rPr>
-          <w:instrText xml:space="preserve"> PAGEREF _Toc156844203 \h </w:instrText>
+          <w:instrText xml:space="preserve"> PAGEREF _Toc156983024 \h </w:instrText>
         </w:r>
         <w:r>
           <w:rPr>
@@ -3524,7 +3524,7 @@
           <w14:ligatures w14:val="standardContextual"/>
         </w:rPr>
       </w:pPr>
-      <w:hyperlink w:anchor="_Toc156844204" w:history="1">
+      <w:hyperlink w:anchor="_Toc156983025" w:history="1">
         <w:r>
           <w:rPr>
             <w:rStyle w:val="Hipervnculo"/>
@@ -3568,7 +3568,7 @@
             <w:noProof/>
             <w:webHidden/>
           </w:rPr>
-          <w:instrText xml:space="preserve"> PAGEREF _Toc156844204 \h </w:instrText>
+          <w:instrText xml:space="preserve"> PAGEREF _Toc156983025 \h </w:instrText>
         </w:r>
         <w:r>
           <w:rPr>
@@ -3616,7 +3616,7 @@
           <w14:ligatures w14:val="standardContextual"/>
         </w:rPr>
       </w:pPr>
-      <w:hyperlink w:anchor="_Toc156844205" w:history="1">
+      <w:hyperlink w:anchor="_Toc156983026" w:history="1">
         <w:r>
           <w:rPr>
             <w:rStyle w:val="Hipervnculo"/>
@@ -3662,7 +3662,7 @@
             <w:noProof/>
             <w:webHidden/>
           </w:rPr>
-          <w:instrText xml:space="preserve"> PAGEREF _Toc156844205 \h </w:instrText>
+          <w:instrText xml:space="preserve"> PAGEREF _Toc156983026 \h </w:instrText>
         </w:r>
         <w:r>
           <w:rPr>
@@ -3708,7 +3708,7 @@
           <w14:ligatures w14:val="standardContextual"/>
         </w:rPr>
       </w:pPr>
-      <w:hyperlink w:anchor="_Toc156844206" w:history="1">
+      <w:hyperlink w:anchor="_Toc156983027" w:history="1">
         <w:r>
           <w:rPr>
             <w:rStyle w:val="Hipervnculo"/>
@@ -3752,7 +3752,7 @@
             <w:noProof/>
             <w:webHidden/>
           </w:rPr>
-          <w:instrText xml:space="preserve"> PAGEREF _Toc156844206 \h </w:instrText>
+          <w:instrText xml:space="preserve"> PAGEREF _Toc156983027 \h </w:instrText>
         </w:r>
         <w:r>
           <w:rPr>
@@ -3798,7 +3798,7 @@
           <w14:ligatures w14:val="standardContextual"/>
         </w:rPr>
       </w:pPr>
-      <w:hyperlink w:anchor="_Toc156844207" w:history="1">
+      <w:hyperlink w:anchor="_Toc156983028" w:history="1">
         <w:r>
           <w:rPr>
             <w:rStyle w:val="Hipervnculo"/>
@@ -3842,7 +3842,7 @@
             <w:noProof/>
             <w:webHidden/>
           </w:rPr>
-          <w:instrText xml:space="preserve"> PAGEREF _Toc156844207 \h </w:instrText>
+          <w:instrText xml:space="preserve"> PAGEREF _Toc156983028 \h </w:instrText>
         </w:r>
         <w:r>
           <w:rPr>
@@ -3890,7 +3890,7 @@
           <w14:ligatures w14:val="standardContextual"/>
         </w:rPr>
       </w:pPr>
-      <w:hyperlink w:anchor="_Toc156844208" w:history="1">
+      <w:hyperlink w:anchor="_Toc156983029" w:history="1">
         <w:r>
           <w:rPr>
             <w:rStyle w:val="Hipervnculo"/>
@@ -3936,7 +3936,7 @@
             <w:noProof/>
             <w:webHidden/>
           </w:rPr>
-          <w:instrText xml:space="preserve"> PAGEREF _Toc156844208 \h </w:instrText>
+          <w:instrText xml:space="preserve"> PAGEREF _Toc156983029 \h </w:instrText>
         </w:r>
         <w:r>
           <w:rPr>
@@ -3984,7 +3984,7 @@
           <w14:ligatures w14:val="standardContextual"/>
         </w:rPr>
       </w:pPr>
-      <w:hyperlink w:anchor="_Toc156844209" w:history="1">
+      <w:hyperlink w:anchor="_Toc156983030" w:history="1">
         <w:r>
           <w:rPr>
             <w:rStyle w:val="Hipervnculo"/>
@@ -4030,7 +4030,7 @@
             <w:noProof/>
             <w:webHidden/>
           </w:rPr>
-          <w:instrText xml:space="preserve"> PAGEREF _Toc156844209 \h </w:instrText>
+          <w:instrText xml:space="preserve"> PAGEREF _Toc156983030 \h </w:instrText>
         </w:r>
         <w:r>
           <w:rPr>
@@ -4095,7 +4095,7 @@
           <w:numId w:val="0"/>
         </w:numPr>
       </w:pPr>
-      <w:bookmarkStart w:id="2" w:name="_Toc156844175"/>
+      <w:bookmarkStart w:id="2" w:name="_Toc156982996"/>
       <w:r>
         <w:lastRenderedPageBreak/>
         <w:t>Figure index</w:t>
@@ -4122,7 +4122,7 @@
       <w:r>
         <w:fldChar w:fldCharType="separate"/>
       </w:r>
-      <w:hyperlink w:anchor="_Toc156844210" w:history="1">
+      <w:hyperlink w:anchor="_Toc156982983" w:history="1">
         <w:r>
           <w:rPr>
             <w:rStyle w:val="Hipervnculo"/>
@@ -4157,7 +4157,7 @@
             <w:noProof/>
             <w:webHidden/>
           </w:rPr>
-          <w:instrText xml:space="preserve"> PAGEREF _Toc156844210 \h </w:instrText>
+          <w:instrText xml:space="preserve"> PAGEREF _Toc156982983 \h </w:instrText>
         </w:r>
         <w:r>
           <w:rPr>
@@ -4199,7 +4199,7 @@
           <w14:ligatures w14:val="standardContextual"/>
         </w:rPr>
       </w:pPr>
-      <w:hyperlink w:anchor="_Toc156844211" w:history="1">
+      <w:hyperlink w:anchor="_Toc156982984" w:history="1">
         <w:r>
           <w:rPr>
             <w:rStyle w:val="Hipervnculo"/>
@@ -4234,7 +4234,7 @@
             <w:noProof/>
             <w:webHidden/>
           </w:rPr>
-          <w:instrText xml:space="preserve"> PAGEREF _Toc156844211 \h </w:instrText>
+          <w:instrText xml:space="preserve"> PAGEREF _Toc156982984 \h </w:instrText>
         </w:r>
         <w:r>
           <w:rPr>
@@ -4276,7 +4276,7 @@
           <w14:ligatures w14:val="standardContextual"/>
         </w:rPr>
       </w:pPr>
-      <w:hyperlink w:anchor="_Toc156844212" w:history="1">
+      <w:hyperlink w:anchor="_Toc156982985" w:history="1">
         <w:r>
           <w:rPr>
             <w:rStyle w:val="Hipervnculo"/>
@@ -4290,7 +4290,7 @@
             <w:noProof/>
           </w:rPr>
           <w:noBreakHyphen/>
-          <w:t>2. Figure: System's connection's flow chart</w:t>
+          <w:t>2. Figure: Data's and prediction's values graph</w:t>
         </w:r>
         <w:r>
           <w:rPr>
@@ -4311,7 +4311,7 @@
             <w:noProof/>
             <w:webHidden/>
           </w:rPr>
-          <w:instrText xml:space="preserve"> PAGEREF _Toc156844212 \h </w:instrText>
+          <w:instrText xml:space="preserve"> PAGEREF _Toc156982985 \h </w:instrText>
         </w:r>
         <w:r>
           <w:rPr>
@@ -4331,7 +4331,7 @@
             <w:noProof/>
             <w:webHidden/>
           </w:rPr>
-          <w:t>10</w:t>
+          <w:t>9</w:t>
         </w:r>
         <w:r>
           <w:rPr>
@@ -4353,7 +4353,7 @@
           <w14:ligatures w14:val="standardContextual"/>
         </w:rPr>
       </w:pPr>
-      <w:hyperlink w:anchor="_Toc156844213" w:history="1">
+      <w:hyperlink w:anchor="_Toc156982986" w:history="1">
         <w:r>
           <w:rPr>
             <w:rStyle w:val="Hipervnculo"/>
@@ -4367,7 +4367,7 @@
             <w:noProof/>
           </w:rPr>
           <w:noBreakHyphen/>
-          <w:t>3. Figure: Logged home page of the web</w:t>
+          <w:t>3. Figure: System's connection's flow chart</w:t>
         </w:r>
         <w:r>
           <w:rPr>
@@ -4388,7 +4388,7 @@
             <w:noProof/>
             <w:webHidden/>
           </w:rPr>
-          <w:instrText xml:space="preserve"> PAGEREF _Toc156844213 \h </w:instrText>
+          <w:instrText xml:space="preserve"> PAGEREF _Toc156982986 \h </w:instrText>
         </w:r>
         <w:r>
           <w:rPr>
@@ -4430,7 +4430,7 @@
           <w14:ligatures w14:val="standardContextual"/>
         </w:rPr>
       </w:pPr>
-      <w:hyperlink w:anchor="_Toc156844214" w:history="1">
+      <w:hyperlink w:anchor="_Toc156982987" w:history="1">
         <w:r>
           <w:rPr>
             <w:rStyle w:val="Hipervnculo"/>
@@ -4444,7 +4444,7 @@
             <w:noProof/>
           </w:rPr>
           <w:noBreakHyphen/>
-          <w:t>4. Figure: Stock market simulation page</w:t>
+          <w:t>4. Figure: Page changing's flow diagram</w:t>
         </w:r>
         <w:r>
           <w:rPr>
@@ -4465,7 +4465,7 @@
             <w:noProof/>
             <w:webHidden/>
           </w:rPr>
-          <w:instrText xml:space="preserve"> PAGEREF _Toc156844214 \h </w:instrText>
+          <w:instrText xml:space="preserve"> PAGEREF _Toc156982987 \h </w:instrText>
         </w:r>
         <w:r>
           <w:rPr>
@@ -4485,7 +4485,7 @@
             <w:noProof/>
             <w:webHidden/>
           </w:rPr>
-          <w:t>12</w:t>
+          <w:t>11</w:t>
         </w:r>
         <w:r>
           <w:rPr>
@@ -4507,7 +4507,7 @@
           <w14:ligatures w14:val="standardContextual"/>
         </w:rPr>
       </w:pPr>
-      <w:hyperlink w:anchor="_Toc156844215" w:history="1">
+      <w:hyperlink w:anchor="_Toc156982988" w:history="1">
         <w:r>
           <w:rPr>
             <w:rStyle w:val="Hipervnculo"/>
@@ -4521,7 +4521,7 @@
             <w:noProof/>
           </w:rPr>
           <w:noBreakHyphen/>
-          <w:t>5. Figure: Multithreading design's flow chart</w:t>
+          <w:t>5. Figure: Logged home page of the web</w:t>
         </w:r>
         <w:r>
           <w:rPr>
@@ -4542,7 +4542,7 @@
             <w:noProof/>
             <w:webHidden/>
           </w:rPr>
-          <w:instrText xml:space="preserve"> PAGEREF _Toc156844215 \h </w:instrText>
+          <w:instrText xml:space="preserve"> PAGEREF _Toc156982988 \h </w:instrText>
         </w:r>
         <w:r>
           <w:rPr>
@@ -4562,7 +4562,7 @@
             <w:noProof/>
             <w:webHidden/>
           </w:rPr>
-          <w:t>14</w:t>
+          <w:t>12</w:t>
         </w:r>
         <w:r>
           <w:rPr>
@@ -4584,7 +4584,7 @@
           <w14:ligatures w14:val="standardContextual"/>
         </w:rPr>
       </w:pPr>
-      <w:hyperlink w:anchor="_Toc156844216" w:history="1">
+      <w:hyperlink w:anchor="_Toc156982989" w:history="1">
         <w:r>
           <w:rPr>
             <w:rStyle w:val="Hipervnculo"/>
@@ -4598,7 +4598,7 @@
             <w:noProof/>
           </w:rPr>
           <w:noBreakHyphen/>
-          <w:t>6. Figure: Reusable Barrier technique's process</w:t>
+          <w:t>6. Figure: Stock market simulation page</w:t>
         </w:r>
         <w:r>
           <w:rPr>
@@ -4619,7 +4619,7 @@
             <w:noProof/>
             <w:webHidden/>
           </w:rPr>
-          <w:instrText xml:space="preserve"> PAGEREF _Toc156844216 \h </w:instrText>
+          <w:instrText xml:space="preserve"> PAGEREF _Toc156982989 \h </w:instrText>
         </w:r>
         <w:r>
           <w:rPr>
@@ -4639,7 +4639,7 @@
             <w:noProof/>
             <w:webHidden/>
           </w:rPr>
-          <w:t>14</w:t>
+          <w:t>12</w:t>
         </w:r>
         <w:r>
           <w:rPr>
@@ -4661,7 +4661,7 @@
           <w14:ligatures w14:val="standardContextual"/>
         </w:rPr>
       </w:pPr>
-      <w:hyperlink w:anchor="_Toc156844217" w:history="1">
+      <w:hyperlink w:anchor="_Toc156982990" w:history="1">
         <w:r>
           <w:rPr>
             <w:rStyle w:val="Hipervnculo"/>
@@ -4675,7 +4675,7 @@
             <w:noProof/>
           </w:rPr>
           <w:noBreakHyphen/>
-          <w:t>7. Figure: Jenkins automation's flow chart</w:t>
+          <w:t>7. Figure: Multithreading design's flow chart</w:t>
         </w:r>
         <w:r>
           <w:rPr>
@@ -4696,7 +4696,7 @@
             <w:noProof/>
             <w:webHidden/>
           </w:rPr>
-          <w:instrText xml:space="preserve"> PAGEREF _Toc156844217 \h </w:instrText>
+          <w:instrText xml:space="preserve"> PAGEREF _Toc156982990 \h </w:instrText>
         </w:r>
         <w:r>
           <w:rPr>
@@ -4716,7 +4716,7 @@
             <w:noProof/>
             <w:webHidden/>
           </w:rPr>
-          <w:t>17</w:t>
+          <w:t>14</w:t>
         </w:r>
         <w:r>
           <w:rPr>
@@ -4738,7 +4738,7 @@
           <w14:ligatures w14:val="standardContextual"/>
         </w:rPr>
       </w:pPr>
-      <w:hyperlink w:anchor="_Toc156844218" w:history="1">
+      <w:hyperlink w:anchor="_Toc156982991" w:history="1">
         <w:r>
           <w:rPr>
             <w:rStyle w:val="Hipervnculo"/>
@@ -4752,7 +4752,7 @@
             <w:noProof/>
           </w:rPr>
           <w:noBreakHyphen/>
-          <w:t>8. Figure: Git branches strategy</w:t>
+          <w:t>8. Figure: Reusable Barrier technique's process</w:t>
         </w:r>
         <w:r>
           <w:rPr>
@@ -4773,7 +4773,7 @@
             <w:noProof/>
             <w:webHidden/>
           </w:rPr>
-          <w:instrText xml:space="preserve"> PAGEREF _Toc156844218 \h </w:instrText>
+          <w:instrText xml:space="preserve"> PAGEREF _Toc156982991 \h </w:instrText>
         </w:r>
         <w:r>
           <w:rPr>
@@ -4793,7 +4793,7 @@
             <w:noProof/>
             <w:webHidden/>
           </w:rPr>
-          <w:t>17</w:t>
+          <w:t>15</w:t>
         </w:r>
         <w:r>
           <w:rPr>
@@ -4815,13 +4815,13 @@
           <w14:ligatures w14:val="standardContextual"/>
         </w:rPr>
       </w:pPr>
-      <w:hyperlink w:anchor="_Toc156844219" w:history="1">
+      <w:hyperlink w:anchor="_Toc156982992" w:history="1">
         <w:r>
           <w:rPr>
             <w:rStyle w:val="Hipervnculo"/>
             <w:noProof/>
           </w:rPr>
-          <w:t>4</w:t>
+          <w:t>3</w:t>
         </w:r>
         <w:r>
           <w:rPr>
@@ -4829,7 +4829,7 @@
             <w:noProof/>
           </w:rPr>
           <w:noBreakHyphen/>
-          <w:t>1. Figure: Project's final Gantt chart</w:t>
+          <w:t>9. Figure: Jenkins automation's flow chart</w:t>
         </w:r>
         <w:r>
           <w:rPr>
@@ -4850,7 +4850,7 @@
             <w:noProof/>
             <w:webHidden/>
           </w:rPr>
-          <w:instrText xml:space="preserve"> PAGEREF _Toc156844219 \h </w:instrText>
+          <w:instrText xml:space="preserve"> PAGEREF _Toc156982992 \h </w:instrText>
         </w:r>
         <w:r>
           <w:rPr>
@@ -4870,7 +4870,7 @@
             <w:noProof/>
             <w:webHidden/>
           </w:rPr>
-          <w:t>20</w:t>
+          <w:t>17</w:t>
         </w:r>
         <w:r>
           <w:rPr>
@@ -4892,7 +4892,161 @@
           <w14:ligatures w14:val="standardContextual"/>
         </w:rPr>
       </w:pPr>
-      <w:hyperlink w:anchor="_Toc156844220" w:history="1">
+      <w:hyperlink w:anchor="_Toc156982993" w:history="1">
+        <w:r>
+          <w:rPr>
+            <w:rStyle w:val="Hipervnculo"/>
+            <w:noProof/>
+          </w:rPr>
+          <w:t>3</w:t>
+        </w:r>
+        <w:r>
+          <w:rPr>
+            <w:rStyle w:val="Hipervnculo"/>
+            <w:noProof/>
+          </w:rPr>
+          <w:noBreakHyphen/>
+          <w:t>10. Figure: Git branches strategy</w:t>
+        </w:r>
+        <w:r>
+          <w:rPr>
+            <w:noProof/>
+            <w:webHidden/>
+          </w:rPr>
+          <w:tab/>
+        </w:r>
+        <w:r>
+          <w:rPr>
+            <w:noProof/>
+            <w:webHidden/>
+          </w:rPr>
+          <w:fldChar w:fldCharType="begin"/>
+        </w:r>
+        <w:r>
+          <w:rPr>
+            <w:noProof/>
+            <w:webHidden/>
+          </w:rPr>
+          <w:instrText xml:space="preserve"> PAGEREF _Toc156982993 \h </w:instrText>
+        </w:r>
+        <w:r>
+          <w:rPr>
+            <w:noProof/>
+            <w:webHidden/>
+          </w:rPr>
+        </w:r>
+        <w:r>
+          <w:rPr>
+            <w:noProof/>
+            <w:webHidden/>
+          </w:rPr>
+          <w:fldChar w:fldCharType="separate"/>
+        </w:r>
+        <w:r>
+          <w:rPr>
+            <w:noProof/>
+            <w:webHidden/>
+          </w:rPr>
+          <w:t>18</w:t>
+        </w:r>
+        <w:r>
+          <w:rPr>
+            <w:noProof/>
+            <w:webHidden/>
+          </w:rPr>
+          <w:fldChar w:fldCharType="end"/>
+        </w:r>
+      </w:hyperlink>
+    </w:p>
+    <w:p>
+      <w:pPr>
+        <w:pStyle w:val="Tabladeilustraciones"/>
+        <w:rPr>
+          <w:rFonts w:asciiTheme="minorHAnsi" w:eastAsiaTheme="minorEastAsia" w:hAnsiTheme="minorHAnsi"/>
+          <w:noProof/>
+          <w:kern w:val="2"/>
+          <w:lang w:val="eu-ES" w:eastAsia="eu-ES"/>
+          <w14:ligatures w14:val="standardContextual"/>
+        </w:rPr>
+      </w:pPr>
+      <w:hyperlink w:anchor="_Toc156982994" w:history="1">
+        <w:r>
+          <w:rPr>
+            <w:rStyle w:val="Hipervnculo"/>
+            <w:noProof/>
+          </w:rPr>
+          <w:t>4</w:t>
+        </w:r>
+        <w:r>
+          <w:rPr>
+            <w:rStyle w:val="Hipervnculo"/>
+            <w:noProof/>
+          </w:rPr>
+          <w:noBreakHyphen/>
+          <w:t>1. Figure: Project's final Gantt chart</w:t>
+        </w:r>
+        <w:r>
+          <w:rPr>
+            <w:noProof/>
+            <w:webHidden/>
+          </w:rPr>
+          <w:tab/>
+        </w:r>
+        <w:r>
+          <w:rPr>
+            <w:noProof/>
+            <w:webHidden/>
+          </w:rPr>
+          <w:fldChar w:fldCharType="begin"/>
+        </w:r>
+        <w:r>
+          <w:rPr>
+            <w:noProof/>
+            <w:webHidden/>
+          </w:rPr>
+          <w:instrText xml:space="preserve"> PAGEREF _Toc156982994 \h </w:instrText>
+        </w:r>
+        <w:r>
+          <w:rPr>
+            <w:noProof/>
+            <w:webHidden/>
+          </w:rPr>
+        </w:r>
+        <w:r>
+          <w:rPr>
+            <w:noProof/>
+            <w:webHidden/>
+          </w:rPr>
+          <w:fldChar w:fldCharType="separate"/>
+        </w:r>
+        <w:r>
+          <w:rPr>
+            <w:noProof/>
+            <w:webHidden/>
+          </w:rPr>
+          <w:t>20</w:t>
+        </w:r>
+        <w:r>
+          <w:rPr>
+            <w:noProof/>
+            <w:webHidden/>
+          </w:rPr>
+          <w:fldChar w:fldCharType="end"/>
+        </w:r>
+      </w:hyperlink>
+    </w:p>
+    <w:p>
+      <w:pPr>
+        <w:pStyle w:val="Tabladeilustraciones"/>
+        <w:rPr>
+          <w:rFonts w:asciiTheme="minorHAnsi" w:eastAsiaTheme="minorEastAsia" w:hAnsiTheme="minorHAnsi"/>
+          <w:noProof/>
+          <w:kern w:val="2"/>
+          <w:lang w:val="eu-ES" w:eastAsia="eu-ES"/>
+          <w14:ligatures w14:val="standardContextual"/>
+        </w:rPr>
+      </w:pPr>
+      <w:hyperlink w:anchor="_Toc156982995" w:history="1">
         <w:r>
           <w:rPr>
             <w:rStyle w:val="Hipervnculo"/>
@@ -4927,7 +5081,7 @@
             <w:noProof/>
             <w:webHidden/>
           </w:rPr>
-          <w:instrText xml:space="preserve"> PAGEREF _Toc156844220 \h </w:instrText>
+          <w:instrText xml:space="preserve"> PAGEREF _Toc156982995 \h </w:instrText>
         </w:r>
         <w:r>
           <w:rPr>
@@ -4981,7 +5135,7 @@
           <w:numId w:val="0"/>
         </w:numPr>
       </w:pPr>
-      <w:bookmarkStart w:id="3" w:name="_Toc156844176"/>
+      <w:bookmarkStart w:id="3" w:name="_Toc156982997"/>
       <w:r>
         <w:lastRenderedPageBreak/>
         <w:t>Table index</w:t>
@@ -5017,7 +5171,7 @@
         </w:rPr>
         <w:fldChar w:fldCharType="separate"/>
       </w:r>
-      <w:hyperlink w:anchor="_Toc156844221" w:history="1">
+      <w:hyperlink w:anchor="_Toc156983031" w:history="1">
         <w:r>
           <w:rPr>
             <w:rStyle w:val="Hipervnculo"/>
@@ -5052,7 +5206,7 @@
             <w:noProof/>
             <w:webHidden/>
           </w:rPr>
-          <w:instrText xml:space="preserve"> PAGEREF _Toc156844221 \h </w:instrText>
+          <w:instrText xml:space="preserve"> PAGEREF _Toc156983031 \h </w:instrText>
         </w:r>
         <w:r>
           <w:rPr>
@@ -5119,7 +5273,7 @@
       <w:pPr>
         <w:pStyle w:val="Ttulo1"/>
       </w:pPr>
-      <w:bookmarkStart w:id="4" w:name="_Toc156844177"/>
+      <w:bookmarkStart w:id="4" w:name="_Toc156982998"/>
       <w:r>
         <w:lastRenderedPageBreak/>
         <w:t>Introduction</w:t>
@@ -5631,13 +5785,13 @@
       <w:pPr>
         <w:pStyle w:val="Ttulo1"/>
       </w:pPr>
-      <w:bookmarkStart w:id="5" w:name="_Toc156844178"/>
-      <w:bookmarkStart w:id="6" w:name="_Toc86850233"/>
+      <w:bookmarkStart w:id="5" w:name="_Toc86850233"/>
+      <w:bookmarkStart w:id="6" w:name="_Toc156982999"/>
       <w:r>
         <w:lastRenderedPageBreak/>
         <w:t>Planification</w:t>
       </w:r>
-      <w:bookmarkEnd w:id="5"/>
+      <w:bookmarkEnd w:id="6"/>
     </w:p>
     <w:p>
       <w:pPr>
@@ -5750,7 +5904,7 @@
         </w:rPr>
         <w:lastRenderedPageBreak/>
         <w:drawing>
-          <wp:inline distT="0" distB="0" distL="0" distR="0" wp14:anchorId="0CA512F2" wp14:editId="260F7149">
+          <wp:inline distT="0" distB="0" distL="0" distR="0" wp14:anchorId="0CA512F2" wp14:editId="68ECB3DA">
             <wp:extent cx="5731510" cy="2495550"/>
             <wp:effectExtent l="0" t="0" r="2540" b="0"/>
             <wp:docPr id="1259540523" name="Imagen 1" descr="Escala de tiempo&#10;&#10;Descripción generada automáticamente"/>
@@ -5824,6 +5978,7 @@
       <w:r>
         <w:fldChar w:fldCharType="separate"/>
       </w:r>
+      <w:bookmarkStart w:id="8" w:name="_Toc156982983"/>
       <w:r>
         <w:rPr>
           <w:noProof/>
@@ -5854,7 +6009,6 @@
       <w:r>
         <w:fldChar w:fldCharType="end"/>
       </w:r>
-      <w:bookmarkStart w:id="8" w:name="_Toc156844210"/>
       <w:r>
         <w:t>. Figure: Initial planning's Gantt chart</w:t>
       </w:r>
@@ -5865,8 +6019,8 @@
       <w:pPr>
         <w:pStyle w:val="Ttulo1"/>
       </w:pPr>
-      <w:bookmarkStart w:id="9" w:name="_Toc156844179"/>
-      <w:bookmarkEnd w:id="6"/>
+      <w:bookmarkStart w:id="9" w:name="_Toc156983000"/>
+      <w:bookmarkEnd w:id="5"/>
       <w:r>
         <w:lastRenderedPageBreak/>
         <w:t>Development</w:t>
@@ -5888,7 +6042,7 @@
       <w:pPr>
         <w:pStyle w:val="Ttulo2"/>
       </w:pPr>
-      <w:bookmarkStart w:id="10" w:name="_Toc156844180"/>
+      <w:bookmarkStart w:id="10" w:name="_Toc156983001"/>
       <w:r>
         <w:t>Description of the whole product</w:t>
       </w:r>
@@ -5918,7 +6072,7 @@
       <w:pPr>
         <w:pStyle w:val="Ttulo3"/>
       </w:pPr>
-      <w:bookmarkStart w:id="11" w:name="_Toc156844181"/>
+      <w:bookmarkStart w:id="11" w:name="_Toc156983002"/>
       <w:r>
         <w:t>Structure of the product</w:t>
       </w:r>
@@ -6051,6 +6205,7 @@
       <w:r>
         <w:fldChar w:fldCharType="separate"/>
       </w:r>
+      <w:bookmarkStart w:id="13" w:name="_Toc156982984"/>
       <w:r>
         <w:rPr>
           <w:noProof/>
@@ -6081,7 +6236,6 @@
       <w:r>
         <w:fldChar w:fldCharType="end"/>
       </w:r>
-      <w:bookmarkStart w:id="13" w:name="_Toc156844211"/>
       <w:r>
         <w:t>. Figure: System's architecture</w:t>
       </w:r>
@@ -6098,7 +6252,7 @@
       <w:pPr>
         <w:pStyle w:val="Ttulo3"/>
       </w:pPr>
-      <w:bookmarkStart w:id="14" w:name="_Toc156844182"/>
+      <w:bookmarkStart w:id="14" w:name="_Toc156983003"/>
       <w:r>
         <w:t>R</w:t>
       </w:r>
@@ -6137,7 +6291,7 @@
       <w:pPr>
         <w:pStyle w:val="Ttulo2"/>
       </w:pPr>
-      <w:bookmarkStart w:id="15" w:name="_Toc156844183"/>
+      <w:bookmarkStart w:id="15" w:name="_Toc156983004"/>
       <w:r>
         <w:lastRenderedPageBreak/>
         <w:t>Artificial intelligence</w:t>
@@ -6149,14 +6303,22 @@
         <w:ind w:firstLine="709"/>
       </w:pPr>
       <w:r>
-        <w:t>Once that the whole product itself and the relationship between different parts have been explained, it will start the technical explanation of each one of them, starting with the artificial intelligence part. In this section, first of all, the planification of the AI model will de defined, explaining which factors have been considered for it. After that, it will be explained how the model have been developed, explaining all the process to develop it. Finally, the results obtained will be presented, in order to see how all this process contributed to the objective of creating realistic predictions.</w:t>
+        <w:t xml:space="preserve">Once that the whole product itself and the relationship between different parts have been explained, it will start the technical explanation of each one of them, starting with the artificial intelligence part. In this section, first of all, the planification of the AI model will </w:t>
+      </w:r>
+      <w:proofErr w:type="spellStart"/>
+      <w:r>
+        <w:t>de</w:t>
+      </w:r>
+      <w:proofErr w:type="spellEnd"/>
+      <w:r>
+        <w:t xml:space="preserve"> defined, explaining which factors have been considered for it. After that, it will be explained how the model have been developed, explaining all the process to develop it. Finally, the results obtained will be presented, in order to see how all this process contributed to the objective of creating realistic predictions.</w:t>
       </w:r>
     </w:p>
     <w:p>
       <w:pPr>
         <w:pStyle w:val="Ttulo3"/>
       </w:pPr>
-      <w:bookmarkStart w:id="16" w:name="_Toc156844184"/>
+      <w:bookmarkStart w:id="16" w:name="_Toc156983005"/>
       <w:r>
         <w:t>Planification</w:t>
       </w:r>
@@ -6174,9 +6336,11 @@
       <w:r>
         <w:t xml:space="preserve">If the stock market were only based on mathematical trends, using only these 5 internal factors, it would be possible to achieve a model that was almost perfect, but the stock market does not only understand mathematics and trends, </w:t>
       </w:r>
+      <w:proofErr w:type="gramStart"/>
       <w:r>
         <w:t>it</w:t>
       </w:r>
+      <w:proofErr w:type="gramEnd"/>
       <w:r>
         <w:t xml:space="preserve"> is also influenced by several external factors, which are often more influential than the internal ones. The Spanish stock market will always be influenced by other stock markets, especially by the American stock market in New York, the Dow Jones stock exchange. One of the clearest examples of this is when in 2008, the American company Lehman Brothers went bankrupt, which caused the other world economies to enter into a severe recession, which later ended in the 2008 Crisis</w:t>
       </w:r>
@@ -6226,7 +6390,7 @@
       <w:pPr>
         <w:pStyle w:val="Ttulo3"/>
       </w:pPr>
-      <w:bookmarkStart w:id="17" w:name="_Toc156844185"/>
+      <w:bookmarkStart w:id="17" w:name="_Toc156983006"/>
       <w:r>
         <w:t>Model’s development</w:t>
       </w:r>
@@ -6263,7 +6427,7 @@
       <w:pPr>
         <w:pStyle w:val="Ttulo3"/>
       </w:pPr>
-      <w:bookmarkStart w:id="18" w:name="_Toc156844186"/>
+      <w:bookmarkStart w:id="18" w:name="_Toc156983007"/>
       <w:r>
         <w:t>Results</w:t>
       </w:r>
@@ -6383,6 +6547,7 @@
       <w:r>
         <w:fldChar w:fldCharType="separate"/>
       </w:r>
+      <w:bookmarkStart w:id="20" w:name="_Toc156982985"/>
       <w:r>
         <w:rPr>
           <w:noProof/>
@@ -6417,16 +6582,17 @@
         <w:t>. Figure: Data's and prediction's values graph</w:t>
       </w:r>
       <w:bookmarkEnd w:id="19"/>
+      <w:bookmarkEnd w:id="20"/>
     </w:p>
     <w:p>
       <w:pPr>
         <w:pStyle w:val="Ttulo2"/>
       </w:pPr>
-      <w:bookmarkStart w:id="20" w:name="_Toc156844187"/>
+      <w:bookmarkStart w:id="21" w:name="_Toc156983008"/>
       <w:r>
         <w:t>Web program</w:t>
       </w:r>
-      <w:bookmarkEnd w:id="20"/>
+      <w:bookmarkEnd w:id="21"/>
     </w:p>
     <w:p>
       <w:pPr>
@@ -6449,11 +6615,11 @@
       <w:pPr>
         <w:pStyle w:val="Ttulo3"/>
       </w:pPr>
-      <w:bookmarkStart w:id="21" w:name="_Toc156844188"/>
+      <w:bookmarkStart w:id="22" w:name="_Toc156983009"/>
       <w:r>
         <w:t>Server functioning</w:t>
       </w:r>
-      <w:bookmarkEnd w:id="21"/>
+      <w:bookmarkEnd w:id="22"/>
     </w:p>
     <w:p>
       <w:pPr>
@@ -6476,11 +6642,11 @@
       <w:pPr>
         <w:pStyle w:val="Ttulo3"/>
       </w:pPr>
-      <w:bookmarkStart w:id="22" w:name="_Toc156844189"/>
+      <w:bookmarkStart w:id="23" w:name="_Toc156983010"/>
       <w:r>
         <w:t>Functionalities</w:t>
       </w:r>
-      <w:bookmarkEnd w:id="22"/>
+      <w:bookmarkEnd w:id="23"/>
     </w:p>
     <w:p>
       <w:pPr>
@@ -6497,21 +6663,45 @@
     </w:p>
     <w:p>
       <w:r>
-        <w:t>In the web server, different controllers have been made that use different CRUD methods and return different types of information. One of the clearest examples of the use of the GET method is the "getMessages" function. This function receives the ID of a forum as a request variable and returns all messages from that forum. In the "register" function, the POST method is used to create a new user. The PUT method is used in the "editUser" function to update the user information and finally the DELETE method is used in the "deleteUser" function to delete the user.</w:t>
+        <w:t>In the web server, different controllers have been made that use different CRUD methods and return different types of information. One of the clearest examples of the use of the GET method is the "</w:t>
+      </w:r>
+      <w:proofErr w:type="spellStart"/>
+      <w:r>
+        <w:t>getMessages</w:t>
+      </w:r>
+      <w:proofErr w:type="spellEnd"/>
+      <w:r>
+        <w:t>" function. This function receives the ID of a forum as a request variable and returns all messages from that forum. In the "register" function, the POST method is used to create a new user. The PUT method is used in the "</w:t>
+      </w:r>
+      <w:proofErr w:type="spellStart"/>
+      <w:r>
+        <w:t>editUser</w:t>
+      </w:r>
+      <w:proofErr w:type="spellEnd"/>
+      <w:r>
+        <w:t>" function to update the user information and finally the DELETE method is used in the "</w:t>
+      </w:r>
+      <w:proofErr w:type="spellStart"/>
+      <w:r>
+        <w:t>deleteUser</w:t>
+      </w:r>
+      <w:proofErr w:type="spellEnd"/>
+      <w:r>
+        <w:t>" function to delete the user.</w:t>
       </w:r>
     </w:p>
     <w:p>
       <w:pPr>
         <w:pStyle w:val="Ttulo3"/>
       </w:pPr>
-      <w:bookmarkStart w:id="23" w:name="_Toc156844190"/>
+      <w:bookmarkStart w:id="24" w:name="_Toc156983011"/>
       <w:r>
         <w:t>Systems’ connection</w:t>
       </w:r>
       <w:r>
         <w:t>s</w:t>
       </w:r>
-      <w:bookmarkEnd w:id="23"/>
+      <w:bookmarkEnd w:id="24"/>
     </w:p>
     <w:p>
       <w:pPr>
@@ -6579,7 +6769,7 @@
           <w:bdr w:val="none" w:sz="0" w:space="0" w:color="auto" w:frame="1"/>
         </w:rPr>
         <w:drawing>
-          <wp:inline distT="0" distB="0" distL="0" distR="0" wp14:anchorId="21316F49" wp14:editId="0BAA79CD">
+          <wp:inline distT="0" distB="0" distL="0" distR="0" wp14:anchorId="21316F49" wp14:editId="12C349A3">
             <wp:extent cx="5704417" cy="889000"/>
             <wp:effectExtent l="0" t="0" r="0" b="6350"/>
             <wp:docPr id="342436630" name="Imagen 2" descr="Interfaz de usuario gráfica, Aplicación&#10;&#10;Descripción generada automáticamente"/>
@@ -6631,7 +6821,7 @@
         </w:drawing>
       </w:r>
     </w:p>
-    <w:bookmarkStart w:id="24" w:name="_Ref156753321"/>
+    <w:bookmarkStart w:id="25" w:name="_Ref156753321"/>
     <w:p>
       <w:pPr>
         <w:pStyle w:val="Descripcin"/>
@@ -6646,6 +6836,7 @@
       <w:r>
         <w:fldChar w:fldCharType="separate"/>
       </w:r>
+      <w:bookmarkStart w:id="26" w:name="_Toc156982986"/>
       <w:r>
         <w:rPr>
           <w:noProof/>
@@ -6676,30 +6867,194 @@
       <w:r>
         <w:fldChar w:fldCharType="end"/>
       </w:r>
-      <w:bookmarkStart w:id="25" w:name="_Toc156844212"/>
       <w:r>
         <w:t>. Figure: System's connection's flow chart</w:t>
       </w:r>
-      <w:bookmarkEnd w:id="24"/>
       <w:bookmarkEnd w:id="25"/>
+      <w:bookmarkEnd w:id="26"/>
     </w:p>
     <w:p>
       <w:pPr>
         <w:pStyle w:val="Ttulo3"/>
       </w:pPr>
-      <w:bookmarkStart w:id="26" w:name="_Toc156844191"/>
+      <w:bookmarkStart w:id="27" w:name="_Toc156983012"/>
       <w:r>
         <w:t>Structure of the web page</w:t>
       </w:r>
-      <w:bookmarkEnd w:id="26"/>
+      <w:bookmarkEnd w:id="27"/>
     </w:p>
     <w:p>
       <w:pPr>
         <w:ind w:firstLine="709"/>
       </w:pPr>
       <w:r>
-        <w:t>Once the connection between the systems has been explained, it will be explained which is the structure of the web page and the pages twitch the web is composed of. As it has been said before, the Node-RED Dashboard has been used in this project to implement an intuitive and interactive graphical interface. Before mentioning the pages that are in Trade Hunter, it is necessary to note that the change of screens is done by specifying the name of the next page in the variable “msg.payload”, which is the most used in Node-RED, and a node called “ui_control” manages it, changing the current one with the screen with the specified name. The application consists of several pages to offer the user various functions and services.</w:t>
-      </w:r>
+        <w:t>Once the connection between the systems has been explained, it will be explained which is the structure of the web page and the pages twitch the web is composed of. As it has been said before, the Node-RED Dashboard has been used in this project to implement an intuitive and interactive graphical interface. Before mentioning the pages that are in Trade Hunter, it is necessary to note that the change of screens is done by specifying the name of the next page in the variable “</w:t>
+      </w:r>
+      <w:proofErr w:type="spellStart"/>
+      <w:proofErr w:type="gramStart"/>
+      <w:r>
+        <w:t>msg.payload</w:t>
+      </w:r>
+      <w:proofErr w:type="spellEnd"/>
+      <w:proofErr w:type="gramEnd"/>
+      <w:r>
+        <w:t>”, which is the most used in Node-RED, and a node called “</w:t>
+      </w:r>
+      <w:proofErr w:type="spellStart"/>
+      <w:r>
+        <w:t>ui_control</w:t>
+      </w:r>
+      <w:proofErr w:type="spellEnd"/>
+      <w:r>
+        <w:t>” manages it, changing the current one with the screen with the specified name. The application consists of several pages to offer the user various functions and services.</w:t>
+      </w:r>
+      <w:r>
+        <w:t xml:space="preserve"> In the image below it can be seen how the page changes from one to another (</w:t>
+      </w:r>
+      <w:r>
+        <w:fldChar w:fldCharType="begin"/>
+      </w:r>
+      <w:r>
+        <w:instrText xml:space="preserve"> REF _Ref156982326 \h </w:instrText>
+      </w:r>
+      <w:r>
+        <w:fldChar w:fldCharType="separate"/>
+      </w:r>
+      <w:r>
+        <w:rPr>
+          <w:noProof/>
+        </w:rPr>
+        <w:t>3</w:t>
+      </w:r>
+      <w:r>
+        <w:noBreakHyphen/>
+      </w:r>
+      <w:r>
+        <w:rPr>
+          <w:noProof/>
+        </w:rPr>
+        <w:t>4</w:t>
+      </w:r>
+      <w:r>
+        <w:t>. Figure: Page changing's flow diagram</w:t>
+      </w:r>
+      <w:r>
+        <w:fldChar w:fldCharType="end"/>
+      </w:r>
+      <w:r>
+        <w:t>).</w:t>
+      </w:r>
+    </w:p>
+    <w:p>
+      <w:pPr>
+        <w:keepNext/>
+        <w:jc w:val="center"/>
+      </w:pPr>
+      <w:r>
+        <w:drawing>
+          <wp:inline distT="0" distB="0" distL="0" distR="0" wp14:anchorId="39D57DE6" wp14:editId="73BE7EE7">
+            <wp:extent cx="5731510" cy="730250"/>
+            <wp:effectExtent l="0" t="0" r="2540" b="0"/>
+            <wp:docPr id="1845023364" name="Imagen 1"/>
+            <wp:cNvGraphicFramePr>
+              <a:graphicFrameLocks xmlns:a="http://schemas.openxmlformats.org/drawingml/2006/main" noChangeAspect="1"/>
+            </wp:cNvGraphicFramePr>
+            <a:graphic xmlns:a="http://schemas.openxmlformats.org/drawingml/2006/main">
+              <a:graphicData uri="http://schemas.openxmlformats.org/drawingml/2006/picture">
+                <pic:pic xmlns:pic="http://schemas.openxmlformats.org/drawingml/2006/picture">
+                  <pic:nvPicPr>
+                    <pic:cNvPr id="0" name="Picture 10"/>
+                    <pic:cNvPicPr>
+                      <a:picLocks noChangeAspect="1" noChangeArrowheads="1"/>
+                    </pic:cNvPicPr>
+                  </pic:nvPicPr>
+                  <pic:blipFill rotWithShape="1">
+                    <a:blip r:embed="rId43" cstate="print">
+                      <a:extLst>
+                        <a:ext uri="{28A0092B-C50C-407E-A947-70E740481C1C}">
+                          <a14:useLocalDpi xmlns:a14="http://schemas.microsoft.com/office/drawing/2010/main" val="0"/>
+                        </a:ext>
+                      </a:extLst>
+                    </a:blip>
+                    <a:srcRect t="4562" b="7985"/>
+                    <a:stretch/>
+                  </pic:blipFill>
+                  <pic:spPr bwMode="auto">
+                    <a:xfrm>
+                      <a:off x="0" y="0"/>
+                      <a:ext cx="5731510" cy="730250"/>
+                    </a:xfrm>
+                    <a:prstGeom prst="rect">
+                      <a:avLst/>
+                    </a:prstGeom>
+                    <a:noFill/>
+                    <a:ln>
+                      <a:noFill/>
+                    </a:ln>
+                    <a:extLst>
+                      <a:ext uri="{53640926-AAD7-44D8-BBD7-CCE9431645EC}">
+                        <a14:shadowObscured xmlns:a14="http://schemas.microsoft.com/office/drawing/2010/main"/>
+                      </a:ext>
+                    </a:extLst>
+                  </pic:spPr>
+                </pic:pic>
+              </a:graphicData>
+            </a:graphic>
+          </wp:inline>
+        </w:drawing>
+      </w:r>
+    </w:p>
+    <w:bookmarkStart w:id="28" w:name="_Ref156982326"/>
+    <w:p>
+      <w:pPr>
+        <w:pStyle w:val="Descripcin"/>
+        <w:jc w:val="center"/>
+      </w:pPr>
+      <w:r>
+        <w:fldChar w:fldCharType="begin"/>
+      </w:r>
+      <w:r>
+        <w:instrText xml:space="preserve"> STYLEREF 1 \s </w:instrText>
+      </w:r>
+      <w:r>
+        <w:fldChar w:fldCharType="separate"/>
+      </w:r>
+      <w:bookmarkStart w:id="29" w:name="_Toc156982987"/>
+      <w:r>
+        <w:rPr>
+          <w:noProof/>
+        </w:rPr>
+        <w:t>3</w:t>
+      </w:r>
+      <w:r>
+        <w:fldChar w:fldCharType="end"/>
+      </w:r>
+      <w:r>
+        <w:noBreakHyphen/>
+      </w:r>
+      <w:r>
+        <w:fldChar w:fldCharType="begin"/>
+      </w:r>
+      <w:r>
+        <w:instrText xml:space="preserve"> SEQ Figure \* ARABIC \s 1 </w:instrText>
+      </w:r>
+      <w:r>
+        <w:fldChar w:fldCharType="separate"/>
+      </w:r>
+      <w:r>
+        <w:rPr>
+          <w:noProof/>
+        </w:rPr>
+        <w:t>4</w:t>
+      </w:r>
+      <w:r>
+        <w:fldChar w:fldCharType="end"/>
+      </w:r>
+      <w:r>
+        <w:t>. Figure: Page changing's flow diagram</w:t>
+      </w:r>
+      <w:bookmarkEnd w:id="28"/>
+      <w:bookmarkEnd w:id="29"/>
     </w:p>
     <w:p>
       <w:r>
@@ -6764,9 +7119,9 @@
         </w:rPr>
         <w:lastRenderedPageBreak/>
         <w:drawing>
-          <wp:inline distT="0" distB="0" distL="0" distR="0" wp14:anchorId="33FAD9EE" wp14:editId="0B1A8804">
-            <wp:extent cx="5731510" cy="2859405"/>
-            <wp:effectExtent l="0" t="0" r="2540" b="0"/>
+          <wp:inline distT="0" distB="0" distL="0" distR="0" wp14:anchorId="33FAD9EE" wp14:editId="386472CF">
+            <wp:extent cx="5219700" cy="2604067"/>
+            <wp:effectExtent l="0" t="0" r="0" b="6350"/>
             <wp:docPr id="2054419971" name="Imagen 6" descr="Interfaz de usuario gráfica, Aplicación&#10;&#10;Descripción generada automáticamente"/>
             <wp:cNvGraphicFramePr>
               <a:graphicFrameLocks xmlns:a="http://schemas.openxmlformats.org/drawingml/2006/main" noChangeAspect="1"/>
@@ -6776,167 +7131,6 @@
                 <pic:pic xmlns:pic="http://schemas.openxmlformats.org/drawingml/2006/picture">
                   <pic:nvPicPr>
                     <pic:cNvPr id="2054419971" name="Imagen 6" descr="Interfaz de usuario gráfica, Aplicación&#10;&#10;Descripción generada automáticamente"/>
-                    <pic:cNvPicPr>
-                      <a:picLocks noChangeAspect="1" noChangeArrowheads="1"/>
-                    </pic:cNvPicPr>
-                  </pic:nvPicPr>
-                  <pic:blipFill>
-                    <a:blip r:embed="rId43" cstate="print">
-                      <a:extLst>
-                        <a:ext uri="{28A0092B-C50C-407E-A947-70E740481C1C}">
-                          <a14:useLocalDpi xmlns:a14="http://schemas.microsoft.com/office/drawing/2010/main" val="0"/>
-                        </a:ext>
-                      </a:extLst>
-                    </a:blip>
-                    <a:srcRect/>
-                    <a:stretch>
-                      <a:fillRect/>
-                    </a:stretch>
-                  </pic:blipFill>
-                  <pic:spPr bwMode="auto">
-                    <a:xfrm>
-                      <a:off x="0" y="0"/>
-                      <a:ext cx="5731510" cy="2859405"/>
-                    </a:xfrm>
-                    <a:prstGeom prst="rect">
-                      <a:avLst/>
-                    </a:prstGeom>
-                    <a:noFill/>
-                    <a:ln>
-                      <a:noFill/>
-                    </a:ln>
-                  </pic:spPr>
-                </pic:pic>
-              </a:graphicData>
-            </a:graphic>
-          </wp:inline>
-        </w:drawing>
-      </w:r>
-    </w:p>
-    <w:bookmarkStart w:id="27" w:name="_Ref156759369"/>
-    <w:p>
-      <w:pPr>
-        <w:pStyle w:val="Descripcin"/>
-        <w:jc w:val="center"/>
-      </w:pPr>
-      <w:r>
-        <w:fldChar w:fldCharType="begin"/>
-      </w:r>
-      <w:r>
-        <w:instrText xml:space="preserve"> STYLEREF 1 \s </w:instrText>
-      </w:r>
-      <w:r>
-        <w:fldChar w:fldCharType="separate"/>
-      </w:r>
-      <w:r>
-        <w:rPr>
-          <w:noProof/>
-        </w:rPr>
-        <w:t>3</w:t>
-      </w:r>
-      <w:r>
-        <w:fldChar w:fldCharType="end"/>
-      </w:r>
-      <w:r>
-        <w:noBreakHyphen/>
-      </w:r>
-      <w:r>
-        <w:fldChar w:fldCharType="begin"/>
-      </w:r>
-      <w:r>
-        <w:instrText xml:space="preserve"> SEQ Figure \* ARABIC \s 1 </w:instrText>
-      </w:r>
-      <w:r>
-        <w:fldChar w:fldCharType="separate"/>
-      </w:r>
-      <w:r>
-        <w:rPr>
-          <w:noProof/>
-        </w:rPr>
-        <w:t>4</w:t>
-      </w:r>
-      <w:r>
-        <w:fldChar w:fldCharType="end"/>
-      </w:r>
-      <w:bookmarkStart w:id="28" w:name="_Toc156844213"/>
-      <w:r>
-        <w:t>. Figure: Logged home page of the web</w:t>
-      </w:r>
-      <w:bookmarkEnd w:id="27"/>
-      <w:bookmarkEnd w:id="28"/>
-    </w:p>
-    <w:p>
-      <w:r>
-        <w:t>As one of the objectives of Trade Hunter is to provide knowledge about the stock market to the users, a page in which data searches can be performed has been created. Here, the user will be able to search data values in a range of time. A table and a graph with the internal values of IBEX of this range will be shown. Furthermore, some of the external values that affect the index will be displayed with the corresponding graph and explanation so that the user can understand and know how and why each variable affects the index. Another way for the user to learn about the stock market is by chatting, asking questions, or seeking advice from other people, and for that the forum page has been created. On this page, the user will be able to chat in real time with other users from Trade Hunter.</w:t>
-      </w:r>
-    </w:p>
-    <w:p>
-      <w:r>
-        <w:t>Lastly, to understand the working of Trade Hunter, a simulation page has been created, where the user will be able to see how the prediction is made using simulated data, in order to see how well the prediction responds to the changing data. In this page, the user can run a simulation where external factors values change in real time and, as a result of these changes, the stock market index prediction graph will be changing as time goes by. The user will be able to stop the simulation and restart the graphs to initial value in order to start another simulation.</w:t>
-      </w:r>
-      <w:r>
-        <w:t xml:space="preserve"> In the image below the aspect of this page can be seen (</w:t>
-      </w:r>
-      <w:r>
-        <w:fldChar w:fldCharType="begin"/>
-      </w:r>
-      <w:r>
-        <w:instrText xml:space="preserve"> REF _Ref156760674 \h </w:instrText>
-      </w:r>
-      <w:r>
-        <w:fldChar w:fldCharType="separate"/>
-      </w:r>
-      <w:r>
-        <w:rPr>
-          <w:noProof/>
-        </w:rPr>
-        <w:t>3</w:t>
-      </w:r>
-      <w:r>
-        <w:noBreakHyphen/>
-      </w:r>
-      <w:r>
-        <w:rPr>
-          <w:noProof/>
-        </w:rPr>
-        <w:t>4</w:t>
-      </w:r>
-      <w:r>
-        <w:t>. Figure: Stock market simulation page</w:t>
-      </w:r>
-      <w:r>
-        <w:fldChar w:fldCharType="end"/>
-      </w:r>
-      <w:r>
-        <w:t>).</w:t>
-      </w:r>
-    </w:p>
-    <w:p>
-      <w:pPr>
-        <w:keepNext/>
-        <w:jc w:val="center"/>
-      </w:pPr>
-      <w:r>
-        <w:rPr>
-          <w:rFonts w:cs="Arial"/>
-          <w:noProof/>
-          <w:color w:val="000000"/>
-          <w:bdr w:val="none" w:sz="0" w:space="0" w:color="auto" w:frame="1"/>
-        </w:rPr>
-        <w:lastRenderedPageBreak/>
-        <w:drawing>
-          <wp:inline distT="0" distB="0" distL="0" distR="0" wp14:anchorId="006574C9" wp14:editId="49D857BB">
-            <wp:extent cx="5731510" cy="2859405"/>
-            <wp:effectExtent l="0" t="0" r="2540" b="0"/>
-            <wp:docPr id="964188130" name="Imagen 8" descr="Gráfico&#10;&#10;Descripción generada automáticamente"/>
-            <wp:cNvGraphicFramePr>
-              <a:graphicFrameLocks xmlns:a="http://schemas.openxmlformats.org/drawingml/2006/main" noChangeAspect="1"/>
-            </wp:cNvGraphicFramePr>
-            <a:graphic xmlns:a="http://schemas.openxmlformats.org/drawingml/2006/main">
-              <a:graphicData uri="http://schemas.openxmlformats.org/drawingml/2006/picture">
-                <pic:pic xmlns:pic="http://schemas.openxmlformats.org/drawingml/2006/picture">
-                  <pic:nvPicPr>
-                    <pic:cNvPr id="964188130" name="Imagen 8" descr="Gráfico&#10;&#10;Descripción generada automáticamente"/>
                     <pic:cNvPicPr>
                       <a:picLocks noChangeAspect="1" noChangeArrowheads="1"/>
                     </pic:cNvPicPr>
@@ -6957,7 +7151,7 @@
                   <pic:spPr bwMode="auto">
                     <a:xfrm>
                       <a:off x="0" y="0"/>
-                      <a:ext cx="5731510" cy="2859405"/>
+                      <a:ext cx="5219700" cy="2604067"/>
                     </a:xfrm>
                     <a:prstGeom prst="rect">
                       <a:avLst/>
@@ -6974,7 +7168,7 @@
         </w:drawing>
       </w:r>
     </w:p>
-    <w:bookmarkStart w:id="29" w:name="_Ref156760674"/>
+    <w:bookmarkStart w:id="30" w:name="_Ref156759369"/>
     <w:p>
       <w:pPr>
         <w:pStyle w:val="Descripcin"/>
@@ -6989,6 +7183,7 @@
       <w:r>
         <w:fldChar w:fldCharType="separate"/>
       </w:r>
+      <w:bookmarkStart w:id="31" w:name="_Toc156982988"/>
       <w:r>
         <w:rPr>
           <w:noProof/>
@@ -7019,155 +7214,50 @@
       <w:r>
         <w:fldChar w:fldCharType="end"/>
       </w:r>
-      <w:bookmarkStart w:id="30" w:name="_Toc156844214"/>
+      <w:r>
+        <w:t>. Figure: Logged home page of the web</w:t>
+      </w:r>
+      <w:bookmarkEnd w:id="30"/>
+      <w:bookmarkEnd w:id="31"/>
+    </w:p>
+    <w:p>
+      <w:r>
+        <w:t>As one of the objectives of Trade Hunter is to provide knowledge about the stock market to the users, a page in which data searches can be performed has been created. Here, the user will be able to search data values in a range of time. A table and a graph with the internal values of IBEX of this range will be shown. Furthermore, some of the external values that affect the index will be displayed with the corresponding graph and explanation so that the user can understand and know how and why each variable affects the index. Another way for the user to learn about the stock market is by chatting, asking questions, or seeking advice from other people, and for that the forum page has been created. On this page, the user will be able to chat in real time with other users from Trade Hunter.</w:t>
+      </w:r>
+    </w:p>
+    <w:p>
+      <w:r>
+        <w:t>Lastly, to understand the working of Trade Hunter, a simulation page has been created, where the user will be able to see how the prediction is made using simulated data, in order to see how well the prediction responds to the changing data. In this page, the user can run a simulation where external factors values change in real time and, as a result of these changes, the stock market index prediction graph will be changing as time goes by. The user will be able to stop the simulation and restart the graphs to initial value in order to start another simulation.</w:t>
+      </w:r>
+      <w:r>
+        <w:t xml:space="preserve"> In the image below the aspect of this page can be seen (</w:t>
+      </w:r>
+      <w:r>
+        <w:fldChar w:fldCharType="begin"/>
+      </w:r>
+      <w:r>
+        <w:instrText xml:space="preserve"> REF _Ref156760674 \h </w:instrText>
+      </w:r>
+      <w:r>
+        <w:fldChar w:fldCharType="separate"/>
+      </w:r>
+      <w:r>
+        <w:rPr>
+          <w:noProof/>
+        </w:rPr>
+        <w:t>3</w:t>
+      </w:r>
+      <w:r>
+        <w:noBreakHyphen/>
+      </w:r>
+      <w:r>
+        <w:rPr>
+          <w:noProof/>
+        </w:rPr>
+        <w:t>4</w:t>
+      </w:r>
       <w:r>
         <w:t>. Figure: Stock market simulation page</w:t>
-      </w:r>
-      <w:bookmarkEnd w:id="29"/>
-      <w:bookmarkEnd w:id="30"/>
-    </w:p>
-    <w:p>
-      <w:pPr>
-        <w:pStyle w:val="Ttulo2"/>
-      </w:pPr>
-      <w:bookmarkStart w:id="31" w:name="_Toc156844192"/>
-      <w:r>
-        <w:t>Thread simulation</w:t>
-      </w:r>
-      <w:bookmarkEnd w:id="31"/>
-    </w:p>
-    <w:p>
-      <w:pPr>
-        <w:ind w:firstLine="709"/>
-      </w:pPr>
-      <w:r>
-        <w:t xml:space="preserve">Even if the web program has been </w:t>
-      </w:r>
-      <w:r>
-        <w:t xml:space="preserve">described, there is a major functionality on it that has to be explained. That functionality is the </w:t>
-      </w:r>
-      <w:r>
-        <w:t>thread-based</w:t>
-      </w:r>
-      <w:r>
-        <w:t xml:space="preserve"> simulation, in which users will be able to simulate the real functioning of the stock market in order to see how the prediction model works based on the </w:t>
-      </w:r>
-      <w:r>
-        <w:t>external factors. In this section, to begin with, it will be explained the design of this simulation, explaining the different thread that this is composed of. After that, it will be explained the synchronisation techniques that have been used in the development of this simulation. Finally, some synchronisation problems that were found during the development of this will be explained, as well as the solution that have been given to each one of them.</w:t>
-      </w:r>
-    </w:p>
-    <w:p>
-      <w:pPr>
-        <w:pStyle w:val="Ttulo3"/>
-      </w:pPr>
-      <w:bookmarkStart w:id="32" w:name="_Toc156844193"/>
-      <w:r>
-        <w:t>Design</w:t>
-      </w:r>
-      <w:bookmarkEnd w:id="32"/>
-    </w:p>
-    <w:p>
-      <w:pPr>
-        <w:ind w:firstLine="709"/>
-      </w:pPr>
-      <w:r>
-        <w:t>As for the project</w:t>
-      </w:r>
-      <w:r>
-        <w:t>’</w:t>
-      </w:r>
-      <w:r>
-        <w:t>s Multithreading design, it applies to the simulation part for any user on the website, as anyone who visits the website that is logged in can run this simulation. Multithreading simulation, using test data, simulates a real system prediction and makes it visible to the user with a graph. To do this, the multithreading structure had to be designed, because it was considered to provide many different opportunities for a simulation, but not all of them aim at the objective of simulating real stock market functioning correctly.</w:t>
-      </w:r>
-    </w:p>
-    <w:p>
-      <w:r>
-        <w:t>To make a prediction, different threads are created in the multithreading system. Each thread simulates over time the value of a factor by which a prediction is made. First of all, an individual thread called the Dow Jones is produced in the system, as its name suggests, which encompasses the values of the American Dow Jones stock market over time. Other threads that arise are threads that simulate social, political, and economic factors. As far as social factors are concerned, they are threads that simulate both birth and death rates and per capita debt. The political factors simulated by threads are the active population, the employment, and the unemployment rates. The threads that simulate economic factors are CPI (Consumer Price Index), euro value, euribor rate, debt and GDP (Gross Domestic Product). Besides this, there is also in the simulation a thread called “Prediction”, which is responsible for reading the given values and making a prediction based on them.</w:t>
-      </w:r>
-    </w:p>
-    <w:p>
-      <w:r>
-        <w:lastRenderedPageBreak/>
-        <w:t>Another significant thread that</w:t>
-      </w:r>
-      <w:r>
-        <w:t>’</w:t>
-      </w:r>
-      <w:r>
-        <w:t>s part of this multithreading design is the “ValueSender</w:t>
-      </w:r>
-      <w:r>
-        <w:t>”</w:t>
-      </w:r>
-      <w:r>
-        <w:t xml:space="preserve"> thread. Throughout the simulation, a number of messages are sent to this thread, which manages these messages using the message passing technique. In the context of programming execution threads, message passing is a communication technique between threads, exchanging messages. When there are multiple threads running in parallel in a program, it is necessary to communicate with each other to coordinate tasks, share data, or synchronise execution. Every time a thread sends a message, the “ValueSender” thread places these messages in a waiting row. After a while, from time to time it picks up these messages and then sends them to the Node-RED tool to draw the graph with these values.</w:t>
-      </w:r>
-    </w:p>
-    <w:p>
-      <w:pPr>
-        <w:pStyle w:val="Ttulo3"/>
-      </w:pPr>
-      <w:bookmarkStart w:id="33" w:name="_Toc156844194"/>
-      <w:r>
-        <w:t>Synchroni</w:t>
-      </w:r>
-      <w:r>
-        <w:t>s</w:t>
-      </w:r>
-      <w:r>
-        <w:t xml:space="preserve">ation </w:t>
-      </w:r>
-      <w:r>
-        <w:t>techniques</w:t>
-      </w:r>
-      <w:bookmarkEnd w:id="33"/>
-    </w:p>
-    <w:p>
-      <w:pPr>
-        <w:ind w:firstLine="709"/>
-      </w:pPr>
-      <w:r>
-        <w:t>In this simulation, two different multithreading models have been implemented. In the first model, the original Prediction thread is the most important one. All of them want to call the “Prediction” thread, so a model that manages it has been developed to achieve better efficiency. The importance of each thread comes into play here, as the Dow Jones will be able to make a prediction every time it gives the value. It must be said that this is the one that waits the most when it comes to giving it a new value. As for the threads that simulate economic factors, when three of them give a value, they will be able to make a prediction. With the threads which simulate political and social factors, a special situation is given. These three political and social factors will be able to make a prediction when three of them have been given, but there are several ways in which this can happen. It is possible that three socials of three politicals by themselves make a prediction, but also to make it when they are two socials and one political or one social and two political.</w:t>
-      </w:r>
-    </w:p>
-    <w:p>
-      <w:r>
-        <w:t>The “Prediction” thread will wait until a previously explained case is given, when the thread will go on and make a prediction. This is where semaphores come into play. A semaphore is a synchronisation tool used in concurrent programming and operating systems to control access to a shared resource through multiple processes or threads. A semaphore has two main methods: release and acquire. The release method increases the value of the permits of semaphores, which indicates the usefulness of a resource, while the acquire operation reduces the value of the semaphore’s permits. If there are no permits left, it would block the thread, indicating that a process or thread is requesting a permit to go on. These operations allow for synchronisation and effective coordination.</w:t>
-      </w:r>
-    </w:p>
-    <w:p>
-      <w:r>
-        <w:t>To understand better the functioning of this technique, an example will be provided. When the program starts if an economic factor gives a value, this thread stops at a semaphore waiting for a casualty to make a prediction, which can be 3 economical, 2 economic and 1 social or 1 economic and 2 socials. After one of two cases happen, the prediction thread is awoken and makes a prediction based on the values given, and this thread awakes those threads and waits for them to add those values to the message to send. After the name of the thread and its value being added to a waiting list of what needs to be printed on Node-Red, the prediction thread is again awakened to add its own value to the list. Finally, the prediction thread sends the list to the ValueSender mentioned at the beginning, and all the threads that were waiting can continue working as before, while ValueSender sends the message to Node-Red to print the changes.</w:t>
-      </w:r>
-      <w:r>
-        <w:t xml:space="preserve"> In the image below the synchronisation between the threads can be seen (</w:t>
-      </w:r>
-      <w:r>
-        <w:fldChar w:fldCharType="begin"/>
-      </w:r>
-      <w:r>
-        <w:instrText xml:space="preserve"> REF _Ref156753701 \h </w:instrText>
-      </w:r>
-      <w:r>
-        <w:fldChar w:fldCharType="separate"/>
-      </w:r>
-      <w:r>
-        <w:rPr>
-          <w:noProof/>
-        </w:rPr>
-        <w:t>3</w:t>
-      </w:r>
-      <w:r>
-        <w:noBreakHyphen/>
-      </w:r>
-      <w:r>
-        <w:rPr>
-          <w:noProof/>
-        </w:rPr>
-        <w:t>3</w:t>
-      </w:r>
-      <w:r>
-        <w:t>. Figure: Multithreading design's flow chart</w:t>
       </w:r>
       <w:r>
         <w:fldChar w:fldCharType="end"/>
@@ -7188,7 +7278,319 @@
           <w:color w:val="000000"/>
           <w:bdr w:val="none" w:sz="0" w:space="0" w:color="auto" w:frame="1"/>
         </w:rPr>
+        <w:drawing>
+          <wp:inline distT="0" distB="0" distL="0" distR="0" wp14:anchorId="006574C9" wp14:editId="6C98AE52">
+            <wp:extent cx="5003165" cy="2496040"/>
+            <wp:effectExtent l="0" t="0" r="6985" b="0"/>
+            <wp:docPr id="964188130" name="Imagen 8" descr="Gráfico&#10;&#10;Descripción generada automáticamente"/>
+            <wp:cNvGraphicFramePr>
+              <a:graphicFrameLocks xmlns:a="http://schemas.openxmlformats.org/drawingml/2006/main" noChangeAspect="1"/>
+            </wp:cNvGraphicFramePr>
+            <a:graphic xmlns:a="http://schemas.openxmlformats.org/drawingml/2006/main">
+              <a:graphicData uri="http://schemas.openxmlformats.org/drawingml/2006/picture">
+                <pic:pic xmlns:pic="http://schemas.openxmlformats.org/drawingml/2006/picture">
+                  <pic:nvPicPr>
+                    <pic:cNvPr id="964188130" name="Imagen 8" descr="Gráfico&#10;&#10;Descripción generada automáticamente"/>
+                    <pic:cNvPicPr>
+                      <a:picLocks noChangeAspect="1" noChangeArrowheads="1"/>
+                    </pic:cNvPicPr>
+                  </pic:nvPicPr>
+                  <pic:blipFill>
+                    <a:blip r:embed="rId45" cstate="print">
+                      <a:extLst>
+                        <a:ext uri="{28A0092B-C50C-407E-A947-70E740481C1C}">
+                          <a14:useLocalDpi xmlns:a14="http://schemas.microsoft.com/office/drawing/2010/main" val="0"/>
+                        </a:ext>
+                      </a:extLst>
+                    </a:blip>
+                    <a:srcRect/>
+                    <a:stretch>
+                      <a:fillRect/>
+                    </a:stretch>
+                  </pic:blipFill>
+                  <pic:spPr bwMode="auto">
+                    <a:xfrm>
+                      <a:off x="0" y="0"/>
+                      <a:ext cx="5030595" cy="2509725"/>
+                    </a:xfrm>
+                    <a:prstGeom prst="rect">
+                      <a:avLst/>
+                    </a:prstGeom>
+                    <a:noFill/>
+                    <a:ln>
+                      <a:noFill/>
+                    </a:ln>
+                  </pic:spPr>
+                </pic:pic>
+              </a:graphicData>
+            </a:graphic>
+          </wp:inline>
+        </w:drawing>
+      </w:r>
+    </w:p>
+    <w:bookmarkStart w:id="32" w:name="_Ref156760674"/>
+    <w:p>
+      <w:pPr>
+        <w:pStyle w:val="Descripcin"/>
+        <w:jc w:val="center"/>
+      </w:pPr>
+      <w:r>
+        <w:fldChar w:fldCharType="begin"/>
+      </w:r>
+      <w:r>
+        <w:instrText xml:space="preserve"> STYLEREF 1 \s </w:instrText>
+      </w:r>
+      <w:r>
+        <w:fldChar w:fldCharType="separate"/>
+      </w:r>
+      <w:bookmarkStart w:id="33" w:name="_Toc156982989"/>
+      <w:r>
+        <w:rPr>
+          <w:noProof/>
+        </w:rPr>
+        <w:t>3</w:t>
+      </w:r>
+      <w:r>
+        <w:fldChar w:fldCharType="end"/>
+      </w:r>
+      <w:r>
+        <w:noBreakHyphen/>
+      </w:r>
+      <w:r>
+        <w:fldChar w:fldCharType="begin"/>
+      </w:r>
+      <w:r>
+        <w:instrText xml:space="preserve"> SEQ Figure \* ARABIC \s 1 </w:instrText>
+      </w:r>
+      <w:r>
+        <w:fldChar w:fldCharType="separate"/>
+      </w:r>
+      <w:r>
+        <w:rPr>
+          <w:noProof/>
+        </w:rPr>
+        <w:t>6</w:t>
+      </w:r>
+      <w:r>
+        <w:fldChar w:fldCharType="end"/>
+      </w:r>
+      <w:r>
+        <w:t>. Figure: Stock market simulation page</w:t>
+      </w:r>
+      <w:bookmarkEnd w:id="32"/>
+      <w:bookmarkEnd w:id="33"/>
+    </w:p>
+    <w:p>
+      <w:pPr>
+        <w:pStyle w:val="Ttulo2"/>
+      </w:pPr>
+      <w:bookmarkStart w:id="34" w:name="_Toc156983013"/>
+      <w:r>
         <w:lastRenderedPageBreak/>
+        <w:t>Thread simulation</w:t>
+      </w:r>
+      <w:bookmarkEnd w:id="34"/>
+    </w:p>
+    <w:p>
+      <w:pPr>
+        <w:ind w:firstLine="709"/>
+      </w:pPr>
+      <w:r>
+        <w:t xml:space="preserve">Even if the web program has been </w:t>
+      </w:r>
+      <w:r>
+        <w:t xml:space="preserve">described, there is a major functionality on it that has to be explained. That functionality is the </w:t>
+      </w:r>
+      <w:r>
+        <w:t>thread-based</w:t>
+      </w:r>
+      <w:r>
+        <w:t xml:space="preserve"> simulation, in which users will be able to simulate the real functioning of the stock market in order to see how the prediction model works based on the </w:t>
+      </w:r>
+      <w:r>
+        <w:t>external factors. In this section, to begin with, it will be explained the design of this simulation, explaining the different thread that this is composed of. After that, it will be explained the synchronisation techniques that have been used in the development of this simulation. Finally, some synchronisation problems that were found during the development of this will be explained, as well as the solution that have been given to each one of them.</w:t>
+      </w:r>
+    </w:p>
+    <w:p>
+      <w:pPr>
+        <w:pStyle w:val="Ttulo3"/>
+      </w:pPr>
+      <w:bookmarkStart w:id="35" w:name="_Toc156983014"/>
+      <w:r>
+        <w:t>Design</w:t>
+      </w:r>
+      <w:bookmarkEnd w:id="35"/>
+    </w:p>
+    <w:p>
+      <w:pPr>
+        <w:ind w:firstLine="709"/>
+      </w:pPr>
+      <w:r>
+        <w:t>As for the project</w:t>
+      </w:r>
+      <w:r>
+        <w:t>’</w:t>
+      </w:r>
+      <w:r>
+        <w:t>s Multithreading design, it applies to the simulation part for any user on the website, as anyone who visits the website that is logged in can run this simulation. Multithreading simulation, using test data, simulates a real system prediction and makes it visible to the user with a graph. To do this, the multithreading structure had to be designed, because it was considered to provide many different opportunities for a simulation, but not all of them aim at the objective of simulating real stock market functioning correctly.</w:t>
+      </w:r>
+    </w:p>
+    <w:p>
+      <w:r>
+        <w:t xml:space="preserve">To make a prediction, different threads are created in the multithreading system. Each thread simulates over time the value of a factor by which a prediction is made. First of all, an individual thread called the Dow Jones is produced in the system, as its name suggests, which encompasses the values of the American Dow Jones stock market over time. Other threads that arise are threads that simulate social, political, and economic factors. As far as social factors are concerned, they are threads that simulate both birth and death rates and per capita debt. The political factors simulated by threads are the active population, the employment, and the unemployment rates. The threads that simulate economic factors are CPI (Consumer Price Index), euro value, </w:t>
+      </w:r>
+      <w:proofErr w:type="spellStart"/>
+      <w:r>
+        <w:t>euribor</w:t>
+      </w:r>
+      <w:proofErr w:type="spellEnd"/>
+      <w:r>
+        <w:t xml:space="preserve"> rate, </w:t>
+      </w:r>
+      <w:proofErr w:type="gramStart"/>
+      <w:r>
+        <w:t>debt</w:t>
+      </w:r>
+      <w:proofErr w:type="gramEnd"/>
+      <w:r>
+        <w:t xml:space="preserve"> and GDP (Gross Domestic Product). Besides this, there is also in the simulation a thread called “Prediction”, which is responsible for reading the given values and making a prediction based on them.</w:t>
+      </w:r>
+    </w:p>
+    <w:p>
+      <w:r>
+        <w:t>Another significant thread that</w:t>
+      </w:r>
+      <w:r>
+        <w:t>’</w:t>
+      </w:r>
+      <w:r>
+        <w:t>s part of this multithreading design is the “</w:t>
+      </w:r>
+      <w:proofErr w:type="spellStart"/>
+      <w:r>
+        <w:t>ValueSender</w:t>
+      </w:r>
+      <w:proofErr w:type="spellEnd"/>
+      <w:r>
+        <w:t>”</w:t>
+      </w:r>
+      <w:r>
+        <w:t xml:space="preserve"> thread. Throughout the simulation, a number of messages are sent to this thread, which manages these messages using the message passing technique. In the context of programming execution threads, message passing is a communication technique between threads, exchanging messages. When there are multiple threads running in parallel in a program, it is necessary to communicate with each other to coordinate tasks, share data, or synchronise execution. Every time a thread sends a message, the “</w:t>
+      </w:r>
+      <w:proofErr w:type="spellStart"/>
+      <w:r>
+        <w:t>ValueSender</w:t>
+      </w:r>
+      <w:proofErr w:type="spellEnd"/>
+      <w:r>
+        <w:t>” thread places these messages in a waiting row. After a while, from time to time it picks up these messages and then sends them to the Node-RED tool to draw the graph with these values.</w:t>
+      </w:r>
+    </w:p>
+    <w:p>
+      <w:pPr>
+        <w:pStyle w:val="Ttulo3"/>
+      </w:pPr>
+      <w:bookmarkStart w:id="36" w:name="_Toc156983015"/>
+      <w:r>
+        <w:t>Synchroni</w:t>
+      </w:r>
+      <w:r>
+        <w:t>s</w:t>
+      </w:r>
+      <w:r>
+        <w:t xml:space="preserve">ation </w:t>
+      </w:r>
+      <w:r>
+        <w:t>techniques</w:t>
+      </w:r>
+      <w:bookmarkEnd w:id="36"/>
+    </w:p>
+    <w:p>
+      <w:pPr>
+        <w:ind w:firstLine="709"/>
+      </w:pPr>
+      <w:r>
+        <w:t xml:space="preserve">In this simulation, two different multithreading models have been implemented. In the first model, the original Prediction thread is the most important one. All of them want to call the “Prediction” thread, so a model that manages it has been developed to achieve better efficiency. The importance of each thread comes into play here, as the Dow Jones will be able to make a prediction every time it gives the value. It must be said that this is the one that waits the most when it comes to giving it a new value. As for the threads that simulate economic factors, when three of them give a value, they will be able to make a prediction. With the </w:t>
+      </w:r>
+      <w:r>
+        <w:lastRenderedPageBreak/>
+        <w:t>threads which simulate political and social factors, a special situation is given. These three political and social factors will be able to make a prediction when three of them have been given, but there are several ways in which this can happen. It is possible that three socials of three politicals by themselves make a prediction, but also to make it when they are two socials and one political or one social and two political.</w:t>
+      </w:r>
+    </w:p>
+    <w:p>
+      <w:r>
+        <w:t>The “Prediction” thread will wait until a previously explained case is given, when the thread will go on and make a prediction. This is where semaphores come into play. A semaphore is a synchronisation tool used in concurrent programming and operating systems to control access to a shared resource through multiple processes or threads. A semaphore has two main methods: release and acquire. The release method increases the value of the permits of semaphores, which indicates the usefulness of a resource, while the acquire operation reduces the value of the semaphore’s permits. If there are no permits left, it would block the thread, indicating that a process or thread is requesting a permit to go on. These operations allow for synchronisation and effective coordination.</w:t>
+      </w:r>
+    </w:p>
+    <w:p>
+      <w:r>
+        <w:t xml:space="preserve">To understand better the functioning of this technique, an example will be provided. When the program starts if an economic factor gives a value, this thread stops at a semaphore waiting for a casualty to make a prediction, which can be 3 economical, 2 economic and 1 social or 1 economic and 2 socials. After one of two cases happen, the prediction thread is awoken and makes a prediction based on the values given, and this thread awakes those threads and waits for them to add those values to the message to send. After the name of the thread and its value being added to a waiting list of what needs to be printed on Node-Red, the prediction thread is again awakened to add its own value to the list. Finally, the prediction thread sends the list to the </w:t>
+      </w:r>
+      <w:proofErr w:type="spellStart"/>
+      <w:r>
+        <w:t>ValueSender</w:t>
+      </w:r>
+      <w:proofErr w:type="spellEnd"/>
+      <w:r>
+        <w:t xml:space="preserve"> mentioned at the beginning, and all the threads that were waiting can continue working as before, while </w:t>
+      </w:r>
+      <w:proofErr w:type="spellStart"/>
+      <w:r>
+        <w:t>ValueSender</w:t>
+      </w:r>
+      <w:proofErr w:type="spellEnd"/>
+      <w:r>
+        <w:t xml:space="preserve"> sends the message to Node-Red to print the changes.</w:t>
+      </w:r>
+      <w:r>
+        <w:t xml:space="preserve"> In the image below the synchronisation between the threads can be seen (</w:t>
+      </w:r>
+      <w:r>
+        <w:fldChar w:fldCharType="begin"/>
+      </w:r>
+      <w:r>
+        <w:instrText xml:space="preserve"> REF _Ref156753701 \h </w:instrText>
+      </w:r>
+      <w:r>
+        <w:fldChar w:fldCharType="separate"/>
+      </w:r>
+      <w:r>
+        <w:rPr>
+          <w:noProof/>
+        </w:rPr>
+        <w:t>3</w:t>
+      </w:r>
+      <w:r>
+        <w:noBreakHyphen/>
+      </w:r>
+      <w:r>
+        <w:rPr>
+          <w:noProof/>
+        </w:rPr>
+        <w:t>3</w:t>
+      </w:r>
+      <w:r>
+        <w:t>. Figure: Multithreading design's flow chart</w:t>
+      </w:r>
+      <w:r>
+        <w:fldChar w:fldCharType="end"/>
+      </w:r>
+      <w:r>
+        <w:t>).</w:t>
+      </w:r>
+    </w:p>
+    <w:p>
+      <w:pPr>
+        <w:keepNext/>
+        <w:jc w:val="center"/>
+      </w:pPr>
+      <w:r>
+        <w:rPr>
+          <w:rFonts w:cs="Arial"/>
+          <w:noProof/>
+          <w:color w:val="000000"/>
+          <w:bdr w:val="none" w:sz="0" w:space="0" w:color="auto" w:frame="1"/>
+        </w:rPr>
         <w:drawing>
           <wp:inline distT="0" distB="0" distL="0" distR="0" wp14:anchorId="1F033836" wp14:editId="4DDB0C75">
             <wp:extent cx="5750145" cy="1879600"/>
@@ -7207,7 +7609,7 @@
                     </pic:cNvPicPr>
                   </pic:nvPicPr>
                   <pic:blipFill rotWithShape="1">
-                    <a:blip r:embed="rId45" cstate="print">
+                    <a:blip r:embed="rId46" cstate="print">
                       <a:extLst>
                         <a:ext uri="{28A0092B-C50C-407E-A947-70E740481C1C}">
                           <a14:useLocalDpi xmlns:a14="http://schemas.microsoft.com/office/drawing/2010/main" val="0"/>
@@ -7242,7 +7644,7 @@
         </w:drawing>
       </w:r>
     </w:p>
-    <w:bookmarkStart w:id="34" w:name="_Ref156753701"/>
+    <w:bookmarkStart w:id="37" w:name="_Ref156753701"/>
     <w:p>
       <w:pPr>
         <w:pStyle w:val="Descripcin"/>
@@ -7257,6 +7659,7 @@
       <w:r>
         <w:fldChar w:fldCharType="separate"/>
       </w:r>
+      <w:bookmarkStart w:id="38" w:name="_Toc156982990"/>
       <w:r>
         <w:rPr>
           <w:noProof/>
@@ -7282,17 +7685,16 @@
         <w:rPr>
           <w:noProof/>
         </w:rPr>
-        <w:t>6</w:t>
+        <w:t>7</w:t>
       </w:r>
       <w:r>
         <w:fldChar w:fldCharType="end"/>
       </w:r>
-      <w:bookmarkStart w:id="35" w:name="_Toc156844215"/>
       <w:r>
         <w:t>. Figure: Multithreading design's flow chart</w:t>
       </w:r>
-      <w:bookmarkEnd w:id="34"/>
-      <w:bookmarkEnd w:id="35"/>
+      <w:bookmarkEnd w:id="37"/>
+      <w:bookmarkEnd w:id="38"/>
     </w:p>
     <w:p>
       <w:r>
@@ -7374,6 +7776,7 @@
           <w:color w:val="000000"/>
           <w:bdr w:val="none" w:sz="0" w:space="0" w:color="auto" w:frame="1"/>
         </w:rPr>
+        <w:lastRenderedPageBreak/>
         <w:drawing>
           <wp:inline distT="0" distB="0" distL="0" distR="0" wp14:anchorId="10028088" wp14:editId="0C5BC09D">
             <wp:extent cx="4388578" cy="2876550"/>
@@ -7392,7 +7795,7 @@
                     </pic:cNvPicPr>
                   </pic:nvPicPr>
                   <pic:blipFill rotWithShape="1">
-                    <a:blip r:embed="rId46" cstate="print">
+                    <a:blip r:embed="rId47" cstate="print">
                       <a:extLst>
                         <a:ext uri="{28A0092B-C50C-407E-A947-70E740481C1C}">
                           <a14:useLocalDpi xmlns:a14="http://schemas.microsoft.com/office/drawing/2010/main" val="0"/>
@@ -7427,7 +7830,7 @@
         </w:drawing>
       </w:r>
     </w:p>
-    <w:bookmarkStart w:id="36" w:name="_Ref156753836"/>
+    <w:bookmarkStart w:id="39" w:name="_Ref156753836"/>
     <w:p>
       <w:pPr>
         <w:pStyle w:val="Descripcin"/>
@@ -7442,6 +7845,7 @@
       <w:r>
         <w:fldChar w:fldCharType="separate"/>
       </w:r>
+      <w:bookmarkStart w:id="40" w:name="_Toc156982991"/>
       <w:r>
         <w:rPr>
           <w:noProof/>
@@ -7467,23 +7871,22 @@
         <w:rPr>
           <w:noProof/>
         </w:rPr>
-        <w:t>7</w:t>
+        <w:t>8</w:t>
       </w:r>
       <w:r>
         <w:fldChar w:fldCharType="end"/>
       </w:r>
-      <w:bookmarkStart w:id="37" w:name="_Toc156844216"/>
       <w:r>
         <w:t>. Figure: Reusable Barrier technique's process</w:t>
       </w:r>
-      <w:bookmarkEnd w:id="36"/>
-      <w:bookmarkEnd w:id="37"/>
+      <w:bookmarkEnd w:id="39"/>
+      <w:bookmarkEnd w:id="40"/>
     </w:p>
     <w:p>
       <w:pPr>
         <w:pStyle w:val="Ttulo3"/>
       </w:pPr>
-      <w:bookmarkStart w:id="38" w:name="_Toc156844195"/>
+      <w:bookmarkStart w:id="41" w:name="_Toc156983016"/>
       <w:r>
         <w:t>Synchroni</w:t>
       </w:r>
@@ -7499,69 +7902,102 @@
       <w:r>
         <w:t>s</w:t>
       </w:r>
-      <w:bookmarkEnd w:id="38"/>
+      <w:bookmarkEnd w:id="41"/>
     </w:p>
     <w:p>
       <w:pPr>
         <w:ind w:firstLine="709"/>
       </w:pPr>
       <w:r>
-        <w:t xml:space="preserve">Once the simulation design has been explained, it will be explained some synchronisation problems that were in the development of this multithreading design. The first problem of synchronisation occurred in establishing all the leading roles in the prediction thread. When a prediction can be made, this thread must have preference. To this end, a function called getMutex has been developed to manage the mutex semaphore. The purpose of a mutex is to ensure that a single thread can simultaneously access the protected resource, </w:t>
-      </w:r>
+        <w:t xml:space="preserve">Once the simulation design has been explained, it will be explained some synchronisation problems that were in the development of this multithreading design. The first problem of synchronisation occurred in establishing all the leading roles in the prediction thread. When a prediction can be made, this thread must have preference. To this end, a function called </w:t>
+      </w:r>
+      <w:proofErr w:type="spellStart"/>
+      <w:r>
+        <w:t>getMutex</w:t>
+      </w:r>
+      <w:proofErr w:type="spellEnd"/>
+      <w:r>
+        <w:t xml:space="preserve"> has been developed to manage the mutex semaphore. The purpose of a mutex is to ensure that a single thread can simultaneously access the protected resource, avoiding race conditions and incompatibilities of data. If a prediction is in process, this function has been used to apply the need for a thread to release the mutex in acquire, and to wait for it again. This gives priority to the predictive thread when necessary, solving the problem of synchronisation.</w:t>
+      </w:r>
+    </w:p>
+    <w:p>
+      <w:r>
+        <w:t xml:space="preserve">Another problem of synchronisation that arose when this simulation system was implemented was knowing how many political and social factors were to be drawn in a prediction. To solve this synchronisation problem, two other variables were created in the program, </w:t>
+      </w:r>
+      <w:r>
+        <w:t>“</w:t>
+      </w:r>
+      <w:proofErr w:type="spellStart"/>
+      <w:r>
+        <w:t>SocialToPaint</w:t>
+      </w:r>
+      <w:proofErr w:type="spellEnd"/>
+      <w:r>
+        <w:t>”</w:t>
+      </w:r>
+      <w:r>
+        <w:t xml:space="preserve"> and </w:t>
+      </w:r>
+      <w:r>
+        <w:t>“</w:t>
+      </w:r>
+      <w:proofErr w:type="spellStart"/>
+      <w:r>
+        <w:t>PoliticalToPaint</w:t>
+      </w:r>
+      <w:proofErr w:type="spellEnd"/>
+      <w:r>
+        <w:t>”</w:t>
+      </w:r>
+      <w:r>
+        <w:t xml:space="preserve">. These variables contain the number of political and social factors that need to be drawn up in the graph, so that everything is then clear at the time of </w:t>
+      </w:r>
+      <w:r>
+        <w:t>drawing,</w:t>
+      </w:r>
+      <w:r>
+        <w:t xml:space="preserve"> and this is not stored in the </w:t>
+      </w:r>
+      <w:proofErr w:type="spellStart"/>
+      <w:r>
+        <w:t>nSocial</w:t>
+      </w:r>
+      <w:proofErr w:type="spellEnd"/>
+      <w:r>
+        <w:t xml:space="preserve"> and </w:t>
+      </w:r>
+      <w:proofErr w:type="spellStart"/>
+      <w:r>
+        <w:t>nPolitical</w:t>
+      </w:r>
+      <w:proofErr w:type="spellEnd"/>
+      <w:r>
+        <w:t xml:space="preserve"> variables of the system, thus overcoming the synchronisation problems that this caused.</w:t>
+      </w:r>
+    </w:p>
+    <w:p>
+      <w:r>
+        <w:t xml:space="preserve">To put an end to these problems, without interrupting the process of drawing the graph to Node-Red, there was a need throughout the project to find a way to send the data to it without stopping all the program. To this end, the several times mentioned </w:t>
+      </w:r>
+      <w:proofErr w:type="spellStart"/>
+      <w:r>
+        <w:t>ValueSender</w:t>
+      </w:r>
+      <w:proofErr w:type="spellEnd"/>
+      <w:r>
+        <w:t xml:space="preserve"> thread has been created. As it was said, using the message passing technique, it passes the messages to a waiting line and picks up these novices and passes them to Node-Red. This is executed in parallel, so that the multithreading program continues working, unless it reaches the limit of 3 simultaneous threads in the list, where the program would have to wait until one of those messages have been sent.</w:t>
+      </w:r>
+    </w:p>
+    <w:p>
+      <w:pPr>
+        <w:pStyle w:val="Ttulo2"/>
+      </w:pPr>
+      <w:bookmarkStart w:id="42" w:name="_Toc156983017"/>
       <w:r>
         <w:lastRenderedPageBreak/>
-        <w:t>avoiding race conditions and incompatibilities of data. If a prediction is in process, this function has been used to apply the need for a thread to release the mutex in acquire, and to wait for it again. This gives priority to the predictive thread when necessary, solving the problem of synchronisation.</w:t>
-      </w:r>
-    </w:p>
-    <w:p>
-      <w:r>
-        <w:t xml:space="preserve">Another problem of synchronisation that arose when this simulation system was implemented was knowing how many political and social factors were to be drawn in a prediction. To solve this synchronisation problem, two other variables were created in the program, </w:t>
-      </w:r>
-      <w:r>
-        <w:t>“</w:t>
-      </w:r>
-      <w:r>
-        <w:t>SocialToPaint</w:t>
-      </w:r>
-      <w:r>
-        <w:t>”</w:t>
-      </w:r>
-      <w:r>
-        <w:t xml:space="preserve"> and </w:t>
-      </w:r>
-      <w:r>
-        <w:t>“</w:t>
-      </w:r>
-      <w:r>
-        <w:t>PoliticalToPaint</w:t>
-      </w:r>
-      <w:r>
-        <w:t>”</w:t>
-      </w:r>
-      <w:r>
-        <w:t xml:space="preserve">. These variables contain the number of political and social factors that need to be drawn up in the graph, so that everything is then clear at the time of </w:t>
-      </w:r>
-      <w:r>
-        <w:t>drawing,</w:t>
-      </w:r>
-      <w:r>
-        <w:t xml:space="preserve"> and this is not stored in the nSocial and nPolitical variables of the system, thus overcoming the synchronisation problems that this caused.</w:t>
-      </w:r>
-    </w:p>
-    <w:p>
-      <w:r>
-        <w:t>To put an end to these problems, without interrupting the process of drawing the graph to Node-Red, there was a need throughout the project to find a way to send the data to it without stopping all the program. To this end, the several times mentioned ValueSender thread has been created. As it was said, using the message passing technique, it passes the messages to a waiting line and picks up these novices and passes them to Node-Red. This is executed in parallel, so that the multithreading program continues working, unless it reaches the limit of 3 simultaneous threads in the list, where the program would have to wait until one of those messages have been sent.</w:t>
-      </w:r>
-    </w:p>
-    <w:p>
-      <w:pPr>
-        <w:pStyle w:val="Ttulo2"/>
-      </w:pPr>
-      <w:bookmarkStart w:id="39" w:name="_Toc156844196"/>
-      <w:r>
         <w:t>Program’s validation and automation</w:t>
       </w:r>
-      <w:bookmarkEnd w:id="39"/>
+      <w:bookmarkEnd w:id="42"/>
     </w:p>
     <w:p>
       <w:pPr>
@@ -7575,14 +8011,14 @@
       <w:pPr>
         <w:pStyle w:val="Ttulo3"/>
       </w:pPr>
-      <w:bookmarkStart w:id="40" w:name="_Toc156844197"/>
+      <w:bookmarkStart w:id="43" w:name="_Toc156983018"/>
       <w:r>
         <w:t>T</w:t>
       </w:r>
       <w:r>
         <w:t>esting</w:t>
       </w:r>
-      <w:bookmarkEnd w:id="40"/>
+      <w:bookmarkEnd w:id="43"/>
     </w:p>
     <w:p>
       <w:pPr>
@@ -7594,58 +8030,70 @@
     </w:p>
     <w:p>
       <w:r>
-        <w:t xml:space="preserve">JUnit 5 has been used for the web service, developed in Java. JUnit 5 allows unit and integration tests to be carried out in an efficient and structured way. Tests are performed for each developed function, and, through the use of assertions, the definition of test conditions and the verification of the expected results are facilitated. On the other hand, the use of mocks has been essential in this project. Mocks are objects that simulate the behaviour of real system components but are controlled by the test environment. Thanks to this, it is possible to test the correct performance of the functions without having to rely on other elements to do so. In this </w:t>
-      </w:r>
+        <w:t>JUnit 5 has been used for the web service, developed in Java. JUnit 5 allows unit and integration tests to be carried out in an efficient and structured way. Tests are performed for each developed function, and, through the use of assertions, the definition of test conditions and the verification of the expected results are facilitated. On the other hand, the use of mocks has been essential in this project. Mocks are objects that simulate the behaviour of real system components but are controlled by the test environment. Thanks to this, it is possible to test the correct performance of the functions without having to rely on other elements to do so. In this way, tests can be performed in an isolated and controlled way, in order to identify possible errors and test the function in different situations.</w:t>
+      </w:r>
+    </w:p>
+    <w:p>
+      <w:r>
+        <w:t xml:space="preserve">A number of test cases have also been produced on the Python server. These have been done using </w:t>
+      </w:r>
+      <w:proofErr w:type="spellStart"/>
+      <w:r>
+        <w:t>Unittest</w:t>
+      </w:r>
+      <w:proofErr w:type="spellEnd"/>
+      <w:r>
+        <w:t xml:space="preserve"> and Mock python test libraries. As for the tests, they have been developed for several different functions. First, tests have been developed for scrapping methods, and Mock objects have been used to test them. These define what scrapping would have to translate and compare it to the response of the actual method by an assertion. Besides this, the other functions of the service have been tested, the ones that depend on an external system by simulating them with Mock objects, and the others by simple unitary tests</w:t>
+      </w:r>
+      <w:r>
+        <w:t>.</w:t>
+      </w:r>
+    </w:p>
+    <w:p>
+      <w:pPr>
+        <w:pStyle w:val="Ttulo3"/>
+      </w:pPr>
+      <w:bookmarkStart w:id="44" w:name="_Toc156983019"/>
+      <w:r>
+        <w:t>S</w:t>
+      </w:r>
+      <w:r>
+        <w:t>tatic analysis</w:t>
+      </w:r>
+      <w:bookmarkEnd w:id="44"/>
+    </w:p>
+    <w:p>
+      <w:pPr>
+        <w:ind w:firstLine="709"/>
+      </w:pPr>
+      <w:r>
+        <w:t xml:space="preserve">For the analysis of the developed code, SonarQube is the tool that has been used. SonarQube is an </w:t>
+      </w:r>
+      <w:r>
+        <w:t>open-source</w:t>
+      </w:r>
+      <w:r>
+        <w:t xml:space="preserve"> platform used to continuously assess source code quality and detect security vulnerabilities. It provides an automatic review with detailed reports on bugs, code issues, technical debts and coding standards, thus facilitating the improvement and maintenance of software quality. In this project, SonarQube has been used to scan both the Java code of the Rest Server and the Python code of the AI server. Thanks to this, a good programming practice has been achieved, reducing the amount of code smells, and eliminating possible bugs and code problems. In addition, with this tool and the tests, it has been possible to observe the amount of code that has been tested, and, in this way, nothing has been left unchecked.</w:t>
+      </w:r>
+    </w:p>
+    <w:p>
       <w:r>
         <w:lastRenderedPageBreak/>
-        <w:t>way, tests can be performed in an isolated and controlled way, in order to identify possible errors and test the function in different situations.</w:t>
-      </w:r>
-    </w:p>
-    <w:p/>
+        <w:t>SonarQube evaluates several key parameters to ensure code quality and security. First, there is the coverage of the code, which measures the percentage of source code that has been covered by automated tests, being the final value obtained [VALOR COVERAGE FINAL]. Second, there is the cyclomatic complexity, which evaluates the complexity of the code to identify possible maintenance difficulties. A high value may indicate that the code is too complex and therefore difficult to understand and maintain, and in this project the value was [VALOR CC FINAL]. Third, there is the bug parameter. This one shows the detected potential errors in the code, preventing malfunctions, and the value was 0. Another one, is the value of code smells in the code. SonarQube shows the number of identified problematic patterns in the design that can complicate maintenance, and it has been achieved the value of [VALOR CODE SMELLS FINAL]. Last but not least, there is the vulnerability quantity. SonarQube finds weaknesses that could be exploited in security attacks, which has to be 0, as in the program developed.</w:t>
+      </w:r>
+    </w:p>
     <w:p>
       <w:pPr>
         <w:pStyle w:val="Ttulo3"/>
       </w:pPr>
-      <w:bookmarkStart w:id="41" w:name="_Toc156844198"/>
-      <w:r>
-        <w:t>S</w:t>
-      </w:r>
-      <w:r>
-        <w:t>tatic analysis</w:t>
-      </w:r>
-      <w:bookmarkEnd w:id="41"/>
-    </w:p>
-    <w:p>
-      <w:pPr>
-        <w:ind w:firstLine="709"/>
-      </w:pPr>
-      <w:r>
-        <w:t xml:space="preserve">For the analysis of the developed code, SonarQube is the tool that has been used. SonarQube is an </w:t>
-      </w:r>
-      <w:r>
-        <w:t>open-source</w:t>
-      </w:r>
-      <w:r>
-        <w:t xml:space="preserve"> platform used to continuously assess source code quality and detect security vulnerabilities. It provides an automatic review with detailed reports on bugs, code issues, technical debts and coding standards, thus facilitating the improvement and maintenance of software quality. In this project, SonarQube has been used to scan both the Java code of the Rest Server and the Python code of the AI server. Thanks to this, a good programming practice has been achieved, reducing the amount of code smells, and eliminating possible bugs and code problems. In addition, with this tool and the tests, it has been possible to observe the amount of code that has been tested, and, in this way, nothing has been left unchecked.</w:t>
-      </w:r>
-    </w:p>
-    <w:p>
-      <w:r>
-        <w:t>SonarQube evaluates several key parameters to ensure code quality and security. First, there is the coverage of the code, which measures the percentage of source code that has been covered by automated tests, being the final value obtained [VALOR COVERAGE FINAL]. Second, there is the cyclomatic complexity, which evaluates the complexity of the code to identify possible maintenance difficulties. A high value may indicate that the code is too complex and therefore difficult to understand and maintain, and in this project the value was [VALOR CC FINAL]. Third, there is the bug parameter. This one shows the detected potential errors in the code, preventing malfunctions, and the value was 0. Another one, is the value of code smells in the code. SonarQube shows the number of identified problematic patterns in the design that can complicate maintenance, and it has been achieved the value of [VALOR CODE SMELLS FINAL]. Last but not least, there is the vulnerability quantity. SonarQube finds weaknesses that could be exploited in security attacks, which has to be 0, as in the program developed.</w:t>
-      </w:r>
-    </w:p>
-    <w:p>
-      <w:pPr>
-        <w:pStyle w:val="Ttulo3"/>
-      </w:pPr>
-      <w:bookmarkStart w:id="42" w:name="_Toc156844199"/>
+      <w:bookmarkStart w:id="45" w:name="_Toc156983020"/>
       <w:r>
         <w:t>A</w:t>
       </w:r>
       <w:r>
         <w:t>utomation</w:t>
       </w:r>
-      <w:bookmarkEnd w:id="42"/>
+      <w:bookmarkEnd w:id="45"/>
     </w:p>
     <w:p>
       <w:pPr>
@@ -7703,7 +8151,6 @@
           <w:color w:val="000000"/>
           <w:bdr w:val="none" w:sz="0" w:space="0" w:color="auto" w:frame="1"/>
         </w:rPr>
-        <w:lastRenderedPageBreak/>
         <w:drawing>
           <wp:inline distT="0" distB="0" distL="0" distR="0" wp14:anchorId="1F8A1777" wp14:editId="1FF4C888">
             <wp:extent cx="5731510" cy="989965"/>
@@ -7722,7 +8169,7 @@
                     </pic:cNvPicPr>
                   </pic:nvPicPr>
                   <pic:blipFill>
-                    <a:blip r:embed="rId47" cstate="print">
+                    <a:blip r:embed="rId48" cstate="print">
                       <a:extLst>
                         <a:ext uri="{28A0092B-C50C-407E-A947-70E740481C1C}">
                           <a14:useLocalDpi xmlns:a14="http://schemas.microsoft.com/office/drawing/2010/main" val="0"/>
@@ -7754,7 +8201,7 @@
         </w:drawing>
       </w:r>
     </w:p>
-    <w:bookmarkStart w:id="43" w:name="_Ref156753363"/>
+    <w:bookmarkStart w:id="46" w:name="_Ref156753363"/>
     <w:p>
       <w:pPr>
         <w:pStyle w:val="Descripcin"/>
@@ -7769,6 +8216,7 @@
       <w:r>
         <w:fldChar w:fldCharType="separate"/>
       </w:r>
+      <w:bookmarkStart w:id="47" w:name="_Toc156982992"/>
       <w:r>
         <w:rPr>
           <w:noProof/>
@@ -7794,17 +8242,16 @@
         <w:rPr>
           <w:noProof/>
         </w:rPr>
-        <w:t>8</w:t>
+        <w:t>9</w:t>
       </w:r>
       <w:r>
         <w:fldChar w:fldCharType="end"/>
       </w:r>
-      <w:bookmarkStart w:id="44" w:name="_Toc156844217"/>
       <w:r>
         <w:t>. Figure: Jenkins automation's flow chart</w:t>
       </w:r>
-      <w:bookmarkEnd w:id="43"/>
-      <w:bookmarkEnd w:id="44"/>
+      <w:bookmarkEnd w:id="46"/>
+      <w:bookmarkEnd w:id="47"/>
     </w:p>
     <w:p>
       <w:r>
@@ -7813,7 +8260,11 @@
     </w:p>
     <w:p>
       <w:r>
-        <w:t>To maintain order in the handling of the remote repository, the team has organised the handling of the branches. During this project, 5 branches have been used: main (master), develop, feature, release, and hotfix, having each one of them its own function. In the master branch, the final product, deliverable to the customer, is located. The develop branch, as the name suggests, contains the version that is being developed and updated by the next branch, and with the feature branch new functionalities are added to the product. Once a deliverable product is in hand, the release branch comes into action, which is used to make the final adjustments before merging with the main branch. Finally, the hotfix branch is used to fix errors or bugs that have arisen in the final product. In this image it is visible the branch management that has been carried out during the project</w:t>
+        <w:t xml:space="preserve">To maintain order in the handling of the remote repository, the team has organised the handling of the branches. During this project, 5 branches have been used: main (master), develop, feature, release, and hotfix, having each one of them its own function. In the master branch, the final product, deliverable to the customer, is located. The develop branch, as the name suggests, contains the version that is being developed and updated by the next branch, and with the feature branch new functionalities are added to the product. Once a deliverable </w:t>
+      </w:r>
+      <w:r>
+        <w:lastRenderedPageBreak/>
+        <w:t>product is in hand, the release branch comes into action, which is used to make the final adjustments before merging with the main branch. Finally, the hotfix branch is used to fix errors or bugs that have arisen in the final product. In this image it is visible the branch management that has been carried out during the project</w:t>
       </w:r>
       <w:r>
         <w:t xml:space="preserve"> (</w:t>
@@ -7868,7 +8319,7 @@
           <w:bdr w:val="none" w:sz="0" w:space="0" w:color="auto" w:frame="1"/>
         </w:rPr>
         <w:drawing>
-          <wp:inline distT="0" distB="0" distL="0" distR="0" wp14:anchorId="56C762D8" wp14:editId="358BA8D2">
+          <wp:inline distT="0" distB="0" distL="0" distR="0" wp14:anchorId="56C762D8" wp14:editId="22542694">
             <wp:extent cx="5706743" cy="2425700"/>
             <wp:effectExtent l="0" t="0" r="8890" b="0"/>
             <wp:docPr id="2006212033" name="Imagen 1" descr="Gráfico, Gráfico de líneas&#10;&#10;Descripción generada automáticamente"/>
@@ -7885,7 +8336,7 @@
                     </pic:cNvPicPr>
                   </pic:nvPicPr>
                   <pic:blipFill rotWithShape="1">
-                    <a:blip r:embed="rId48" cstate="print">
+                    <a:blip r:embed="rId49" cstate="print">
                       <a:extLst>
                         <a:ext uri="{28A0092B-C50C-407E-A947-70E740481C1C}">
                           <a14:useLocalDpi xmlns:a14="http://schemas.microsoft.com/office/drawing/2010/main" val="0"/>
@@ -7920,7 +8371,7 @@
         </w:drawing>
       </w:r>
     </w:p>
-    <w:bookmarkStart w:id="45" w:name="_Ref156753379"/>
+    <w:bookmarkStart w:id="48" w:name="_Ref156753379"/>
     <w:p>
       <w:pPr>
         <w:pStyle w:val="Descripcin"/>
@@ -7935,6 +8386,7 @@
       <w:r>
         <w:fldChar w:fldCharType="separate"/>
       </w:r>
+      <w:bookmarkStart w:id="49" w:name="_Toc156982993"/>
       <w:r>
         <w:rPr>
           <w:noProof/>
@@ -7960,17 +8412,16 @@
         <w:rPr>
           <w:noProof/>
         </w:rPr>
-        <w:t>9</w:t>
+        <w:t>10</w:t>
       </w:r>
       <w:r>
         <w:fldChar w:fldCharType="end"/>
       </w:r>
-      <w:bookmarkStart w:id="46" w:name="_Toc156844218"/>
       <w:r>
         <w:t>. Figure: Git branches strategy</w:t>
       </w:r>
-      <w:bookmarkEnd w:id="45"/>
-      <w:bookmarkEnd w:id="46"/>
+      <w:bookmarkEnd w:id="48"/>
+      <w:bookmarkEnd w:id="49"/>
     </w:p>
     <w:p>
       <w:pPr>
@@ -7983,23 +8434,19 @@
         </w:sectPr>
       </w:pPr>
       <w:r>
-        <w:t xml:space="preserve">To carry out all these automations, a Jenkins pipeline has been used. First, a multibranch project was created in Jenkins. Here, it was configured to listen for pushes to the remote repository on the master branch and on the develop branch. Next, the Jenkinsfile file was created, located in the project folder. The Jenkinsfile is divided into stages, which run PowerShell scripts that execute different commands to perform various tasks. The Jenkinsfile is divided into 6 stages: the build, the Java tests, the Python tests, the Java SonarQube scan, the Python SonarQube scan and the publish. This last stage is only executed when the push is to master, because a compressed folder of the project is created and uploaded to the virtual </w:t>
-      </w:r>
-      <w:r>
-        <w:lastRenderedPageBreak/>
-        <w:t>machine in Cloud, ready to be executed, which is only necessary when a new version of the product is completed in the main branch.</w:t>
+        <w:t>To carry out all these automations, a Jenkins pipeline has been used. First, a multibranch project was created in Jenkins. Here, it was configured to listen for pushes to the remote repository on the master branch and on the develop branch. Next, the Jenkinsfile file was created, located in the project folder. The Jenkinsfile is divided into stages, which run PowerShell scripts that execute different commands to perform various tasks. The Jenkinsfile is divided into 6 stages: the build, the Java tests, the Python tests, the Java SonarQube scan, the Python SonarQube scan and the publish. This last stage is only executed when the push is to master, because a compressed folder of the project is created and uploaded to the virtual machine in Cloud, ready to be executed, which is only necessary when a new version of the product is completed in the main branch.</w:t>
       </w:r>
     </w:p>
     <w:p>
       <w:pPr>
         <w:pStyle w:val="Ttulo1"/>
       </w:pPr>
-      <w:bookmarkStart w:id="47" w:name="_Toc156844200"/>
+      <w:bookmarkStart w:id="50" w:name="_Toc156983021"/>
       <w:r>
         <w:lastRenderedPageBreak/>
         <w:t>Conclusions</w:t>
       </w:r>
-      <w:bookmarkEnd w:id="47"/>
+      <w:bookmarkEnd w:id="50"/>
     </w:p>
     <w:p>
       <w:pPr>
@@ -8040,11 +8487,11 @@
       <w:pPr>
         <w:pStyle w:val="Ttulo2"/>
       </w:pPr>
-      <w:bookmarkStart w:id="48" w:name="_Toc156844201"/>
+      <w:bookmarkStart w:id="51" w:name="_Toc156983022"/>
       <w:r>
         <w:t>Planification’s conclusions</w:t>
       </w:r>
-      <w:bookmarkEnd w:id="48"/>
+      <w:bookmarkEnd w:id="51"/>
     </w:p>
     <w:p>
       <w:pPr>
@@ -8149,7 +8596,7 @@
         </w:rPr>
         <w:lastRenderedPageBreak/>
         <w:drawing>
-          <wp:inline distT="0" distB="0" distL="0" distR="0" wp14:anchorId="02EB0A68" wp14:editId="33433D19">
+          <wp:inline distT="0" distB="0" distL="0" distR="0" wp14:anchorId="02EB0A68" wp14:editId="4A9DC9D1">
             <wp:extent cx="5731510" cy="2697480"/>
             <wp:effectExtent l="0" t="0" r="2540" b="7620"/>
             <wp:docPr id="1260576549" name="Imagen 1" descr="Escala de tiempo&#10;&#10;Descripción generada automáticamente"/>
@@ -8166,7 +8613,7 @@
                     </pic:cNvPicPr>
                   </pic:nvPicPr>
                   <pic:blipFill>
-                    <a:blip r:embed="rId49" cstate="print">
+                    <a:blip r:embed="rId50" cstate="print">
                       <a:extLst>
                         <a:ext uri="{28A0092B-C50C-407E-A947-70E740481C1C}">
                           <a14:useLocalDpi xmlns:a14="http://schemas.microsoft.com/office/drawing/2010/main" val="0"/>
@@ -8198,7 +8645,7 @@
         </w:drawing>
       </w:r>
     </w:p>
-    <w:bookmarkStart w:id="49" w:name="_Ref156843462"/>
+    <w:bookmarkStart w:id="52" w:name="_Ref156843462"/>
     <w:p>
       <w:pPr>
         <w:pStyle w:val="Descripcin"/>
@@ -8213,6 +8660,7 @@
       <w:r>
         <w:fldChar w:fldCharType="separate"/>
       </w:r>
+      <w:bookmarkStart w:id="53" w:name="_Toc156982994"/>
       <w:r>
         <w:rPr>
           <w:noProof/>
@@ -8243,22 +8691,21 @@
       <w:r>
         <w:fldChar w:fldCharType="end"/>
       </w:r>
-      <w:bookmarkStart w:id="50" w:name="_Toc156844219"/>
       <w:r>
         <w:t>. Figure: Project's final Gantt chart</w:t>
       </w:r>
-      <w:bookmarkEnd w:id="49"/>
-      <w:bookmarkEnd w:id="50"/>
+      <w:bookmarkEnd w:id="52"/>
+      <w:bookmarkEnd w:id="53"/>
     </w:p>
     <w:p>
       <w:pPr>
         <w:pStyle w:val="Ttulo2"/>
       </w:pPr>
-      <w:bookmarkStart w:id="51" w:name="_Toc156844202"/>
+      <w:bookmarkStart w:id="54" w:name="_Toc156983023"/>
       <w:r>
         <w:t>Problem’s solving</w:t>
       </w:r>
-      <w:bookmarkEnd w:id="51"/>
+      <w:bookmarkEnd w:id="54"/>
     </w:p>
     <w:p>
       <w:pPr>
@@ -8283,11 +8730,11 @@
       <w:pPr>
         <w:pStyle w:val="Ttulo2"/>
       </w:pPr>
-      <w:bookmarkStart w:id="52" w:name="_Toc156844203"/>
+      <w:bookmarkStart w:id="55" w:name="_Toc156983024"/>
       <w:r>
         <w:t>Objectives achievements</w:t>
       </w:r>
-      <w:bookmarkEnd w:id="52"/>
+      <w:bookmarkEnd w:id="55"/>
     </w:p>
     <w:p>
       <w:pPr>
@@ -8368,7 +8815,7 @@
         <w:t>).</w:t>
       </w:r>
     </w:p>
-    <w:bookmarkStart w:id="53" w:name="_Ref156753432"/>
+    <w:bookmarkStart w:id="56" w:name="_Ref156753432"/>
     <w:p>
       <w:pPr>
         <w:pStyle w:val="Descripcin"/>
@@ -8384,7 +8831,7 @@
       <w:r>
         <w:fldChar w:fldCharType="separate"/>
       </w:r>
-      <w:bookmarkStart w:id="54" w:name="_Toc156844221"/>
+      <w:bookmarkStart w:id="57" w:name="_Toc156983031"/>
       <w:r>
         <w:rPr>
           <w:noProof/>
@@ -8418,8 +8865,8 @@
       <w:r>
         <w:t>. Table: Objectives achieved and in process of achieving</w:t>
       </w:r>
-      <w:bookmarkEnd w:id="53"/>
-      <w:bookmarkEnd w:id="54"/>
+      <w:bookmarkEnd w:id="56"/>
+      <w:bookmarkEnd w:id="57"/>
     </w:p>
     <w:tbl>
       <w:tblPr>
@@ -8745,14 +9192,14 @@
       <w:pPr>
         <w:pStyle w:val="Ttulo2"/>
       </w:pPr>
-      <w:bookmarkStart w:id="55" w:name="_Toc156844204"/>
+      <w:bookmarkStart w:id="58" w:name="_Toc156983025"/>
       <w:r>
         <w:t>SDG</w:t>
       </w:r>
       <w:r>
         <w:t xml:space="preserve"> impact evaluation</w:t>
       </w:r>
-      <w:bookmarkEnd w:id="55"/>
+      <w:bookmarkEnd w:id="58"/>
     </w:p>
     <w:p>
       <w:pPr>
@@ -8832,7 +9279,7 @@
                     <pic:cNvPicPr/>
                   </pic:nvPicPr>
                   <pic:blipFill rotWithShape="1">
-                    <a:blip r:embed="rId50"/>
+                    <a:blip r:embed="rId51"/>
                     <a:srcRect t="8619" b="7352"/>
                     <a:stretch/>
                   </pic:blipFill>
@@ -8860,7 +9307,7 @@
         </w:drawing>
       </w:r>
     </w:p>
-    <w:bookmarkStart w:id="56" w:name="_Ref156843940"/>
+    <w:bookmarkStart w:id="59" w:name="_Ref156843940"/>
     <w:p>
       <w:pPr>
         <w:pStyle w:val="Descripcin"/>
@@ -8875,6 +9322,7 @@
       <w:r>
         <w:fldChar w:fldCharType="separate"/>
       </w:r>
+      <w:bookmarkStart w:id="60" w:name="_Toc156982995"/>
       <w:r>
         <w:rPr>
           <w:noProof/>
@@ -8905,21 +9353,19 @@
       <w:r>
         <w:fldChar w:fldCharType="end"/>
       </w:r>
-      <w:bookmarkStart w:id="57" w:name="_Toc156844220"/>
       <w:r>
         <w:t xml:space="preserve">. Figure: </w:t>
       </w:r>
       <w:r>
         <w:t>SDG alignment evaluation summary</w:t>
       </w:r>
-      <w:bookmarkEnd w:id="56"/>
-      <w:bookmarkEnd w:id="57"/>
+      <w:bookmarkEnd w:id="59"/>
+      <w:bookmarkEnd w:id="60"/>
     </w:p>
     <w:p>
       <w:pPr>
         <w:sectPr>
-          <w:headerReference w:type="first" r:id="rId51"/>
-          <w:footerReference w:type="first" r:id="rId52"/>
+          <w:headerReference w:type="first" r:id="rId52"/>
           <w:pgSz w:w="11906" w:h="16838"/>
           <w:pgMar w:top="1440" w:right="1440" w:bottom="1440" w:left="1440" w:header="720" w:footer="720" w:gutter="0"/>
           <w:cols w:space="720"/>
@@ -8962,12 +9408,12 @@
       <w:pPr>
         <w:pStyle w:val="Ttulo1"/>
       </w:pPr>
-      <w:bookmarkStart w:id="58" w:name="_Toc156844205"/>
+      <w:bookmarkStart w:id="61" w:name="_Toc156983026"/>
       <w:r>
         <w:lastRenderedPageBreak/>
         <w:t>Future lines</w:t>
       </w:r>
-      <w:bookmarkEnd w:id="58"/>
+      <w:bookmarkEnd w:id="61"/>
     </w:p>
     <w:p>
       <w:pPr>
@@ -8999,11 +9445,11 @@
       <w:pPr>
         <w:pStyle w:val="Ttulo2"/>
       </w:pPr>
-      <w:bookmarkStart w:id="59" w:name="_Toc156844206"/>
+      <w:bookmarkStart w:id="62" w:name="_Toc156983027"/>
       <w:r>
         <w:t>Improvements</w:t>
       </w:r>
-      <w:bookmarkEnd w:id="59"/>
+      <w:bookmarkEnd w:id="62"/>
     </w:p>
     <w:p>
       <w:pPr>
@@ -9017,17 +9463,16 @@
       <w:pPr>
         <w:pStyle w:val="Ttulo2"/>
       </w:pPr>
-      <w:bookmarkStart w:id="60" w:name="_Toc156844207"/>
+      <w:bookmarkStart w:id="63" w:name="_Toc156983028"/>
       <w:r>
         <w:t>Supplements</w:t>
       </w:r>
-      <w:bookmarkEnd w:id="60"/>
+      <w:bookmarkEnd w:id="63"/>
     </w:p>
     <w:p>
       <w:pPr>
         <w:ind w:firstLine="709"/>
         <w:sectPr>
-          <w:footerReference w:type="first" r:id="rId53"/>
           <w:pgSz w:w="11906" w:h="16838"/>
           <w:pgMar w:top="1440" w:right="1440" w:bottom="1440" w:left="1440" w:header="720" w:footer="720" w:gutter="0"/>
           <w:cols w:space="720"/>
@@ -9048,7 +9493,7 @@
         <w:t>.</w:t>
       </w:r>
     </w:p>
-    <w:bookmarkStart w:id="61" w:name="_Toc156844208" w:displacedByCustomXml="next"/>
+    <w:bookmarkStart w:id="64" w:name="_Toc156983029" w:displacedByCustomXml="next"/>
     <w:sdt>
       <w:sdtPr>
         <w:rPr>
@@ -9080,7 +9525,7 @@
           <w:r>
             <w:t>phy</w:t>
           </w:r>
-          <w:bookmarkEnd w:id="61"/>
+          <w:bookmarkEnd w:id="64"/>
         </w:p>
         <w:sdt>
           <w:sdtPr>
@@ -9499,11 +9944,10 @@
           <w:tab w:val="left" w:pos="5920"/>
         </w:tabs>
         <w:sectPr>
-          <w:footerReference w:type="first" r:id="rId54"/>
+          <w:headerReference w:type="even" r:id="rId53"/>
           <w:pgSz w:w="11906" w:h="16838"/>
           <w:pgMar w:top="1440" w:right="1440" w:bottom="1440" w:left="1440" w:header="720" w:footer="720" w:gutter="0"/>
           <w:cols w:space="720"/>
-          <w:titlePg/>
           <w:docGrid w:linePitch="360"/>
         </w:sectPr>
       </w:pPr>
@@ -9515,16 +9959,16 @@
       <w:pPr>
         <w:pStyle w:val="Ttulo1"/>
       </w:pPr>
-      <w:bookmarkStart w:id="62" w:name="_Toc156844209"/>
-      <w:bookmarkStart w:id="63" w:name="_Hlk137405933"/>
+      <w:bookmarkStart w:id="65" w:name="_Hlk137405933"/>
+      <w:bookmarkStart w:id="66" w:name="_Toc156983030"/>
       <w:r>
         <w:lastRenderedPageBreak/>
         <w:t>Annexes</w:t>
       </w:r>
-      <w:bookmarkEnd w:id="62"/>
-    </w:p>
-    <w:bookmarkStart w:id="64" w:name="_Ref156758215"/>
-    <w:bookmarkEnd w:id="63"/>
+      <w:bookmarkEnd w:id="66"/>
+    </w:p>
+    <w:bookmarkStart w:id="67" w:name="_Ref156758215"/>
+    <w:bookmarkEnd w:id="65"/>
     <w:p>
       <w:pPr>
         <w:pStyle w:val="Descripcin"/>
@@ -9551,7 +9995,7 @@
       <w:r>
         <w:t>. Annex: Project's initial planning</w:t>
       </w:r>
-      <w:bookmarkEnd w:id="64"/>
+      <w:bookmarkEnd w:id="67"/>
     </w:p>
     <w:p>
       <w:pPr>
@@ -9578,10 +10022,10 @@
             <v:path o:extrusionok="f" gradientshapeok="t" o:connecttype="rect"/>
             <o:lock v:ext="edit" aspectratio="t"/>
           </v:shapetype>
-          <v:shape id="_x0000_i1025" type="#_x0000_t75" style="width:453pt;height:453pt" o:ole="">
-            <v:imagedata r:id="rId55" o:title=""/>
+          <v:shape id="_x0000_i1029" type="#_x0000_t75" style="width:453.75pt;height:452.1pt" o:ole="">
+            <v:imagedata r:id="rId54" o:title=""/>
           </v:shape>
-          <o:OLEObject Type="Link" ProgID="Word.Document.12" ShapeID="_x0000_i1025" DrawAspect="Content" r:id="rId56" UpdateMode="Always">
+          <o:OLEObject Type="Link" ProgID="Word.Document.12" ShapeID="_x0000_i1029" DrawAspect="Content" r:id="rId55" UpdateMode="Always">
             <o:LinkType>EnhancedMetaFile</o:LinkType>
             <o:LockedField>false</o:LockedField>
             <o:FieldCodes>\f 0</o:FieldCodes>
@@ -9592,56 +10036,9 @@
     <w:p>
       <w:pPr>
         <w:pStyle w:val="Descripcin"/>
-      </w:pPr>
-      <w:r>
-        <w:fldChar w:fldCharType="begin"/>
-      </w:r>
-      <w:r>
-        <w:instrText xml:space="preserve"> STYLEREF 1 \s </w:instrText>
-      </w:r>
-      <w:r>
-        <w:fldChar w:fldCharType="separate"/>
-      </w:r>
-      <w:r>
-        <w:rPr>
-          <w:noProof/>
-        </w:rPr>
-        <w:t>7</w:t>
-      </w:r>
-      <w:r>
-        <w:fldChar w:fldCharType="end"/>
-      </w:r>
-      <w:r>
-        <w:t>-</w:t>
-      </w:r>
-      <w:r>
-        <w:fldChar w:fldCharType="begin"/>
-      </w:r>
-      <w:r>
-        <w:instrText xml:space="preserve"> SEQ Irudia \* ARABIC \s 1 </w:instrText>
-      </w:r>
-      <w:r>
-        <w:fldChar w:fldCharType="separate"/>
-      </w:r>
-      <w:r>
-        <w:rPr>
-          <w:noProof/>
-        </w:rPr>
-        <w:t>1</w:t>
-      </w:r>
-      <w:r>
-        <w:fldChar w:fldCharType="end"/>
-      </w:r>
-      <w:r>
-        <w:t>. Irudia</w:t>
-      </w:r>
-    </w:p>
-    <w:p>
-      <w:pPr>
-        <w:pStyle w:val="Descripcin"/>
         <w:keepNext/>
         <w:sectPr>
-          <w:footerReference w:type="default" r:id="rId57"/>
+          <w:footerReference w:type="default" r:id="rId56"/>
           <w:pgSz w:w="11906" w:h="16838"/>
           <w:pgMar w:top="1440" w:right="1440" w:bottom="1440" w:left="1440" w:header="720" w:footer="720" w:gutter="0"/>
           <w:cols w:space="720"/>
@@ -9650,7 +10047,7 @@
         </w:sectPr>
       </w:pPr>
     </w:p>
-    <w:bookmarkStart w:id="65" w:name="_Ref156759144"/>
+    <w:bookmarkStart w:id="68" w:name="_Ref156759144"/>
     <w:p>
       <w:pPr>
         <w:pStyle w:val="Descripcin"/>
@@ -9678,7 +10075,7 @@
       <w:r>
         <w:t>. Annex: Meetings' minutes</w:t>
       </w:r>
-      <w:bookmarkEnd w:id="65"/>
+      <w:bookmarkEnd w:id="68"/>
     </w:p>
     <w:p>
       <w:pPr>
@@ -9686,10 +10083,10 @@
       </w:pPr>
       <w:r>
         <w:object w:dxaOrig="14182" w:dyaOrig="14172" w14:anchorId="2036ACE1">
-          <v:shape id="_x0000_i1030" type="#_x0000_t75" style="width:457.5pt;height:458pt" o:ole="">
-            <v:imagedata r:id="rId58" o:title=""/>
+          <v:shape id="_x0000_i1031" type="#_x0000_t75" style="width:457.1pt;height:457.1pt" o:ole="">
+            <v:imagedata r:id="rId57" o:title=""/>
           </v:shape>
-          <o:OLEObject Type="Link" ProgID="Word.Document.12" ShapeID="_x0000_i1030" DrawAspect="Content" r:id="rId59" UpdateMode="Always">
+          <o:OLEObject Type="Link" ProgID="Word.Document.12" ShapeID="_x0000_i1031" DrawAspect="Content" r:id="rId58" UpdateMode="Always">
             <o:LinkType>EnhancedMetaFile</o:LinkType>
             <o:LockedField>false</o:LockedField>
             <o:FieldCodes>\f 0</o:FieldCodes>
@@ -9699,55 +10096,9 @@
     </w:p>
     <w:p>
       <w:pPr>
-        <w:pStyle w:val="Descripcin"/>
-      </w:pPr>
-      <w:r>
-        <w:fldChar w:fldCharType="begin"/>
-      </w:r>
-      <w:r>
-        <w:instrText xml:space="preserve"> STYLEREF 1 \s </w:instrText>
-      </w:r>
-      <w:r>
-        <w:fldChar w:fldCharType="separate"/>
-      </w:r>
-      <w:r>
-        <w:rPr>
-          <w:noProof/>
-        </w:rPr>
-        <w:t>7</w:t>
-      </w:r>
-      <w:r>
-        <w:fldChar w:fldCharType="end"/>
-      </w:r>
-      <w:r>
-        <w:t>-</w:t>
-      </w:r>
-      <w:r>
-        <w:fldChar w:fldCharType="begin"/>
-      </w:r>
-      <w:r>
-        <w:instrText xml:space="preserve"> SEQ Irudia \* ARABIC \s 1 </w:instrText>
-      </w:r>
-      <w:r>
-        <w:fldChar w:fldCharType="separate"/>
-      </w:r>
-      <w:r>
-        <w:rPr>
-          <w:noProof/>
-        </w:rPr>
-        <w:t>2</w:t>
-      </w:r>
-      <w:r>
-        <w:fldChar w:fldCharType="end"/>
-      </w:r>
-      <w:r>
-        <w:t>. Irudia</w:t>
-      </w:r>
-    </w:p>
-    <w:p>
-      <w:pPr>
         <w:keepNext/>
         <w:sectPr>
+          <w:headerReference w:type="even" r:id="rId59"/>
           <w:pgSz w:w="11906" w:h="16838"/>
           <w:pgMar w:top="1440" w:right="1440" w:bottom="1440" w:left="1440" w:header="720" w:footer="720" w:gutter="0"/>
           <w:cols w:space="720"/>
@@ -9755,7 +10106,7 @@
         </w:sectPr>
       </w:pPr>
     </w:p>
-    <w:bookmarkStart w:id="66" w:name="_Ref156843762"/>
+    <w:bookmarkStart w:id="69" w:name="_Ref156843762"/>
     <w:p>
       <w:pPr>
         <w:pStyle w:val="Descripcin"/>
@@ -9783,7 +10134,7 @@
       <w:r>
         <w:t>. Annex: SDG alignment evaluation</w:t>
       </w:r>
-      <w:bookmarkEnd w:id="66"/>
+      <w:bookmarkEnd w:id="69"/>
     </w:p>
     <w:p>
       <w:pPr>
@@ -9791,10 +10142,10 @@
       </w:pPr>
       <w:r>
         <w:object w:dxaOrig="5950" w:dyaOrig="8420" w14:anchorId="35508467">
-          <v:shape id="_x0000_i1027" type="#_x0000_t75" style="width:446.5pt;height:632pt" o:ole="">
+          <v:shape id="_x0000_i1033" type="#_x0000_t75" style="width:447.05pt;height:631.25pt" o:ole="">
             <v:imagedata r:id="rId60" o:title=""/>
           </v:shape>
-          <o:OLEObject Type="Link" ProgID="Acrobat.Document.DC" ShapeID="_x0000_i1027" DrawAspect="Content" r:id="rId61" UpdateMode="Always">
+          <o:OLEObject Type="Link" ProgID="Acrobat.Document.DC" ShapeID="_x0000_i1033" DrawAspect="Content" r:id="rId61" UpdateMode="Always">
             <o:LinkType>EnhancedMetaFile</o:LinkType>
             <o:LockedField>false</o:LockedField>
             <o:FieldCodes>\f 0</o:FieldCodes>
@@ -10232,326 +10583,6 @@
 </file>
 
 <file path=word/footer12.xml><?xml version="1.0" encoding="utf-8"?>
-<w:ftr xmlns:wpc="http://schemas.microsoft.com/office/word/2010/wordprocessingCanvas" xmlns:cx="http://schemas.microsoft.com/office/drawing/2014/chartex" xmlns:cx1="http://schemas.microsoft.com/office/drawing/2015/9/8/chartex" xmlns:cx2="http://schemas.microsoft.com/office/drawing/2015/10/21/chartex" xmlns:cx3="http://schemas.microsoft.com/office/drawing/2016/5/9/chartex" xmlns:cx4="http://schemas.microsoft.com/office/drawing/2016/5/10/chartex" xmlns:cx5="http://schemas.microsoft.com/office/drawing/2016/5/11/chartex" xmlns:cx6="http://schemas.microsoft.com/office/drawing/2016/5/12/chartex" xmlns:cx7="http://schemas.microsoft.com/office/drawing/2016/5/13/chartex" xmlns:cx8="http://schemas.microsoft.com/office/drawing/2016/5/14/chartex" xmlns:mc="http://schemas.openxmlformats.org/markup-compatibility/2006" xmlns:aink="http://schemas.microsoft.com/office/drawing/2016/ink" xmlns:am3d="http://schemas.microsoft.com/office/drawing/2017/model3d" xmlns:o="urn:schemas-microsoft-com:office:office" xmlns:oel="http://schemas.microsoft.com/office/2019/extlst" xmlns:r="http://schemas.openxmlformats.org/officeDocument/2006/relationships" xmlns:m="http://schemas.openxmlformats.org/officeDocument/2006/math" xmlns:v="urn:schemas-microsoft-com:vml" xmlns:wp14="http://schemas.microsoft.com/office/word/2010/wordprocessingDrawing" xmlns:wp="http://schemas.openxmlformats.org/drawingml/2006/wordprocessingDrawing" xmlns:w10="urn:schemas-microsoft-com:office:word" xmlns:w="http://schemas.openxmlformats.org/wordprocessingml/2006/main" xmlns:w14="http://schemas.microsoft.com/office/word/2010/wordml" xmlns:w15="http://schemas.microsoft.com/office/word/2012/wordml" xmlns:w16cex="http://schemas.microsoft.com/office/word/2018/wordml/cex" xmlns:w16cid="http://schemas.microsoft.com/office/word/2016/wordml/cid" xmlns:w16="http://schemas.microsoft.com/office/word/2018/wordml" xmlns:w16sdtdh="http://schemas.microsoft.com/office/word/2020/wordml/sdtdatahash" xmlns:w16se="http://schemas.microsoft.com/office/word/2015/wordml/symex" xmlns:wpg="http://schemas.microsoft.com/office/word/2010/wordprocessingGroup" xmlns:wpi="http://schemas.microsoft.com/office/word/2010/wordprocessingInk" xmlns:wne="http://schemas.microsoft.com/office/word/2006/wordml" xmlns:wps="http://schemas.microsoft.com/office/word/2010/wordprocessingShape" mc:Ignorable="w14 w15 w16se w16cid w16 w16cex w16sdtdh wp14">
-  <w:sdt>
-    <w:sdtPr>
-      <w:rPr>
-        <w:noProof/>
-        <w:sz w:val="20"/>
-        <w:szCs w:val="18"/>
-        <w:lang w:val="es-ES"/>
-      </w:rPr>
-      <w:id w:val="-1445910186"/>
-      <w:docPartObj>
-        <w:docPartGallery w:val="Page Numbers (Bottom of Page)"/>
-        <w:docPartUnique/>
-      </w:docPartObj>
-    </w:sdtPr>
-    <w:sdtContent>
-      <w:p>
-        <w:pPr>
-          <w:pStyle w:val="Piedepgina"/>
-        </w:pPr>
-        <w:r>
-          <w:rPr>
-            <w:noProof/>
-            <w:lang w:val="es-ES" w:eastAsia="es-ES"/>
-          </w:rPr>
-          <w:drawing>
-            <wp:anchor distT="0" distB="0" distL="114300" distR="114300" simplePos="0" relativeHeight="251761664" behindDoc="0" locked="0" layoutInCell="1" allowOverlap="1" wp14:anchorId="545C60FA" wp14:editId="77012C4F">
-              <wp:simplePos x="0" y="0"/>
-              <wp:positionH relativeFrom="margin">
-                <wp:posOffset>3659343</wp:posOffset>
-              </wp:positionH>
-              <wp:positionV relativeFrom="paragraph">
-                <wp:posOffset>-171228</wp:posOffset>
-              </wp:positionV>
-              <wp:extent cx="2082800" cy="670560"/>
-              <wp:effectExtent l="0" t="0" r="0" b="0"/>
-              <wp:wrapNone/>
-              <wp:docPr id="2001615891" name="Picture 7"/>
-              <wp:cNvGraphicFramePr>
-                <a:graphicFrameLocks xmlns:a="http://schemas.openxmlformats.org/drawingml/2006/main" noChangeAspect="1"/>
-              </wp:cNvGraphicFramePr>
-              <a:graphic xmlns:a="http://schemas.openxmlformats.org/drawingml/2006/main">
-                <a:graphicData uri="http://schemas.openxmlformats.org/drawingml/2006/picture">
-                  <pic:pic xmlns:pic="http://schemas.openxmlformats.org/drawingml/2006/picture">
-                    <pic:nvPicPr>
-                      <pic:cNvPr id="7" name="AF-MU-LOGOS-CMYK-POSITIVO-1-TT-H.eps"/>
-                      <pic:cNvPicPr/>
-                    </pic:nvPicPr>
-                    <pic:blipFill>
-                      <a:blip r:embed="rId1" cstate="print">
-                        <a:extLst>
-                          <a:ext uri="{28A0092B-C50C-407E-A947-70E740481C1C}">
-                            <a14:useLocalDpi xmlns:a14="http://schemas.microsoft.com/office/drawing/2010/main" val="0"/>
-                          </a:ext>
-                        </a:extLst>
-                      </a:blip>
-                      <a:stretch>
-                        <a:fillRect/>
-                      </a:stretch>
-                    </pic:blipFill>
-                    <pic:spPr>
-                      <a:xfrm>
-                        <a:off x="0" y="0"/>
-                        <a:ext cx="2082800" cy="670560"/>
-                      </a:xfrm>
-                      <a:prstGeom prst="rect">
-                        <a:avLst/>
-                      </a:prstGeom>
-                    </pic:spPr>
-                  </pic:pic>
-                </a:graphicData>
-              </a:graphic>
-            </wp:anchor>
-          </w:drawing>
-        </w:r>
-        <w:r>
-          <w:fldChar w:fldCharType="begin"/>
-        </w:r>
-        <w:r>
-          <w:instrText>PAGE   \* MERGEFORMAT</w:instrText>
-        </w:r>
-        <w:r>
-          <w:fldChar w:fldCharType="separate"/>
-        </w:r>
-        <w:r>
-          <w:t>16</w:t>
-        </w:r>
-        <w:r>
-          <w:fldChar w:fldCharType="end"/>
-        </w:r>
-      </w:p>
-      <w:p>
-        <w:pPr>
-          <w:pStyle w:val="Sinespaciado"/>
-        </w:pPr>
-        <w:fldSimple w:instr=" STYLEREF  Título  \* MERGEFORMAT ">
-          <w:r>
-            <w:t>Trade Hunter</w:t>
-          </w:r>
-        </w:fldSimple>
-      </w:p>
-    </w:sdtContent>
-  </w:sdt>
-</w:ftr>
-</file>
-
-<file path=word/footer13.xml><?xml version="1.0" encoding="utf-8"?>
-<w:ftr xmlns:wpc="http://schemas.microsoft.com/office/word/2010/wordprocessingCanvas" xmlns:cx="http://schemas.microsoft.com/office/drawing/2014/chartex" xmlns:cx1="http://schemas.microsoft.com/office/drawing/2015/9/8/chartex" xmlns:cx2="http://schemas.microsoft.com/office/drawing/2015/10/21/chartex" xmlns:cx3="http://schemas.microsoft.com/office/drawing/2016/5/9/chartex" xmlns:cx4="http://schemas.microsoft.com/office/drawing/2016/5/10/chartex" xmlns:cx5="http://schemas.microsoft.com/office/drawing/2016/5/11/chartex" xmlns:cx6="http://schemas.microsoft.com/office/drawing/2016/5/12/chartex" xmlns:cx7="http://schemas.microsoft.com/office/drawing/2016/5/13/chartex" xmlns:cx8="http://schemas.microsoft.com/office/drawing/2016/5/14/chartex" xmlns:mc="http://schemas.openxmlformats.org/markup-compatibility/2006" xmlns:aink="http://schemas.microsoft.com/office/drawing/2016/ink" xmlns:am3d="http://schemas.microsoft.com/office/drawing/2017/model3d" xmlns:o="urn:schemas-microsoft-com:office:office" xmlns:oel="http://schemas.microsoft.com/office/2019/extlst" xmlns:r="http://schemas.openxmlformats.org/officeDocument/2006/relationships" xmlns:m="http://schemas.openxmlformats.org/officeDocument/2006/math" xmlns:v="urn:schemas-microsoft-com:vml" xmlns:wp14="http://schemas.microsoft.com/office/word/2010/wordprocessingDrawing" xmlns:wp="http://schemas.openxmlformats.org/drawingml/2006/wordprocessingDrawing" xmlns:w10="urn:schemas-microsoft-com:office:word" xmlns:w="http://schemas.openxmlformats.org/wordprocessingml/2006/main" xmlns:w14="http://schemas.microsoft.com/office/word/2010/wordml" xmlns:w15="http://schemas.microsoft.com/office/word/2012/wordml" xmlns:w16cex="http://schemas.microsoft.com/office/word/2018/wordml/cex" xmlns:w16cid="http://schemas.microsoft.com/office/word/2016/wordml/cid" xmlns:w16="http://schemas.microsoft.com/office/word/2018/wordml" xmlns:w16sdtdh="http://schemas.microsoft.com/office/word/2020/wordml/sdtdatahash" xmlns:w16se="http://schemas.microsoft.com/office/word/2015/wordml/symex" xmlns:wpg="http://schemas.microsoft.com/office/word/2010/wordprocessingGroup" xmlns:wpi="http://schemas.microsoft.com/office/word/2010/wordprocessingInk" xmlns:wne="http://schemas.microsoft.com/office/word/2006/wordml" xmlns:wps="http://schemas.microsoft.com/office/word/2010/wordprocessingShape" mc:Ignorable="w14 w15 w16se w16cid w16 w16cex w16sdtdh wp14">
-  <w:sdt>
-    <w:sdtPr>
-      <w:id w:val="-395741294"/>
-      <w:docPartObj>
-        <w:docPartGallery w:val="Page Numbers (Bottom of Page)"/>
-        <w:docPartUnique/>
-      </w:docPartObj>
-    </w:sdtPr>
-    <w:sdtContent>
-      <w:p>
-        <w:pPr>
-          <w:pStyle w:val="Sinespaciado"/>
-          <w:jc w:val="right"/>
-        </w:pPr>
-        <w:r>
-          <w:rPr>
-            <w:lang w:eastAsia="es-ES"/>
-          </w:rPr>
-          <w:drawing>
-            <wp:anchor distT="0" distB="0" distL="114300" distR="114300" simplePos="0" relativeHeight="251750400" behindDoc="0" locked="0" layoutInCell="1" allowOverlap="1" wp14:anchorId="7DD7F7A3" wp14:editId="026CE80D">
-              <wp:simplePos x="0" y="0"/>
-              <wp:positionH relativeFrom="margin">
-                <wp:align>left</wp:align>
-              </wp:positionH>
-              <wp:positionV relativeFrom="paragraph">
-                <wp:posOffset>-175260</wp:posOffset>
-              </wp:positionV>
-              <wp:extent cx="2082800" cy="670560"/>
-              <wp:effectExtent l="0" t="0" r="0" b="0"/>
-              <wp:wrapNone/>
-              <wp:docPr id="22" name="Picture 7"/>
-              <wp:cNvGraphicFramePr>
-                <a:graphicFrameLocks xmlns:a="http://schemas.openxmlformats.org/drawingml/2006/main" noChangeAspect="1"/>
-              </wp:cNvGraphicFramePr>
-              <a:graphic xmlns:a="http://schemas.openxmlformats.org/drawingml/2006/main">
-                <a:graphicData uri="http://schemas.openxmlformats.org/drawingml/2006/picture">
-                  <pic:pic xmlns:pic="http://schemas.openxmlformats.org/drawingml/2006/picture">
-                    <pic:nvPicPr>
-                      <pic:cNvPr id="7" name="AF-MU-LOGOS-CMYK-POSITIVO-1-TT-H.eps"/>
-                      <pic:cNvPicPr/>
-                    </pic:nvPicPr>
-                    <pic:blipFill>
-                      <a:blip r:embed="rId1" cstate="print">
-                        <a:extLst>
-                          <a:ext uri="{28A0092B-C50C-407E-A947-70E740481C1C}">
-                            <a14:useLocalDpi xmlns:a14="http://schemas.microsoft.com/office/drawing/2010/main" val="0"/>
-                          </a:ext>
-                        </a:extLst>
-                      </a:blip>
-                      <a:stretch>
-                        <a:fillRect/>
-                      </a:stretch>
-                    </pic:blipFill>
-                    <pic:spPr>
-                      <a:xfrm>
-                        <a:off x="0" y="0"/>
-                        <a:ext cx="2082800" cy="670560"/>
-                      </a:xfrm>
-                      <a:prstGeom prst="rect">
-                        <a:avLst/>
-                      </a:prstGeom>
-                    </pic:spPr>
-                  </pic:pic>
-                </a:graphicData>
-              </a:graphic>
-            </wp:anchor>
-          </w:drawing>
-        </w:r>
-        <w:r>
-          <w:fldChar w:fldCharType="begin"/>
-        </w:r>
-        <w:r>
-          <w:instrText>PAGE   \* MERGEFORMAT</w:instrText>
-        </w:r>
-        <w:r>
-          <w:fldChar w:fldCharType="separate"/>
-        </w:r>
-        <w:r>
-          <w:t>4</w:t>
-        </w:r>
-        <w:r>
-          <w:fldChar w:fldCharType="end"/>
-        </w:r>
-      </w:p>
-      <w:p>
-        <w:pPr>
-          <w:pStyle w:val="Sinespaciado"/>
-          <w:jc w:val="right"/>
-        </w:pPr>
-        <w:fldSimple w:instr=" STYLEREF  Título  \* MERGEFORMAT ">
-          <w:r>
-            <w:t>Trade Hunter</w:t>
-          </w:r>
-        </w:fldSimple>
-      </w:p>
-    </w:sdtContent>
-  </w:sdt>
-</w:ftr>
-</file>
-
-<file path=word/footer14.xml><?xml version="1.0" encoding="utf-8"?>
-<w:ftr xmlns:wpc="http://schemas.microsoft.com/office/word/2010/wordprocessingCanvas" xmlns:cx="http://schemas.microsoft.com/office/drawing/2014/chartex" xmlns:cx1="http://schemas.microsoft.com/office/drawing/2015/9/8/chartex" xmlns:cx2="http://schemas.microsoft.com/office/drawing/2015/10/21/chartex" xmlns:cx3="http://schemas.microsoft.com/office/drawing/2016/5/9/chartex" xmlns:cx4="http://schemas.microsoft.com/office/drawing/2016/5/10/chartex" xmlns:cx5="http://schemas.microsoft.com/office/drawing/2016/5/11/chartex" xmlns:cx6="http://schemas.microsoft.com/office/drawing/2016/5/12/chartex" xmlns:cx7="http://schemas.microsoft.com/office/drawing/2016/5/13/chartex" xmlns:cx8="http://schemas.microsoft.com/office/drawing/2016/5/14/chartex" xmlns:mc="http://schemas.openxmlformats.org/markup-compatibility/2006" xmlns:aink="http://schemas.microsoft.com/office/drawing/2016/ink" xmlns:am3d="http://schemas.microsoft.com/office/drawing/2017/model3d" xmlns:o="urn:schemas-microsoft-com:office:office" xmlns:oel="http://schemas.microsoft.com/office/2019/extlst" xmlns:r="http://schemas.openxmlformats.org/officeDocument/2006/relationships" xmlns:m="http://schemas.openxmlformats.org/officeDocument/2006/math" xmlns:v="urn:schemas-microsoft-com:vml" xmlns:wp14="http://schemas.microsoft.com/office/word/2010/wordprocessingDrawing" xmlns:wp="http://schemas.openxmlformats.org/drawingml/2006/wordprocessingDrawing" xmlns:w10="urn:schemas-microsoft-com:office:word" xmlns:w="http://schemas.openxmlformats.org/wordprocessingml/2006/main" xmlns:w14="http://schemas.microsoft.com/office/word/2010/wordml" xmlns:w15="http://schemas.microsoft.com/office/word/2012/wordml" xmlns:w16cex="http://schemas.microsoft.com/office/word/2018/wordml/cex" xmlns:w16cid="http://schemas.microsoft.com/office/word/2016/wordml/cid" xmlns:w16="http://schemas.microsoft.com/office/word/2018/wordml" xmlns:w16sdtdh="http://schemas.microsoft.com/office/word/2020/wordml/sdtdatahash" xmlns:w16se="http://schemas.microsoft.com/office/word/2015/wordml/symex" xmlns:wpg="http://schemas.microsoft.com/office/word/2010/wordprocessingGroup" xmlns:wpi="http://schemas.microsoft.com/office/word/2010/wordprocessingInk" xmlns:wne="http://schemas.microsoft.com/office/word/2006/wordml" xmlns:wps="http://schemas.microsoft.com/office/word/2010/wordprocessingShape" mc:Ignorable="w14 w15 w16se w16cid w16 w16cex w16sdtdh wp14">
-  <w:sdt>
-    <w:sdtPr>
-      <w:rPr>
-        <w:noProof/>
-        <w:sz w:val="20"/>
-        <w:szCs w:val="18"/>
-        <w:lang w:val="es-ES"/>
-      </w:rPr>
-      <w:id w:val="1104153135"/>
-      <w:docPartObj>
-        <w:docPartGallery w:val="Page Numbers (Bottom of Page)"/>
-        <w:docPartUnique/>
-      </w:docPartObj>
-    </w:sdtPr>
-    <w:sdtContent>
-      <w:p>
-        <w:pPr>
-          <w:pStyle w:val="Piedepgina"/>
-          <w:jc w:val="left"/>
-        </w:pPr>
-        <w:r>
-          <w:rPr>
-            <w:noProof/>
-            <w:lang w:val="es-ES" w:eastAsia="es-ES"/>
-          </w:rPr>
-          <w:drawing>
-            <wp:anchor distT="0" distB="0" distL="114300" distR="114300" simplePos="0" relativeHeight="251748352" behindDoc="0" locked="0" layoutInCell="1" allowOverlap="1" wp14:anchorId="169B2759" wp14:editId="26327997">
-              <wp:simplePos x="0" y="0"/>
-              <wp:positionH relativeFrom="margin">
-                <wp:align>right</wp:align>
-              </wp:positionH>
-              <wp:positionV relativeFrom="paragraph">
-                <wp:posOffset>-146685</wp:posOffset>
-              </wp:positionV>
-              <wp:extent cx="2082800" cy="670560"/>
-              <wp:effectExtent l="0" t="0" r="0" b="0"/>
-              <wp:wrapNone/>
-              <wp:docPr id="23" name="Picture 7"/>
-              <wp:cNvGraphicFramePr>
-                <a:graphicFrameLocks xmlns:a="http://schemas.openxmlformats.org/drawingml/2006/main" noChangeAspect="1"/>
-              </wp:cNvGraphicFramePr>
-              <a:graphic xmlns:a="http://schemas.openxmlformats.org/drawingml/2006/main">
-                <a:graphicData uri="http://schemas.openxmlformats.org/drawingml/2006/picture">
-                  <pic:pic xmlns:pic="http://schemas.openxmlformats.org/drawingml/2006/picture">
-                    <pic:nvPicPr>
-                      <pic:cNvPr id="7" name="AF-MU-LOGOS-CMYK-POSITIVO-1-TT-H.eps"/>
-                      <pic:cNvPicPr/>
-                    </pic:nvPicPr>
-                    <pic:blipFill>
-                      <a:blip r:embed="rId1" cstate="print">
-                        <a:extLst>
-                          <a:ext uri="{28A0092B-C50C-407E-A947-70E740481C1C}">
-                            <a14:useLocalDpi xmlns:a14="http://schemas.microsoft.com/office/drawing/2010/main" val="0"/>
-                          </a:ext>
-                        </a:extLst>
-                      </a:blip>
-                      <a:stretch>
-                        <a:fillRect/>
-                      </a:stretch>
-                    </pic:blipFill>
-                    <pic:spPr>
-                      <a:xfrm>
-                        <a:off x="0" y="0"/>
-                        <a:ext cx="2082800" cy="670560"/>
-                      </a:xfrm>
-                      <a:prstGeom prst="rect">
-                        <a:avLst/>
-                      </a:prstGeom>
-                    </pic:spPr>
-                  </pic:pic>
-                </a:graphicData>
-              </a:graphic>
-            </wp:anchor>
-          </w:drawing>
-        </w:r>
-        <w:r>
-          <w:fldChar w:fldCharType="begin"/>
-        </w:r>
-        <w:r>
-          <w:instrText>PAGE   \* MERGEFORMAT</w:instrText>
-        </w:r>
-        <w:r>
-          <w:fldChar w:fldCharType="separate"/>
-        </w:r>
-        <w:r>
-          <w:rPr>
-            <w:noProof/>
-          </w:rPr>
-          <w:t>5</w:t>
-        </w:r>
-        <w:r>
-          <w:fldChar w:fldCharType="end"/>
-        </w:r>
-      </w:p>
-      <w:p>
-        <w:pPr>
-          <w:pStyle w:val="Sinespaciado"/>
-        </w:pPr>
-        <w:fldSimple w:instr=" STYLEREF  Título  \* MERGEFORMAT ">
-          <w:r>
-            <w:t>Trade Hunter</w:t>
-          </w:r>
-        </w:fldSimple>
-      </w:p>
-    </w:sdtContent>
-  </w:sdt>
-</w:ftr>
-</file>
-
-<file path=word/footer15.xml><?xml version="1.0" encoding="utf-8"?>
 <w:ftr xmlns:wpc="http://schemas.microsoft.com/office/word/2010/wordprocessingCanvas" xmlns:cx="http://schemas.microsoft.com/office/drawing/2014/chartex" xmlns:cx1="http://schemas.microsoft.com/office/drawing/2015/9/8/chartex" xmlns:cx2="http://schemas.microsoft.com/office/drawing/2015/10/21/chartex" xmlns:cx3="http://schemas.microsoft.com/office/drawing/2016/5/9/chartex" xmlns:cx4="http://schemas.microsoft.com/office/drawing/2016/5/10/chartex" xmlns:cx5="http://schemas.microsoft.com/office/drawing/2016/5/11/chartex" xmlns:cx6="http://schemas.microsoft.com/office/drawing/2016/5/12/chartex" xmlns:cx7="http://schemas.microsoft.com/office/drawing/2016/5/13/chartex" xmlns:cx8="http://schemas.microsoft.com/office/drawing/2016/5/14/chartex" xmlns:mc="http://schemas.openxmlformats.org/markup-compatibility/2006" xmlns:aink="http://schemas.microsoft.com/office/drawing/2016/ink" xmlns:am3d="http://schemas.microsoft.com/office/drawing/2017/model3d" xmlns:o="urn:schemas-microsoft-com:office:office" xmlns:oel="http://schemas.microsoft.com/office/2019/extlst" xmlns:r="http://schemas.openxmlformats.org/officeDocument/2006/relationships" xmlns:m="http://schemas.openxmlformats.org/officeDocument/2006/math" xmlns:v="urn:schemas-microsoft-com:vml" xmlns:wp14="http://schemas.microsoft.com/office/word/2010/wordprocessingDrawing" xmlns:wp="http://schemas.openxmlformats.org/drawingml/2006/wordprocessingDrawing" xmlns:w10="urn:schemas-microsoft-com:office:word" xmlns:w="http://schemas.openxmlformats.org/wordprocessingml/2006/main" xmlns:w14="http://schemas.microsoft.com/office/word/2010/wordml" xmlns:w15="http://schemas.microsoft.com/office/word/2012/wordml" xmlns:w16cex="http://schemas.microsoft.com/office/word/2018/wordml/cex" xmlns:w16cid="http://schemas.microsoft.com/office/word/2016/wordml/cid" xmlns:w16="http://schemas.microsoft.com/office/word/2018/wordml" xmlns:w16sdtdh="http://schemas.microsoft.com/office/word/2020/wordml/sdtdatahash" xmlns:w16se="http://schemas.microsoft.com/office/word/2015/wordml/symex" xmlns:wpg="http://schemas.microsoft.com/office/word/2010/wordprocessingGroup" xmlns:wpi="http://schemas.microsoft.com/office/word/2010/wordprocessingInk" xmlns:wne="http://schemas.microsoft.com/office/word/2006/wordml" xmlns:wps="http://schemas.microsoft.com/office/word/2010/wordprocessingShape" mc:Ignorable="w14 w15 w16se w16cid w16 w16cex w16sdtdh wp14">
   <w:sdt>
     <w:sdtPr>
@@ -11643,6 +11674,138 @@
     <w:pPr>
       <w:pStyle w:val="Encabezado"/>
     </w:pPr>
+  </w:p>
+</w:hdr>
+</file>
+
+<file path=word/header13.xml><?xml version="1.0" encoding="utf-8"?>
+<w:hdr xmlns:wpc="http://schemas.microsoft.com/office/word/2010/wordprocessingCanvas" xmlns:cx="http://schemas.microsoft.com/office/drawing/2014/chartex" xmlns:cx1="http://schemas.microsoft.com/office/drawing/2015/9/8/chartex" xmlns:cx2="http://schemas.microsoft.com/office/drawing/2015/10/21/chartex" xmlns:cx3="http://schemas.microsoft.com/office/drawing/2016/5/9/chartex" xmlns:cx4="http://schemas.microsoft.com/office/drawing/2016/5/10/chartex" xmlns:cx5="http://schemas.microsoft.com/office/drawing/2016/5/11/chartex" xmlns:cx6="http://schemas.microsoft.com/office/drawing/2016/5/12/chartex" xmlns:cx7="http://schemas.microsoft.com/office/drawing/2016/5/13/chartex" xmlns:cx8="http://schemas.microsoft.com/office/drawing/2016/5/14/chartex" xmlns:mc="http://schemas.openxmlformats.org/markup-compatibility/2006" xmlns:aink="http://schemas.microsoft.com/office/drawing/2016/ink" xmlns:am3d="http://schemas.microsoft.com/office/drawing/2017/model3d" xmlns:o="urn:schemas-microsoft-com:office:office" xmlns:oel="http://schemas.microsoft.com/office/2019/extlst" xmlns:r="http://schemas.openxmlformats.org/officeDocument/2006/relationships" xmlns:m="http://schemas.openxmlformats.org/officeDocument/2006/math" xmlns:v="urn:schemas-microsoft-com:vml" xmlns:wp14="http://schemas.microsoft.com/office/word/2010/wordprocessingDrawing" xmlns:wp="http://schemas.openxmlformats.org/drawingml/2006/wordprocessingDrawing" xmlns:w10="urn:schemas-microsoft-com:office:word" xmlns:w="http://schemas.openxmlformats.org/wordprocessingml/2006/main" xmlns:w14="http://schemas.microsoft.com/office/word/2010/wordml" xmlns:w15="http://schemas.microsoft.com/office/word/2012/wordml" xmlns:w16cex="http://schemas.microsoft.com/office/word/2018/wordml/cex" xmlns:w16cid="http://schemas.microsoft.com/office/word/2016/wordml/cid" xmlns:w16="http://schemas.microsoft.com/office/word/2018/wordml" xmlns:w16sdtdh="http://schemas.microsoft.com/office/word/2020/wordml/sdtdatahash" xmlns:w16se="http://schemas.microsoft.com/office/word/2015/wordml/symex" xmlns:wpg="http://schemas.microsoft.com/office/word/2010/wordprocessingGroup" xmlns:wpi="http://schemas.microsoft.com/office/word/2010/wordprocessingInk" xmlns:wne="http://schemas.microsoft.com/office/word/2006/wordml" xmlns:wps="http://schemas.microsoft.com/office/word/2010/wordprocessingShape" mc:Ignorable="w14 w15 w16se w16cid w16 w16cex w16sdtdh wp14">
+  <w:p>
+    <w:pPr>
+      <w:pStyle w:val="Encabezado"/>
+    </w:pPr>
+  </w:p>
+</w:hdr>
+</file>
+
+<file path=word/header14.xml><?xml version="1.0" encoding="utf-8"?>
+<w:hdr xmlns:wpc="http://schemas.microsoft.com/office/word/2010/wordprocessingCanvas" xmlns:cx="http://schemas.microsoft.com/office/drawing/2014/chartex" xmlns:cx1="http://schemas.microsoft.com/office/drawing/2015/9/8/chartex" xmlns:cx2="http://schemas.microsoft.com/office/drawing/2015/10/21/chartex" xmlns:cx3="http://schemas.microsoft.com/office/drawing/2016/5/9/chartex" xmlns:cx4="http://schemas.microsoft.com/office/drawing/2016/5/10/chartex" xmlns:cx5="http://schemas.microsoft.com/office/drawing/2016/5/11/chartex" xmlns:cx6="http://schemas.microsoft.com/office/drawing/2016/5/12/chartex" xmlns:cx7="http://schemas.microsoft.com/office/drawing/2016/5/13/chartex" xmlns:cx8="http://schemas.microsoft.com/office/drawing/2016/5/14/chartex" xmlns:mc="http://schemas.openxmlformats.org/markup-compatibility/2006" xmlns:aink="http://schemas.microsoft.com/office/drawing/2016/ink" xmlns:am3d="http://schemas.microsoft.com/office/drawing/2017/model3d" xmlns:o="urn:schemas-microsoft-com:office:office" xmlns:oel="http://schemas.microsoft.com/office/2019/extlst" xmlns:r="http://schemas.openxmlformats.org/officeDocument/2006/relationships" xmlns:m="http://schemas.openxmlformats.org/officeDocument/2006/math" xmlns:v="urn:schemas-microsoft-com:vml" xmlns:wp14="http://schemas.microsoft.com/office/word/2010/wordprocessingDrawing" xmlns:wp="http://schemas.openxmlformats.org/drawingml/2006/wordprocessingDrawing" xmlns:w10="urn:schemas-microsoft-com:office:word" xmlns:w="http://schemas.openxmlformats.org/wordprocessingml/2006/main" xmlns:w14="http://schemas.microsoft.com/office/word/2010/wordml" xmlns:w15="http://schemas.microsoft.com/office/word/2012/wordml" xmlns:w16cex="http://schemas.microsoft.com/office/word/2018/wordml/cex" xmlns:w16cid="http://schemas.microsoft.com/office/word/2016/wordml/cid" xmlns:w16="http://schemas.microsoft.com/office/word/2018/wordml" xmlns:w16sdtdh="http://schemas.microsoft.com/office/word/2020/wordml/sdtdatahash" xmlns:w16se="http://schemas.microsoft.com/office/word/2015/wordml/symex" xmlns:wpg="http://schemas.microsoft.com/office/word/2010/wordprocessingGroup" xmlns:wpi="http://schemas.microsoft.com/office/word/2010/wordprocessingInk" xmlns:wne="http://schemas.microsoft.com/office/word/2006/wordml" xmlns:wps="http://schemas.microsoft.com/office/word/2010/wordprocessingShape" mc:Ignorable="w14 w15 w16se w16cid w16 w16cex w16sdtdh wp14">
+  <w:p>
+    <w:pPr>
+      <w:pStyle w:val="Encabezado"/>
+      <w:pBdr>
+        <w:bottom w:val="single" w:sz="4" w:space="1" w:color="auto"/>
+      </w:pBdr>
+      <w:shd w:val="clear" w:color="auto" w:fill="FFFFFF" w:themeFill="background1"/>
+      <w:jc w:val="left"/>
+      <w:rPr>
+        <w:rFonts w:eastAsia="Arial" w:cs="Times New Roman"/>
+        <w:i/>
+        <w:szCs w:val="18"/>
+        <w:lang w:val="es-ES" w:eastAsia="es-ES"/>
+      </w:rPr>
+    </w:pPr>
+    <w:r>
+      <w:rPr>
+        <w:rFonts w:eastAsia="Arial" w:cs="Times New Roman"/>
+        <w:i/>
+        <w:szCs w:val="18"/>
+        <w:lang w:val="es-ES" w:eastAsia="es-ES"/>
+      </w:rPr>
+      <w:fldChar w:fldCharType="begin"/>
+    </w:r>
+    <w:r>
+      <w:rPr>
+        <w:rFonts w:eastAsia="Arial" w:cs="Times New Roman"/>
+        <w:i/>
+        <w:szCs w:val="18"/>
+        <w:lang w:val="es-ES" w:eastAsia="es-ES"/>
+      </w:rPr>
+      <w:instrText xml:space="preserve"> STYLEREF  "Título 1" \n  \* MERGEFORMAT </w:instrText>
+    </w:r>
+    <w:r>
+      <w:rPr>
+        <w:rFonts w:eastAsia="Arial" w:cs="Times New Roman"/>
+        <w:i/>
+        <w:szCs w:val="18"/>
+        <w:lang w:val="es-ES" w:eastAsia="es-ES"/>
+      </w:rPr>
+      <w:fldChar w:fldCharType="separate"/>
+    </w:r>
+    <w:r>
+      <w:rPr>
+        <w:rFonts w:eastAsia="Arial" w:cs="Times New Roman"/>
+        <w:i/>
+        <w:noProof/>
+        <w:szCs w:val="18"/>
+        <w:lang w:val="es-ES" w:eastAsia="es-ES"/>
+      </w:rPr>
+      <w:t>7</w:t>
+    </w:r>
+    <w:r>
+      <w:rPr>
+        <w:rFonts w:eastAsia="Arial" w:cs="Times New Roman"/>
+        <w:i/>
+        <w:szCs w:val="18"/>
+        <w:lang w:val="es-ES" w:eastAsia="es-ES"/>
+      </w:rPr>
+      <w:fldChar w:fldCharType="end"/>
+    </w:r>
+    <w:r>
+      <w:rPr>
+        <w:rFonts w:eastAsia="Arial" w:cs="Times New Roman"/>
+        <w:i/>
+        <w:szCs w:val="18"/>
+        <w:lang w:val="es-ES" w:eastAsia="es-ES"/>
+      </w:rPr>
+      <w:t xml:space="preserve">. </w:t>
+    </w:r>
+    <w:r>
+      <w:rPr>
+        <w:rFonts w:eastAsia="Arial" w:cs="Times New Roman"/>
+        <w:i/>
+        <w:szCs w:val="18"/>
+        <w:lang w:val="es-ES" w:eastAsia="es-ES"/>
+      </w:rPr>
+      <w:fldChar w:fldCharType="begin"/>
+    </w:r>
+    <w:r>
+      <w:rPr>
+        <w:rFonts w:eastAsia="Arial" w:cs="Times New Roman"/>
+        <w:i/>
+        <w:szCs w:val="18"/>
+        <w:lang w:val="es-ES" w:eastAsia="es-ES"/>
+      </w:rPr>
+      <w:instrText xml:space="preserve"> STYLEREF  "Título 1"  \* MERGEFORMAT </w:instrText>
+    </w:r>
+    <w:r>
+      <w:rPr>
+        <w:rFonts w:eastAsia="Arial" w:cs="Times New Roman"/>
+        <w:i/>
+        <w:szCs w:val="18"/>
+        <w:lang w:val="es-ES" w:eastAsia="es-ES"/>
+      </w:rPr>
+      <w:fldChar w:fldCharType="separate"/>
+    </w:r>
+    <w:r>
+      <w:rPr>
+        <w:rFonts w:eastAsia="Arial" w:cs="Times New Roman"/>
+        <w:i/>
+        <w:noProof/>
+        <w:szCs w:val="18"/>
+        <w:lang w:val="es-ES" w:eastAsia="es-ES"/>
+      </w:rPr>
+      <w:t>Annexes</w:t>
+    </w:r>
+    <w:r>
+      <w:rPr>
+        <w:rFonts w:eastAsia="Arial" w:cs="Times New Roman"/>
+        <w:i/>
+        <w:szCs w:val="18"/>
+        <w:lang w:val="es-ES" w:eastAsia="es-ES"/>
+      </w:rPr>
+      <w:fldChar w:fldCharType="end"/>
+    </w:r>
   </w:p>
 </w:hdr>
 </file>
@@ -11871,7 +12034,7 @@
         <w:szCs w:val="18"/>
         <w:lang w:val="es-ES" w:eastAsia="es-ES"/>
       </w:rPr>
-      <w:t>7</w:t>
+      <w:t>3</w:t>
     </w:r>
     <w:r>
       <w:rPr>
@@ -11926,7 +12089,7 @@
         <w:szCs w:val="18"/>
         <w:lang w:val="es-ES" w:eastAsia="es-ES"/>
       </w:rPr>
-      <w:t>Annexes</w:t>
+      <w:t>Development</w:t>
     </w:r>
     <w:r>
       <w:rPr>
@@ -14034,7 +14197,6 @@
   <w:style w:type="character" w:default="1" w:styleId="Fuentedeprrafopredeter">
     <w:name w:val="Default Paragraph Font"/>
     <w:uiPriority w:val="1"/>
-    <w:semiHidden/>
     <w:unhideWhenUsed/>
   </w:style>
   <w:style w:type="table" w:default="1" w:styleId="Tablanormal">
